--- a/ComponentesMetodologicos/Algoritmo_Adaptacion_CEREBRUM.docx
+++ b/ComponentesMetodologicos/Algoritmo_Adaptacion_CEREBRUM.docx
@@ -113,106 +113,695 @@
     </w:p>
     <w:p>
       <w:pPr>
-        <w:pStyle w:val="Heading1"/>
-      </w:pPr>
+        <w:pStyle w:val="Ttulo1"/>
+        <w:rPr>
+          <w:lang w:val="es-CO"/>
+        </w:rPr>
+      </w:pPr>
+      <w:r>
+        <w:rPr>
+          <w:lang w:val="es-CO"/>
+        </w:rPr>
+        <w:lastRenderedPageBreak/>
+        <w:t>1. Introducción</w:t>
+      </w:r>
+    </w:p>
+    <w:p>
+      <w:pPr>
+        <w:rPr>
+          <w:lang w:val="es-CO"/>
+        </w:rPr>
+      </w:pPr>
+      <w:r>
+        <w:rPr>
+          <w:lang w:val="es-CO"/>
+        </w:rPr>
+        <w:t>El presente documento especifica la lógica matemática y funcional del algoritmo de adaptación de dificultad implementado en CEREBRUM. Este algoritmo es el corazón del sistema de aprendizaje progresivo y forma parte del Requerimiento Funcional RF-25 (Adaptación de Dificultad) y RF-29 (Algoritmo de adaptación de dificultad basado en el rendimiento).</w:t>
+      </w:r>
+    </w:p>
+    <w:p>
+      <w:pPr>
+        <w:rPr>
+          <w:lang w:val="es-CO"/>
+        </w:rPr>
+      </w:pPr>
+      <w:r>
+        <w:rPr>
+          <w:lang w:val="es-CO"/>
+        </w:rPr>
+        <w:t xml:space="preserve">El algoritmo está diseñado para proporcionar una experiencia de aprendizaje </w:t>
+      </w:r>
+      <w:r>
+        <w:rPr>
+          <w:lang w:val="es-CO"/>
+        </w:rPr>
+        <w:t>progresiva, manteniendo</w:t>
+      </w:r>
+      <w:r>
+        <w:rPr>
+          <w:lang w:val="es-CO"/>
+        </w:rPr>
+        <w:t xml:space="preserve"> un balance </w:t>
+      </w:r>
+      <w:r>
+        <w:rPr>
+          <w:lang w:val="es-CO"/>
+        </w:rPr>
+        <w:t>temático donde creemos que reforzar las bases es fundamental para poder llegar al pico máximo de conocimiento</w:t>
+      </w:r>
+    </w:p>
+    <w:p>
+      <w:pPr>
+        <w:pStyle w:val="Ttulo1"/>
+        <w:rPr>
+          <w:lang w:val="es-CO"/>
+        </w:rPr>
+      </w:pPr>
+      <w:r>
+        <w:rPr>
+          <w:lang w:val="es-CO"/>
+        </w:rPr>
+        <w:t>2. Visión General del Algoritmo</w:t>
+      </w:r>
+    </w:p>
+    <w:p>
+      <w:pPr>
+        <w:rPr>
+          <w:lang w:val="es-CO"/>
+        </w:rPr>
+      </w:pPr>
+      <w:r>
+        <w:rPr>
+          <w:lang w:val="es-CO"/>
+        </w:rPr>
+        <w:t xml:space="preserve">El algoritmo de CEREBRUM se basa en un sistema de progresión mediante </w:t>
+      </w:r>
+      <w:proofErr w:type="gramStart"/>
+      <w:r>
+        <w:rPr>
+          <w:lang w:val="es-CO"/>
+        </w:rPr>
+        <w:t>etapas</w:t>
+      </w:r>
+      <w:r>
+        <w:rPr>
+          <w:lang w:val="es-CO"/>
+        </w:rPr>
+        <w:t>(</w:t>
+      </w:r>
+      <w:proofErr w:type="gramEnd"/>
+      <w:r>
+        <w:rPr>
+          <w:lang w:val="es-CO"/>
+        </w:rPr>
+        <w:t>TEMA)</w:t>
+      </w:r>
+      <w:r>
+        <w:rPr>
+          <w:lang w:val="es-CO"/>
+        </w:rPr>
+        <w:t xml:space="preserve"> y </w:t>
+      </w:r>
+      <w:proofErr w:type="gramStart"/>
+      <w:r>
+        <w:rPr>
+          <w:lang w:val="es-CO"/>
+        </w:rPr>
+        <w:t>niveles</w:t>
+      </w:r>
+      <w:r>
+        <w:rPr>
+          <w:lang w:val="es-CO"/>
+        </w:rPr>
+        <w:t>(sub temas</w:t>
+      </w:r>
+      <w:proofErr w:type="gramEnd"/>
+      <w:r>
+        <w:rPr>
+          <w:lang w:val="es-CO"/>
+        </w:rPr>
+        <w:t>)</w:t>
+      </w:r>
+      <w:r>
+        <w:rPr>
+          <w:lang w:val="es-CO"/>
+        </w:rPr>
+        <w:t>, donde cada nivel presenta 10 preguntas con variabilidad de dificultad. El usuario debe completar correctamente todas las 10 preguntas para avanzar al siguiente nivel.</w:t>
+      </w:r>
+    </w:p>
+    <w:p>
+      <w:pPr>
+        <w:pStyle w:val="Ttulo2"/>
+      </w:pPr>
+      <w:r>
+        <w:t xml:space="preserve">2.1 </w:t>
+      </w:r>
       <w:proofErr w:type="spellStart"/>
       <w:r>
-        <w:lastRenderedPageBreak/>
-        <w:t>Tabla</w:t>
+        <w:t>Componentes</w:t>
       </w:r>
       <w:proofErr w:type="spellEnd"/>
       <w:r>
-        <w:t xml:space="preserve"> de </w:t>
+        <w:t xml:space="preserve"> </w:t>
       </w:r>
       <w:proofErr w:type="spellStart"/>
       <w:r>
-        <w:t>Contenidos</w:t>
+        <w:t>Principales</w:t>
       </w:r>
       <w:proofErr w:type="spellEnd"/>
     </w:p>
     <w:p>
       <w:pPr>
-        <w:pStyle w:val="ListNumber"/>
-      </w:pPr>
-      <w:r>
-        <w:t>1. Introducción</w:t>
+        <w:pStyle w:val="Listaconvietas"/>
+        <w:rPr>
+          <w:lang w:val="es-CO"/>
+        </w:rPr>
+      </w:pPr>
+      <w:r>
+        <w:rPr>
+          <w:b/>
+          <w:lang w:val="es-CO"/>
+        </w:rPr>
+        <w:t>Etapas</w:t>
+      </w:r>
+      <w:r>
+        <w:rPr>
+          <w:b/>
+          <w:lang w:val="es-CO"/>
+        </w:rPr>
+        <w:t>(temas)</w:t>
+      </w:r>
+      <w:r>
+        <w:rPr>
+          <w:b/>
+          <w:lang w:val="es-CO"/>
+        </w:rPr>
+        <w:t xml:space="preserve">: </w:t>
+      </w:r>
+      <w:r>
+        <w:rPr>
+          <w:lang w:val="es-CO"/>
+        </w:rPr>
+        <w:t>3 niveles de complejidad: Fácil, Medio, Difícil</w:t>
       </w:r>
     </w:p>
     <w:p>
       <w:pPr>
-        <w:pStyle w:val="ListNumber"/>
-      </w:pPr>
-      <w:r>
-        <w:t>2. Visión General del Algoritmo</w:t>
+        <w:pStyle w:val="Listaconvietas"/>
+        <w:rPr>
+          <w:lang w:val="es-CO"/>
+        </w:rPr>
+      </w:pPr>
+      <w:r>
+        <w:rPr>
+          <w:b/>
+          <w:lang w:val="es-CO"/>
+        </w:rPr>
+        <w:t>Niveles</w:t>
+      </w:r>
+      <w:r>
+        <w:rPr>
+          <w:b/>
+          <w:lang w:val="es-CO"/>
+        </w:rPr>
+        <w:t>(subtemas)</w:t>
+      </w:r>
+      <w:r>
+        <w:rPr>
+          <w:b/>
+          <w:lang w:val="es-CO"/>
+        </w:rPr>
+        <w:t xml:space="preserve">: </w:t>
+      </w:r>
+      <w:r>
+        <w:rPr>
+          <w:lang w:val="es-CO"/>
+        </w:rPr>
+        <w:t>5 niveles por etapa (1</w:t>
+      </w:r>
+      <w:r>
+        <w:rPr>
+          <w:lang w:val="es-CO"/>
+        </w:rPr>
+        <w:t>0</w:t>
+      </w:r>
+      <w:r>
+        <w:rPr>
+          <w:lang w:val="es-CO"/>
+        </w:rPr>
+        <w:t xml:space="preserve"> niveles totales por </w:t>
+      </w:r>
+      <w:proofErr w:type="spellStart"/>
+      <w:r>
+        <w:rPr>
+          <w:lang w:val="es-CO"/>
+        </w:rPr>
+        <w:t>sub</w:t>
+      </w:r>
+      <w:r>
+        <w:rPr>
+          <w:lang w:val="es-CO"/>
+        </w:rPr>
+        <w:t>temática</w:t>
+      </w:r>
+      <w:proofErr w:type="spellEnd"/>
+      <w:r>
+        <w:rPr>
+          <w:lang w:val="es-CO"/>
+        </w:rPr>
+        <w:t>)</w:t>
       </w:r>
     </w:p>
     <w:p>
       <w:pPr>
-        <w:pStyle w:val="ListNumber"/>
-      </w:pPr>
-      <w:r>
-        <w:t>3. Estructura de Niveles y Etapas</w:t>
+        <w:pStyle w:val="Listaconvietas"/>
+        <w:rPr>
+          <w:lang w:val="es-CO"/>
+        </w:rPr>
+      </w:pPr>
+      <w:r>
+        <w:rPr>
+          <w:b/>
+          <w:lang w:val="es-CO"/>
+        </w:rPr>
+        <w:t xml:space="preserve">Preguntas: </w:t>
+      </w:r>
+      <w:r>
+        <w:rPr>
+          <w:lang w:val="es-CO"/>
+        </w:rPr>
+        <w:t>10 preguntas por nivel, seleccionadas de un pool de 30</w:t>
       </w:r>
     </w:p>
     <w:p>
       <w:pPr>
-        <w:pStyle w:val="ListNumber"/>
-      </w:pPr>
-      <w:r>
-        <w:t>4. Pool de Preguntas y Variabilidad</w:t>
+        <w:pStyle w:val="Listaconvietas"/>
+        <w:rPr>
+          <w:lang w:val="es-CO"/>
+        </w:rPr>
+      </w:pPr>
+      <w:proofErr w:type="spellStart"/>
+      <w:r>
+        <w:rPr>
+          <w:b/>
+          <w:lang w:val="es-CO"/>
+        </w:rPr>
+        <w:t>creditos</w:t>
+      </w:r>
+      <w:proofErr w:type="spellEnd"/>
+      <w:r>
+        <w:rPr>
+          <w:b/>
+          <w:lang w:val="es-CO"/>
+        </w:rPr>
+        <w:t xml:space="preserve">: </w:t>
+      </w:r>
+      <w:r>
+        <w:rPr>
+          <w:lang w:val="es-CO"/>
+        </w:rPr>
+        <w:t xml:space="preserve">Sistema de oportunidades (máx. </w:t>
+      </w:r>
+      <w:r>
+        <w:rPr>
+          <w:lang w:val="es-CO"/>
+        </w:rPr>
+        <w:t xml:space="preserve">4 </w:t>
+      </w:r>
+      <w:r>
+        <w:rPr>
+          <w:lang w:val="es-CO"/>
+        </w:rPr>
+        <w:t>errores por nivel)</w:t>
       </w:r>
     </w:p>
     <w:p>
       <w:pPr>
-        <w:pStyle w:val="ListNumber"/>
-      </w:pPr>
-      <w:r>
-        <w:t>5. Sistema de Vidas</w:t>
+        <w:pStyle w:val="Listaconvietas"/>
+        <w:rPr>
+          <w:lang w:val="es-CO"/>
+        </w:rPr>
+      </w:pPr>
+      <w:r>
+        <w:rPr>
+          <w:b/>
+          <w:lang w:val="es-CO"/>
+        </w:rPr>
+        <w:t xml:space="preserve">Variabilidad: </w:t>
+      </w:r>
+      <w:r>
+        <w:rPr>
+          <w:lang w:val="es-CO"/>
+        </w:rPr>
+        <w:t>3 variantes de cada pregunta aumentan la replicabilidad</w:t>
       </w:r>
     </w:p>
     <w:p>
       <w:pPr>
-        <w:pStyle w:val="ListNumber"/>
-      </w:pPr>
-      <w:r>
-        <w:t>6. Distribución de Dificultad por Pregunta</w:t>
+        <w:pStyle w:val="Ttulo1"/>
+        <w:rPr>
+          <w:lang w:val="es-CO"/>
+        </w:rPr>
+      </w:pPr>
+      <w:r>
+        <w:rPr>
+          <w:lang w:val="es-CO"/>
+        </w:rPr>
+        <w:t>3. Estructura de Niveles y Etapas</w:t>
       </w:r>
     </w:p>
     <w:p>
       <w:pPr>
-        <w:pStyle w:val="ListNumber"/>
-      </w:pPr>
-      <w:r>
-        <w:t>7. Algoritmo de Adaptación en Detalle</w:t>
+        <w:pStyle w:val="Ttulo2"/>
+        <w:rPr>
+          <w:lang w:val="es-CO"/>
+        </w:rPr>
+      </w:pPr>
+      <w:r>
+        <w:rPr>
+          <w:lang w:val="es-CO"/>
+        </w:rPr>
+        <w:t>3.1 Jerarquía de Progresión</w:t>
       </w:r>
     </w:p>
     <w:p>
       <w:pPr>
-        <w:pStyle w:val="ListNumber"/>
-      </w:pPr>
-      <w:r>
-        <w:t>8. Casos de Uso y Ejemplos</w:t>
+        <w:pStyle w:val="Listaconvietas"/>
+        <w:rPr>
+          <w:lang w:val="es-CO"/>
+        </w:rPr>
+      </w:pPr>
+      <w:r>
+        <w:rPr>
+          <w:lang w:val="es-CO"/>
+        </w:rPr>
+        <w:br/>
+        <w:t>Por cada temática seleccionada, la estructura es la siguiente:</w:t>
+      </w:r>
+      <w:r>
+        <w:rPr>
+          <w:lang w:val="es-CO"/>
+        </w:rPr>
+        <w:br/>
+      </w:r>
+      <w:r>
+        <w:rPr>
+          <w:lang w:val="es-CO"/>
+        </w:rPr>
+        <w:br/>
+        <w:t xml:space="preserve">    Temática (</w:t>
+      </w:r>
+      <w:proofErr w:type="spellStart"/>
+      <w:r>
+        <w:rPr>
+          <w:lang w:val="es-CO"/>
+        </w:rPr>
+        <w:t>Ej</w:t>
+      </w:r>
+      <w:proofErr w:type="spellEnd"/>
+      <w:r>
+        <w:rPr>
+          <w:lang w:val="es-CO"/>
+        </w:rPr>
+        <w:t>: Matemáticas)</w:t>
+      </w:r>
+      <w:r>
+        <w:rPr>
+          <w:lang w:val="es-CO"/>
+        </w:rPr>
+        <w:br/>
+        <w:t xml:space="preserve">    ├── </w:t>
+      </w:r>
+      <w:r>
+        <w:rPr>
+          <w:lang w:val="es-CO"/>
+        </w:rPr>
+        <w:t xml:space="preserve">(etapa </w:t>
+      </w:r>
+      <w:proofErr w:type="gramStart"/>
+      <w:r>
+        <w:rPr>
+          <w:lang w:val="es-CO"/>
+        </w:rPr>
+        <w:t>1)operadores</w:t>
+      </w:r>
+      <w:proofErr w:type="gramEnd"/>
+      <w:r>
+        <w:rPr>
+          <w:lang w:val="es-CO"/>
+        </w:rPr>
+        <w:t xml:space="preserve"> matemáticos </w:t>
+      </w:r>
+      <w:r>
+        <w:rPr>
+          <w:lang w:val="es-CO"/>
+        </w:rPr>
+        <w:br/>
+        <w:t xml:space="preserve">    │   ├── </w:t>
+      </w:r>
+      <w:r>
+        <w:rPr>
+          <w:lang w:val="es-CO"/>
+        </w:rPr>
+        <w:t>nivel 1(</w:t>
+      </w:r>
+      <w:proofErr w:type="gramStart"/>
+      <w:r>
+        <w:rPr>
+          <w:lang w:val="es-CO"/>
+        </w:rPr>
+        <w:t>suma)</w:t>
+      </w:r>
+      <w:r>
+        <w:rPr>
+          <w:lang w:val="es-CO"/>
+        </w:rPr>
+        <w:t xml:space="preserve">  (</w:t>
+      </w:r>
+      <w:proofErr w:type="gramEnd"/>
+      <w:r>
+        <w:rPr>
+          <w:lang w:val="es-CO"/>
+        </w:rPr>
+        <w:t>3p fáciles 3p medias 4 difíciles</w:t>
+      </w:r>
+      <w:r>
+        <w:rPr>
+          <w:lang w:val="es-CO"/>
+        </w:rPr>
+        <w:t>)</w:t>
+      </w:r>
+      <w:r>
+        <w:rPr>
+          <w:lang w:val="es-CO"/>
+        </w:rPr>
+        <w:br/>
+        <w:t xml:space="preserve">    │   ├── Nivel 2</w:t>
+      </w:r>
+      <w:r>
+        <w:rPr>
+          <w:lang w:val="es-CO"/>
+        </w:rPr>
+        <w:t>(</w:t>
+      </w:r>
+      <w:proofErr w:type="gramStart"/>
+      <w:r>
+        <w:rPr>
+          <w:lang w:val="es-CO"/>
+        </w:rPr>
+        <w:t>resta)</w:t>
+      </w:r>
+      <w:r>
+        <w:rPr>
+          <w:lang w:val="es-CO"/>
+        </w:rPr>
+        <w:t xml:space="preserve">   </w:t>
+      </w:r>
+      <w:proofErr w:type="gramEnd"/>
+      <w:r>
+        <w:rPr>
+          <w:lang w:val="es-CO"/>
+        </w:rPr>
+        <w:t>(</w:t>
+      </w:r>
+      <w:r>
+        <w:rPr>
+          <w:lang w:val="es-CO"/>
+        </w:rPr>
+        <w:t>3p fáciles 3p medias 4 difíciles</w:t>
+      </w:r>
+      <w:r>
+        <w:rPr>
+          <w:lang w:val="es-CO"/>
+        </w:rPr>
+        <w:t>)</w:t>
+      </w:r>
+      <w:r>
+        <w:rPr>
+          <w:lang w:val="es-CO"/>
+        </w:rPr>
+        <w:br/>
+        <w:t xml:space="preserve">    │   ├── Nivel 3</w:t>
+      </w:r>
+      <w:r>
+        <w:rPr>
+          <w:lang w:val="es-CO"/>
+        </w:rPr>
+        <w:t>(</w:t>
+      </w:r>
+      <w:proofErr w:type="gramStart"/>
+      <w:r>
+        <w:rPr>
+          <w:lang w:val="es-CO"/>
+        </w:rPr>
+        <w:t>multiplicación)</w:t>
+      </w:r>
+      <w:r>
+        <w:rPr>
+          <w:lang w:val="es-CO"/>
+        </w:rPr>
+        <w:t xml:space="preserve">   </w:t>
+      </w:r>
+      <w:proofErr w:type="gramEnd"/>
+      <w:r>
+        <w:rPr>
+          <w:lang w:val="es-CO"/>
+        </w:rPr>
+        <w:t>(</w:t>
+      </w:r>
+      <w:r>
+        <w:rPr>
+          <w:lang w:val="es-CO"/>
+        </w:rPr>
+        <w:t>3p fáciles 3p medias 4 difíciles</w:t>
+      </w:r>
+      <w:r>
+        <w:rPr>
+          <w:lang w:val="es-CO"/>
+        </w:rPr>
+        <w:t>)</w:t>
+      </w:r>
+      <w:r>
+        <w:rPr>
+          <w:lang w:val="es-CO"/>
+        </w:rPr>
+        <w:br/>
+        <w:t xml:space="preserve">    │   ├── Nivel 4</w:t>
+      </w:r>
+      <w:r>
+        <w:rPr>
+          <w:lang w:val="es-CO"/>
+        </w:rPr>
+        <w:t>(</w:t>
+      </w:r>
+      <w:proofErr w:type="gramStart"/>
+      <w:r>
+        <w:rPr>
+          <w:lang w:val="es-CO"/>
+        </w:rPr>
+        <w:t>división)</w:t>
+      </w:r>
+      <w:r>
+        <w:rPr>
+          <w:lang w:val="es-CO"/>
+        </w:rPr>
+        <w:t xml:space="preserve">   </w:t>
+      </w:r>
+      <w:proofErr w:type="gramEnd"/>
+      <w:r>
+        <w:rPr>
+          <w:lang w:val="es-CO"/>
+        </w:rPr>
+        <w:t>(</w:t>
+      </w:r>
+      <w:r>
+        <w:rPr>
+          <w:lang w:val="es-CO"/>
+        </w:rPr>
+        <w:t>3p fáciles 3p medias 4 difíciles</w:t>
+      </w:r>
+      <w:r>
+        <w:rPr>
+          <w:lang w:val="es-CO"/>
+        </w:rPr>
+        <w:t>)</w:t>
+      </w:r>
+      <w:r>
+        <w:rPr>
+          <w:lang w:val="es-CO"/>
+        </w:rPr>
+        <w:br/>
+        <w:t xml:space="preserve">    │   └── Nivel 5</w:t>
+      </w:r>
+      <w:r>
+        <w:rPr>
+          <w:lang w:val="es-CO"/>
+        </w:rPr>
+        <w:t>(</w:t>
+      </w:r>
+      <w:proofErr w:type="gramStart"/>
+      <w:r>
+        <w:rPr>
+          <w:lang w:val="es-CO"/>
+        </w:rPr>
+        <w:t>potenciación)</w:t>
+      </w:r>
+      <w:r>
+        <w:rPr>
+          <w:lang w:val="es-CO"/>
+        </w:rPr>
+        <w:t xml:space="preserve">   </w:t>
+      </w:r>
+      <w:proofErr w:type="gramEnd"/>
+      <w:r>
+        <w:rPr>
+          <w:lang w:val="es-CO"/>
+        </w:rPr>
+        <w:t>(</w:t>
+      </w:r>
+      <w:r>
+        <w:rPr>
+          <w:lang w:val="es-CO"/>
+        </w:rPr>
+        <w:t>3p fáciles 3p medias 4 difíciles</w:t>
+      </w:r>
+      <w:r>
+        <w:rPr>
+          <w:lang w:val="es-CO"/>
+        </w:rPr>
+        <w:t>)</w:t>
       </w:r>
     </w:p>
     <w:p>
       <w:pPr>
-        <w:pStyle w:val="ListNumber"/>
-        <w:rPr>
-          <w:lang w:val="es-CO"/>
-        </w:rPr>
-      </w:pPr>
-      <w:r>
-        <w:rPr>
-          <w:lang w:val="es-CO"/>
-        </w:rPr>
-        <w:t xml:space="preserve">9. Salto de Etapas (Modo </w:t>
+        <w:pStyle w:val="Listaconvietas"/>
+        <w:numPr>
+          <w:ilvl w:val="0"/>
+          <w:numId w:val="0"/>
+        </w:numPr>
+        <w:ind w:left="360"/>
+        <w:rPr>
+          <w:lang w:val="es-CO"/>
+        </w:rPr>
+      </w:pPr>
+      <w:r>
+        <w:rPr>
+          <w:lang w:val="es-CO"/>
+        </w:rPr>
+        <w:t xml:space="preserve">    │   └── Nivel </w:t>
+      </w:r>
+      <w:r>
+        <w:rPr>
+          <w:lang w:val="es-CO"/>
+        </w:rPr>
+        <w:t>6(</w:t>
       </w:r>
       <w:proofErr w:type="spellStart"/>
       <w:r>
         <w:rPr>
           <w:lang w:val="es-CO"/>
         </w:rPr>
-        <w:t>Challenge</w:t>
+        <w:t>raizes</w:t>
       </w:r>
       <w:proofErr w:type="spellEnd"/>
       <w:r>
@@ -220,848 +809,428 @@
           <w:lang w:val="es-CO"/>
         </w:rPr>
         <w:t>)</w:t>
+      </w:r>
+      <w:r>
+        <w:rPr>
+          <w:lang w:val="es-CO"/>
+        </w:rPr>
+        <w:t xml:space="preserve">   (</w:t>
+      </w:r>
+      <w:r>
+        <w:rPr>
+          <w:lang w:val="es-CO"/>
+        </w:rPr>
+        <w:t>3p fáciles 3p medias 4 difíciles</w:t>
+      </w:r>
+      <w:r>
+        <w:rPr>
+          <w:lang w:val="es-CO"/>
+        </w:rPr>
+        <w:t>)</w:t>
+      </w:r>
+      <w:r>
+        <w:rPr>
+          <w:lang w:val="es-CO"/>
+        </w:rPr>
+        <w:br/>
+        <w:t xml:space="preserve">    │</w:t>
+      </w:r>
+      <w:r>
+        <w:rPr>
+          <w:lang w:val="es-CO"/>
+        </w:rPr>
+        <w:br/>
+        <w:t xml:space="preserve">    ├── Etapa 2</w:t>
+      </w:r>
+      <w:r>
+        <w:rPr>
+          <w:lang w:val="es-CO"/>
+        </w:rPr>
+        <w:t xml:space="preserve"> tema</w:t>
+      </w:r>
+      <w:r>
+        <w:rPr>
+          <w:lang w:val="es-CO"/>
+        </w:rPr>
+        <w:br/>
+        <w:t xml:space="preserve">    │   ├── Nivel </w:t>
+      </w:r>
+      <w:r>
+        <w:rPr>
+          <w:lang w:val="es-CO"/>
+        </w:rPr>
+        <w:t>1(subtema)</w:t>
+      </w:r>
+      <w:r>
+        <w:rPr>
+          <w:lang w:val="es-CO"/>
+        </w:rPr>
+        <w:t xml:space="preserve"> (</w:t>
+      </w:r>
+      <w:r>
+        <w:rPr>
+          <w:lang w:val="es-CO"/>
+        </w:rPr>
+        <w:t>3p fáciles 3p medias 4 difíciles</w:t>
+      </w:r>
+      <w:r>
+        <w:rPr>
+          <w:lang w:val="es-CO"/>
+        </w:rPr>
+        <w:t>)</w:t>
+      </w:r>
+      <w:r>
+        <w:rPr>
+          <w:lang w:val="es-CO"/>
+        </w:rPr>
+        <w:br/>
+        <w:t xml:space="preserve">    │   ├── Nivel </w:t>
+      </w:r>
+      <w:r>
+        <w:rPr>
+          <w:lang w:val="es-CO"/>
+        </w:rPr>
+        <w:t>2</w:t>
+      </w:r>
+      <w:r>
+        <w:rPr>
+          <w:lang w:val="es-CO"/>
+        </w:rPr>
+        <w:t xml:space="preserve"> </w:t>
+      </w:r>
+      <w:r>
+        <w:rPr>
+          <w:lang w:val="es-CO"/>
+        </w:rPr>
+        <w:t>(subtema)</w:t>
+      </w:r>
+      <w:r>
+        <w:rPr>
+          <w:lang w:val="es-CO"/>
+        </w:rPr>
+        <w:t xml:space="preserve"> (</w:t>
+      </w:r>
+      <w:r>
+        <w:rPr>
+          <w:lang w:val="es-CO"/>
+        </w:rPr>
+        <w:t>3p fáciles 3p medias 4 difíciles</w:t>
+      </w:r>
+      <w:r>
+        <w:rPr>
+          <w:lang w:val="es-CO"/>
+        </w:rPr>
+        <w:t>)</w:t>
+      </w:r>
+      <w:r>
+        <w:rPr>
+          <w:lang w:val="es-CO"/>
+        </w:rPr>
+        <w:br/>
+        <w:t xml:space="preserve">    │   ├── Nivel </w:t>
+      </w:r>
+      <w:r>
+        <w:rPr>
+          <w:lang w:val="es-CO"/>
+        </w:rPr>
+        <w:t>3(subtema)</w:t>
+      </w:r>
+      <w:r>
+        <w:rPr>
+          <w:lang w:val="es-CO"/>
+        </w:rPr>
+        <w:t xml:space="preserve">  (</w:t>
+      </w:r>
+      <w:r>
+        <w:rPr>
+          <w:lang w:val="es-CO"/>
+        </w:rPr>
+        <w:t>3p fáciles 3p medias 4 difíciles</w:t>
+      </w:r>
+      <w:r>
+        <w:rPr>
+          <w:lang w:val="es-CO"/>
+        </w:rPr>
+        <w:t>)</w:t>
+      </w:r>
+      <w:r>
+        <w:rPr>
+          <w:lang w:val="es-CO"/>
+        </w:rPr>
+        <w:br/>
+      </w:r>
+      <w:r>
+        <w:rPr>
+          <w:lang w:val="es-CO"/>
+        </w:rPr>
+        <w:lastRenderedPageBreak/>
+        <w:t xml:space="preserve">    │   ├── Nivel </w:t>
+      </w:r>
+      <w:r>
+        <w:rPr>
+          <w:lang w:val="es-CO"/>
+        </w:rPr>
+        <w:t>4(subtema)</w:t>
+      </w:r>
+      <w:r>
+        <w:rPr>
+          <w:lang w:val="es-CO"/>
+        </w:rPr>
+        <w:t xml:space="preserve">  (</w:t>
+      </w:r>
+      <w:r>
+        <w:rPr>
+          <w:lang w:val="es-CO"/>
+        </w:rPr>
+        <w:t>3p fáciles 3p medias 4 difíciles</w:t>
+      </w:r>
+      <w:r>
+        <w:rPr>
+          <w:lang w:val="es-CO"/>
+        </w:rPr>
+        <w:t>)</w:t>
+      </w:r>
+      <w:r>
+        <w:rPr>
+          <w:lang w:val="es-CO"/>
+        </w:rPr>
+        <w:br/>
+        <w:t xml:space="preserve">    │   └── Nivel </w:t>
+      </w:r>
+      <w:r>
+        <w:rPr>
+          <w:lang w:val="es-CO"/>
+        </w:rPr>
+        <w:t>5</w:t>
+      </w:r>
+      <w:r>
+        <w:rPr>
+          <w:lang w:val="es-CO"/>
+        </w:rPr>
+        <w:t xml:space="preserve"> </w:t>
+      </w:r>
+      <w:r>
+        <w:rPr>
+          <w:lang w:val="es-CO"/>
+        </w:rPr>
+        <w:t>(subtema)</w:t>
+      </w:r>
+      <w:r>
+        <w:rPr>
+          <w:lang w:val="es-CO"/>
+        </w:rPr>
+        <w:t xml:space="preserve"> (</w:t>
+      </w:r>
+      <w:r>
+        <w:rPr>
+          <w:lang w:val="es-CO"/>
+        </w:rPr>
+        <w:t>3p fáciles 3p medias 4 difíciles</w:t>
+      </w:r>
+      <w:r>
+        <w:rPr>
+          <w:lang w:val="es-CO"/>
+        </w:rPr>
+        <w:t>)</w:t>
+      </w:r>
+      <w:r>
+        <w:rPr>
+          <w:lang w:val="es-CO"/>
+        </w:rPr>
+        <w:br/>
+        <w:t xml:space="preserve">    │</w:t>
+      </w:r>
+      <w:r>
+        <w:rPr>
+          <w:lang w:val="es-CO"/>
+        </w:rPr>
+        <w:br/>
+        <w:t xml:space="preserve">    └── Etapa 3: </w:t>
+      </w:r>
+      <w:r>
+        <w:rPr>
+          <w:lang w:val="es-CO"/>
+        </w:rPr>
+        <w:t>tema</w:t>
+      </w:r>
+      <w:r>
+        <w:rPr>
+          <w:lang w:val="es-CO"/>
+        </w:rPr>
+        <w:br/>
+        <w:t xml:space="preserve">        ├── Nivel </w:t>
+      </w:r>
+      <w:r>
+        <w:rPr>
+          <w:lang w:val="es-CO"/>
+        </w:rPr>
+        <w:t>1(subtema)</w:t>
+      </w:r>
+      <w:r>
+        <w:rPr>
+          <w:lang w:val="es-CO"/>
+        </w:rPr>
+        <w:t xml:space="preserve">  (</w:t>
+      </w:r>
+      <w:r>
+        <w:rPr>
+          <w:lang w:val="es-CO"/>
+        </w:rPr>
+        <w:t>3p fáciles 3p medias 4 difíciles</w:t>
+      </w:r>
+      <w:r>
+        <w:rPr>
+          <w:lang w:val="es-CO"/>
+        </w:rPr>
+        <w:t>)</w:t>
+      </w:r>
+      <w:r>
+        <w:rPr>
+          <w:lang w:val="es-CO"/>
+        </w:rPr>
+        <w:br/>
+        <w:t xml:space="preserve">        ├── Nivel </w:t>
+      </w:r>
+      <w:r>
+        <w:rPr>
+          <w:lang w:val="es-CO"/>
+        </w:rPr>
+        <w:t>2 (subtema)</w:t>
+      </w:r>
+      <w:r>
+        <w:rPr>
+          <w:lang w:val="es-CO"/>
+        </w:rPr>
+        <w:t xml:space="preserve"> (</w:t>
+      </w:r>
+      <w:r>
+        <w:rPr>
+          <w:lang w:val="es-CO"/>
+        </w:rPr>
+        <w:t>3p fáciles 3p medias 4 difíciles</w:t>
+      </w:r>
+      <w:r>
+        <w:rPr>
+          <w:lang w:val="es-CO"/>
+        </w:rPr>
+        <w:t>)</w:t>
+      </w:r>
+      <w:r>
+        <w:rPr>
+          <w:lang w:val="es-CO"/>
+        </w:rPr>
+        <w:br/>
+        <w:t xml:space="preserve">        ├── Nivel </w:t>
+      </w:r>
+      <w:r>
+        <w:rPr>
+          <w:lang w:val="es-CO"/>
+        </w:rPr>
+        <w:t>3(subtema)</w:t>
+      </w:r>
+      <w:r>
+        <w:rPr>
+          <w:lang w:val="es-CO"/>
+        </w:rPr>
+        <w:t xml:space="preserve">  (</w:t>
+      </w:r>
+      <w:r>
+        <w:rPr>
+          <w:lang w:val="es-CO"/>
+        </w:rPr>
+        <w:t>3p fáciles 3p medias 4 difíciles</w:t>
+      </w:r>
+      <w:r>
+        <w:rPr>
+          <w:lang w:val="es-CO"/>
+        </w:rPr>
+        <w:t>)</w:t>
+      </w:r>
+      <w:r>
+        <w:rPr>
+          <w:lang w:val="es-CO"/>
+        </w:rPr>
+        <w:br/>
+        <w:t xml:space="preserve">        ├── Nivel </w:t>
+      </w:r>
+      <w:r>
+        <w:rPr>
+          <w:lang w:val="es-CO"/>
+        </w:rPr>
+        <w:t>4(subtema)</w:t>
+      </w:r>
+      <w:r>
+        <w:rPr>
+          <w:lang w:val="es-CO"/>
+        </w:rPr>
+        <w:t xml:space="preserve">  (</w:t>
+      </w:r>
+      <w:r>
+        <w:rPr>
+          <w:lang w:val="es-CO"/>
+        </w:rPr>
+        <w:t>3p fáciles 3p medias 4 difíciles</w:t>
+      </w:r>
+      <w:r>
+        <w:rPr>
+          <w:lang w:val="es-CO"/>
+        </w:rPr>
+        <w:t>)</w:t>
+      </w:r>
+      <w:r>
+        <w:rPr>
+          <w:lang w:val="es-CO"/>
+        </w:rPr>
+        <w:br/>
+        <w:t xml:space="preserve">        └── Nivel </w:t>
+      </w:r>
+      <w:r>
+        <w:rPr>
+          <w:lang w:val="es-CO"/>
+        </w:rPr>
+        <w:t>5</w:t>
+      </w:r>
+      <w:r>
+        <w:rPr>
+          <w:lang w:val="es-CO"/>
+        </w:rPr>
+        <w:t xml:space="preserve"> </w:t>
+      </w:r>
+      <w:r>
+        <w:rPr>
+          <w:lang w:val="es-CO"/>
+        </w:rPr>
+        <w:t>(subtema)</w:t>
+      </w:r>
+      <w:r>
+        <w:rPr>
+          <w:lang w:val="es-CO"/>
+        </w:rPr>
+        <w:t xml:space="preserve"> (</w:t>
+      </w:r>
+      <w:r>
+        <w:rPr>
+          <w:lang w:val="es-CO"/>
+        </w:rPr>
+        <w:t>3p fáciles 3p medias 4 difíciles</w:t>
+      </w:r>
+      <w:r>
+        <w:rPr>
+          <w:lang w:val="es-CO"/>
+        </w:rPr>
+        <w:t>)</w:t>
+      </w:r>
+      <w:r>
+        <w:rPr>
+          <w:lang w:val="es-CO"/>
+        </w:rPr>
+        <w:br/>
+        <w:t xml:space="preserve">    </w:t>
       </w:r>
     </w:p>
     <w:p>
       <w:pPr>
-        <w:pStyle w:val="ListNumber"/>
-      </w:pPr>
-      <w:r>
-        <w:t>10. Conclusiones</w:t>
-      </w:r>
-    </w:p>
-    <w:p>
-      <w:r>
-        <w:br w:type="page"/>
-      </w:r>
-    </w:p>
-    <w:p>
-      <w:pPr>
-        <w:pStyle w:val="Heading1"/>
-      </w:pPr>
-      <w:r>
-        <w:lastRenderedPageBreak/>
-        <w:t>1. Introducción</w:t>
-      </w:r>
-    </w:p>
-    <w:p>
-      <w:pPr>
-        <w:rPr>
-          <w:lang w:val="es-CO"/>
-        </w:rPr>
-      </w:pPr>
-      <w:r>
-        <w:rPr>
-          <w:lang w:val="es-CO"/>
-        </w:rPr>
-        <w:t>El presente documento especifica la lógica matemática y funcional del algoritmo de adaptación de dificultad implementado en CEREBRUM. Este algoritmo es el corazón del sistema de aprendizaje progresivo y forma parte del Requerimiento Funcional RF-25 (Adaptación de Dificultad) y RF-29 (Algoritmo de adaptación de dificultad basado en el rendimiento).</w:t>
-      </w:r>
-    </w:p>
-    <w:p>
-      <w:pPr>
-        <w:rPr>
-          <w:lang w:val="es-CO"/>
-        </w:rPr>
-      </w:pPr>
-      <w:r>
-        <w:rPr>
-          <w:lang w:val="es-CO"/>
-        </w:rPr>
-        <w:t>El algoritmo está diseñado para proporcionar una experiencia de aprendizaje personalizada, ajustando dinámicamente la dificultad de las preguntas según el desempeño del usuario, manteniendo un balance entre reto y motivación.</w:t>
-      </w:r>
-    </w:p>
-    <w:p>
-      <w:pPr>
-        <w:pStyle w:val="Heading1"/>
-        <w:rPr>
-          <w:lang w:val="es-CO"/>
-        </w:rPr>
-      </w:pPr>
-      <w:r>
-        <w:rPr>
-          <w:lang w:val="es-CO"/>
-        </w:rPr>
-        <w:t>2. Visión General del Algoritmo</w:t>
-      </w:r>
-    </w:p>
-    <w:p>
-      <w:pPr>
-        <w:rPr>
-          <w:lang w:val="es-CO"/>
-        </w:rPr>
-      </w:pPr>
-      <w:r>
-        <w:rPr>
-          <w:lang w:val="es-CO"/>
-        </w:rPr>
-        <w:t>El algoritmo de CEREBRUM se basa en un sistema de progresión mediante etapas y niveles, donde cada nivel presenta 10 preguntas con variabilidad de dificultad. El usuario debe completar correctamente todas las 10 preguntas para avanzar al siguiente nivel.</w:t>
-      </w:r>
-    </w:p>
-    <w:p>
-      <w:pPr>
-        <w:pStyle w:val="Heading2"/>
-      </w:pPr>
-      <w:r>
-        <w:t xml:space="preserve">2.1 </w:t>
-      </w:r>
-      <w:proofErr w:type="spellStart"/>
-      <w:r>
-        <w:t>Componentes</w:t>
-      </w:r>
-      <w:proofErr w:type="spellEnd"/>
-      <w:r>
-        <w:t xml:space="preserve"> </w:t>
-      </w:r>
-      <w:proofErr w:type="spellStart"/>
-      <w:r>
-        <w:t>Principales</w:t>
-      </w:r>
-      <w:proofErr w:type="spellEnd"/>
-    </w:p>
-    <w:p>
-      <w:pPr>
-        <w:pStyle w:val="ListBullet"/>
-        <w:rPr>
-          <w:lang w:val="es-CO"/>
-        </w:rPr>
-      </w:pPr>
-      <w:r>
-        <w:rPr>
-          <w:b/>
-          <w:lang w:val="es-CO"/>
-        </w:rPr>
-        <w:t xml:space="preserve">Etapas: </w:t>
-      </w:r>
-      <w:r>
-        <w:rPr>
-          <w:lang w:val="es-CO"/>
-        </w:rPr>
-        <w:t>3 niveles de complejidad: Fácil, Medio, Difícil</w:t>
-      </w:r>
-    </w:p>
-    <w:p>
-      <w:pPr>
-        <w:pStyle w:val="ListBullet"/>
-        <w:rPr>
-          <w:lang w:val="es-CO"/>
-        </w:rPr>
-      </w:pPr>
-      <w:r>
-        <w:rPr>
-          <w:b/>
-          <w:lang w:val="es-CO"/>
-        </w:rPr>
-        <w:t xml:space="preserve">Niveles: </w:t>
-      </w:r>
-      <w:r>
-        <w:rPr>
-          <w:lang w:val="es-CO"/>
-        </w:rPr>
-        <w:t>5 niveles por etapa (15 niveles totales por temática)</w:t>
-      </w:r>
-    </w:p>
-    <w:p>
-      <w:pPr>
-        <w:pStyle w:val="ListBullet"/>
-        <w:rPr>
-          <w:lang w:val="es-CO"/>
-        </w:rPr>
-      </w:pPr>
-      <w:r>
-        <w:rPr>
-          <w:b/>
-          <w:lang w:val="es-CO"/>
-        </w:rPr>
-        <w:t xml:space="preserve">Preguntas: </w:t>
-      </w:r>
-      <w:r>
-        <w:rPr>
-          <w:lang w:val="es-CO"/>
-        </w:rPr>
-        <w:t>10 preguntas por nivel, seleccionadas de un pool de 30</w:t>
-      </w:r>
-    </w:p>
-    <w:p>
-      <w:pPr>
-        <w:pStyle w:val="ListBullet"/>
-        <w:rPr>
-          <w:lang w:val="es-CO"/>
-        </w:rPr>
-      </w:pPr>
-      <w:r>
-        <w:rPr>
-          <w:b/>
-          <w:lang w:val="es-CO"/>
-        </w:rPr>
-        <w:t xml:space="preserve">Vidas: </w:t>
-      </w:r>
-      <w:r>
-        <w:rPr>
-          <w:lang w:val="es-CO"/>
-        </w:rPr>
-        <w:t>Sistema de oportunidades (máx. 3 errores por nivel)</w:t>
-      </w:r>
-    </w:p>
-    <w:p>
-      <w:pPr>
-        <w:pStyle w:val="ListBullet"/>
-        <w:rPr>
-          <w:lang w:val="es-CO"/>
-        </w:rPr>
-      </w:pPr>
-      <w:r>
-        <w:rPr>
-          <w:b/>
-          <w:lang w:val="es-CO"/>
-        </w:rPr>
-        <w:t xml:space="preserve">Variabilidad: </w:t>
-      </w:r>
-      <w:r>
-        <w:rPr>
-          <w:lang w:val="es-CO"/>
-        </w:rPr>
-        <w:t xml:space="preserve">3 variantes de cada pregunta aumentan la </w:t>
-      </w:r>
-      <w:proofErr w:type="spellStart"/>
-      <w:r>
-        <w:rPr>
-          <w:lang w:val="es-CO"/>
-        </w:rPr>
-        <w:t>replayabilidad</w:t>
-      </w:r>
-      <w:proofErr w:type="spellEnd"/>
-    </w:p>
-    <w:p>
-      <w:pPr>
-        <w:pStyle w:val="Heading1"/>
-        <w:rPr>
-          <w:lang w:val="es-CO"/>
-        </w:rPr>
-      </w:pPr>
-      <w:r>
-        <w:rPr>
-          <w:lang w:val="es-CO"/>
-        </w:rPr>
-        <w:t>3. Estructura de Niveles y Etapas</w:t>
-      </w:r>
-    </w:p>
-    <w:p>
-      <w:pPr>
-        <w:pStyle w:val="Heading2"/>
-        <w:rPr>
-          <w:lang w:val="es-CO"/>
-        </w:rPr>
-      </w:pPr>
-      <w:r>
-        <w:rPr>
-          <w:lang w:val="es-CO"/>
-        </w:rPr>
-        <w:t>3.1 Jerarquía de Progresión</w:t>
-      </w:r>
-    </w:p>
-    <w:p>
-      <w:pPr>
-        <w:pStyle w:val="ListBullet"/>
-        <w:rPr>
-          <w:lang w:val="es-CO"/>
-        </w:rPr>
-      </w:pPr>
-      <w:r>
-        <w:rPr>
-          <w:lang w:val="es-CO"/>
-        </w:rPr>
-        <w:br/>
-        <w:t>Por cada temática seleccionada, la estructura es la siguiente:</w:t>
-      </w:r>
-      <w:r>
-        <w:rPr>
-          <w:lang w:val="es-CO"/>
-        </w:rPr>
-        <w:br/>
-      </w:r>
-      <w:r>
-        <w:rPr>
-          <w:lang w:val="es-CO"/>
-        </w:rPr>
-        <w:br/>
-        <w:t xml:space="preserve">    Temática (</w:t>
-      </w:r>
-      <w:proofErr w:type="spellStart"/>
-      <w:r>
-        <w:rPr>
-          <w:lang w:val="es-CO"/>
-        </w:rPr>
-        <w:t>Ej</w:t>
-      </w:r>
-      <w:proofErr w:type="spellEnd"/>
-      <w:r>
-        <w:rPr>
-          <w:lang w:val="es-CO"/>
-        </w:rPr>
-        <w:t>: Matemáticas)</w:t>
-      </w:r>
-      <w:r>
-        <w:rPr>
-          <w:lang w:val="es-CO"/>
-        </w:rPr>
-        <w:br/>
-        <w:t xml:space="preserve">    ├── Etapa 1</w:t>
-      </w:r>
-      <w:r>
-        <w:rPr>
-          <w:lang w:val="es-CO"/>
-        </w:rPr>
-        <w:br/>
-        <w:t xml:space="preserve">    │   ├── Nivel 1 (</w:t>
-      </w:r>
-      <w:r>
-        <w:rPr>
-          <w:lang w:val="es-CO"/>
-        </w:rPr>
-        <w:t>3p fáciles 3p medias 4 difíciles</w:t>
-      </w:r>
-      <w:r>
-        <w:rPr>
-          <w:lang w:val="es-CO"/>
-        </w:rPr>
-        <w:t>)</w:t>
-      </w:r>
-      <w:r>
-        <w:rPr>
-          <w:lang w:val="es-CO"/>
-        </w:rPr>
-        <w:br/>
-        <w:t xml:space="preserve">    │   ├── Nivel 2 </w:t>
-      </w:r>
-      <w:r>
-        <w:rPr>
-          <w:lang w:val="es-CO"/>
-        </w:rPr>
-        <w:t>(</w:t>
-      </w:r>
-      <w:r>
-        <w:rPr>
-          <w:lang w:val="es-CO"/>
-        </w:rPr>
-        <w:t>3p fáciles 3p medias 4 difíciles</w:t>
-      </w:r>
-      <w:r>
-        <w:rPr>
-          <w:lang w:val="es-CO"/>
-        </w:rPr>
-        <w:t>)</w:t>
-      </w:r>
-      <w:r>
-        <w:rPr>
-          <w:lang w:val="es-CO"/>
-        </w:rPr>
-        <w:br/>
-      </w:r>
-      <w:r>
-        <w:rPr>
-          <w:lang w:val="es-CO"/>
-        </w:rPr>
-        <w:t xml:space="preserve">    </w:t>
-      </w:r>
-      <w:r>
-        <w:rPr>
-          <w:lang w:val="es-CO"/>
-        </w:rPr>
-        <w:t xml:space="preserve">│   ├── Nivel 3 </w:t>
-      </w:r>
-      <w:r>
-        <w:rPr>
-          <w:lang w:val="es-CO"/>
-        </w:rPr>
-        <w:t>(</w:t>
-      </w:r>
-      <w:r>
-        <w:rPr>
-          <w:lang w:val="es-CO"/>
-        </w:rPr>
-        <w:t>3p fáciles 3p medias 4 difíciles</w:t>
-      </w:r>
-      <w:r>
-        <w:rPr>
-          <w:lang w:val="es-CO"/>
-        </w:rPr>
-        <w:t>)</w:t>
-      </w:r>
-      <w:r>
-        <w:rPr>
-          <w:lang w:val="es-CO"/>
-        </w:rPr>
-        <w:br/>
-        <w:t xml:space="preserve">    │   ├── Nivel 4 </w:t>
-      </w:r>
-      <w:r>
-        <w:rPr>
-          <w:lang w:val="es-CO"/>
-        </w:rPr>
-        <w:t>(</w:t>
-      </w:r>
-      <w:r>
-        <w:rPr>
-          <w:lang w:val="es-CO"/>
-        </w:rPr>
-        <w:t>3p fáciles 3p medias 4 difíciles</w:t>
-      </w:r>
-      <w:r>
-        <w:rPr>
-          <w:lang w:val="es-CO"/>
-        </w:rPr>
-        <w:t>)</w:t>
-      </w:r>
-      <w:r>
-        <w:rPr>
-          <w:lang w:val="es-CO"/>
-        </w:rPr>
-        <w:br/>
-        <w:t xml:space="preserve">    │   └── Nivel 5 </w:t>
-      </w:r>
-      <w:r>
-        <w:rPr>
-          <w:lang w:val="es-CO"/>
-        </w:rPr>
-        <w:t>(</w:t>
-      </w:r>
-      <w:r>
-        <w:rPr>
-          <w:lang w:val="es-CO"/>
-        </w:rPr>
-        <w:t>3p fáciles 3p medias 4 difíciles</w:t>
-      </w:r>
-      <w:r>
-        <w:rPr>
-          <w:lang w:val="es-CO"/>
-        </w:rPr>
-        <w:t>)</w:t>
-      </w:r>
-      <w:r>
-        <w:rPr>
-          <w:lang w:val="es-CO"/>
-        </w:rPr>
-        <w:br/>
-        <w:t xml:space="preserve">    │</w:t>
-      </w:r>
-      <w:r>
-        <w:rPr>
-          <w:lang w:val="es-CO"/>
-        </w:rPr>
-        <w:br/>
-        <w:t xml:space="preserve">    ├── Etapa 2</w:t>
-      </w:r>
-      <w:r>
-        <w:rPr>
-          <w:lang w:val="es-CO"/>
-        </w:rPr>
-        <w:br/>
-        <w:t xml:space="preserve">    │   ├── Nivel </w:t>
-      </w:r>
-      <w:r>
-        <w:rPr>
-          <w:lang w:val="es-CO"/>
-        </w:rPr>
-        <w:t>1</w:t>
-      </w:r>
-      <w:r>
-        <w:rPr>
-          <w:lang w:val="es-CO"/>
-        </w:rPr>
-        <w:t xml:space="preserve"> </w:t>
-      </w:r>
-      <w:r>
-        <w:rPr>
-          <w:lang w:val="es-CO"/>
-        </w:rPr>
-        <w:t>(</w:t>
-      </w:r>
-      <w:r>
-        <w:rPr>
-          <w:lang w:val="es-CO"/>
-        </w:rPr>
-        <w:t>3p fáciles 3p medias 4 difíciles</w:t>
-      </w:r>
-      <w:r>
-        <w:rPr>
-          <w:lang w:val="es-CO"/>
-        </w:rPr>
-        <w:t>)</w:t>
-      </w:r>
-      <w:r>
-        <w:rPr>
-          <w:lang w:val="es-CO"/>
-        </w:rPr>
-        <w:br/>
-      </w:r>
-      <w:r>
-        <w:rPr>
-          <w:lang w:val="es-CO"/>
-        </w:rPr>
-        <w:t xml:space="preserve">    │   ├── Nivel </w:t>
-      </w:r>
-      <w:r>
-        <w:rPr>
-          <w:lang w:val="es-CO"/>
-        </w:rPr>
-        <w:t>2</w:t>
-      </w:r>
-      <w:r>
-        <w:rPr>
-          <w:lang w:val="es-CO"/>
-        </w:rPr>
-        <w:t xml:space="preserve"> </w:t>
-      </w:r>
-      <w:r>
-        <w:rPr>
-          <w:lang w:val="es-CO"/>
-        </w:rPr>
-        <w:t>(</w:t>
-      </w:r>
-      <w:r>
-        <w:rPr>
-          <w:lang w:val="es-CO"/>
-        </w:rPr>
-        <w:t>3p fáciles 3p medias 4 difíciles</w:t>
-      </w:r>
-      <w:r>
-        <w:rPr>
-          <w:lang w:val="es-CO"/>
-        </w:rPr>
-        <w:t>)</w:t>
-      </w:r>
-      <w:r>
-        <w:rPr>
-          <w:lang w:val="es-CO"/>
-        </w:rPr>
-        <w:br/>
-        <w:t xml:space="preserve">    │   ├── Nivel </w:t>
-      </w:r>
-      <w:r>
-        <w:rPr>
-          <w:lang w:val="es-CO"/>
-        </w:rPr>
-        <w:t>3</w:t>
-      </w:r>
-      <w:r>
-        <w:rPr>
-          <w:lang w:val="es-CO"/>
-        </w:rPr>
-        <w:t xml:space="preserve"> </w:t>
-      </w:r>
-      <w:r>
-        <w:rPr>
-          <w:lang w:val="es-CO"/>
-        </w:rPr>
-        <w:t>(</w:t>
-      </w:r>
-      <w:r>
-        <w:rPr>
-          <w:lang w:val="es-CO"/>
-        </w:rPr>
-        <w:t>3p fáciles 3p medias 4 difíciles</w:t>
-      </w:r>
-      <w:r>
-        <w:rPr>
-          <w:lang w:val="es-CO"/>
-        </w:rPr>
-        <w:t>)</w:t>
-      </w:r>
-      <w:r>
-        <w:rPr>
-          <w:lang w:val="es-CO"/>
-        </w:rPr>
-        <w:br/>
-        <w:t xml:space="preserve">    │   ├── Nivel </w:t>
-      </w:r>
-      <w:r>
-        <w:rPr>
-          <w:lang w:val="es-CO"/>
-        </w:rPr>
-        <w:t>4</w:t>
-      </w:r>
-      <w:r>
-        <w:rPr>
-          <w:lang w:val="es-CO"/>
-        </w:rPr>
-        <w:t xml:space="preserve"> </w:t>
-      </w:r>
-      <w:r>
-        <w:rPr>
-          <w:lang w:val="es-CO"/>
-        </w:rPr>
-        <w:t>(</w:t>
-      </w:r>
-      <w:r>
-        <w:rPr>
-          <w:lang w:val="es-CO"/>
-        </w:rPr>
-        <w:t>3p fáciles 3p medias 4 difíciles</w:t>
-      </w:r>
-      <w:r>
-        <w:rPr>
-          <w:lang w:val="es-CO"/>
-        </w:rPr>
-        <w:t>)</w:t>
-      </w:r>
-      <w:r>
-        <w:rPr>
-          <w:lang w:val="es-CO"/>
-        </w:rPr>
-        <w:br/>
-      </w:r>
-      <w:r>
-        <w:rPr>
-          <w:lang w:val="es-CO"/>
-        </w:rPr>
-        <w:lastRenderedPageBreak/>
-        <w:t xml:space="preserve">    │   └── Nivel </w:t>
-      </w:r>
-      <w:r>
-        <w:rPr>
-          <w:lang w:val="es-CO"/>
-        </w:rPr>
-        <w:t>5</w:t>
-      </w:r>
-      <w:r>
-        <w:rPr>
-          <w:lang w:val="es-CO"/>
-        </w:rPr>
-        <w:t xml:space="preserve"> </w:t>
-      </w:r>
-      <w:r>
-        <w:rPr>
-          <w:lang w:val="es-CO"/>
-        </w:rPr>
-        <w:t>(</w:t>
-      </w:r>
-      <w:r>
-        <w:rPr>
-          <w:lang w:val="es-CO"/>
-        </w:rPr>
-        <w:t>3p fáciles 3p medias 4 difíciles</w:t>
-      </w:r>
-      <w:r>
-        <w:rPr>
-          <w:lang w:val="es-CO"/>
-        </w:rPr>
-        <w:t>)</w:t>
-      </w:r>
-      <w:r>
-        <w:rPr>
-          <w:lang w:val="es-CO"/>
-        </w:rPr>
-        <w:br/>
-        <w:t xml:space="preserve">    │</w:t>
-      </w:r>
-      <w:r>
-        <w:rPr>
-          <w:lang w:val="es-CO"/>
-        </w:rPr>
-        <w:br/>
-        <w:t xml:space="preserve">    └── Etapa 3: Difícil</w:t>
-      </w:r>
-      <w:r>
-        <w:rPr>
-          <w:lang w:val="es-CO"/>
-        </w:rPr>
-        <w:br/>
-        <w:t xml:space="preserve">        ├── Nivel </w:t>
-      </w:r>
-      <w:r>
-        <w:rPr>
-          <w:lang w:val="es-CO"/>
-        </w:rPr>
-        <w:t>1</w:t>
-      </w:r>
-      <w:r>
-        <w:rPr>
-          <w:lang w:val="es-CO"/>
-        </w:rPr>
-        <w:t xml:space="preserve"> </w:t>
-      </w:r>
-      <w:r>
-        <w:rPr>
-          <w:lang w:val="es-CO"/>
-        </w:rPr>
-        <w:t>(</w:t>
-      </w:r>
-      <w:r>
-        <w:rPr>
-          <w:lang w:val="es-CO"/>
-        </w:rPr>
-        <w:t>3p fáciles 3p medias 4 difíciles</w:t>
-      </w:r>
-      <w:r>
-        <w:rPr>
-          <w:lang w:val="es-CO"/>
-        </w:rPr>
-        <w:t>)</w:t>
-      </w:r>
-      <w:r>
-        <w:rPr>
-          <w:lang w:val="es-CO"/>
-        </w:rPr>
-        <w:br/>
-      </w:r>
-      <w:r>
-        <w:rPr>
-          <w:lang w:val="es-CO"/>
-        </w:rPr>
-        <w:t xml:space="preserve">        ├── Nivel </w:t>
-      </w:r>
-      <w:r>
-        <w:rPr>
-          <w:lang w:val="es-CO"/>
-        </w:rPr>
-        <w:t>2</w:t>
-      </w:r>
-      <w:r>
-        <w:rPr>
-          <w:lang w:val="es-CO"/>
-        </w:rPr>
-        <w:t xml:space="preserve"> </w:t>
-      </w:r>
-      <w:r>
-        <w:rPr>
-          <w:lang w:val="es-CO"/>
-        </w:rPr>
-        <w:t>(</w:t>
-      </w:r>
-      <w:r>
-        <w:rPr>
-          <w:lang w:val="es-CO"/>
-        </w:rPr>
-        <w:t>3p fáciles 3p medias 4 difíciles</w:t>
-      </w:r>
-      <w:r>
-        <w:rPr>
-          <w:lang w:val="es-CO"/>
-        </w:rPr>
-        <w:t>)</w:t>
-      </w:r>
-      <w:r>
-        <w:rPr>
-          <w:lang w:val="es-CO"/>
-        </w:rPr>
-        <w:br/>
-        <w:t xml:space="preserve">        ├── Nivel </w:t>
-      </w:r>
-      <w:r>
-        <w:rPr>
-          <w:lang w:val="es-CO"/>
-        </w:rPr>
-        <w:t>3</w:t>
-      </w:r>
-      <w:r>
-        <w:rPr>
-          <w:lang w:val="es-CO"/>
-        </w:rPr>
-        <w:t xml:space="preserve"> </w:t>
-      </w:r>
-      <w:r>
-        <w:rPr>
-          <w:lang w:val="es-CO"/>
-        </w:rPr>
-        <w:t>(</w:t>
-      </w:r>
-      <w:r>
-        <w:rPr>
-          <w:lang w:val="es-CO"/>
-        </w:rPr>
-        <w:t>3p fáciles 3p medias 4 difíciles</w:t>
-      </w:r>
-      <w:r>
-        <w:rPr>
-          <w:lang w:val="es-CO"/>
-        </w:rPr>
-        <w:t>)</w:t>
-      </w:r>
-      <w:r>
-        <w:rPr>
-          <w:lang w:val="es-CO"/>
-        </w:rPr>
-        <w:br/>
-        <w:t xml:space="preserve">        ├── Nivel </w:t>
-      </w:r>
-      <w:r>
-        <w:rPr>
-          <w:lang w:val="es-CO"/>
-        </w:rPr>
-        <w:t>4</w:t>
-      </w:r>
-      <w:r>
-        <w:rPr>
-          <w:lang w:val="es-CO"/>
-        </w:rPr>
-        <w:t xml:space="preserve"> </w:t>
-      </w:r>
-      <w:r>
-        <w:rPr>
-          <w:lang w:val="es-CO"/>
-        </w:rPr>
-        <w:t>(</w:t>
-      </w:r>
-      <w:r>
-        <w:rPr>
-          <w:lang w:val="es-CO"/>
-        </w:rPr>
-        <w:t>3p fáciles 3p medias 4 difíciles</w:t>
-      </w:r>
-      <w:r>
-        <w:rPr>
-          <w:lang w:val="es-CO"/>
-        </w:rPr>
-        <w:t>)</w:t>
-      </w:r>
-      <w:r>
-        <w:rPr>
-          <w:lang w:val="es-CO"/>
-        </w:rPr>
-        <w:br/>
-        <w:t xml:space="preserve">        └── Nivel </w:t>
-      </w:r>
-      <w:r>
-        <w:rPr>
-          <w:lang w:val="es-CO"/>
-        </w:rPr>
-        <w:t>5</w:t>
-      </w:r>
-      <w:r>
-        <w:rPr>
-          <w:lang w:val="es-CO"/>
-        </w:rPr>
-        <w:t xml:space="preserve"> </w:t>
-      </w:r>
-      <w:r>
-        <w:rPr>
-          <w:lang w:val="es-CO"/>
-        </w:rPr>
-        <w:t>(</w:t>
-      </w:r>
-      <w:r>
-        <w:rPr>
-          <w:lang w:val="es-CO"/>
-        </w:rPr>
-        <w:t>3p fáciles 3p medias 4 difíciles</w:t>
-      </w:r>
-      <w:r>
-        <w:rPr>
-          <w:lang w:val="es-CO"/>
-        </w:rPr>
-        <w:t>)</w:t>
-      </w:r>
-      <w:r>
-        <w:rPr>
-          <w:lang w:val="es-CO"/>
-        </w:rPr>
-        <w:br/>
-        <w:t xml:space="preserve">    </w:t>
-      </w:r>
-    </w:p>
-    <w:p>
-      <w:pPr>
-        <w:pStyle w:val="Heading2"/>
+        <w:pStyle w:val="Ttulo2"/>
       </w:pPr>
       <w:r>
         <w:t xml:space="preserve">3.2 </w:t>
@@ -1085,16 +1254,16 @@
     </w:p>
     <w:tbl>
       <w:tblPr>
-        <w:tblStyle w:val="LightGrid-Accent1"/>
+        <w:tblStyle w:val="Cuadrculaclara-nfasis1"/>
         <w:tblW w:w="0" w:type="auto"/>
         <w:tblLook w:val="04A0" w:firstRow="1" w:lastRow="0" w:firstColumn="1" w:lastColumn="0" w:noHBand="0" w:noVBand="1"/>
       </w:tblPr>
       <w:tblGrid>
-        <w:gridCol w:w="1792"/>
-        <w:gridCol w:w="1829"/>
-        <w:gridCol w:w="2040"/>
-        <w:gridCol w:w="1895"/>
-        <w:gridCol w:w="2020"/>
+        <w:gridCol w:w="1781"/>
+        <w:gridCol w:w="1853"/>
+        <w:gridCol w:w="2037"/>
+        <w:gridCol w:w="1888"/>
+        <w:gridCol w:w="2017"/>
       </w:tblGrid>
       <w:tr>
         <w:trPr>
@@ -1103,7 +1272,7 @@
         <w:tc>
           <w:tcPr>
             <w:cnfStyle w:val="001000000000" w:firstRow="0" w:lastRow="0" w:firstColumn="1" w:lastColumn="0" w:oddVBand="0" w:evenVBand="0" w:oddHBand="0" w:evenHBand="0" w:firstRowFirstColumn="0" w:firstRowLastColumn="0" w:lastRowFirstColumn="0" w:lastRowLastColumn="0"/>
-            <w:tcW w:w="2160" w:type="dxa"/>
+            <w:tcW w:w="1781" w:type="dxa"/>
             <w:shd w:val="clear" w:color="auto" w:fill="1F4E79"/>
           </w:tcPr>
           <w:p>
@@ -1117,7 +1286,51 @@
         </w:tc>
         <w:tc>
           <w:tcPr>
-            <w:tcW w:w="2160" w:type="dxa"/>
+            <w:tcW w:w="1853" w:type="dxa"/>
+            <w:shd w:val="clear" w:color="auto" w:fill="1F4E79"/>
+          </w:tcPr>
+          <w:p>
+            <w:pPr>
+              <w:cnfStyle w:val="100000000000" w:firstRow="1" w:lastRow="0" w:firstColumn="0" w:lastColumn="0" w:oddVBand="0" w:evenVBand="0" w:oddHBand="0" w:evenHBand="0" w:firstRowFirstColumn="0" w:firstRowLastColumn="0" w:lastRowFirstColumn="0" w:lastRowLastColumn="0"/>
+            </w:pPr>
+            <w:proofErr w:type="spellStart"/>
+            <w:r>
+              <w:rPr>
+                <w:color w:val="FFFFFF"/>
+              </w:rPr>
+              <w:t>Niveles</w:t>
+            </w:r>
+            <w:proofErr w:type="spellEnd"/>
+          </w:p>
+        </w:tc>
+        <w:tc>
+          <w:tcPr>
+            <w:tcW w:w="2037" w:type="dxa"/>
+            <w:shd w:val="clear" w:color="auto" w:fill="1F4E79"/>
+          </w:tcPr>
+          <w:p>
+            <w:pPr>
+              <w:cnfStyle w:val="100000000000" w:firstRow="1" w:lastRow="0" w:firstColumn="0" w:lastColumn="0" w:oddVBand="0" w:evenVBand="0" w:oddHBand="0" w:evenHBand="0" w:firstRowFirstColumn="0" w:firstRowLastColumn="0" w:lastRowFirstColumn="0" w:lastRowLastColumn="0"/>
+            </w:pPr>
+            <w:proofErr w:type="spellStart"/>
+            <w:r>
+              <w:rPr>
+                <w:color w:val="FFFFFF"/>
+              </w:rPr>
+              <w:t>Preguntas</w:t>
+            </w:r>
+            <w:proofErr w:type="spellEnd"/>
+            <w:r>
+              <w:rPr>
+                <w:color w:val="FFFFFF"/>
+              </w:rPr>
+              <w:t>/Nivel</w:t>
+            </w:r>
+          </w:p>
+        </w:tc>
+        <w:tc>
+          <w:tcPr>
+            <w:tcW w:w="1888" w:type="dxa"/>
             <w:shd w:val="clear" w:color="auto" w:fill="1F4E79"/>
           </w:tcPr>
           <w:p>
@@ -1128,59 +1341,35 @@
               <w:rPr>
                 <w:color w:val="FFFFFF"/>
               </w:rPr>
-              <w:t>Niveles</w:t>
+              <w:t xml:space="preserve">Total </w:t>
             </w:r>
+            <w:proofErr w:type="spellStart"/>
+            <w:r>
+              <w:rPr>
+                <w:color w:val="FFFFFF"/>
+              </w:rPr>
+              <w:t>Preguntas</w:t>
+            </w:r>
+            <w:proofErr w:type="spellEnd"/>
           </w:p>
         </w:tc>
         <w:tc>
           <w:tcPr>
-            <w:tcW w:w="2160" w:type="dxa"/>
+            <w:tcW w:w="2017" w:type="dxa"/>
             <w:shd w:val="clear" w:color="auto" w:fill="1F4E79"/>
           </w:tcPr>
           <w:p>
             <w:pPr>
               <w:cnfStyle w:val="100000000000" w:firstRow="1" w:lastRow="0" w:firstColumn="0" w:lastColumn="0" w:oddVBand="0" w:evenVBand="0" w:oddHBand="0" w:evenHBand="0" w:firstRowFirstColumn="0" w:firstRowLastColumn="0" w:lastRowFirstColumn="0" w:lastRowLastColumn="0"/>
             </w:pPr>
-            <w:r>
-              <w:rPr>
-                <w:color w:val="FFFFFF"/>
-              </w:rPr>
-              <w:t>Preguntas/Nivel</w:t>
-            </w:r>
-          </w:p>
-        </w:tc>
-        <w:tc>
-          <w:tcPr>
-            <w:tcW w:w="2160" w:type="dxa"/>
-            <w:shd w:val="clear" w:color="auto" w:fill="1F4E79"/>
-          </w:tcPr>
-          <w:p>
-            <w:pPr>
-              <w:cnfStyle w:val="100000000000" w:firstRow="1" w:lastRow="0" w:firstColumn="0" w:lastColumn="0" w:oddVBand="0" w:evenVBand="0" w:oddHBand="0" w:evenHBand="0" w:firstRowFirstColumn="0" w:firstRowLastColumn="0" w:lastRowFirstColumn="0" w:lastRowLastColumn="0"/>
-            </w:pPr>
-            <w:r>
-              <w:rPr>
-                <w:color w:val="FFFFFF"/>
-              </w:rPr>
-              <w:t>Total Preguntas</w:t>
-            </w:r>
-          </w:p>
-        </w:tc>
-        <w:tc>
-          <w:tcPr>
-            <w:tcW w:w="2160" w:type="dxa"/>
-            <w:shd w:val="clear" w:color="auto" w:fill="1F4E79"/>
-          </w:tcPr>
-          <w:p>
-            <w:pPr>
-              <w:cnfStyle w:val="100000000000" w:firstRow="1" w:lastRow="0" w:firstColumn="0" w:lastColumn="0" w:oddVBand="0" w:evenVBand="0" w:oddHBand="0" w:evenHBand="0" w:firstRowFirstColumn="0" w:firstRowLastColumn="0" w:lastRowFirstColumn="0" w:lastRowLastColumn="0"/>
-            </w:pPr>
+            <w:proofErr w:type="spellStart"/>
             <w:r>
               <w:rPr>
                 <w:color w:val="FFFFFF"/>
               </w:rPr>
               <w:t>Objetivo</w:t>
             </w:r>
+            <w:proofErr w:type="spellEnd"/>
           </w:p>
         </w:tc>
       </w:tr>
@@ -1191,30 +1380,35 @@
         <w:tc>
           <w:tcPr>
             <w:cnfStyle w:val="001000000000" w:firstRow="0" w:lastRow="0" w:firstColumn="1" w:lastColumn="0" w:oddVBand="0" w:evenVBand="0" w:oddHBand="0" w:evenHBand="0" w:firstRowFirstColumn="0" w:firstRowLastColumn="0" w:lastRowFirstColumn="0" w:lastRowLastColumn="0"/>
-            <w:tcW w:w="2160" w:type="dxa"/>
+            <w:tcW w:w="1781" w:type="dxa"/>
           </w:tcPr>
           <w:p>
             <w:r>
-              <w:t>1</w:t>
+              <w:t xml:space="preserve">1 </w:t>
             </w:r>
+            <w:proofErr w:type="spellStart"/>
+            <w:r>
+              <w:t>tema</w:t>
+            </w:r>
+            <w:proofErr w:type="spellEnd"/>
           </w:p>
         </w:tc>
         <w:tc>
           <w:tcPr>
-            <w:tcW w:w="2160" w:type="dxa"/>
+            <w:tcW w:w="1853" w:type="dxa"/>
           </w:tcPr>
           <w:p>
             <w:pPr>
               <w:cnfStyle w:val="000000100000" w:firstRow="0" w:lastRow="0" w:firstColumn="0" w:lastColumn="0" w:oddVBand="0" w:evenVBand="0" w:oddHBand="1" w:evenHBand="0" w:firstRowFirstColumn="0" w:firstRowLastColumn="0" w:lastRowFirstColumn="0" w:lastRowLastColumn="0"/>
             </w:pPr>
             <w:r>
-              <w:t>1-5</w:t>
+              <w:t xml:space="preserve">Variable </w:t>
             </w:r>
           </w:p>
         </w:tc>
         <w:tc>
           <w:tcPr>
-            <w:tcW w:w="2160" w:type="dxa"/>
+            <w:tcW w:w="2037" w:type="dxa"/>
           </w:tcPr>
           <w:p>
             <w:pPr>
@@ -1227,7 +1421,7 @@
         </w:tc>
         <w:tc>
           <w:tcPr>
-            <w:tcW w:w="2160" w:type="dxa"/>
+            <w:tcW w:w="1888" w:type="dxa"/>
           </w:tcPr>
           <w:p>
             <w:pPr>
@@ -1240,15 +1434,25 @@
         </w:tc>
         <w:tc>
           <w:tcPr>
-            <w:tcW w:w="2160" w:type="dxa"/>
+            <w:tcW w:w="2017" w:type="dxa"/>
           </w:tcPr>
           <w:p>
             <w:pPr>
               <w:cnfStyle w:val="000000100000" w:firstRow="0" w:lastRow="0" w:firstColumn="0" w:lastColumn="0" w:oddVBand="0" w:evenVBand="0" w:oddHBand="1" w:evenHBand="0" w:firstRowFirstColumn="0" w:firstRowLastColumn="0" w:lastRowFirstColumn="0" w:lastRowLastColumn="0"/>
             </w:pPr>
+            <w:proofErr w:type="spellStart"/>
             <w:r>
-              <w:t>Introducción y familiarización</w:t>
+              <w:t>Introducción</w:t>
             </w:r>
+            <w:proofErr w:type="spellEnd"/>
+            <w:r>
+              <w:t xml:space="preserve"> y </w:t>
+            </w:r>
+            <w:proofErr w:type="spellStart"/>
+            <w:r>
+              <w:t>familiarización</w:t>
+            </w:r>
+            <w:proofErr w:type="spellEnd"/>
           </w:p>
         </w:tc>
       </w:tr>
@@ -1259,30 +1463,35 @@
         <w:tc>
           <w:tcPr>
             <w:cnfStyle w:val="001000000000" w:firstRow="0" w:lastRow="0" w:firstColumn="1" w:lastColumn="0" w:oddVBand="0" w:evenVBand="0" w:oddHBand="0" w:evenHBand="0" w:firstRowFirstColumn="0" w:firstRowLastColumn="0" w:lastRowFirstColumn="0" w:lastRowLastColumn="0"/>
-            <w:tcW w:w="2160" w:type="dxa"/>
+            <w:tcW w:w="1781" w:type="dxa"/>
           </w:tcPr>
           <w:p>
             <w:r>
-              <w:t>2</w:t>
+              <w:t xml:space="preserve">2 </w:t>
             </w:r>
+            <w:proofErr w:type="spellStart"/>
+            <w:r>
+              <w:t>tema</w:t>
+            </w:r>
+            <w:proofErr w:type="spellEnd"/>
           </w:p>
         </w:tc>
         <w:tc>
           <w:tcPr>
-            <w:tcW w:w="2160" w:type="dxa"/>
+            <w:tcW w:w="1853" w:type="dxa"/>
           </w:tcPr>
           <w:p>
             <w:pPr>
               <w:cnfStyle w:val="000000010000" w:firstRow="0" w:lastRow="0" w:firstColumn="0" w:lastColumn="0" w:oddVBand="0" w:evenVBand="0" w:oddHBand="0" w:evenHBand="1" w:firstRowFirstColumn="0" w:firstRowLastColumn="0" w:lastRowFirstColumn="0" w:lastRowLastColumn="0"/>
             </w:pPr>
             <w:r>
-              <w:t>1-5</w:t>
+              <w:t xml:space="preserve">Variable </w:t>
             </w:r>
           </w:p>
         </w:tc>
         <w:tc>
           <w:tcPr>
-            <w:tcW w:w="2160" w:type="dxa"/>
+            <w:tcW w:w="2037" w:type="dxa"/>
           </w:tcPr>
           <w:p>
             <w:pPr>
@@ -1295,7 +1504,7 @@
         </w:tc>
         <w:tc>
           <w:tcPr>
-            <w:tcW w:w="2160" w:type="dxa"/>
+            <w:tcW w:w="1888" w:type="dxa"/>
           </w:tcPr>
           <w:p>
             <w:pPr>
@@ -1308,15 +1517,25 @@
         </w:tc>
         <w:tc>
           <w:tcPr>
-            <w:tcW w:w="2160" w:type="dxa"/>
+            <w:tcW w:w="2017" w:type="dxa"/>
           </w:tcPr>
           <w:p>
             <w:pPr>
               <w:cnfStyle w:val="000000010000" w:firstRow="0" w:lastRow="0" w:firstColumn="0" w:lastColumn="0" w:oddVBand="0" w:evenVBand="0" w:oddHBand="0" w:evenHBand="1" w:firstRowFirstColumn="0" w:firstRowLastColumn="0" w:lastRowFirstColumn="0" w:lastRowLastColumn="0"/>
             </w:pPr>
+            <w:proofErr w:type="spellStart"/>
             <w:r>
-              <w:t>Consolidación de conocimientos</w:t>
+              <w:t>Consolidación</w:t>
             </w:r>
+            <w:proofErr w:type="spellEnd"/>
+            <w:r>
+              <w:t xml:space="preserve"> de </w:t>
+            </w:r>
+            <w:proofErr w:type="spellStart"/>
+            <w:r>
+              <w:t>conocimientos</w:t>
+            </w:r>
+            <w:proofErr w:type="spellEnd"/>
           </w:p>
         </w:tc>
       </w:tr>
@@ -1327,30 +1546,35 @@
         <w:tc>
           <w:tcPr>
             <w:cnfStyle w:val="001000000000" w:firstRow="0" w:lastRow="0" w:firstColumn="1" w:lastColumn="0" w:oddVBand="0" w:evenVBand="0" w:oddHBand="0" w:evenHBand="0" w:firstRowFirstColumn="0" w:firstRowLastColumn="0" w:lastRowFirstColumn="0" w:lastRowLastColumn="0"/>
-            <w:tcW w:w="2160" w:type="dxa"/>
+            <w:tcW w:w="1781" w:type="dxa"/>
           </w:tcPr>
           <w:p>
             <w:r>
-              <w:t>3</w:t>
+              <w:t xml:space="preserve">3 </w:t>
             </w:r>
+            <w:proofErr w:type="spellStart"/>
+            <w:r>
+              <w:t>tema</w:t>
+            </w:r>
+            <w:proofErr w:type="spellEnd"/>
           </w:p>
         </w:tc>
         <w:tc>
           <w:tcPr>
-            <w:tcW w:w="2160" w:type="dxa"/>
+            <w:tcW w:w="1853" w:type="dxa"/>
           </w:tcPr>
           <w:p>
             <w:pPr>
               <w:cnfStyle w:val="000000100000" w:firstRow="0" w:lastRow="0" w:firstColumn="0" w:lastColumn="0" w:oddVBand="0" w:evenVBand="0" w:oddHBand="1" w:evenHBand="0" w:firstRowFirstColumn="0" w:firstRowLastColumn="0" w:lastRowFirstColumn="0" w:lastRowLastColumn="0"/>
             </w:pPr>
             <w:r>
-              <w:t>1-5</w:t>
+              <w:t xml:space="preserve">Variable </w:t>
             </w:r>
           </w:p>
         </w:tc>
         <w:tc>
           <w:tcPr>
-            <w:tcW w:w="2160" w:type="dxa"/>
+            <w:tcW w:w="2037" w:type="dxa"/>
           </w:tcPr>
           <w:p>
             <w:pPr>
@@ -1363,7 +1587,7 @@
         </w:tc>
         <w:tc>
           <w:tcPr>
-            <w:tcW w:w="2160" w:type="dxa"/>
+            <w:tcW w:w="1888" w:type="dxa"/>
           </w:tcPr>
           <w:p>
             <w:pPr>
@@ -1376,15 +1600,20 @@
         </w:tc>
         <w:tc>
           <w:tcPr>
-            <w:tcW w:w="2160" w:type="dxa"/>
+            <w:tcW w:w="2017" w:type="dxa"/>
           </w:tcPr>
           <w:p>
             <w:pPr>
               <w:cnfStyle w:val="000000100000" w:firstRow="0" w:lastRow="0" w:firstColumn="0" w:lastColumn="0" w:oddVBand="0" w:evenVBand="0" w:oddHBand="1" w:evenHBand="0" w:firstRowFirstColumn="0" w:firstRowLastColumn="0" w:lastRowFirstColumn="0" w:lastRowLastColumn="0"/>
             </w:pPr>
             <w:r>
-              <w:t>Dominio y experticia</w:t>
+              <w:t xml:space="preserve">Dominio y </w:t>
             </w:r>
+            <w:proofErr w:type="spellStart"/>
+            <w:r>
+              <w:t>experticia</w:t>
+            </w:r>
+            <w:proofErr w:type="spellEnd"/>
           </w:p>
         </w:tc>
       </w:tr>
@@ -1396,19 +1625,40 @@
     </w:p>
     <w:p>
       <w:pPr>
-        <w:pStyle w:val="Heading1"/>
+        <w:pStyle w:val="Ttulo1"/>
       </w:pPr>
       <w:r>
         <w:lastRenderedPageBreak/>
-        <w:t>4. Pool de Preguntas y Variabilidad</w:t>
-      </w:r>
+        <w:t xml:space="preserve">4. Pool de </w:t>
+      </w:r>
+      <w:proofErr w:type="spellStart"/>
+      <w:r>
+        <w:t>Preguntas</w:t>
+      </w:r>
+      <w:proofErr w:type="spellEnd"/>
+      <w:r>
+        <w:t xml:space="preserve"> y </w:t>
+      </w:r>
+      <w:proofErr w:type="spellStart"/>
+      <w:r>
+        <w:t>Variabilidad</w:t>
+      </w:r>
+      <w:proofErr w:type="spellEnd"/>
     </w:p>
     <w:p>
       <w:pPr>
-        <w:pStyle w:val="Heading2"/>
-      </w:pPr>
-      <w:r>
-        <w:t>4.1 Composición del Pool</w:t>
+        <w:pStyle w:val="Ttulo2"/>
+      </w:pPr>
+      <w:r>
+        <w:t xml:space="preserve">4.1 </w:t>
+      </w:r>
+      <w:proofErr w:type="spellStart"/>
+      <w:r>
+        <w:t>Composición</w:t>
+      </w:r>
+      <w:proofErr w:type="spellEnd"/>
+      <w:r>
+        <w:t xml:space="preserve"> del Pool</w:t>
       </w:r>
     </w:p>
     <w:p>
@@ -1426,7 +1676,7 @@
     </w:p>
     <w:tbl>
       <w:tblPr>
-        <w:tblStyle w:val="LightGrid-Accent1"/>
+        <w:tblStyle w:val="Cuadrculaclara-nfasis1"/>
         <w:tblW w:w="0" w:type="auto"/>
         <w:tblLook w:val="04A0" w:firstRow="1" w:lastRow="0" w:firstColumn="1" w:lastColumn="0" w:noHBand="0" w:noVBand="1"/>
       </w:tblPr>
@@ -1465,12 +1715,14 @@
             <w:pPr>
               <w:cnfStyle w:val="100000000000" w:firstRow="1" w:lastRow="0" w:firstColumn="0" w:lastColumn="0" w:oddVBand="0" w:evenVBand="0" w:oddHBand="0" w:evenHBand="0" w:firstRowFirstColumn="0" w:firstRowLastColumn="0" w:lastRowFirstColumn="0" w:lastRowLastColumn="0"/>
             </w:pPr>
+            <w:proofErr w:type="spellStart"/>
             <w:r>
               <w:rPr>
                 <w:color w:val="FFFFFF"/>
               </w:rPr>
               <w:t>Cantidad</w:t>
             </w:r>
+            <w:proofErr w:type="spellEnd"/>
           </w:p>
         </w:tc>
         <w:tc>
@@ -1482,12 +1734,14 @@
             <w:pPr>
               <w:cnfStyle w:val="100000000000" w:firstRow="1" w:lastRow="0" w:firstColumn="0" w:lastColumn="0" w:oddVBand="0" w:evenVBand="0" w:oddHBand="0" w:evenHBand="0" w:firstRowFirstColumn="0" w:firstRowLastColumn="0" w:lastRowFirstColumn="0" w:lastRowLastColumn="0"/>
             </w:pPr>
+            <w:proofErr w:type="spellStart"/>
             <w:r>
               <w:rPr>
                 <w:color w:val="FFFFFF"/>
               </w:rPr>
               <w:t>Descripción</w:t>
             </w:r>
+            <w:proofErr w:type="spellEnd"/>
           </w:p>
         </w:tc>
       </w:tr>
@@ -1501,8 +1755,13 @@
             <w:tcW w:w="2160" w:type="dxa"/>
           </w:tcPr>
           <w:p>
+            <w:proofErr w:type="spellStart"/>
             <w:r>
-              <w:t>Variante 1</w:t>
+              <w:t>Variante</w:t>
+            </w:r>
+            <w:proofErr w:type="spellEnd"/>
+            <w:r>
+              <w:t xml:space="preserve"> 1</w:t>
             </w:r>
           </w:p>
         </w:tc>
@@ -1515,8 +1774,13 @@
               <w:cnfStyle w:val="000000100000" w:firstRow="0" w:lastRow="0" w:firstColumn="0" w:lastColumn="0" w:oddVBand="0" w:evenVBand="0" w:oddHBand="1" w:evenHBand="0" w:firstRowFirstColumn="0" w:firstRowLastColumn="0" w:lastRowFirstColumn="0" w:lastRowLastColumn="0"/>
             </w:pPr>
             <w:r>
-              <w:t>10 preguntas</w:t>
+              <w:t xml:space="preserve">10 </w:t>
             </w:r>
+            <w:proofErr w:type="spellStart"/>
+            <w:r>
+              <w:t>preguntas</w:t>
+            </w:r>
+            <w:proofErr w:type="spellEnd"/>
           </w:p>
         </w:tc>
         <w:tc>
@@ -1568,8 +1832,13 @@
               <w:cnfStyle w:val="000000010000" w:firstRow="0" w:lastRow="0" w:firstColumn="0" w:lastColumn="0" w:oddVBand="0" w:evenVBand="0" w:oddHBand="0" w:evenHBand="1" w:firstRowFirstColumn="0" w:firstRowLastColumn="0" w:lastRowFirstColumn="0" w:lastRowLastColumn="0"/>
             </w:pPr>
             <w:r>
-              <w:t>10 preguntas</w:t>
+              <w:t xml:space="preserve">10 </w:t>
             </w:r>
+            <w:proofErr w:type="spellStart"/>
+            <w:r>
+              <w:t>preguntas</w:t>
+            </w:r>
+            <w:proofErr w:type="spellEnd"/>
           </w:p>
         </w:tc>
         <w:tc>
@@ -1581,7 +1850,15 @@
               <w:cnfStyle w:val="000000010000" w:firstRow="0" w:lastRow="0" w:firstColumn="0" w:lastColumn="0" w:oddVBand="0" w:evenVBand="0" w:oddHBand="0" w:evenHBand="1" w:firstRowFirstColumn="0" w:firstRowLastColumn="0" w:lastRowFirstColumn="0" w:lastRowLastColumn="0"/>
             </w:pPr>
             <w:r>
-              <w:t>Rephrasing o contexto alternativo</w:t>
+              <w:t xml:space="preserve">Rephrasing o </w:t>
+            </w:r>
+            <w:proofErr w:type="spellStart"/>
+            <w:r>
+              <w:t>contexto</w:t>
+            </w:r>
+            <w:proofErr w:type="spellEnd"/>
+            <w:r>
+              <w:t xml:space="preserve"> alternativo</w:t>
             </w:r>
           </w:p>
         </w:tc>
@@ -1596,8 +1873,13 @@
             <w:tcW w:w="2160" w:type="dxa"/>
           </w:tcPr>
           <w:p>
+            <w:proofErr w:type="spellStart"/>
             <w:r>
-              <w:t>Variante 3</w:t>
+              <w:t>Variante</w:t>
+            </w:r>
+            <w:proofErr w:type="spellEnd"/>
+            <w:r>
+              <w:t xml:space="preserve"> 3</w:t>
             </w:r>
           </w:p>
         </w:tc>
@@ -1610,8 +1892,13 @@
               <w:cnfStyle w:val="000000100000" w:firstRow="0" w:lastRow="0" w:firstColumn="0" w:lastColumn="0" w:oddVBand="0" w:evenVBand="0" w:oddHBand="1" w:evenHBand="0" w:firstRowFirstColumn="0" w:firstRowLastColumn="0" w:lastRowFirstColumn="0" w:lastRowLastColumn="0"/>
             </w:pPr>
             <w:r>
-              <w:t>10 preguntas</w:t>
+              <w:t xml:space="preserve">10 </w:t>
             </w:r>
+            <w:proofErr w:type="spellStart"/>
+            <w:r>
+              <w:t>preguntas</w:t>
+            </w:r>
+            <w:proofErr w:type="spellEnd"/>
           </w:p>
         </w:tc>
         <w:tc>
@@ -1623,8 +1910,21 @@
               <w:cnfStyle w:val="000000100000" w:firstRow="0" w:lastRow="0" w:firstColumn="0" w:lastColumn="0" w:oddVBand="0" w:evenVBand="0" w:oddHBand="1" w:evenHBand="0" w:firstRowFirstColumn="0" w:firstRowLastColumn="0" w:lastRowFirstColumn="0" w:lastRowLastColumn="0"/>
             </w:pPr>
             <w:r>
-              <w:t>Formato o datos diferentes</w:t>
+              <w:t xml:space="preserve">Formato o </w:t>
             </w:r>
+            <w:proofErr w:type="spellStart"/>
+            <w:r>
+              <w:t>datos</w:t>
+            </w:r>
+            <w:proofErr w:type="spellEnd"/>
+            <w:r>
+              <w:t xml:space="preserve"> </w:t>
+            </w:r>
+            <w:proofErr w:type="spellStart"/>
+            <w:r>
+              <w:t>diferentes</w:t>
+            </w:r>
+            <w:proofErr w:type="spellEnd"/>
           </w:p>
         </w:tc>
       </w:tr>
@@ -1632,11 +1932,40 @@
     <w:p/>
     <w:p>
       <w:pPr>
-        <w:pStyle w:val="Heading2"/>
-      </w:pPr>
-      <w:r>
-        <w:t>4.2 Selección de Preguntas por Sesión</w:t>
-      </w:r>
+        <w:pStyle w:val="Ttulo2"/>
+      </w:pPr>
+      <w:r>
+        <w:t xml:space="preserve">4.2 </w:t>
+      </w:r>
+      <w:proofErr w:type="spellStart"/>
+      <w:r>
+        <w:t>Selección</w:t>
+      </w:r>
+      <w:proofErr w:type="spellEnd"/>
+      <w:r>
+        <w:t xml:space="preserve"> de </w:t>
+      </w:r>
+      <w:proofErr w:type="spellStart"/>
+      <w:r>
+        <w:t>Preguntas</w:t>
+      </w:r>
+      <w:proofErr w:type="spellEnd"/>
+      <w:r>
+        <w:t xml:space="preserve"> </w:t>
+      </w:r>
+      <w:proofErr w:type="spellStart"/>
+      <w:r>
+        <w:t>por</w:t>
+      </w:r>
+      <w:proofErr w:type="spellEnd"/>
+      <w:r>
+        <w:t xml:space="preserve"> </w:t>
+      </w:r>
+      <w:proofErr w:type="spellStart"/>
+      <w:r>
+        <w:t>Sesión</w:t>
+      </w:r>
+      <w:proofErr w:type="spellEnd"/>
     </w:p>
     <w:p>
       <w:r>
@@ -1667,7 +1996,7 @@
     </w:p>
     <w:p>
       <w:pPr>
-        <w:pStyle w:val="ListBullet"/>
+        <w:pStyle w:val="Listaconvietas"/>
         <w:rPr>
           <w:lang w:val="es-CO"/>
         </w:rPr>
@@ -1681,7 +2010,7 @@
     </w:p>
     <w:p>
       <w:pPr>
-        <w:pStyle w:val="ListBullet"/>
+        <w:pStyle w:val="Listaconvietas"/>
         <w:rPr>
           <w:lang w:val="es-CO"/>
         </w:rPr>
@@ -1709,7 +2038,7 @@
     </w:p>
     <w:p>
       <w:pPr>
-        <w:pStyle w:val="ListBullet"/>
+        <w:pStyle w:val="Listaconvietas"/>
         <w:rPr>
           <w:lang w:val="es-CO"/>
         </w:rPr>
@@ -1723,7 +2052,7 @@
     </w:p>
     <w:p>
       <w:pPr>
-        <w:pStyle w:val="ListBullet"/>
+        <w:pStyle w:val="Listaconvietas"/>
         <w:rPr>
           <w:lang w:val="es-CO"/>
         </w:rPr>
@@ -1737,7 +2066,7 @@
     </w:p>
     <w:p>
       <w:pPr>
-        <w:pStyle w:val="Heading1"/>
+        <w:pStyle w:val="Ttulo1"/>
         <w:rPr>
           <w:lang w:val="es-CO"/>
         </w:rPr>
@@ -1751,7 +2080,7 @@
     </w:p>
     <w:p>
       <w:pPr>
-        <w:pStyle w:val="Heading2"/>
+        <w:pStyle w:val="Ttulo2"/>
         <w:rPr>
           <w:lang w:val="es-CO"/>
         </w:rPr>
@@ -1765,7 +2094,7 @@
     </w:p>
     <w:tbl>
       <w:tblPr>
-        <w:tblStyle w:val="LightGrid-Accent1"/>
+        <w:tblStyle w:val="Cuadrculaclara-nfasis1"/>
         <w:tblW w:w="0" w:type="auto"/>
         <w:tblLook w:val="04A0" w:firstRow="1" w:lastRow="0" w:firstColumn="1" w:lastColumn="0" w:noHBand="0" w:noVBand="1"/>
       </w:tblPr>
@@ -1789,8 +2118,16 @@
               <w:rPr>
                 <w:color w:val="FFFFFF"/>
               </w:rPr>
-              <w:t>Tipo de Usuario</w:t>
+              <w:t xml:space="preserve">Tipo de </w:t>
             </w:r>
+            <w:proofErr w:type="spellStart"/>
+            <w:r>
+              <w:rPr>
+                <w:color w:val="FFFFFF"/>
+              </w:rPr>
+              <w:t>Usuario</w:t>
+            </w:r>
+            <w:proofErr w:type="spellEnd"/>
           </w:p>
         </w:tc>
         <w:tc>
@@ -1806,7 +2143,21 @@
               <w:rPr>
                 <w:color w:val="FFFFFF"/>
               </w:rPr>
-              <w:t>Vidas por Nivel</w:t>
+              <w:t xml:space="preserve">Vidas </w:t>
+            </w:r>
+            <w:proofErr w:type="spellStart"/>
+            <w:r>
+              <w:rPr>
+                <w:color w:val="FFFFFF"/>
+              </w:rPr>
+              <w:t>por</w:t>
+            </w:r>
+            <w:proofErr w:type="spellEnd"/>
+            <w:r>
+              <w:rPr>
+                <w:color w:val="FFFFFF"/>
+              </w:rPr>
+              <w:t xml:space="preserve"> Nivel</w:t>
             </w:r>
           </w:p>
         </w:tc>
@@ -1819,12 +2170,14 @@
             <w:pPr>
               <w:cnfStyle w:val="100000000000" w:firstRow="1" w:lastRow="0" w:firstColumn="0" w:lastColumn="0" w:oddVBand="0" w:evenVBand="0" w:oddHBand="0" w:evenHBand="0" w:firstRowFirstColumn="0" w:firstRowLastColumn="0" w:lastRowFirstColumn="0" w:lastRowLastColumn="0"/>
             </w:pPr>
+            <w:proofErr w:type="spellStart"/>
             <w:r>
               <w:rPr>
                 <w:color w:val="FFFFFF"/>
               </w:rPr>
               <w:t>Descripción</w:t>
             </w:r>
+            <w:proofErr w:type="spellEnd"/>
           </w:p>
         </w:tc>
       </w:tr>
@@ -1838,9 +2191,11 @@
             <w:tcW w:w="2160" w:type="dxa"/>
           </w:tcPr>
           <w:p>
+            <w:proofErr w:type="spellStart"/>
             <w:r>
               <w:t>Gratuito</w:t>
             </w:r>
+            <w:proofErr w:type="spellEnd"/>
           </w:p>
         </w:tc>
         <w:tc>
@@ -1852,8 +2207,13 @@
               <w:cnfStyle w:val="000000100000" w:firstRow="0" w:lastRow="0" w:firstColumn="0" w:lastColumn="0" w:oddVBand="0" w:evenVBand="0" w:oddHBand="1" w:evenHBand="0" w:firstRowFirstColumn="0" w:firstRowLastColumn="0" w:lastRowFirstColumn="0" w:lastRowLastColumn="0"/>
             </w:pPr>
             <w:r>
-              <w:t>3 vidas</w:t>
+              <w:t xml:space="preserve">3 </w:t>
             </w:r>
+            <w:proofErr w:type="spellStart"/>
+            <w:r>
+              <w:t>vidas</w:t>
+            </w:r>
+            <w:proofErr w:type="spellEnd"/>
           </w:p>
         </w:tc>
         <w:tc>
@@ -1899,9 +2259,11 @@
             <w:pPr>
               <w:cnfStyle w:val="000000010000" w:firstRow="0" w:lastRow="0" w:firstColumn="0" w:lastColumn="0" w:oddVBand="0" w:evenVBand="0" w:oddHBand="0" w:evenHBand="1" w:firstRowFirstColumn="0" w:firstRowLastColumn="0" w:lastRowFirstColumn="0" w:lastRowLastColumn="0"/>
             </w:pPr>
+            <w:proofErr w:type="spellStart"/>
             <w:r>
               <w:t>Ilimitadas</w:t>
             </w:r>
+            <w:proofErr w:type="spellEnd"/>
           </w:p>
         </w:tc>
         <w:tc>
@@ -1927,7 +2289,7 @@
     </w:tbl>
     <w:p>
       <w:pPr>
-        <w:pStyle w:val="Heading2"/>
+        <w:pStyle w:val="Ttulo2"/>
         <w:rPr>
           <w:lang w:val="es-CO"/>
         </w:rPr>
@@ -1949,15 +2311,43 @@
         <w:rPr>
           <w:lang w:val="es-CO"/>
         </w:rPr>
-        <w:t>Cada respuesta incorrecta consume una vida. El comportamiento es el siguiente:</w:t>
+        <w:t xml:space="preserve">Cada respuesta incorrecta consume </w:t>
+      </w:r>
+      <w:r>
+        <w:rPr>
+          <w:lang w:val="es-CO"/>
+        </w:rPr>
+        <w:t xml:space="preserve">5 </w:t>
+      </w:r>
+      <w:proofErr w:type="spellStart"/>
+      <w:r>
+        <w:rPr>
+          <w:lang w:val="es-CO"/>
+        </w:rPr>
+        <w:t>creditos</w:t>
+      </w:r>
+      <w:proofErr w:type="spellEnd"/>
+      <w:r>
+        <w:rPr>
+          <w:lang w:val="es-CO"/>
+        </w:rPr>
+        <w:t>. El comportamiento es el siguiente:</w:t>
       </w:r>
     </w:p>
     <w:p>
       <w:pPr>
-        <w:pStyle w:val="Heading3"/>
-      </w:pPr>
-      <w:r>
-        <w:t xml:space="preserve">5.2.1 Usuario </w:t>
+        <w:pStyle w:val="Ttulo3"/>
+      </w:pPr>
+      <w:r>
+        <w:t xml:space="preserve">5.2.1 </w:t>
+      </w:r>
+      <w:proofErr w:type="spellStart"/>
+      <w:r>
+        <w:t>Usuario</w:t>
+      </w:r>
+      <w:proofErr w:type="spellEnd"/>
+      <w:r>
+        <w:t xml:space="preserve"> </w:t>
       </w:r>
       <w:proofErr w:type="spellStart"/>
       <w:r>
@@ -1967,7 +2357,7 @@
     </w:p>
     <w:p>
       <w:pPr>
-        <w:pStyle w:val="ListBullet"/>
+        <w:pStyle w:val="Listaconvietas"/>
         <w:rPr>
           <w:lang w:val="es-CO"/>
         </w:rPr>
@@ -1983,18 +2373,12 @@
         <w:rPr>
           <w:lang w:val="es-CO"/>
         </w:rPr>
-        <w:t>✓</w:t>
-      </w:r>
-      <w:r>
-        <w:rPr>
-          <w:lang w:val="es-CO"/>
-        </w:rPr>
-        <w:t xml:space="preserve"> Se mantiene la vida, se avanza a la siguiente pregunta</w:t>
+        <w:t>✓ Se mantiene la vida, se avanza a la siguiente pregunta</w:t>
       </w:r>
     </w:p>
     <w:p>
       <w:pPr>
-        <w:pStyle w:val="ListBullet"/>
+        <w:pStyle w:val="Listaconvietas"/>
         <w:rPr>
           <w:lang w:val="es-CO"/>
         </w:rPr>
@@ -2004,24 +2388,88 @@
           <w:b/>
           <w:lang w:val="es-CO"/>
         </w:rPr>
-        <w:t xml:space="preserve">Respuesta incorrecta (Vidas: 3): </w:t>
-      </w:r>
-      <w:r>
-        <w:rPr>
-          <w:lang w:val="es-CO"/>
-        </w:rPr>
-        <w:t>✗</w:t>
-      </w:r>
-      <w:r>
-        <w:rPr>
-          <w:lang w:val="es-CO"/>
-        </w:rPr>
-        <w:t xml:space="preserve"> Pierde 1 vida → Vidas: 2</w:t>
+        <w:t>Respuesta incorrecta (</w:t>
+      </w:r>
+      <w:r>
+        <w:rPr>
+          <w:b/>
+          <w:lang w:val="es-CO"/>
+        </w:rPr>
+        <w:t>créditos</w:t>
+      </w:r>
+      <w:r>
+        <w:rPr>
+          <w:b/>
+          <w:lang w:val="es-CO"/>
+        </w:rPr>
+        <w:t xml:space="preserve">: </w:t>
+      </w:r>
+      <w:r>
+        <w:rPr>
+          <w:b/>
+          <w:lang w:val="es-CO"/>
+        </w:rPr>
+        <w:t>20</w:t>
+      </w:r>
+      <w:r>
+        <w:rPr>
+          <w:b/>
+          <w:lang w:val="es-CO"/>
+        </w:rPr>
+        <w:t xml:space="preserve">): </w:t>
+      </w:r>
+      <w:r>
+        <w:rPr>
+          <w:lang w:val="es-CO"/>
+        </w:rPr>
+        <w:t>✗ Pierde</w:t>
+      </w:r>
+      <w:r>
+        <w:rPr>
+          <w:lang w:val="es-CO"/>
+        </w:rPr>
+        <w:t xml:space="preserve"> 5</w:t>
+      </w:r>
+      <w:r>
+        <w:rPr>
+          <w:lang w:val="es-CO"/>
+        </w:rPr>
+        <w:t xml:space="preserve"> </w:t>
+      </w:r>
+      <w:r>
+        <w:rPr>
+          <w:lang w:val="es-CO"/>
+        </w:rPr>
+        <w:t>créditos</w:t>
+      </w:r>
+      <w:r>
+        <w:rPr>
+          <w:lang w:val="es-CO"/>
+        </w:rPr>
+        <w:t xml:space="preserve"> → </w:t>
+      </w:r>
+      <w:r>
+        <w:rPr>
+          <w:lang w:val="es-CO"/>
+        </w:rPr>
+        <w:t>créditos</w:t>
+      </w:r>
+      <w:r>
+        <w:rPr>
+          <w:lang w:val="es-CO"/>
+        </w:rPr>
+        <w:t xml:space="preserve">: </w:t>
+      </w:r>
+      <w:r>
+        <w:rPr>
+          <w:lang w:val="es-CO"/>
+        </w:rPr>
+        <w:t>15</w:t>
       </w:r>
     </w:p>
     <w:p>
       <w:pPr>
-        <w:pStyle w:val="ListBullet"/>
+        <w:pStyle w:val="Listaconvietas"/>
         <w:rPr>
           <w:lang w:val="es-CO"/>
         </w:rPr>
@@ -2031,24 +2479,75 @@
           <w:b/>
           <w:lang w:val="es-CO"/>
         </w:rPr>
-        <w:t xml:space="preserve">Respuesta incorrecta (Vidas: 2): </w:t>
-      </w:r>
-      <w:r>
-        <w:rPr>
-          <w:lang w:val="es-CO"/>
-        </w:rPr>
-        <w:t>✗</w:t>
-      </w:r>
-      <w:r>
-        <w:rPr>
-          <w:lang w:val="es-CO"/>
-        </w:rPr>
-        <w:t xml:space="preserve"> Pierde 1 vida → Vidas: 1</w:t>
+        <w:t>Respuesta incorrecta (</w:t>
+      </w:r>
+      <w:r>
+        <w:rPr>
+          <w:b/>
+          <w:bCs/>
+          <w:lang w:val="es-CO"/>
+        </w:rPr>
+        <w:t>créditos: 15):</w:t>
+      </w:r>
+      <w:r>
+        <w:rPr>
+          <w:b/>
+          <w:lang w:val="es-CO"/>
+        </w:rPr>
+        <w:t xml:space="preserve"> </w:t>
+      </w:r>
+      <w:r>
+        <w:rPr>
+          <w:lang w:val="es-CO"/>
+        </w:rPr>
+        <w:t xml:space="preserve">✗ Pierde </w:t>
+      </w:r>
+      <w:r>
+        <w:rPr>
+          <w:lang w:val="es-CO"/>
+        </w:rPr>
+        <w:t>5</w:t>
+      </w:r>
+      <w:r>
+        <w:rPr>
+          <w:lang w:val="es-CO"/>
+        </w:rPr>
+        <w:t xml:space="preserve"> </w:t>
+      </w:r>
+      <w:r>
+        <w:rPr>
+          <w:lang w:val="es-CO"/>
+        </w:rPr>
+        <w:t>créditos</w:t>
+      </w:r>
+      <w:r>
+        <w:rPr>
+          <w:lang w:val="es-CO"/>
+        </w:rPr>
+        <w:t xml:space="preserve"> → </w:t>
+      </w:r>
+      <w:r>
+        <w:rPr>
+          <w:lang w:val="es-CO"/>
+        </w:rPr>
+        <w:t>créditos</w:t>
+      </w:r>
+      <w:r>
+        <w:rPr>
+          <w:lang w:val="es-CO"/>
+        </w:rPr>
+        <w:t xml:space="preserve">: </w:t>
+      </w:r>
+      <w:r>
+        <w:rPr>
+          <w:lang w:val="es-CO"/>
+        </w:rPr>
+        <w:t>10</w:t>
       </w:r>
     </w:p>
     <w:p>
       <w:pPr>
-        <w:pStyle w:val="ListBullet"/>
+        <w:pStyle w:val="Listaconvietas"/>
         <w:rPr>
           <w:lang w:val="es-CO"/>
         </w:rPr>
@@ -2058,24 +2557,62 @@
           <w:b/>
           <w:lang w:val="es-CO"/>
         </w:rPr>
-        <w:t xml:space="preserve">Respuesta incorrecta (Vidas: 1): </w:t>
-      </w:r>
-      <w:r>
-        <w:rPr>
-          <w:lang w:val="es-CO"/>
-        </w:rPr>
-        <w:t>✗</w:t>
-      </w:r>
-      <w:r>
-        <w:rPr>
-          <w:lang w:val="es-CO"/>
-        </w:rPr>
-        <w:t xml:space="preserve"> Pierde 1 vida → Vidas: 0 → GAME OVER</w:t>
+        <w:t xml:space="preserve">Respuesta incorrecta </w:t>
+      </w:r>
+      <w:r>
+        <w:rPr>
+          <w:b/>
+          <w:lang w:val="es-CO"/>
+        </w:rPr>
+        <w:t>(créditos: 10):</w:t>
+      </w:r>
+      <w:r>
+        <w:rPr>
+          <w:b/>
+          <w:lang w:val="es-CO"/>
+        </w:rPr>
+        <w:t xml:space="preserve"> </w:t>
+      </w:r>
+      <w:r>
+        <w:rPr>
+          <w:lang w:val="es-CO"/>
+        </w:rPr>
+        <w:t xml:space="preserve">✗ Pierde </w:t>
+      </w:r>
+      <w:r>
+        <w:rPr>
+          <w:lang w:val="es-CO"/>
+        </w:rPr>
+        <w:t>5</w:t>
+      </w:r>
+      <w:r>
+        <w:rPr>
+          <w:lang w:val="es-CO"/>
+        </w:rPr>
+        <w:t xml:space="preserve"> </w:t>
+      </w:r>
+      <w:r>
+        <w:rPr>
+          <w:lang w:val="es-CO"/>
+        </w:rPr>
+        <w:t>créditos</w:t>
+      </w:r>
+      <w:r>
+        <w:rPr>
+          <w:lang w:val="es-CO"/>
+        </w:rPr>
+        <w:t xml:space="preserve"> → </w:t>
+      </w:r>
+      <w:r>
+        <w:rPr>
+          <w:lang w:val="es-CO"/>
+        </w:rPr>
+        <w:t>créditos: 5</w:t>
       </w:r>
     </w:p>
     <w:p>
       <w:pPr>
-        <w:pStyle w:val="ListBullet"/>
+        <w:pStyle w:val="Listaconvietas"/>
         <w:rPr>
           <w:lang w:val="es-CO"/>
         </w:rPr>
@@ -2085,21 +2622,70 @@
           <w:b/>
           <w:lang w:val="es-CO"/>
         </w:rPr>
-        <w:t xml:space="preserve">Al fallar: </w:t>
-      </w:r>
-      <w:r>
-        <w:t>📺</w:t>
-      </w:r>
-      <w:r>
-        <w:rPr>
-          <w:lang w:val="es-CO"/>
-        </w:rPr>
-        <w:t xml:space="preserve"> Se muestra un anuncio publicitario</w:t>
+        <w:t xml:space="preserve">Respuesta incorrecta </w:t>
+      </w:r>
+      <w:r>
+        <w:rPr>
+          <w:b/>
+          <w:lang w:val="es-CO"/>
+        </w:rPr>
+        <w:t xml:space="preserve">(créditos: </w:t>
+      </w:r>
+      <w:r>
+        <w:rPr>
+          <w:b/>
+          <w:lang w:val="es-CO"/>
+        </w:rPr>
+        <w:t>5</w:t>
+      </w:r>
+      <w:r>
+        <w:rPr>
+          <w:b/>
+          <w:lang w:val="es-CO"/>
+        </w:rPr>
+        <w:t>):</w:t>
+      </w:r>
+      <w:r>
+        <w:rPr>
+          <w:b/>
+          <w:lang w:val="es-CO"/>
+        </w:rPr>
+        <w:t xml:space="preserve"> </w:t>
+      </w:r>
+      <w:r>
+        <w:rPr>
+          <w:lang w:val="es-CO"/>
+        </w:rPr>
+        <w:t xml:space="preserve">✗ Pierde </w:t>
+      </w:r>
+      <w:r>
+        <w:rPr>
+          <w:lang w:val="es-CO"/>
+        </w:rPr>
+        <w:t>5</w:t>
+      </w:r>
+      <w:r>
+        <w:rPr>
+          <w:lang w:val="es-CO"/>
+        </w:rPr>
+        <w:t xml:space="preserve"> </w:t>
+      </w:r>
+      <w:r>
+        <w:rPr>
+          <w:lang w:val="es-CO"/>
+        </w:rPr>
+        <w:t>créditos</w:t>
+      </w:r>
+      <w:r>
+        <w:rPr>
+          <w:lang w:val="es-CO"/>
+        </w:rPr>
+        <w:t xml:space="preserve"> → → GAME OVER</w:t>
       </w:r>
     </w:p>
     <w:p>
       <w:pPr>
-        <w:pStyle w:val="ListBullet"/>
+        <w:pStyle w:val="Listaconvietas"/>
         <w:rPr>
           <w:lang w:val="es-CO"/>
         </w:rPr>
@@ -2110,53 +2696,58 @@
           <w:lang w:val="es-CO"/>
         </w:rPr>
         <w:lastRenderedPageBreak/>
-        <w:t xml:space="preserve">Opción de reintentar: </w:t>
-      </w:r>
-      <w:r>
-        <w:rPr>
-          <w:lang w:val="es-CO"/>
-        </w:rPr>
-        <w:t>El usuario ve el anuncio y puede reintentar el nivel</w:t>
+        <w:t xml:space="preserve">Al fallar: </w:t>
+      </w:r>
+      <w:r>
+        <w:t>📺</w:t>
+      </w:r>
+      <w:r>
+        <w:rPr>
+          <w:lang w:val="es-CO"/>
+        </w:rPr>
+        <w:t xml:space="preserve"> Se muestra un anuncio publicitario</w:t>
       </w:r>
     </w:p>
     <w:p>
       <w:pPr>
-        <w:pStyle w:val="Heading3"/>
-      </w:pPr>
-      <w:r>
-        <w:t>5.2.2 Usuario Premium</w:t>
+        <w:pStyle w:val="Listaconvietas"/>
+        <w:rPr>
+          <w:lang w:val="es-CO"/>
+        </w:rPr>
+      </w:pPr>
+      <w:r>
+        <w:rPr>
+          <w:b/>
+          <w:lang w:val="es-CO"/>
+        </w:rPr>
+        <w:t xml:space="preserve">Opción de reintentar: </w:t>
+      </w:r>
+      <w:r>
+        <w:rPr>
+          <w:lang w:val="es-CO"/>
+        </w:rPr>
+        <w:t>El usuario ve el anuncio y puede reintentar el nivel</w:t>
       </w:r>
     </w:p>
     <w:p>
       <w:pPr>
-        <w:pStyle w:val="ListBullet"/>
-        <w:rPr>
-          <w:lang w:val="es-CO"/>
-        </w:rPr>
-      </w:pPr>
-      <w:r>
-        <w:rPr>
-          <w:b/>
-          <w:lang w:val="es-CO"/>
-        </w:rPr>
-        <w:t xml:space="preserve">Respuesta correcta: </w:t>
-      </w:r>
-      <w:r>
-        <w:rPr>
-          <w:lang w:val="es-CO"/>
-        </w:rPr>
-        <w:t>✓</w:t>
-      </w:r>
-      <w:r>
-        <w:rPr>
-          <w:lang w:val="es-CO"/>
-        </w:rPr>
-        <w:t xml:space="preserve"> Se avanza a la siguiente pregunta</w:t>
+        <w:pStyle w:val="Ttulo3"/>
+      </w:pPr>
+      <w:r>
+        <w:t xml:space="preserve">5.2.2 </w:t>
+      </w:r>
+      <w:proofErr w:type="spellStart"/>
+      <w:r>
+        <w:t>Usuario</w:t>
+      </w:r>
+      <w:proofErr w:type="spellEnd"/>
+      <w:r>
+        <w:t xml:space="preserve"> Premium</w:t>
       </w:r>
     </w:p>
     <w:p>
       <w:pPr>
-        <w:pStyle w:val="ListBullet"/>
+        <w:pStyle w:val="Listaconvietas"/>
         <w:rPr>
           <w:lang w:val="es-CO"/>
         </w:rPr>
@@ -2166,24 +2757,18 @@
           <w:b/>
           <w:lang w:val="es-CO"/>
         </w:rPr>
-        <w:t xml:space="preserve">Respuesta incorrecta: </w:t>
-      </w:r>
-      <w:r>
-        <w:rPr>
-          <w:lang w:val="es-CO"/>
-        </w:rPr>
-        <w:t>✗</w:t>
-      </w:r>
-      <w:r>
-        <w:rPr>
-          <w:lang w:val="es-CO"/>
-        </w:rPr>
-        <w:t xml:space="preserve"> Se reemplaza la pregunta por una variante diferente</w:t>
+        <w:t xml:space="preserve">Respuesta correcta: </w:t>
+      </w:r>
+      <w:r>
+        <w:rPr>
+          <w:lang w:val="es-CO"/>
+        </w:rPr>
+        <w:t>✓ Se avanza a la siguiente pregunta</w:t>
       </w:r>
     </w:p>
     <w:p>
       <w:pPr>
-        <w:pStyle w:val="ListBullet"/>
+        <w:pStyle w:val="Listaconvietas"/>
         <w:rPr>
           <w:lang w:val="es-CO"/>
         </w:rPr>
@@ -2193,18 +2778,18 @@
           <w:b/>
           <w:lang w:val="es-CO"/>
         </w:rPr>
-        <w:t xml:space="preserve">Sin límite de errores: </w:t>
-      </w:r>
-      <w:r>
-        <w:rPr>
-          <w:lang w:val="es-CO"/>
-        </w:rPr>
-        <w:t>Puede intentar infinitamente hasta completar el nivel</w:t>
+        <w:t xml:space="preserve">Respuesta incorrecta: </w:t>
+      </w:r>
+      <w:r>
+        <w:rPr>
+          <w:lang w:val="es-CO"/>
+        </w:rPr>
+        <w:t>✗ Se reemplaza la pregunta por una variante diferente</w:t>
       </w:r>
     </w:p>
     <w:p>
       <w:pPr>
-        <w:pStyle w:val="ListBullet"/>
+        <w:pStyle w:val="Listaconvietas"/>
         <w:rPr>
           <w:lang w:val="es-CO"/>
         </w:rPr>
@@ -2214,31 +2799,52 @@
           <w:b/>
           <w:lang w:val="es-CO"/>
         </w:rPr>
-        <w:t xml:space="preserve">Sin anuncios: </w:t>
-      </w:r>
-      <w:r>
-        <w:rPr>
-          <w:lang w:val="es-CO"/>
-        </w:rPr>
-        <w:t>No ve publicidad entre intentos</w:t>
+        <w:t xml:space="preserve">Sin límite de errores: </w:t>
+      </w:r>
+      <w:r>
+        <w:rPr>
+          <w:lang w:val="es-CO"/>
+        </w:rPr>
+        <w:t>Puede intentar infinitamente hasta completar el nivel</w:t>
       </w:r>
     </w:p>
     <w:p>
       <w:pPr>
-        <w:rPr>
-          <w:lang w:val="es-CO"/>
-        </w:rPr>
-      </w:pPr>
-      <w:r>
-        <w:rPr>
-          <w:lang w:val="es-CO"/>
-        </w:rPr>
-        <w:br w:type="page"/>
+        <w:pStyle w:val="Listaconvietas"/>
+        <w:rPr>
+          <w:lang w:val="es-CO"/>
+        </w:rPr>
+      </w:pPr>
+      <w:r>
+        <w:rPr>
+          <w:b/>
+          <w:lang w:val="es-CO"/>
+        </w:rPr>
+        <w:t xml:space="preserve">Sin anuncios: </w:t>
+      </w:r>
+      <w:r>
+        <w:rPr>
+          <w:lang w:val="es-CO"/>
+        </w:rPr>
+        <w:t>No ve publicidad entre intentos</w:t>
       </w:r>
     </w:p>
     <w:p>
       <w:pPr>
-        <w:pStyle w:val="Heading1"/>
+        <w:rPr>
+          <w:lang w:val="es-CO"/>
+        </w:rPr>
+      </w:pPr>
+      <w:r>
+        <w:rPr>
+          <w:lang w:val="es-CO"/>
+        </w:rPr>
+        <w:br w:type="page"/>
+      </w:r>
+    </w:p>
+    <w:p>
+      <w:pPr>
+        <w:pStyle w:val="Ttulo1"/>
         <w:rPr>
           <w:lang w:val="es-CO"/>
         </w:rPr>
@@ -2253,7 +2859,7 @@
     </w:p>
     <w:p>
       <w:pPr>
-        <w:pStyle w:val="Heading2"/>
+        <w:pStyle w:val="Ttulo2"/>
         <w:rPr>
           <w:lang w:val="es-CO"/>
         </w:rPr>
@@ -2280,7 +2886,7 @@
     </w:p>
     <w:tbl>
       <w:tblPr>
-        <w:tblStyle w:val="LightGrid-Accent1"/>
+        <w:tblStyle w:val="Cuadrculaclara-nfasis1"/>
         <w:tblW w:w="0" w:type="auto"/>
         <w:tblLook w:val="04A0" w:firstRow="1" w:lastRow="0" w:firstColumn="1" w:lastColumn="0" w:noHBand="0" w:noVBand="1"/>
       </w:tblPr>
@@ -2320,9 +2926,11 @@
             <w:pPr>
               <w:cnfStyle w:val="100000000000" w:firstRow="1" w:lastRow="0" w:firstColumn="0" w:lastColumn="0" w:oddVBand="0" w:evenVBand="0" w:oddHBand="0" w:evenHBand="0" w:firstRowFirstColumn="0" w:firstRowLastColumn="0" w:lastRowFirstColumn="0" w:lastRowLastColumn="0"/>
             </w:pPr>
+            <w:proofErr w:type="spellStart"/>
             <w:r>
               <w:t>Cantidad</w:t>
             </w:r>
+            <w:proofErr w:type="spellEnd"/>
           </w:p>
         </w:tc>
         <w:tc>
@@ -2334,9 +2942,11 @@
             <w:pPr>
               <w:cnfStyle w:val="100000000000" w:firstRow="1" w:lastRow="0" w:firstColumn="0" w:lastColumn="0" w:oddVBand="0" w:evenVBand="0" w:oddHBand="0" w:evenHBand="0" w:firstRowFirstColumn="0" w:firstRowLastColumn="0" w:lastRowFirstColumn="0" w:lastRowLastColumn="0"/>
             </w:pPr>
+            <w:proofErr w:type="spellStart"/>
             <w:r>
               <w:t>Descripción</w:t>
             </w:r>
+            <w:proofErr w:type="spellEnd"/>
           </w:p>
         </w:tc>
         <w:tc>
@@ -2364,9 +2974,11 @@
             <w:tcW w:w="2160" w:type="dxa"/>
           </w:tcPr>
           <w:p>
+            <w:proofErr w:type="spellStart"/>
             <w:r>
               <w:t>Fácil</w:t>
             </w:r>
+            <w:proofErr w:type="spellEnd"/>
           </w:p>
         </w:tc>
         <w:tc>
@@ -2378,8 +2990,44 @@
               <w:cnfStyle w:val="000000100000" w:firstRow="0" w:lastRow="0" w:firstColumn="0" w:lastColumn="0" w:oddVBand="0" w:evenVBand="0" w:oddHBand="1" w:evenHBand="0" w:firstRowFirstColumn="0" w:firstRowLastColumn="0" w:lastRowFirstColumn="0" w:lastRowLastColumn="0"/>
             </w:pPr>
             <w:r>
-              <w:t>3 preguntas</w:t>
+              <w:t xml:space="preserve">3 </w:t>
             </w:r>
+            <w:proofErr w:type="spellStart"/>
+            <w:r>
+              <w:t>preguntas</w:t>
+            </w:r>
+            <w:proofErr w:type="spellEnd"/>
+          </w:p>
+        </w:tc>
+        <w:tc>
+          <w:tcPr>
+            <w:tcW w:w="2160" w:type="dxa"/>
+          </w:tcPr>
+          <w:p>
+            <w:pPr>
+              <w:cnfStyle w:val="000000100000" w:firstRow="0" w:lastRow="0" w:firstColumn="0" w:lastColumn="0" w:oddVBand="0" w:evenVBand="0" w:oddHBand="1" w:evenHBand="0" w:firstRowFirstColumn="0" w:firstRowLastColumn="0" w:lastRowFirstColumn="0" w:lastRowLastColumn="0"/>
+            </w:pPr>
+            <w:proofErr w:type="spellStart"/>
+            <w:r>
+              <w:t>Conceptos</w:t>
+            </w:r>
+            <w:proofErr w:type="spellEnd"/>
+            <w:r>
+              <w:t xml:space="preserve"> </w:t>
+            </w:r>
+            <w:proofErr w:type="spellStart"/>
+            <w:r>
+              <w:t>básicos</w:t>
+            </w:r>
+            <w:proofErr w:type="spellEnd"/>
+            <w:r>
+              <w:t xml:space="preserve">, </w:t>
+            </w:r>
+            <w:proofErr w:type="spellStart"/>
+            <w:r>
+              <w:t>definiciones</w:t>
+            </w:r>
+            <w:proofErr w:type="spellEnd"/>
           </w:p>
         </w:tc>
         <w:tc>
@@ -2391,20 +3039,7 @@
               <w:cnfStyle w:val="000000100000" w:firstRow="0" w:lastRow="0" w:firstColumn="0" w:lastColumn="0" w:oddVBand="0" w:evenVBand="0" w:oddHBand="1" w:evenHBand="0" w:firstRowFirstColumn="0" w:firstRowLastColumn="0" w:lastRowFirstColumn="0" w:lastRowLastColumn="0"/>
             </w:pPr>
             <w:r>
-              <w:t>Conceptos básicos, definiciones</w:t>
-            </w:r>
-          </w:p>
-        </w:tc>
-        <w:tc>
-          <w:tcPr>
-            <w:tcW w:w="2160" w:type="dxa"/>
-          </w:tcPr>
-          <w:p>
-            <w:pPr>
-              <w:cnfStyle w:val="000000100000" w:firstRow="0" w:lastRow="0" w:firstColumn="0" w:lastColumn="0" w:oddVBand="0" w:evenVBand="0" w:oddHBand="1" w:evenHBand="0" w:firstRowFirstColumn="0" w:firstRowLastColumn="0" w:lastRowFirstColumn="0" w:lastRowLastColumn="0"/>
-            </w:pPr>
-            <w:r>
-              <w:t>10 pts c/u = 30 pts</w:t>
+              <w:t>+1 pearls</w:t>
             </w:r>
           </w:p>
         </w:tc>
@@ -2433,8 +3068,36 @@
               <w:cnfStyle w:val="000000010000" w:firstRow="0" w:lastRow="0" w:firstColumn="0" w:lastColumn="0" w:oddVBand="0" w:evenVBand="0" w:oddHBand="0" w:evenHBand="1" w:firstRowFirstColumn="0" w:firstRowLastColumn="0" w:lastRowFirstColumn="0" w:lastRowLastColumn="0"/>
             </w:pPr>
             <w:r>
-              <w:t>3 preguntas</w:t>
+              <w:t xml:space="preserve">3 </w:t>
             </w:r>
+            <w:proofErr w:type="spellStart"/>
+            <w:r>
+              <w:t>preguntas</w:t>
+            </w:r>
+            <w:proofErr w:type="spellEnd"/>
+          </w:p>
+        </w:tc>
+        <w:tc>
+          <w:tcPr>
+            <w:tcW w:w="2160" w:type="dxa"/>
+          </w:tcPr>
+          <w:p>
+            <w:pPr>
+              <w:cnfStyle w:val="000000010000" w:firstRow="0" w:lastRow="0" w:firstColumn="0" w:lastColumn="0" w:oddVBand="0" w:evenVBand="0" w:oddHBand="0" w:evenHBand="1" w:firstRowFirstColumn="0" w:firstRowLastColumn="0" w:lastRowFirstColumn="0" w:lastRowLastColumn="0"/>
+            </w:pPr>
+            <w:proofErr w:type="spellStart"/>
+            <w:r>
+              <w:t>Aplicación</w:t>
+            </w:r>
+            <w:proofErr w:type="spellEnd"/>
+            <w:r>
+              <w:t xml:space="preserve"> de </w:t>
+            </w:r>
+            <w:proofErr w:type="spellStart"/>
+            <w:r>
+              <w:t>conceptos</w:t>
+            </w:r>
+            <w:proofErr w:type="spellEnd"/>
           </w:p>
         </w:tc>
         <w:tc>
@@ -2446,20 +3109,7 @@
               <w:cnfStyle w:val="000000010000" w:firstRow="0" w:lastRow="0" w:firstColumn="0" w:lastColumn="0" w:oddVBand="0" w:evenVBand="0" w:oddHBand="0" w:evenHBand="1" w:firstRowFirstColumn="0" w:firstRowLastColumn="0" w:lastRowFirstColumn="0" w:lastRowLastColumn="0"/>
             </w:pPr>
             <w:r>
-              <w:t>Aplicación de conceptos</w:t>
-            </w:r>
-          </w:p>
-        </w:tc>
-        <w:tc>
-          <w:tcPr>
-            <w:tcW w:w="2160" w:type="dxa"/>
-          </w:tcPr>
-          <w:p>
-            <w:pPr>
-              <w:cnfStyle w:val="000000010000" w:firstRow="0" w:lastRow="0" w:firstColumn="0" w:lastColumn="0" w:oddVBand="0" w:evenVBand="0" w:oddHBand="0" w:evenHBand="1" w:firstRowFirstColumn="0" w:firstRowLastColumn="0" w:lastRowFirstColumn="0" w:lastRowLastColumn="0"/>
-            </w:pPr>
-            <w:r>
-              <w:t>15 pts c/u = 45 pts</w:t>
+              <w:t>+2 pearls</w:t>
             </w:r>
           </w:p>
         </w:tc>
@@ -2474,9 +3124,11 @@
             <w:tcW w:w="2160" w:type="dxa"/>
           </w:tcPr>
           <w:p>
+            <w:proofErr w:type="spellStart"/>
             <w:r>
               <w:t>Difícil</w:t>
             </w:r>
+            <w:proofErr w:type="spellEnd"/>
           </w:p>
         </w:tc>
         <w:tc>
@@ -2488,8 +3140,36 @@
               <w:cnfStyle w:val="000000100000" w:firstRow="0" w:lastRow="0" w:firstColumn="0" w:lastColumn="0" w:oddVBand="0" w:evenVBand="0" w:oddHBand="1" w:evenHBand="0" w:firstRowFirstColumn="0" w:firstRowLastColumn="0" w:lastRowFirstColumn="0" w:lastRowLastColumn="0"/>
             </w:pPr>
             <w:r>
-              <w:t>4 preguntas</w:t>
+              <w:t xml:space="preserve">4 </w:t>
             </w:r>
+            <w:proofErr w:type="spellStart"/>
+            <w:r>
+              <w:t>preguntas</w:t>
+            </w:r>
+            <w:proofErr w:type="spellEnd"/>
+          </w:p>
+        </w:tc>
+        <w:tc>
+          <w:tcPr>
+            <w:tcW w:w="2160" w:type="dxa"/>
+          </w:tcPr>
+          <w:p>
+            <w:pPr>
+              <w:cnfStyle w:val="000000100000" w:firstRow="0" w:lastRow="0" w:firstColumn="0" w:lastColumn="0" w:oddVBand="0" w:evenVBand="0" w:oddHBand="1" w:evenHBand="0" w:firstRowFirstColumn="0" w:firstRowLastColumn="0" w:lastRowFirstColumn="0" w:lastRowLastColumn="0"/>
+            </w:pPr>
+            <w:proofErr w:type="spellStart"/>
+            <w:r>
+              <w:t>Análisis</w:t>
+            </w:r>
+            <w:proofErr w:type="spellEnd"/>
+            <w:r>
+              <w:t xml:space="preserve"> y </w:t>
+            </w:r>
+            <w:proofErr w:type="spellStart"/>
+            <w:r>
+              <w:t>razonamiento</w:t>
+            </w:r>
+            <w:proofErr w:type="spellEnd"/>
           </w:p>
         </w:tc>
         <w:tc>
@@ -2501,20 +3181,7 @@
               <w:cnfStyle w:val="000000100000" w:firstRow="0" w:lastRow="0" w:firstColumn="0" w:lastColumn="0" w:oddVBand="0" w:evenVBand="0" w:oddHBand="1" w:evenHBand="0" w:firstRowFirstColumn="0" w:firstRowLastColumn="0" w:lastRowFirstColumn="0" w:lastRowLastColumn="0"/>
             </w:pPr>
             <w:r>
-              <w:t>Análisis y razonamiento</w:t>
-            </w:r>
-          </w:p>
-        </w:tc>
-        <w:tc>
-          <w:tcPr>
-            <w:tcW w:w="2160" w:type="dxa"/>
-          </w:tcPr>
-          <w:p>
-            <w:pPr>
-              <w:cnfStyle w:val="000000100000" w:firstRow="0" w:lastRow="0" w:firstColumn="0" w:lastColumn="0" w:oddVBand="0" w:evenVBand="0" w:oddHBand="1" w:evenHBand="0" w:firstRowFirstColumn="0" w:firstRowLastColumn="0" w:lastRowFirstColumn="0" w:lastRowLastColumn="0"/>
-            </w:pPr>
-            <w:r>
-              <w:t>20 pts c/u = 80 pts</w:t>
+              <w:t>+3 pearls</w:t>
             </w:r>
           </w:p>
         </w:tc>
@@ -2526,32 +3193,23 @@
           <w:lang w:val="es-CO"/>
         </w:rPr>
       </w:pPr>
-      <w:proofErr w:type="gramStart"/>
       <w:r>
         <w:rPr>
           <w:b/>
           <w:lang w:val="es-CO"/>
         </w:rPr>
-        <w:t>Total</w:t>
-      </w:r>
-      <w:proofErr w:type="gramEnd"/>
-      <w:r>
-        <w:rPr>
-          <w:b/>
-          <w:lang w:val="es-CO"/>
-        </w:rPr>
-        <w:t xml:space="preserve"> máximo por nivel: </w:t>
-      </w:r>
-      <w:r>
-        <w:rPr>
-          <w:lang w:val="es-CO"/>
-        </w:rPr>
-        <w:t>155 puntos (3×10 + 3×15 + 4×20)</w:t>
+        <w:t xml:space="preserve">Total, máximo por nivel: </w:t>
+      </w:r>
+      <w:r>
+        <w:rPr>
+          <w:lang w:val="es-CO"/>
+        </w:rPr>
+        <w:t>6 perlas</w:t>
       </w:r>
     </w:p>
     <w:p>
       <w:pPr>
-        <w:pStyle w:val="Heading2"/>
+        <w:pStyle w:val="Ttulo2"/>
         <w:rPr>
           <w:lang w:val="es-CO"/>
         </w:rPr>
@@ -2630,7 +3288,7 @@
     </w:p>
     <w:p>
       <w:pPr>
-        <w:pStyle w:val="Heading2"/>
+        <w:pStyle w:val="Ttulo2"/>
         <w:rPr>
           <w:lang w:val="es-CO"/>
         </w:rPr>
@@ -2657,7 +3315,7 @@
     </w:p>
     <w:tbl>
       <w:tblPr>
-        <w:tblStyle w:val="LightGrid-Accent1"/>
+        <w:tblStyle w:val="Cuadrculaclara-nfasis1"/>
         <w:tblW w:w="0" w:type="auto"/>
         <w:tblLook w:val="04A0" w:firstRow="1" w:lastRow="0" w:firstColumn="1" w:lastColumn="0" w:noHBand="0" w:noVBand="1"/>
       </w:tblPr>
@@ -2696,11 +3354,33 @@
             <w:pPr>
               <w:cnfStyle w:val="100000000000" w:firstRow="1" w:lastRow="0" w:firstColumn="0" w:lastColumn="0" w:oddVBand="0" w:evenVBand="0" w:oddHBand="0" w:evenHBand="0" w:firstRowFirstColumn="0" w:firstRowLastColumn="0" w:lastRowFirstColumn="0" w:lastRowLastColumn="0"/>
             </w:pPr>
+            <w:proofErr w:type="spellStart"/>
             <w:r>
               <w:rPr>
                 <w:color w:val="000000"/>
               </w:rPr>
-              <w:t>Preguntas en Pool</w:t>
+              <w:t>Preguntas</w:t>
+            </w:r>
+            <w:proofErr w:type="spellEnd"/>
+            <w:r>
+              <w:rPr>
+                <w:color w:val="000000"/>
+              </w:rPr>
+              <w:t xml:space="preserve"> </w:t>
+            </w:r>
+            <w:proofErr w:type="spellStart"/>
+            <w:r>
+              <w:rPr>
+                <w:color w:val="000000"/>
+              </w:rPr>
+              <w:t>en</w:t>
+            </w:r>
+            <w:proofErr w:type="spellEnd"/>
+            <w:r>
+              <w:rPr>
+                <w:color w:val="000000"/>
+              </w:rPr>
+              <w:t xml:space="preserve"> Pool</w:t>
             </w:r>
           </w:p>
         </w:tc>
@@ -2713,12 +3393,42 @@
             <w:pPr>
               <w:cnfStyle w:val="100000000000" w:firstRow="1" w:lastRow="0" w:firstColumn="0" w:lastColumn="0" w:oddVBand="0" w:evenVBand="0" w:oddHBand="0" w:evenHBand="0" w:firstRowFirstColumn="0" w:firstRowLastColumn="0" w:lastRowFirstColumn="0" w:lastRowLastColumn="0"/>
             </w:pPr>
+            <w:proofErr w:type="spellStart"/>
             <w:r>
               <w:rPr>
                 <w:color w:val="000000"/>
               </w:rPr>
-              <w:t>Preguntas por Variante</w:t>
+              <w:t>Preguntas</w:t>
             </w:r>
+            <w:proofErr w:type="spellEnd"/>
+            <w:r>
+              <w:rPr>
+                <w:color w:val="000000"/>
+              </w:rPr>
+              <w:t xml:space="preserve"> </w:t>
+            </w:r>
+            <w:proofErr w:type="spellStart"/>
+            <w:r>
+              <w:rPr>
+                <w:color w:val="000000"/>
+              </w:rPr>
+              <w:t>por</w:t>
+            </w:r>
+            <w:proofErr w:type="spellEnd"/>
+            <w:r>
+              <w:rPr>
+                <w:color w:val="000000"/>
+              </w:rPr>
+              <w:t xml:space="preserve"> </w:t>
+            </w:r>
+            <w:proofErr w:type="spellStart"/>
+            <w:r>
+              <w:rPr>
+                <w:color w:val="000000"/>
+              </w:rPr>
+              <w:t>Variante</w:t>
+            </w:r>
+            <w:proofErr w:type="spellEnd"/>
           </w:p>
         </w:tc>
       </w:tr>
@@ -2732,9 +3442,11 @@
             <w:tcW w:w="2160" w:type="dxa"/>
           </w:tcPr>
           <w:p>
+            <w:proofErr w:type="spellStart"/>
             <w:r>
               <w:t>Fácil</w:t>
             </w:r>
+            <w:proofErr w:type="spellEnd"/>
           </w:p>
         </w:tc>
         <w:tc>
@@ -2746,8 +3458,13 @@
               <w:cnfStyle w:val="000000100000" w:firstRow="0" w:lastRow="0" w:firstColumn="0" w:lastColumn="0" w:oddVBand="0" w:evenVBand="0" w:oddHBand="1" w:evenHBand="0" w:firstRowFirstColumn="0" w:firstRowLastColumn="0" w:lastRowFirstColumn="0" w:lastRowLastColumn="0"/>
             </w:pPr>
             <w:r>
-              <w:t>9 preguntas</w:t>
+              <w:t xml:space="preserve">9 </w:t>
             </w:r>
+            <w:proofErr w:type="spellStart"/>
+            <w:r>
+              <w:t>preguntas</w:t>
+            </w:r>
+            <w:proofErr w:type="spellEnd"/>
           </w:p>
         </w:tc>
         <w:tc>
@@ -2759,8 +3476,21 @@
               <w:cnfStyle w:val="000000100000" w:firstRow="0" w:lastRow="0" w:firstColumn="0" w:lastColumn="0" w:oddVBand="0" w:evenVBand="0" w:oddHBand="1" w:evenHBand="0" w:firstRowFirstColumn="0" w:firstRowLastColumn="0" w:lastRowFirstColumn="0" w:lastRowLastColumn="0"/>
             </w:pPr>
             <w:r>
-              <w:t>3 preguntas × 3 variantes</w:t>
+              <w:t xml:space="preserve">3 </w:t>
             </w:r>
+            <w:proofErr w:type="spellStart"/>
+            <w:r>
+              <w:t>preguntas</w:t>
+            </w:r>
+            <w:proofErr w:type="spellEnd"/>
+            <w:r>
+              <w:t xml:space="preserve"> × 3 </w:t>
+            </w:r>
+            <w:proofErr w:type="spellStart"/>
+            <w:r>
+              <w:t>variantes</w:t>
+            </w:r>
+            <w:proofErr w:type="spellEnd"/>
           </w:p>
         </w:tc>
       </w:tr>
@@ -2788,8 +3518,13 @@
               <w:cnfStyle w:val="000000010000" w:firstRow="0" w:lastRow="0" w:firstColumn="0" w:lastColumn="0" w:oddVBand="0" w:evenVBand="0" w:oddHBand="0" w:evenHBand="1" w:firstRowFirstColumn="0" w:firstRowLastColumn="0" w:lastRowFirstColumn="0" w:lastRowLastColumn="0"/>
             </w:pPr>
             <w:r>
-              <w:t>9 preguntas</w:t>
+              <w:t xml:space="preserve">9 </w:t>
             </w:r>
+            <w:proofErr w:type="spellStart"/>
+            <w:r>
+              <w:t>preguntas</w:t>
+            </w:r>
+            <w:proofErr w:type="spellEnd"/>
           </w:p>
         </w:tc>
         <w:tc>
@@ -2801,8 +3536,21 @@
               <w:cnfStyle w:val="000000010000" w:firstRow="0" w:lastRow="0" w:firstColumn="0" w:lastColumn="0" w:oddVBand="0" w:evenVBand="0" w:oddHBand="0" w:evenHBand="1" w:firstRowFirstColumn="0" w:firstRowLastColumn="0" w:lastRowFirstColumn="0" w:lastRowLastColumn="0"/>
             </w:pPr>
             <w:r>
-              <w:t>3 preguntas × 3 variantes</w:t>
+              <w:t xml:space="preserve">3 </w:t>
             </w:r>
+            <w:proofErr w:type="spellStart"/>
+            <w:r>
+              <w:t>preguntas</w:t>
+            </w:r>
+            <w:proofErr w:type="spellEnd"/>
+            <w:r>
+              <w:t xml:space="preserve"> × 3 </w:t>
+            </w:r>
+            <w:proofErr w:type="spellStart"/>
+            <w:r>
+              <w:t>variantes</w:t>
+            </w:r>
+            <w:proofErr w:type="spellEnd"/>
           </w:p>
         </w:tc>
       </w:tr>
@@ -2816,9 +3564,11 @@
             <w:tcW w:w="2160" w:type="dxa"/>
           </w:tcPr>
           <w:p>
+            <w:proofErr w:type="spellStart"/>
             <w:r>
               <w:t>Difícil</w:t>
             </w:r>
+            <w:proofErr w:type="spellEnd"/>
           </w:p>
         </w:tc>
         <w:tc>
@@ -2830,8 +3580,13 @@
               <w:cnfStyle w:val="000000100000" w:firstRow="0" w:lastRow="0" w:firstColumn="0" w:lastColumn="0" w:oddVBand="0" w:evenVBand="0" w:oddHBand="1" w:evenHBand="0" w:firstRowFirstColumn="0" w:firstRowLastColumn="0" w:lastRowFirstColumn="0" w:lastRowLastColumn="0"/>
             </w:pPr>
             <w:r>
-              <w:t>12 preguntas</w:t>
+              <w:t xml:space="preserve">12 </w:t>
             </w:r>
+            <w:proofErr w:type="spellStart"/>
+            <w:r>
+              <w:t>preguntas</w:t>
+            </w:r>
+            <w:proofErr w:type="spellEnd"/>
           </w:p>
         </w:tc>
         <w:tc>
@@ -2843,8 +3598,21 @@
               <w:cnfStyle w:val="000000100000" w:firstRow="0" w:lastRow="0" w:firstColumn="0" w:lastColumn="0" w:oddVBand="0" w:evenVBand="0" w:oddHBand="1" w:evenHBand="0" w:firstRowFirstColumn="0" w:firstRowLastColumn="0" w:lastRowFirstColumn="0" w:lastRowLastColumn="0"/>
             </w:pPr>
             <w:r>
-              <w:t>4 preguntas × 3 variantes</w:t>
+              <w:t xml:space="preserve">4 </w:t>
             </w:r>
+            <w:proofErr w:type="spellStart"/>
+            <w:r>
+              <w:t>preguntas</w:t>
+            </w:r>
+            <w:proofErr w:type="spellEnd"/>
+            <w:r>
+              <w:t xml:space="preserve"> × 3 </w:t>
+            </w:r>
+            <w:proofErr w:type="spellStart"/>
+            <w:r>
+              <w:t>variantes</w:t>
+            </w:r>
+            <w:proofErr w:type="spellEnd"/>
           </w:p>
         </w:tc>
       </w:tr>
@@ -2856,1929 +3624,1400 @@
     </w:p>
     <w:p>
       <w:pPr>
-        <w:pStyle w:val="Heading1"/>
+        <w:pStyle w:val="Ttulo1"/>
       </w:pPr>
       <w:r>
         <w:lastRenderedPageBreak/>
-        <w:t>7. Algoritmo de Adaptación en Detalle</w:t>
-      </w:r>
-    </w:p>
-    <w:p>
-      <w:pPr>
-        <w:pStyle w:val="Heading2"/>
-      </w:pPr>
-      <w:r>
-        <w:t>7.1 Condiciones para Avanzar de Nivel</w:t>
-      </w:r>
-    </w:p>
-    <w:p>
-      <w:pPr>
-        <w:ind w:left="720"/>
-        <w:rPr>
-          <w:lang w:val="es-CO"/>
-        </w:rPr>
-      </w:pPr>
-      <w:r>
-        <w:rPr>
-          <w:b/>
-          <w:color w:val="C00000"/>
-          <w:lang w:val="es-CO"/>
-        </w:rPr>
-        <w:t>REQUISITO OBLIGATORIO: El usuario debe obtener 10/10 respuestas correctas para avanzar al siguiente nivel.</w:t>
-      </w:r>
-    </w:p>
-    <w:p>
-      <w:pPr>
-        <w:rPr>
-          <w:lang w:val="es-CO"/>
-        </w:rPr>
-      </w:pPr>
-    </w:p>
-    <w:p>
-      <w:r>
-        <w:rPr>
-          <w:lang w:val="es-CO"/>
-        </w:rPr>
-        <w:t xml:space="preserve">Esto significa que debe completar exitosamente todas las 10 preguntas del nivel sin errores. </w:t>
-      </w:r>
-      <w:r>
-        <w:t xml:space="preserve">Si </w:t>
+        <w:t xml:space="preserve">7. </w:t>
       </w:r>
       <w:proofErr w:type="spellStart"/>
       <w:r>
-        <w:t>comete</w:t>
+        <w:t>Algoritmo</w:t>
       </w:r>
       <w:proofErr w:type="spellEnd"/>
       <w:r>
-        <w:t xml:space="preserve"> un error:</w:t>
-      </w:r>
-    </w:p>
-    <w:p>
-      <w:pPr>
-        <w:pStyle w:val="ListBullet"/>
-        <w:rPr>
-          <w:lang w:val="es-CO"/>
-        </w:rPr>
-      </w:pPr>
-      <w:r>
-        <w:rPr>
-          <w:lang w:val="es-CO"/>
-        </w:rPr>
-        <w:t>La pregunta se reemplaza por una alternativa del mismo nivel de dificultad</w:t>
-      </w:r>
-    </w:p>
-    <w:p>
-      <w:pPr>
-        <w:pStyle w:val="ListBullet"/>
-        <w:rPr>
-          <w:lang w:val="es-CO"/>
-        </w:rPr>
-      </w:pPr>
-      <w:r>
-        <w:rPr>
-          <w:lang w:val="es-CO"/>
-        </w:rPr>
-        <w:t>Pierde una vida (si es usuario gratuito)</w:t>
-      </w:r>
-    </w:p>
-    <w:p>
-      <w:pPr>
-        <w:pStyle w:val="ListBullet"/>
-        <w:rPr>
-          <w:lang w:val="es-CO"/>
-        </w:rPr>
-      </w:pPr>
-      <w:r>
-        <w:rPr>
-          <w:lang w:val="es-CO"/>
-        </w:rPr>
-        <w:t>El contador de correctas no avanza hasta que complete las 10 sin errores</w:t>
-      </w:r>
-    </w:p>
-    <w:p>
-      <w:pPr>
-        <w:pStyle w:val="Heading2"/>
-        <w:rPr>
-          <w:lang w:val="es-CO"/>
-        </w:rPr>
-      </w:pPr>
-      <w:r>
-        <w:rPr>
-          <w:lang w:val="es-CO"/>
-        </w:rPr>
-        <w:t>7.2 Transición entre Etapas</w:t>
-      </w:r>
-    </w:p>
-    <w:p>
-      <w:pPr>
-        <w:rPr>
-          <w:lang w:val="es-CO"/>
-        </w:rPr>
-      </w:pPr>
-      <w:r>
-        <w:rPr>
-          <w:lang w:val="es-CO"/>
-        </w:rPr>
-        <w:t>Al completar los 5 niveles de una</w:t>
-      </w:r>
-      <w:r>
-        <w:rPr>
-          <w:lang w:val="es-CO"/>
-        </w:rPr>
-        <w:t xml:space="preserve"> etapa</w:t>
-      </w:r>
-      <w:r>
-        <w:rPr>
-          <w:lang w:val="es-CO"/>
-        </w:rPr>
-        <w:t>, el usuario automáticamente avanza a la siguiente etapa si existe.</w:t>
-      </w:r>
-    </w:p>
-    <w:p>
-      <w:pPr>
-        <w:ind w:left="720"/>
-        <w:rPr>
-          <w:lang w:val="es-CO"/>
-        </w:rPr>
-      </w:pPr>
-      <w:r>
-        <w:rPr>
-          <w:b/>
-          <w:lang w:val="es-CO"/>
-        </w:rPr>
-        <w:t>Transición automática: Cuando Nivel Actual = 5, 10 o 15 → Etapa Siguiente</w:t>
-      </w:r>
-    </w:p>
-    <w:p>
-      <w:pPr>
-        <w:pStyle w:val="Heading2"/>
-        <w:rPr>
-          <w:lang w:val="es-CO"/>
-        </w:rPr>
-      </w:pPr>
-      <w:r>
-        <w:rPr>
-          <w:lang w:val="es-CO"/>
-        </w:rPr>
-        <w:t>7.3 Fórmula de Adaptación de Dificultad</w:t>
-      </w:r>
-    </w:p>
-    <w:p>
-      <w:pPr>
-        <w:rPr>
-          <w:lang w:val="es-CO"/>
-        </w:rPr>
-      </w:pPr>
-      <w:r>
-        <w:rPr>
-          <w:lang w:val="es-CO"/>
-        </w:rPr>
-        <w:t>El sistema evalúa el desempeño después de cada nivel completado. La métrica principal es la TASA DE ACIERTO EN PRIMER INTENTO (TAFI).</w:t>
-      </w:r>
-    </w:p>
-    <w:p>
-      <w:pPr>
-        <w:pStyle w:val="Heading3"/>
-        <w:rPr>
-          <w:lang w:val="es-CO"/>
-        </w:rPr>
-      </w:pPr>
-      <w:r>
-        <w:rPr>
-          <w:lang w:val="es-CO"/>
-        </w:rPr>
-        <w:t>7.3.1 Cálculo de TAFI (Tasa de Acierto en Primer Intento)</w:t>
-      </w:r>
-    </w:p>
-    <w:p>
-      <w:pPr>
-        <w:ind w:left="720"/>
-        <w:rPr>
-          <w:lang w:val="es-CO"/>
-        </w:rPr>
-      </w:pPr>
-      <w:r>
-        <w:rPr>
-          <w:lang w:val="es-CO"/>
-        </w:rPr>
-        <w:t>TAFI = (Preguntas correctas en primer intento / 10) × 100%</w:t>
-      </w:r>
-    </w:p>
-    <w:p>
-      <w:pPr>
-        <w:pStyle w:val="Heading3"/>
-      </w:pPr>
-      <w:r>
-        <w:t xml:space="preserve">7.3.2 </w:t>
+        <w:t xml:space="preserve"> de </w:t>
       </w:r>
       <w:proofErr w:type="spellStart"/>
       <w:r>
-        <w:t>Criterios</w:t>
+        <w:t>Adaptación</w:t>
       </w:r>
       <w:proofErr w:type="spellEnd"/>
       <w:r>
-        <w:t xml:space="preserve"> de </w:t>
+        <w:t xml:space="preserve"> </w:t>
       </w:r>
       <w:proofErr w:type="spellStart"/>
       <w:r>
-        <w:t>Adaptación</w:t>
+        <w:t>en</w:t>
       </w:r>
       <w:proofErr w:type="spellEnd"/>
-    </w:p>
-    <w:tbl>
-      <w:tblPr>
-        <w:tblStyle w:val="LightGrid-Accent1"/>
-        <w:tblW w:w="0" w:type="auto"/>
-        <w:tblLook w:val="04A0" w:firstRow="1" w:lastRow="0" w:firstColumn="1" w:lastColumn="0" w:noHBand="0" w:noVBand="1"/>
-      </w:tblPr>
-      <w:tblGrid>
-        <w:gridCol w:w="2160"/>
-        <w:gridCol w:w="2160"/>
-        <w:gridCol w:w="2160"/>
-        <w:gridCol w:w="2160"/>
-      </w:tblGrid>
-      <w:tr>
-        <w:trPr>
-          <w:cnfStyle w:val="100000000000" w:firstRow="1" w:lastRow="0" w:firstColumn="0" w:lastColumn="0" w:oddVBand="0" w:evenVBand="0" w:oddHBand="0" w:evenHBand="0" w:firstRowFirstColumn="0" w:firstRowLastColumn="0" w:lastRowFirstColumn="0" w:lastRowLastColumn="0"/>
-        </w:trPr>
-        <w:tc>
-          <w:tcPr>
-            <w:cnfStyle w:val="001000000000" w:firstRow="0" w:lastRow="0" w:firstColumn="1" w:lastColumn="0" w:oddVBand="0" w:evenVBand="0" w:oddHBand="0" w:evenHBand="0" w:firstRowFirstColumn="0" w:firstRowLastColumn="0" w:lastRowFirstColumn="0" w:lastRowLastColumn="0"/>
-            <w:tcW w:w="2160" w:type="dxa"/>
-            <w:shd w:val="clear" w:color="auto" w:fill="C00000"/>
-          </w:tcPr>
-          <w:p>
-            <w:r>
-              <w:rPr>
-                <w:color w:val="FFFFFF"/>
-              </w:rPr>
-              <w:t>TAFI</w:t>
-            </w:r>
-          </w:p>
-        </w:tc>
-        <w:tc>
-          <w:tcPr>
-            <w:tcW w:w="2160" w:type="dxa"/>
-            <w:shd w:val="clear" w:color="auto" w:fill="C00000"/>
-          </w:tcPr>
-          <w:p>
-            <w:pPr>
-              <w:cnfStyle w:val="100000000000" w:firstRow="1" w:lastRow="0" w:firstColumn="0" w:lastColumn="0" w:oddVBand="0" w:evenVBand="0" w:oddHBand="0" w:evenHBand="0" w:firstRowFirstColumn="0" w:firstRowLastColumn="0" w:lastRowFirstColumn="0" w:lastRowLastColumn="0"/>
-            </w:pPr>
-            <w:r>
-              <w:rPr>
-                <w:color w:val="FFFFFF"/>
-              </w:rPr>
-              <w:t>Acción</w:t>
-            </w:r>
-          </w:p>
-        </w:tc>
-        <w:tc>
-          <w:tcPr>
-            <w:tcW w:w="2160" w:type="dxa"/>
-            <w:shd w:val="clear" w:color="auto" w:fill="C00000"/>
-          </w:tcPr>
-          <w:p>
-            <w:pPr>
-              <w:cnfStyle w:val="100000000000" w:firstRow="1" w:lastRow="0" w:firstColumn="0" w:lastColumn="0" w:oddVBand="0" w:evenVBand="0" w:oddHBand="0" w:evenHBand="0" w:firstRowFirstColumn="0" w:firstRowLastColumn="0" w:lastRowFirstColumn="0" w:lastRowLastColumn="0"/>
-            </w:pPr>
-            <w:r>
-              <w:rPr>
-                <w:color w:val="FFFFFF"/>
-              </w:rPr>
-              <w:t>Justificación</w:t>
-            </w:r>
-          </w:p>
-        </w:tc>
-        <w:tc>
-          <w:tcPr>
-            <w:tcW w:w="2160" w:type="dxa"/>
-            <w:shd w:val="clear" w:color="auto" w:fill="C00000"/>
-          </w:tcPr>
-          <w:p>
-            <w:pPr>
-              <w:cnfStyle w:val="100000000000" w:firstRow="1" w:lastRow="0" w:firstColumn="0" w:lastColumn="0" w:oddVBand="0" w:evenVBand="0" w:oddHBand="0" w:evenHBand="0" w:firstRowFirstColumn="0" w:firstRowLastColumn="0" w:lastRowFirstColumn="0" w:lastRowLastColumn="0"/>
-            </w:pPr>
-            <w:r>
-              <w:rPr>
-                <w:color w:val="FFFFFF"/>
-              </w:rPr>
-              <w:t>Próximo Nivel</w:t>
-            </w:r>
-          </w:p>
-        </w:tc>
-      </w:tr>
-      <w:tr>
-        <w:trPr>
-          <w:cnfStyle w:val="000000100000" w:firstRow="0" w:lastRow="0" w:firstColumn="0" w:lastColumn="0" w:oddVBand="0" w:evenVBand="0" w:oddHBand="1" w:evenHBand="0" w:firstRowFirstColumn="0" w:firstRowLastColumn="0" w:lastRowFirstColumn="0" w:lastRowLastColumn="0"/>
-        </w:trPr>
-        <w:tc>
-          <w:tcPr>
-            <w:cnfStyle w:val="001000000000" w:firstRow="0" w:lastRow="0" w:firstColumn="1" w:lastColumn="0" w:oddVBand="0" w:evenVBand="0" w:oddHBand="0" w:evenHBand="0" w:firstRowFirstColumn="0" w:firstRowLastColumn="0" w:lastRowFirstColumn="0" w:lastRowLastColumn="0"/>
-            <w:tcW w:w="2160" w:type="dxa"/>
-          </w:tcPr>
-          <w:p>
-            <w:r>
-              <w:t>≥ 90%</w:t>
-            </w:r>
-          </w:p>
-        </w:tc>
-        <w:tc>
-          <w:tcPr>
-            <w:tcW w:w="2160" w:type="dxa"/>
-          </w:tcPr>
-          <w:p>
-            <w:pPr>
-              <w:cnfStyle w:val="000000100000" w:firstRow="0" w:lastRow="0" w:firstColumn="0" w:lastColumn="0" w:oddVBand="0" w:evenVBand="0" w:oddHBand="1" w:evenHBand="0" w:firstRowFirstColumn="0" w:firstRowLastColumn="0" w:lastRowFirstColumn="0" w:lastRowLastColumn="0"/>
-            </w:pPr>
-            <w:r>
-              <w:t>Mantener dificultad</w:t>
-            </w:r>
-          </w:p>
-        </w:tc>
-        <w:tc>
-          <w:tcPr>
-            <w:tcW w:w="2160" w:type="dxa"/>
-          </w:tcPr>
-          <w:p>
-            <w:pPr>
-              <w:cnfStyle w:val="000000100000" w:firstRow="0" w:lastRow="0" w:firstColumn="0" w:lastColumn="0" w:oddVBand="0" w:evenVBand="0" w:oddHBand="1" w:evenHBand="0" w:firstRowFirstColumn="0" w:firstRowLastColumn="0" w:lastRowFirstColumn="0" w:lastRowLastColumn="0"/>
-              <w:rPr>
-                <w:lang w:val="es-CO"/>
-              </w:rPr>
-            </w:pPr>
-            <w:r>
-              <w:rPr>
-                <w:lang w:val="es-CO"/>
-              </w:rPr>
-              <w:t>El usuario domina el nivel actual</w:t>
-            </w:r>
-          </w:p>
-        </w:tc>
-        <w:tc>
-          <w:tcPr>
-            <w:tcW w:w="2160" w:type="dxa"/>
-          </w:tcPr>
-          <w:p>
-            <w:pPr>
-              <w:cnfStyle w:val="000000100000" w:firstRow="0" w:lastRow="0" w:firstColumn="0" w:lastColumn="0" w:oddVBand="0" w:evenVBand="0" w:oddHBand="1" w:evenHBand="0" w:firstRowFirstColumn="0" w:firstRowLastColumn="0" w:lastRowFirstColumn="0" w:lastRowLastColumn="0"/>
-            </w:pPr>
-            <w:proofErr w:type="spellStart"/>
-            <w:r>
-              <w:t>Siguiente</w:t>
-            </w:r>
-            <w:proofErr w:type="spellEnd"/>
-            <w:r>
-              <w:t xml:space="preserve"> </w:t>
-            </w:r>
-            <w:proofErr w:type="spellStart"/>
-            <w:r>
-              <w:t>nivel</w:t>
-            </w:r>
-            <w:proofErr w:type="spellEnd"/>
-            <w:r>
-              <w:t xml:space="preserve"> (</w:t>
-            </w:r>
-            <w:proofErr w:type="spellStart"/>
-            <w:r>
-              <w:t>mismo</w:t>
-            </w:r>
-            <w:proofErr w:type="spellEnd"/>
-            <w:r>
-              <w:t xml:space="preserve"> % dif)</w:t>
-            </w:r>
-          </w:p>
-        </w:tc>
-      </w:tr>
-      <w:tr>
-        <w:trPr>
-          <w:cnfStyle w:val="000000010000" w:firstRow="0" w:lastRow="0" w:firstColumn="0" w:lastColumn="0" w:oddVBand="0" w:evenVBand="0" w:oddHBand="0" w:evenHBand="1" w:firstRowFirstColumn="0" w:firstRowLastColumn="0" w:lastRowFirstColumn="0" w:lastRowLastColumn="0"/>
-        </w:trPr>
-        <w:tc>
-          <w:tcPr>
-            <w:cnfStyle w:val="001000000000" w:firstRow="0" w:lastRow="0" w:firstColumn="1" w:lastColumn="0" w:oddVBand="0" w:evenVBand="0" w:oddHBand="0" w:evenHBand="0" w:firstRowFirstColumn="0" w:firstRowLastColumn="0" w:lastRowFirstColumn="0" w:lastRowLastColumn="0"/>
-            <w:tcW w:w="2160" w:type="dxa"/>
-          </w:tcPr>
-          <w:p>
-            <w:r>
-              <w:t>70-89%</w:t>
-            </w:r>
-          </w:p>
-        </w:tc>
-        <w:tc>
-          <w:tcPr>
-            <w:tcW w:w="2160" w:type="dxa"/>
-          </w:tcPr>
-          <w:p>
-            <w:pPr>
-              <w:cnfStyle w:val="000000010000" w:firstRow="0" w:lastRow="0" w:firstColumn="0" w:lastColumn="0" w:oddVBand="0" w:evenVBand="0" w:oddHBand="0" w:evenHBand="1" w:firstRowFirstColumn="0" w:firstRowLastColumn="0" w:lastRowFirstColumn="0" w:lastRowLastColumn="0"/>
-            </w:pPr>
-            <w:r>
-              <w:t>Mantener dificultad</w:t>
-            </w:r>
-          </w:p>
-        </w:tc>
-        <w:tc>
-          <w:tcPr>
-            <w:tcW w:w="2160" w:type="dxa"/>
-          </w:tcPr>
-          <w:p>
-            <w:pPr>
-              <w:cnfStyle w:val="000000010000" w:firstRow="0" w:lastRow="0" w:firstColumn="0" w:lastColumn="0" w:oddVBand="0" w:evenVBand="0" w:oddHBand="0" w:evenHBand="1" w:firstRowFirstColumn="0" w:firstRowLastColumn="0" w:lastRowFirstColumn="0" w:lastRowLastColumn="0"/>
-            </w:pPr>
-            <w:r>
-              <w:t>Rendimiento aceptable, refuerzo necesario</w:t>
-            </w:r>
-          </w:p>
-        </w:tc>
-        <w:tc>
-          <w:tcPr>
-            <w:tcW w:w="2160" w:type="dxa"/>
-          </w:tcPr>
-          <w:p>
-            <w:pPr>
-              <w:cnfStyle w:val="000000010000" w:firstRow="0" w:lastRow="0" w:firstColumn="0" w:lastColumn="0" w:oddVBand="0" w:evenVBand="0" w:oddHBand="0" w:evenHBand="1" w:firstRowFirstColumn="0" w:firstRowLastColumn="0" w:lastRowFirstColumn="0" w:lastRowLastColumn="0"/>
-            </w:pPr>
-            <w:r>
-              <w:t>Siguiente nivel (mismo % dif)</w:t>
-            </w:r>
-          </w:p>
-        </w:tc>
-      </w:tr>
-      <w:tr>
-        <w:trPr>
-          <w:cnfStyle w:val="000000100000" w:firstRow="0" w:lastRow="0" w:firstColumn="0" w:lastColumn="0" w:oddVBand="0" w:evenVBand="0" w:oddHBand="1" w:evenHBand="0" w:firstRowFirstColumn="0" w:firstRowLastColumn="0" w:lastRowFirstColumn="0" w:lastRowLastColumn="0"/>
-        </w:trPr>
-        <w:tc>
-          <w:tcPr>
-            <w:cnfStyle w:val="001000000000" w:firstRow="0" w:lastRow="0" w:firstColumn="1" w:lastColumn="0" w:oddVBand="0" w:evenVBand="0" w:oddHBand="0" w:evenHBand="0" w:firstRowFirstColumn="0" w:firstRowLastColumn="0" w:lastRowFirstColumn="0" w:lastRowLastColumn="0"/>
-            <w:tcW w:w="2160" w:type="dxa"/>
-          </w:tcPr>
-          <w:p>
-            <w:r>
-              <w:t>50-69%</w:t>
-            </w:r>
-          </w:p>
-        </w:tc>
-        <w:tc>
-          <w:tcPr>
-            <w:tcW w:w="2160" w:type="dxa"/>
-          </w:tcPr>
-          <w:p>
-            <w:pPr>
-              <w:cnfStyle w:val="000000100000" w:firstRow="0" w:lastRow="0" w:firstColumn="0" w:lastColumn="0" w:oddVBand="0" w:evenVBand="0" w:oddHBand="1" w:evenHBand="0" w:firstRowFirstColumn="0" w:firstRowLastColumn="0" w:lastRowFirstColumn="0" w:lastRowLastColumn="0"/>
-            </w:pPr>
-            <w:r>
-              <w:t>Mantener con revisión</w:t>
-            </w:r>
-          </w:p>
-        </w:tc>
-        <w:tc>
-          <w:tcPr>
-            <w:tcW w:w="2160" w:type="dxa"/>
-          </w:tcPr>
-          <w:p>
-            <w:pPr>
-              <w:cnfStyle w:val="000000100000" w:firstRow="0" w:lastRow="0" w:firstColumn="0" w:lastColumn="0" w:oddVBand="0" w:evenVBand="0" w:oddHBand="1" w:evenHBand="0" w:firstRowFirstColumn="0" w:firstRowLastColumn="0" w:lastRowFirstColumn="0" w:lastRowLastColumn="0"/>
-            </w:pPr>
-            <w:r>
-              <w:t>Usuario requiere práctica adicional</w:t>
-            </w:r>
-          </w:p>
-        </w:tc>
-        <w:tc>
-          <w:tcPr>
-            <w:tcW w:w="2160" w:type="dxa"/>
-          </w:tcPr>
-          <w:p>
-            <w:pPr>
-              <w:cnfStyle w:val="000000100000" w:firstRow="0" w:lastRow="0" w:firstColumn="0" w:lastColumn="0" w:oddVBand="0" w:evenVBand="0" w:oddHBand="1" w:evenHBand="0" w:firstRowFirstColumn="0" w:firstRowLastColumn="0" w:lastRowFirstColumn="0" w:lastRowLastColumn="0"/>
-              <w:rPr>
-                <w:lang w:val="es-CO"/>
-              </w:rPr>
-            </w:pPr>
-            <w:r>
-              <w:rPr>
-                <w:lang w:val="es-CO"/>
-              </w:rPr>
-              <w:t>Próximo con enfoque en débiles</w:t>
-            </w:r>
-          </w:p>
-        </w:tc>
-      </w:tr>
-      <w:tr>
-        <w:trPr>
-          <w:cnfStyle w:val="000000010000" w:firstRow="0" w:lastRow="0" w:firstColumn="0" w:lastColumn="0" w:oddVBand="0" w:evenVBand="0" w:oddHBand="0" w:evenHBand="1" w:firstRowFirstColumn="0" w:firstRowLastColumn="0" w:lastRowFirstColumn="0" w:lastRowLastColumn="0"/>
-        </w:trPr>
-        <w:tc>
-          <w:tcPr>
-            <w:cnfStyle w:val="001000000000" w:firstRow="0" w:lastRow="0" w:firstColumn="1" w:lastColumn="0" w:oddVBand="0" w:evenVBand="0" w:oddHBand="0" w:evenHBand="0" w:firstRowFirstColumn="0" w:firstRowLastColumn="0" w:lastRowFirstColumn="0" w:lastRowLastColumn="0"/>
-            <w:tcW w:w="2160" w:type="dxa"/>
-          </w:tcPr>
-          <w:p>
-            <w:r>
-              <w:t>&lt; 50%</w:t>
-            </w:r>
-          </w:p>
-        </w:tc>
-        <w:tc>
-          <w:tcPr>
-            <w:tcW w:w="2160" w:type="dxa"/>
-          </w:tcPr>
-          <w:p>
-            <w:pPr>
-              <w:cnfStyle w:val="000000010000" w:firstRow="0" w:lastRow="0" w:firstColumn="0" w:lastColumn="0" w:oddVBand="0" w:evenVBand="0" w:oddHBand="0" w:evenHBand="1" w:firstRowFirstColumn="0" w:firstRowLastColumn="0" w:lastRowFirstColumn="0" w:lastRowLastColumn="0"/>
-            </w:pPr>
-            <w:r>
-              <w:t>Intentar de nuevo</w:t>
-            </w:r>
-          </w:p>
-        </w:tc>
-        <w:tc>
-          <w:tcPr>
-            <w:tcW w:w="2160" w:type="dxa"/>
-          </w:tcPr>
-          <w:p>
-            <w:pPr>
-              <w:cnfStyle w:val="000000010000" w:firstRow="0" w:lastRow="0" w:firstColumn="0" w:lastColumn="0" w:oddVBand="0" w:evenVBand="0" w:oddHBand="0" w:evenHBand="1" w:firstRowFirstColumn="0" w:firstRowLastColumn="0" w:lastRowFirstColumn="0" w:lastRowLastColumn="0"/>
-            </w:pPr>
-            <w:r>
-              <w:t>Rendimiento bajo, recomendar reintentos</w:t>
-            </w:r>
-          </w:p>
-        </w:tc>
-        <w:tc>
-          <w:tcPr>
-            <w:tcW w:w="2160" w:type="dxa"/>
-          </w:tcPr>
-          <w:p>
-            <w:pPr>
-              <w:cnfStyle w:val="000000010000" w:firstRow="0" w:lastRow="0" w:firstColumn="0" w:lastColumn="0" w:oddVBand="0" w:evenVBand="0" w:oddHBand="0" w:evenHBand="1" w:firstRowFirstColumn="0" w:firstRowLastColumn="0" w:lastRowFirstColumn="0" w:lastRowLastColumn="0"/>
-            </w:pPr>
-            <w:r>
-              <w:t>Reintentar nivel actual</w:t>
-            </w:r>
-          </w:p>
-        </w:tc>
-      </w:tr>
-    </w:tbl>
-    <w:p>
-      <w:r>
-        <w:br w:type="page"/>
-      </w:r>
-    </w:p>
-    <w:p>
-      <w:pPr>
-        <w:pStyle w:val="Heading1"/>
-      </w:pPr>
-      <w:r>
-        <w:lastRenderedPageBreak/>
-        <w:t>8. Casos de Uso y Ejemplos</w:t>
-      </w:r>
-    </w:p>
-    <w:p>
-      <w:pPr>
-        <w:pStyle w:val="Heading2"/>
-      </w:pPr>
-      <w:r>
-        <w:t>8.1 Caso 1: Usuario Gratuito - Progresión Normal</w:t>
-      </w:r>
-    </w:p>
-    <w:p>
-      <w:pPr>
-        <w:rPr>
-          <w:lang w:val="es-CO"/>
-        </w:rPr>
-      </w:pPr>
-      <w:r>
-        <w:rPr>
-          <w:lang w:val="es-CO"/>
-        </w:rPr>
-        <w:t xml:space="preserve">Escenario: María es usuario gratuito intentando Nivel 1 (Etapa </w:t>
-      </w:r>
-      <w:r>
-        <w:rPr>
-          <w:lang w:val="es-CO"/>
-        </w:rPr>
-        <w:t>1</w:t>
-      </w:r>
-      <w:r>
-        <w:rPr>
-          <w:lang w:val="es-CO"/>
-        </w:rPr>
-        <w:t>)</w:t>
-      </w:r>
-    </w:p>
-    <w:p>
-      <w:pPr>
-        <w:pStyle w:val="ListNumber"/>
-        <w:rPr>
-          <w:lang w:val="es-CO"/>
-        </w:rPr>
-      </w:pPr>
-      <w:r>
-        <w:rPr>
-          <w:lang w:val="es-CO"/>
-        </w:rPr>
-        <w:t>Se muestran 10 preguntas: 3 fáciles, 3 medias, 4 difíciles</w:t>
-      </w:r>
-    </w:p>
-    <w:p>
-      <w:pPr>
-        <w:pStyle w:val="ListNumber"/>
-      </w:pPr>
-      <w:r>
-        <w:t xml:space="preserve">María </w:t>
+      <w:r>
+        <w:t xml:space="preserve"> </w:t>
       </w:r>
       <w:proofErr w:type="spellStart"/>
       <w:r>
-        <w:t>responde</w:t>
-      </w:r>
-      <w:proofErr w:type="spellEnd"/>
-      <w:r>
-        <w:t xml:space="preserve"> 9 </w:t>
-      </w:r>
-      <w:proofErr w:type="spellStart"/>
-      <w:r>
-        <w:t>correctamente</w:t>
-      </w:r>
-      <w:proofErr w:type="spellEnd"/>
-      <w:r>
-        <w:t xml:space="preserve"> y 1 incorrectamente</w:t>
-      </w:r>
-    </w:p>
-    <w:p>
-      <w:pPr>
-        <w:pStyle w:val="ListNumber"/>
-      </w:pPr>
-      <w:r>
-        <w:t>Pierde 1 vida → Vidas: 2</w:t>
-      </w:r>
-    </w:p>
-    <w:p>
-      <w:pPr>
-        <w:pStyle w:val="ListNumber"/>
-        <w:rPr>
-          <w:lang w:val="es-CO"/>
-        </w:rPr>
-      </w:pPr>
-      <w:r>
-        <w:rPr>
-          <w:lang w:val="es-CO"/>
-        </w:rPr>
-        <w:t>La pregunta incorrecta se reemplaza por otra de igual dificultad</w:t>
-      </w:r>
-    </w:p>
-    <w:p>
-      <w:pPr>
-        <w:pStyle w:val="ListNumber"/>
-        <w:rPr>
-          <w:lang w:val="es-CO"/>
-        </w:rPr>
-      </w:pPr>
-      <w:r>
-        <w:rPr>
-          <w:lang w:val="es-CO"/>
-        </w:rPr>
-        <w:t>María responde correctamente la pregunta de reemplazo</w:t>
-      </w:r>
-    </w:p>
-    <w:p>
-      <w:pPr>
-        <w:pStyle w:val="ListNumber"/>
-        <w:rPr>
-          <w:lang w:val="es-CO"/>
-        </w:rPr>
-      </w:pPr>
-      <w:r>
-        <w:rPr>
-          <w:lang w:val="es-CO"/>
-        </w:rPr>
-        <w:t>Ha completado 10/10 correctas → AVANZA AL NIVEL 2</w:t>
-      </w:r>
-    </w:p>
-    <w:p>
-      <w:pPr>
-        <w:pStyle w:val="ListNumber"/>
-        <w:rPr>
-          <w:lang w:val="es-CO"/>
-        </w:rPr>
-      </w:pPr>
-      <w:r>
-        <w:rPr>
-          <w:lang w:val="es-CO"/>
-        </w:rPr>
-        <w:t>TAFI = 90% (9 de 10 en primer intento) → Mantiene dificultad actual</w:t>
-      </w:r>
-    </w:p>
-    <w:p>
-      <w:pPr>
-        <w:pStyle w:val="Heading2"/>
-        <w:rPr>
-          <w:lang w:val="es-CO"/>
-        </w:rPr>
-      </w:pPr>
-      <w:r>
-        <w:rPr>
-          <w:lang w:val="es-CO"/>
-        </w:rPr>
-        <w:t>8.2 Caso 2: Usuario Premium - Reintentos Ilimitados</w:t>
-      </w:r>
-    </w:p>
-    <w:p>
-      <w:pPr>
-        <w:rPr>
-          <w:lang w:val="es-CO"/>
-        </w:rPr>
-      </w:pPr>
-      <w:r>
-        <w:rPr>
-          <w:lang w:val="es-CO"/>
-        </w:rPr>
-        <w:t xml:space="preserve">Escenario: Carlos es usuario premium intentando Nivel </w:t>
-      </w:r>
-      <w:r>
-        <w:rPr>
-          <w:lang w:val="es-CO"/>
-        </w:rPr>
-        <w:t>2</w:t>
-      </w:r>
-      <w:r>
-        <w:rPr>
-          <w:lang w:val="es-CO"/>
-        </w:rPr>
-        <w:t xml:space="preserve"> (Etapa </w:t>
-      </w:r>
-      <w:r>
-        <w:rPr>
-          <w:lang w:val="es-CO"/>
-        </w:rPr>
-        <w:t>2</w:t>
-      </w:r>
-      <w:r>
-        <w:rPr>
-          <w:lang w:val="es-CO"/>
-        </w:rPr>
-        <w:t>)</w:t>
-      </w:r>
-    </w:p>
-    <w:p>
-      <w:pPr>
-        <w:pStyle w:val="ListNumber"/>
-      </w:pPr>
-      <w:r>
-        <w:t xml:space="preserve">Se </w:t>
-      </w:r>
-      <w:proofErr w:type="spellStart"/>
-      <w:r>
-        <w:t>muestran</w:t>
-      </w:r>
-      <w:proofErr w:type="spellEnd"/>
-      <w:r>
-        <w:t xml:space="preserve"> 10 </w:t>
-      </w:r>
-      <w:proofErr w:type="spellStart"/>
-      <w:r>
-        <w:t>preguntas</w:t>
+        <w:t>Detalle</w:t>
       </w:r>
       <w:proofErr w:type="spellEnd"/>
     </w:p>
     <w:p>
       <w:pPr>
-        <w:pStyle w:val="ListNumber"/>
-        <w:rPr>
-          <w:lang w:val="es-CO"/>
-        </w:rPr>
-      </w:pPr>
-      <w:r>
-        <w:rPr>
-          <w:lang w:val="es-CO"/>
-        </w:rPr>
-        <w:t>Carlos responde 6 correctamente y 4 incorrectamente en varios intentos</w:t>
+        <w:pStyle w:val="Ttulo2"/>
+      </w:pPr>
+      <w:r>
+        <w:t xml:space="preserve">7.1 </w:t>
+      </w:r>
+      <w:proofErr w:type="spellStart"/>
+      <w:r>
+        <w:t>Condiciones</w:t>
+      </w:r>
+      <w:proofErr w:type="spellEnd"/>
+      <w:r>
+        <w:t xml:space="preserve"> para </w:t>
+      </w:r>
+      <w:proofErr w:type="spellStart"/>
+      <w:r>
+        <w:t>Avanzar</w:t>
+      </w:r>
+      <w:proofErr w:type="spellEnd"/>
+      <w:r>
+        <w:t xml:space="preserve"> de Nivel</w:t>
       </w:r>
     </w:p>
     <w:p>
       <w:pPr>
-        <w:pStyle w:val="ListNumber"/>
-        <w:rPr>
-          <w:lang w:val="es-CO"/>
-        </w:rPr>
-      </w:pPr>
-      <w:r>
-        <w:rPr>
-          <w:lang w:val="es-CO"/>
-        </w:rPr>
-        <w:t>Cada pregunta incorrecta se reemplaza (sin perder vidas)</w:t>
+        <w:ind w:left="720"/>
+        <w:rPr>
+          <w:lang w:val="es-CO"/>
+        </w:rPr>
+      </w:pPr>
+      <w:r>
+        <w:rPr>
+          <w:b/>
+          <w:color w:val="C00000"/>
+          <w:lang w:val="es-CO"/>
+        </w:rPr>
+        <w:t>REQUISITO OBLIGATORIO: El usuario debe obtener 10/10 respuestas correctas para avanzar al siguiente nivel.</w:t>
       </w:r>
     </w:p>
     <w:p>
       <w:pPr>
-        <w:pStyle w:val="ListNumber"/>
-        <w:rPr>
-          <w:lang w:val="es-CO"/>
-        </w:rPr>
-      </w:pPr>
-      <w:r>
-        <w:rPr>
-          <w:lang w:val="es-CO"/>
-        </w:rPr>
-        <w:t>Sigue respondiendo hasta completar las 10 correctas</w:t>
-      </w:r>
+        <w:rPr>
+          <w:lang w:val="es-CO"/>
+        </w:rPr>
+      </w:pPr>
     </w:p>
     <w:p>
-      <w:pPr>
-        <w:pStyle w:val="ListNumber"/>
-      </w:pPr>
-      <w:r>
-        <w:t xml:space="preserve">No </w:t>
+      <w:r>
+        <w:rPr>
+          <w:lang w:val="es-CO"/>
+        </w:rPr>
+        <w:t xml:space="preserve">Esto significa que debe completar exitosamente todas las 10 preguntas del nivel sin errores. </w:t>
+      </w:r>
+      <w:r>
+        <w:t xml:space="preserve">Si </w:t>
       </w:r>
       <w:proofErr w:type="spellStart"/>
       <w:r>
-        <w:t>ve</w:t>
+        <w:t>comete</w:t>
       </w:r>
       <w:proofErr w:type="spellEnd"/>
       <w:r>
-        <w:t xml:space="preserve"> </w:t>
-      </w:r>
-      <w:proofErr w:type="spellStart"/>
-      <w:r>
-        <w:t>anuncios</w:t>
-      </w:r>
-      <w:proofErr w:type="spellEnd"/>
-      <w:r>
-        <w:t xml:space="preserve"> entre intentos</w:t>
+        <w:t xml:space="preserve"> un error:</w:t>
       </w:r>
     </w:p>
     <w:p>
       <w:pPr>
-        <w:pStyle w:val="ListNumber"/>
-        <w:rPr>
-          <w:lang w:val="es-CO"/>
-        </w:rPr>
-      </w:pPr>
-      <w:r>
-        <w:rPr>
-          <w:lang w:val="es-CO"/>
-        </w:rPr>
-        <w:t>Finalmente completa Nivel 7 → AVANZA AL NIVEL 8</w:t>
+        <w:pStyle w:val="Listaconvietas"/>
+        <w:rPr>
+          <w:lang w:val="es-CO"/>
+        </w:rPr>
+      </w:pPr>
+      <w:r>
+        <w:rPr>
+          <w:lang w:val="es-CO"/>
+        </w:rPr>
+        <w:t>La pregunta se reemplaza por una alternativa del mismo nivel de dificultad</w:t>
       </w:r>
     </w:p>
     <w:p>
       <w:pPr>
-        <w:pStyle w:val="ListNumber"/>
-        <w:rPr>
-          <w:lang w:val="es-CO"/>
-        </w:rPr>
-      </w:pPr>
-      <w:r>
-        <w:rPr>
-          <w:lang w:val="es-CO"/>
-        </w:rPr>
-        <w:t xml:space="preserve">TAFI = 60% (6 de 10 en primer intento) → </w:t>
-      </w:r>
-      <w:proofErr w:type="gramStart"/>
-      <w:r>
-        <w:rPr>
-          <w:lang w:val="es-CO"/>
-        </w:rPr>
-        <w:t>Mantiene</w:t>
-      </w:r>
-      <w:proofErr w:type="gramEnd"/>
-      <w:r>
-        <w:rPr>
-          <w:lang w:val="es-CO"/>
-        </w:rPr>
-        <w:t xml:space="preserve"> pero se registra bajo rendimiento</w:t>
+        <w:pStyle w:val="Listaconvietas"/>
+        <w:rPr>
+          <w:lang w:val="es-CO"/>
+        </w:rPr>
+      </w:pPr>
+      <w:r>
+        <w:rPr>
+          <w:lang w:val="es-CO"/>
+        </w:rPr>
+        <w:t>Pierde una vida (si es usuario gratuito)</w:t>
       </w:r>
     </w:p>
     <w:p>
       <w:pPr>
-        <w:pStyle w:val="Heading2"/>
-        <w:rPr>
-          <w:lang w:val="es-CO"/>
-        </w:rPr>
-      </w:pPr>
-      <w:r>
-        <w:rPr>
-          <w:lang w:val="es-CO"/>
-        </w:rPr>
-        <w:t xml:space="preserve">8.3 Caso 3: Fallos Múltiples - </w:t>
-      </w:r>
-      <w:proofErr w:type="spellStart"/>
-      <w:r>
-        <w:rPr>
-          <w:lang w:val="es-CO"/>
-        </w:rPr>
-        <w:t>Game</w:t>
-      </w:r>
-      <w:proofErr w:type="spellEnd"/>
-      <w:r>
-        <w:rPr>
-          <w:lang w:val="es-CO"/>
-        </w:rPr>
-        <w:t xml:space="preserve"> Over</w:t>
+        <w:pStyle w:val="Listaconvietas"/>
+        <w:rPr>
+          <w:lang w:val="es-CO"/>
+        </w:rPr>
+      </w:pPr>
+      <w:r>
+        <w:rPr>
+          <w:lang w:val="es-CO"/>
+        </w:rPr>
+        <w:t>El contador de correctas no avanza hasta que complete las 10 sin errores</w:t>
       </w:r>
     </w:p>
     <w:p>
       <w:pPr>
-        <w:rPr>
-          <w:lang w:val="es-CO"/>
-        </w:rPr>
-      </w:pPr>
-      <w:r>
-        <w:rPr>
-          <w:lang w:val="es-CO"/>
-        </w:rPr>
-        <w:t>Escenario: Ana es usuario gratuito con bajo desempeño en Nivel 3</w:t>
+        <w:pStyle w:val="Ttulo2"/>
+        <w:rPr>
+          <w:lang w:val="es-CO"/>
+        </w:rPr>
+      </w:pPr>
+      <w:r>
+        <w:rPr>
+          <w:lang w:val="es-CO"/>
+        </w:rPr>
+        <w:t>7.2 Transición entre Etapas</w:t>
       </w:r>
     </w:p>
     <w:p>
       <w:pPr>
-        <w:pStyle w:val="ListNumber"/>
-        <w:rPr>
-          <w:lang w:val="es-CO"/>
-        </w:rPr>
-      </w:pPr>
-      <w:r>
-        <w:rPr>
-          <w:lang w:val="es-CO"/>
-        </w:rPr>
-        <w:t>Comienza Nivel 3</w:t>
-      </w:r>
-      <w:r>
-        <w:rPr>
-          <w:lang w:val="es-CO"/>
-        </w:rPr>
-        <w:t xml:space="preserve"> (</w:t>
-      </w:r>
-      <w:r>
-        <w:rPr>
-          <w:lang w:val="es-CO"/>
-        </w:rPr>
-        <w:t xml:space="preserve">Etapa </w:t>
-      </w:r>
-      <w:r>
-        <w:rPr>
-          <w:lang w:val="es-CO"/>
-        </w:rPr>
-        <w:t>1)</w:t>
-      </w:r>
-      <w:r>
-        <w:rPr>
-          <w:lang w:val="es-CO"/>
-        </w:rPr>
-        <w:t xml:space="preserve"> con 3 vidas</w:t>
+        <w:rPr>
+          <w:lang w:val="es-CO"/>
+        </w:rPr>
+      </w:pPr>
+      <w:r>
+        <w:rPr>
+          <w:lang w:val="es-CO"/>
+        </w:rPr>
+        <w:t xml:space="preserve">Al completar los </w:t>
+      </w:r>
+      <w:proofErr w:type="gramStart"/>
+      <w:r>
+        <w:rPr>
+          <w:lang w:val="es-CO"/>
+        </w:rPr>
+        <w:t>niveles</w:t>
+      </w:r>
+      <w:r>
+        <w:rPr>
+          <w:lang w:val="es-CO"/>
+        </w:rPr>
+        <w:t>(sub temas</w:t>
+      </w:r>
+      <w:proofErr w:type="gramEnd"/>
+      <w:r>
+        <w:rPr>
+          <w:lang w:val="es-CO"/>
+        </w:rPr>
+        <w:t>)</w:t>
+      </w:r>
+      <w:r>
+        <w:rPr>
+          <w:lang w:val="es-CO"/>
+        </w:rPr>
+        <w:t xml:space="preserve"> de una</w:t>
+      </w:r>
+      <w:r>
+        <w:rPr>
+          <w:lang w:val="es-CO"/>
+        </w:rPr>
+        <w:t xml:space="preserve"> etapa(tema)</w:t>
+      </w:r>
+      <w:r>
+        <w:rPr>
+          <w:lang w:val="es-CO"/>
+        </w:rPr>
+        <w:t>, el usuario automáticamente avanza a la siguiente etapa si existe.</w:t>
       </w:r>
     </w:p>
     <w:p>
       <w:pPr>
-        <w:pStyle w:val="ListNumber"/>
-        <w:rPr>
-          <w:lang w:val="es-CO"/>
-        </w:rPr>
-      </w:pPr>
-      <w:r>
-        <w:rPr>
-          <w:lang w:val="es-CO"/>
-        </w:rPr>
-        <w:t>Responde incorrectamente a preguntas 2, 5 y 8</w:t>
+        <w:pStyle w:val="Ttulo1"/>
+        <w:rPr>
+          <w:lang w:val="es-CO"/>
+        </w:rPr>
+      </w:pPr>
+      <w:r>
+        <w:rPr>
+          <w:lang w:val="es-CO"/>
+        </w:rPr>
+        <w:t>8. Casos de Uso y Ejemplos</w:t>
       </w:r>
     </w:p>
     <w:p>
       <w:pPr>
-        <w:pStyle w:val="ListNumber"/>
-        <w:rPr>
-          <w:lang w:val="es-CO"/>
-        </w:rPr>
-      </w:pPr>
-      <w:r>
-        <w:rPr>
-          <w:lang w:val="es-CO"/>
-        </w:rPr>
-        <w:t>Cada error consume una vida: 3 → 2 → 1 → 0</w:t>
+        <w:pStyle w:val="Ttulo2"/>
+        <w:rPr>
+          <w:lang w:val="es-CO"/>
+        </w:rPr>
+      </w:pPr>
+      <w:r>
+        <w:rPr>
+          <w:lang w:val="es-CO"/>
+        </w:rPr>
+        <w:t>8.1 Caso 1: Usuario Gratuito - Progresión Normal</w:t>
       </w:r>
     </w:p>
     <w:p>
       <w:pPr>
-        <w:pStyle w:val="ListNumber"/>
-      </w:pPr>
-      <w:r>
-        <w:t>Game Over → No puede continuar</w:t>
+        <w:rPr>
+          <w:lang w:val="es-CO"/>
+        </w:rPr>
+      </w:pPr>
+      <w:r>
+        <w:rPr>
+          <w:lang w:val="es-CO"/>
+        </w:rPr>
+        <w:t xml:space="preserve">Escenario: María es usuario gratuito intentando Nivel 1 (Etapa </w:t>
+      </w:r>
+      <w:r>
+        <w:rPr>
+          <w:lang w:val="es-CO"/>
+        </w:rPr>
+        <w:t>1</w:t>
+      </w:r>
+      <w:r>
+        <w:rPr>
+          <w:lang w:val="es-CO"/>
+        </w:rPr>
+        <w:t>)</w:t>
       </w:r>
     </w:p>
     <w:p>
       <w:pPr>
-        <w:pStyle w:val="ListNumber"/>
-        <w:rPr>
-          <w:lang w:val="es-CO"/>
-        </w:rPr>
-      </w:pPr>
-      <w:r>
-        <w:rPr>
-          <w:lang w:val="es-CO"/>
-        </w:rPr>
-        <w:t xml:space="preserve">Opción 1: Ver anuncio publicitario → Reintentar el nivel (vidas se </w:t>
-      </w:r>
-      <w:r>
-        <w:rPr>
-          <w:lang w:val="es-CO"/>
-        </w:rPr>
-        <w:t>reinician</w:t>
-      </w:r>
-      <w:r>
-        <w:rPr>
-          <w:lang w:val="es-CO"/>
-        </w:rPr>
-        <w:t xml:space="preserve"> a 3)</w:t>
+        <w:pStyle w:val="Listaconnmeros"/>
+        <w:rPr>
+          <w:lang w:val="es-CO"/>
+        </w:rPr>
+      </w:pPr>
+      <w:r>
+        <w:rPr>
+          <w:lang w:val="es-CO"/>
+        </w:rPr>
+        <w:t>Se muestran 10 preguntas: 3 fáciles, 3 medias, 4 difíciles</w:t>
       </w:r>
     </w:p>
     <w:p>
       <w:pPr>
-        <w:pStyle w:val="ListNumber"/>
-        <w:rPr>
-          <w:lang w:val="es-CO"/>
-        </w:rPr>
-      </w:pPr>
-      <w:r>
-        <w:rPr>
-          <w:lang w:val="es-CO"/>
-        </w:rPr>
-        <w:t>Opción 2: Esperar 2 horas → Las vidas se regeneran gradualmente</w:t>
-      </w:r>
-    </w:p>
-    <w:p>
-      <w:pPr>
-        <w:pStyle w:val="ListNumber"/>
-        <w:rPr>
-          <w:lang w:val="es-CO"/>
-        </w:rPr>
-      </w:pPr>
-      <w:r>
-        <w:rPr>
-          <w:lang w:val="es-CO"/>
-        </w:rPr>
-        <w:t>Opción 3: Comprar paquete de vidas premium (monetización)</w:t>
-      </w:r>
-    </w:p>
-    <w:p>
-      <w:pPr>
-        <w:rPr>
-          <w:lang w:val="es-CO"/>
-        </w:rPr>
-      </w:pPr>
-      <w:r>
-        <w:rPr>
-          <w:lang w:val="es-CO"/>
-        </w:rPr>
-        <w:br w:type="page"/>
-      </w:r>
-    </w:p>
-    <w:p>
-      <w:pPr>
-        <w:pStyle w:val="Heading1"/>
-        <w:rPr>
-          <w:lang w:val="es-CO"/>
-        </w:rPr>
-      </w:pPr>
-      <w:r>
-        <w:rPr>
-          <w:lang w:val="es-CO"/>
-        </w:rPr>
-        <w:lastRenderedPageBreak/>
-        <w:t xml:space="preserve">9. Salto de Etapas (Modo </w:t>
+        <w:pStyle w:val="Listaconnmeros"/>
+      </w:pPr>
+      <w:r>
+        <w:t xml:space="preserve">María </w:t>
       </w:r>
       <w:proofErr w:type="spellStart"/>
       <w:r>
-        <w:rPr>
-          <w:lang w:val="es-CO"/>
-        </w:rPr>
-        <w:t>Challenge</w:t>
+        <w:t>responde</w:t>
       </w:r>
       <w:proofErr w:type="spellEnd"/>
       <w:r>
-        <w:rPr>
-          <w:lang w:val="es-CO"/>
-        </w:rPr>
-        <w:t>)</w:t>
-      </w:r>
-    </w:p>
-    <w:p>
-      <w:pPr>
-        <w:pStyle w:val="Heading2"/>
-        <w:rPr>
-          <w:lang w:val="es-CO"/>
-        </w:rPr>
-      </w:pPr>
-      <w:r>
-        <w:rPr>
-          <w:lang w:val="es-CO"/>
-        </w:rPr>
-        <w:t>9.1 Descripción General</w:t>
-      </w:r>
-    </w:p>
-    <w:p>
-      <w:pPr>
-        <w:rPr>
-          <w:lang w:val="es-CO"/>
-        </w:rPr>
-      </w:pPr>
-      <w:r>
-        <w:rPr>
-          <w:lang w:val="es-CO"/>
-        </w:rPr>
-        <w:t xml:space="preserve">Los usuarios con alto desempeño pueden optar por saltar etapas completando un </w:t>
+        <w:t xml:space="preserve"> 9 </w:t>
       </w:r>
       <w:proofErr w:type="spellStart"/>
       <w:r>
-        <w:rPr>
-          <w:lang w:val="es-CO"/>
-        </w:rPr>
-        <w:t>challenge</w:t>
+        <w:t>correctamente</w:t>
       </w:r>
       <w:proofErr w:type="spellEnd"/>
       <w:r>
-        <w:rPr>
-          <w:lang w:val="es-CO"/>
-        </w:rPr>
-        <w:t xml:space="preserve"> de dificultad </w:t>
+        <w:t xml:space="preserve"> y 1 </w:t>
       </w:r>
       <w:proofErr w:type="spellStart"/>
       <w:r>
-        <w:rPr>
-          <w:lang w:val="es-CO"/>
-        </w:rPr>
-        <w:t>ultra-difícil</w:t>
-      </w:r>
-      <w:proofErr w:type="spellEnd"/>
-      <w:r>
-        <w:rPr>
-          <w:lang w:val="es-CO"/>
-        </w:rPr>
-        <w:t>.</w:t>
-      </w:r>
-    </w:p>
-    <w:p>
-      <w:pPr>
-        <w:pStyle w:val="Heading2"/>
-        <w:rPr>
-          <w:lang w:val="es-CO"/>
-        </w:rPr>
-      </w:pPr>
-      <w:r>
-        <w:rPr>
-          <w:lang w:val="es-CO"/>
-        </w:rPr>
-        <w:t>9.2 Requisitos para Habilitar Salto</w:t>
-      </w:r>
-    </w:p>
-    <w:p>
-      <w:pPr>
-        <w:rPr>
-          <w:lang w:val="es-CO"/>
-        </w:rPr>
-      </w:pPr>
-      <w:r>
-        <w:rPr>
-          <w:lang w:val="es-CO"/>
-        </w:rPr>
-        <w:t>Un botón de "Saltar Etapa" aparece cuando:</w:t>
-      </w:r>
-    </w:p>
-    <w:p>
-      <w:pPr>
-        <w:pStyle w:val="ListBullet"/>
-        <w:rPr>
-          <w:lang w:val="es-CO"/>
-        </w:rPr>
-      </w:pPr>
-      <w:r>
-        <w:rPr>
-          <w:lang w:val="es-CO"/>
-        </w:rPr>
-        <w:t>El usuario ha completado al menos 3 niveles consecutivos de la etapa actual</w:t>
-      </w:r>
-    </w:p>
-    <w:p>
-      <w:pPr>
-        <w:pStyle w:val="ListBullet"/>
-        <w:rPr>
-          <w:lang w:val="es-CO"/>
-        </w:rPr>
-      </w:pPr>
-      <w:r>
-        <w:rPr>
-          <w:lang w:val="es-CO"/>
-        </w:rPr>
-        <w:t>TAFI promedio en los últimos 3 niveles ≥ 85%</w:t>
-      </w:r>
-    </w:p>
-    <w:p>
-      <w:pPr>
-        <w:pStyle w:val="ListBullet"/>
-        <w:rPr>
-          <w:lang w:val="es-CO"/>
-        </w:rPr>
-      </w:pPr>
-      <w:r>
-        <w:rPr>
-          <w:lang w:val="es-CO"/>
-        </w:rPr>
-        <w:t>Usuario premium O ha visto publicidad suficiente</w:t>
-      </w:r>
-    </w:p>
-    <w:p>
-      <w:pPr>
-        <w:pStyle w:val="Heading2"/>
-        <w:rPr>
-          <w:lang w:val="es-CO"/>
-        </w:rPr>
-      </w:pPr>
-      <w:r>
-        <w:rPr>
-          <w:lang w:val="es-CO"/>
-        </w:rPr>
-        <w:t xml:space="preserve">9.3 Estructura del </w:t>
-      </w:r>
-      <w:proofErr w:type="spellStart"/>
-      <w:r>
-        <w:rPr>
-          <w:lang w:val="es-CO"/>
-        </w:rPr>
-        <w:t>Challenge</w:t>
+        <w:t>incorrectamente</w:t>
       </w:r>
       <w:proofErr w:type="spellEnd"/>
     </w:p>
     <w:p>
       <w:pPr>
-        <w:rPr>
-          <w:lang w:val="es-CO"/>
-        </w:rPr>
-      </w:pPr>
-      <w:r>
-        <w:rPr>
-          <w:lang w:val="es-CO"/>
-        </w:rPr>
-        <w:t xml:space="preserve">El </w:t>
-      </w:r>
+        <w:pStyle w:val="Listaconnmeros"/>
+      </w:pPr>
       <w:proofErr w:type="spellStart"/>
       <w:r>
-        <w:rPr>
-          <w:lang w:val="es-CO"/>
-        </w:rPr>
-        <w:t>challenge</w:t>
+        <w:t>Pierde</w:t>
       </w:r>
       <w:proofErr w:type="spellEnd"/>
       <w:r>
-        <w:rPr>
-          <w:lang w:val="es-CO"/>
-        </w:rPr>
-        <w:t xml:space="preserve"> consta de 50 preguntas de dificultad ULTRA-DIFÍCIL (más complejas que las del nivel 15 de la etapa difícil)</w:t>
+        <w:t xml:space="preserve"> 5 </w:t>
+      </w:r>
+      <w:proofErr w:type="spellStart"/>
+      <w:r>
+        <w:t>creditos</w:t>
+      </w:r>
+      <w:proofErr w:type="spellEnd"/>
+      <w:r>
+        <w:t xml:space="preserve"> → </w:t>
+      </w:r>
+      <w:proofErr w:type="spellStart"/>
+      <w:r>
+        <w:t>creditos</w:t>
+      </w:r>
+      <w:proofErr w:type="spellEnd"/>
+      <w:r>
+        <w:t xml:space="preserve"> </w:t>
+      </w:r>
+      <w:proofErr w:type="spellStart"/>
+      <w:r>
+        <w:t>restantes</w:t>
+      </w:r>
+      <w:proofErr w:type="spellEnd"/>
+      <w:r>
+        <w:t xml:space="preserve"> 15</w:t>
       </w:r>
     </w:p>
     <w:p>
       <w:pPr>
-        <w:pStyle w:val="ListBullet"/>
-      </w:pPr>
-      <w:proofErr w:type="spellStart"/>
-      <w:r>
-        <w:rPr>
-          <w:b/>
-        </w:rPr>
-        <w:t>Duración</w:t>
-      </w:r>
-      <w:proofErr w:type="spellEnd"/>
-      <w:r>
-        <w:rPr>
-          <w:b/>
-        </w:rPr>
-        <w:t xml:space="preserve">: </w:t>
-      </w:r>
-      <w:r>
-        <w:t xml:space="preserve">5 </w:t>
-      </w:r>
-      <w:proofErr w:type="spellStart"/>
-      <w:r>
-        <w:t>niveles</w:t>
-      </w:r>
-      <w:proofErr w:type="spellEnd"/>
-      <w:r>
-        <w:t xml:space="preserve"> × 10 preguntas = 50 preguntas</w:t>
+        <w:pStyle w:val="Listaconnmeros"/>
+        <w:rPr>
+          <w:lang w:val="es-CO"/>
+        </w:rPr>
+      </w:pPr>
+      <w:r>
+        <w:rPr>
+          <w:lang w:val="es-CO"/>
+        </w:rPr>
+        <w:t>La pregunta incorrecta se reemplaza por otra de igual dificultad</w:t>
       </w:r>
     </w:p>
     <w:p>
       <w:pPr>
-        <w:pStyle w:val="ListBullet"/>
-      </w:pPr>
-      <w:r>
-        <w:rPr>
-          <w:b/>
-        </w:rPr>
-        <w:t xml:space="preserve">Dificultad: </w:t>
-      </w:r>
-      <w:r>
-        <w:t>100% preguntas ultra-difíciles</w:t>
+        <w:pStyle w:val="Listaconnmeros"/>
+        <w:rPr>
+          <w:lang w:val="es-CO"/>
+        </w:rPr>
+      </w:pPr>
+      <w:r>
+        <w:rPr>
+          <w:lang w:val="es-CO"/>
+        </w:rPr>
+        <w:t>María responde correctamente la pregunta de reemplazo</w:t>
       </w:r>
     </w:p>
     <w:p>
       <w:pPr>
-        <w:pStyle w:val="ListBullet"/>
-        <w:rPr>
-          <w:lang w:val="es-CO"/>
-        </w:rPr>
-      </w:pPr>
-      <w:r>
-        <w:rPr>
-          <w:b/>
-          <w:lang w:val="es-CO"/>
-        </w:rPr>
-        <w:t xml:space="preserve">Requisito de aprobación: </w:t>
-      </w:r>
-      <w:r>
-        <w:rPr>
-          <w:lang w:val="es-CO"/>
-        </w:rPr>
-        <w:t>Mínimo 80/100 (80% de acierto)</w:t>
+        <w:pStyle w:val="Listaconnmeros"/>
+        <w:rPr>
+          <w:lang w:val="es-CO"/>
+        </w:rPr>
+      </w:pPr>
+      <w:r>
+        <w:rPr>
+          <w:lang w:val="es-CO"/>
+        </w:rPr>
+        <w:t>Ha completado 10/10 correctas → AVANZA AL NIVEL 2</w:t>
       </w:r>
     </w:p>
     <w:p>
       <w:pPr>
-        <w:pStyle w:val="ListBullet"/>
-        <w:rPr>
-          <w:lang w:val="es-CO"/>
-        </w:rPr>
-      </w:pPr>
-      <w:r>
-        <w:rPr>
-          <w:b/>
-          <w:lang w:val="es-CO"/>
-        </w:rPr>
-        <w:t xml:space="preserve">Vidas disponibles: </w:t>
-      </w:r>
-      <w:r>
-        <w:rPr>
-          <w:lang w:val="es-CO"/>
-        </w:rPr>
-        <w:t>Gratuito: 5 vidas | Premium: Ilimitadas</w:t>
+        <w:pStyle w:val="Ttulo2"/>
+        <w:rPr>
+          <w:lang w:val="es-CO"/>
+        </w:rPr>
+      </w:pPr>
+      <w:r>
+        <w:rPr>
+          <w:lang w:val="es-CO"/>
+        </w:rPr>
+        <w:t>8.2 Caso 2: Usuario Premium - Reintentos Ilimitados</w:t>
       </w:r>
     </w:p>
     <w:p>
       <w:pPr>
-        <w:pStyle w:val="ListBullet"/>
-        <w:rPr>
-          <w:lang w:val="es-CO"/>
-        </w:rPr>
-      </w:pPr>
-      <w:r>
-        <w:rPr>
-          <w:b/>
-          <w:lang w:val="es-CO"/>
-        </w:rPr>
-        <w:t xml:space="preserve">Recompensa: </w:t>
-      </w:r>
-      <w:r>
-        <w:rPr>
-          <w:lang w:val="es-CO"/>
-        </w:rPr>
-        <w:t>Saltar directamente a Nivel 1 de la siguiente etapa</w:t>
+        <w:rPr>
+          <w:lang w:val="es-CO"/>
+        </w:rPr>
+      </w:pPr>
+      <w:r>
+        <w:rPr>
+          <w:lang w:val="es-CO"/>
+        </w:rPr>
+        <w:t xml:space="preserve">Escenario: Carlos es usuario premium intentando Nivel </w:t>
+      </w:r>
+      <w:r>
+        <w:rPr>
+          <w:lang w:val="es-CO"/>
+        </w:rPr>
+        <w:t>2</w:t>
+      </w:r>
+      <w:r>
+        <w:rPr>
+          <w:lang w:val="es-CO"/>
+        </w:rPr>
+        <w:t xml:space="preserve"> (Etapa </w:t>
+      </w:r>
+      <w:proofErr w:type="gramStart"/>
+      <w:r>
+        <w:rPr>
+          <w:lang w:val="es-CO"/>
+        </w:rPr>
+        <w:t>2”tema</w:t>
+      </w:r>
+      <w:proofErr w:type="gramEnd"/>
+      <w:r>
+        <w:rPr>
+          <w:lang w:val="es-CO"/>
+        </w:rPr>
+        <w:t>”</w:t>
+      </w:r>
+      <w:r>
+        <w:rPr>
+          <w:lang w:val="es-CO"/>
+        </w:rPr>
+        <w:t>)</w:t>
       </w:r>
     </w:p>
     <w:p>
       <w:pPr>
-        <w:pStyle w:val="Heading2"/>
-        <w:rPr>
-          <w:lang w:val="es-CO"/>
-        </w:rPr>
-      </w:pPr>
-      <w:r>
-        <w:rPr>
-          <w:lang w:val="es-CO"/>
-        </w:rPr>
-        <w:t>9.4 Matemática del Salto</w:t>
-      </w:r>
-    </w:p>
-    <w:p>
-      <w:pPr>
-        <w:rPr>
-          <w:lang w:val="es-CO"/>
-        </w:rPr>
-      </w:pPr>
-      <w:r>
-        <w:rPr>
-          <w:lang w:val="es-CO"/>
-        </w:rPr>
-        <w:t xml:space="preserve">Saltar una etapa requiere completar </w:t>
-      </w:r>
-      <w:r>
-        <w:rPr>
-          <w:lang w:val="es-CO"/>
-        </w:rPr>
-        <w:t>2</w:t>
-      </w:r>
-      <w:r>
-        <w:rPr>
-          <w:lang w:val="es-CO"/>
-        </w:rPr>
-        <w:t>0 preguntas adicionales en dificultad ultra.</w:t>
-      </w:r>
-    </w:p>
-    <w:p>
-      <w:pPr>
-        <w:pStyle w:val="Heading1"/>
-        <w:rPr>
-          <w:lang w:val="es-CO"/>
-        </w:rPr>
-      </w:pPr>
-      <w:r>
-        <w:rPr>
-          <w:lang w:val="es-CO"/>
-        </w:rPr>
-        <w:t>10. Conclusiones</w:t>
-      </w:r>
-    </w:p>
-    <w:p>
-      <w:r>
-        <w:rPr>
-          <w:lang w:val="es-CO"/>
-        </w:rPr>
-        <w:t xml:space="preserve">El algoritmo de adaptación de CEREBRUM está diseñado para proporcionar una experiencia de aprendizaje progresivo y personalizada. </w:t>
-      </w:r>
-      <w:r>
-        <w:t xml:space="preserve">Sus </w:t>
+        <w:pStyle w:val="Listaconnmeros"/>
+      </w:pPr>
+      <w:r>
+        <w:t xml:space="preserve">Se </w:t>
       </w:r>
       <w:proofErr w:type="spellStart"/>
       <w:r>
-        <w:t>características</w:t>
+        <w:t>muestran</w:t>
       </w:r>
       <w:proofErr w:type="spellEnd"/>
       <w:r>
-        <w:t xml:space="preserve"> clave son:</w:t>
-      </w:r>
-    </w:p>
-    <w:p>
-      <w:pPr>
-        <w:pStyle w:val="ListBullet"/>
-        <w:rPr>
-          <w:lang w:val="es-CO"/>
-        </w:rPr>
-      </w:pPr>
-      <w:r>
-        <w:rPr>
-          <w:b/>
-          <w:lang w:val="es-CO"/>
-        </w:rPr>
-        <w:t xml:space="preserve">Validación estricta: </w:t>
-      </w:r>
-      <w:r>
-        <w:rPr>
-          <w:lang w:val="es-CO"/>
-        </w:rPr>
-        <w:t>Requiere 10/10 aciertos para avanzar, garantizando dominio</w:t>
-      </w:r>
-    </w:p>
-    <w:p>
-      <w:pPr>
-        <w:pStyle w:val="ListBullet"/>
-        <w:rPr>
-          <w:lang w:val="es-CO"/>
-        </w:rPr>
-      </w:pPr>
-      <w:r>
-        <w:rPr>
-          <w:b/>
-          <w:lang w:val="es-CO"/>
-        </w:rPr>
-        <w:t xml:space="preserve">Adaptabilidad: </w:t>
-      </w:r>
-      <w:r>
-        <w:rPr>
-          <w:lang w:val="es-CO"/>
-        </w:rPr>
-        <w:t>Se ajusta según TAFI para mantener nivel de reto óptimo</w:t>
-      </w:r>
-    </w:p>
-    <w:p>
-      <w:pPr>
-        <w:pStyle w:val="ListBullet"/>
-        <w:rPr>
-          <w:lang w:val="es-CO"/>
-        </w:rPr>
-      </w:pPr>
-      <w:r>
-        <w:rPr>
-          <w:b/>
-          <w:lang w:val="es-CO"/>
-        </w:rPr>
-        <w:t xml:space="preserve">Variabilidad: </w:t>
-      </w:r>
-      <w:r>
-        <w:rPr>
-          <w:lang w:val="es-CO"/>
-        </w:rPr>
-        <w:t>Pool de 30 preguntas con 3 variantes evita memorización</w:t>
-      </w:r>
-    </w:p>
-    <w:p>
-      <w:pPr>
-        <w:pStyle w:val="ListBullet"/>
-        <w:rPr>
-          <w:lang w:val="es-CO"/>
-        </w:rPr>
-      </w:pPr>
-      <w:r>
-        <w:rPr>
-          <w:b/>
-          <w:lang w:val="es-CO"/>
-        </w:rPr>
-        <w:t xml:space="preserve">Inclusión: </w:t>
-      </w:r>
-      <w:r>
-        <w:rPr>
-          <w:lang w:val="es-CO"/>
-        </w:rPr>
-        <w:t>Modelo free</w:t>
-      </w:r>
-      <w:r>
-        <w:rPr>
-          <w:lang w:val="es-CO"/>
-        </w:rPr>
-        <w:t xml:space="preserve"> </w:t>
-      </w:r>
-      <w:r>
-        <w:rPr>
-          <w:lang w:val="es-CO"/>
-        </w:rPr>
-        <w:t>permite acceso gratuito con publicidad</w:t>
-      </w:r>
-    </w:p>
-    <w:p>
-      <w:pPr>
-        <w:pStyle w:val="ListBullet"/>
-        <w:rPr>
-          <w:lang w:val="es-CO"/>
-        </w:rPr>
-      </w:pPr>
-      <w:r>
-        <w:rPr>
-          <w:b/>
-          <w:lang w:val="es-CO"/>
-        </w:rPr>
-        <w:t xml:space="preserve">Escalabilidad: </w:t>
-      </w:r>
-      <w:r>
-        <w:rPr>
-          <w:lang w:val="es-CO"/>
-        </w:rPr>
-        <w:t>Sistema modular permite agregar más etapas y temáticas</w:t>
-      </w:r>
-    </w:p>
-    <w:p>
-      <w:pPr>
-        <w:pStyle w:val="ListBullet"/>
-        <w:rPr>
-          <w:lang w:val="es-CO"/>
-        </w:rPr>
-      </w:pPr>
-      <w:r>
-        <w:rPr>
-          <w:b/>
-          <w:lang w:val="es-CO"/>
-        </w:rPr>
-        <w:t xml:space="preserve">Gamificación: </w:t>
-      </w:r>
-      <w:r>
-        <w:rPr>
-          <w:lang w:val="es-CO"/>
-        </w:rPr>
-        <w:t>Sistema de vidas, puntos y desafíos mantiene motivación</w:t>
-      </w:r>
-    </w:p>
-    <w:p>
-      <w:pPr>
-        <w:rPr>
-          <w:lang w:val="es-CO"/>
-        </w:rPr>
-      </w:pPr>
-    </w:p>
-    <w:p>
-      <w:pPr>
-        <w:rPr>
-          <w:lang w:val="es-CO"/>
-        </w:rPr>
-      </w:pPr>
-      <w:r>
-        <w:rPr>
-          <w:lang w:val="es-CO"/>
-        </w:rPr>
-        <w:t>Este algoritmo representa un balance cuidado entre reto y motivación, diseñado para maximizar la retención de conocimientos y la experiencia del usuario.</w:t>
-      </w:r>
-    </w:p>
-    <w:p>
-      <w:pPr>
-        <w:rPr>
-          <w:lang w:val="es-CO"/>
-        </w:rPr>
-      </w:pPr>
-      <w:r>
-        <w:rPr>
-          <w:lang w:val="es-CO"/>
-        </w:rPr>
-        <w:br w:type="page"/>
-      </w:r>
-    </w:p>
-    <w:p>
-      <w:pPr>
-        <w:pStyle w:val="Heading1"/>
-        <w:rPr>
-          <w:lang w:val="es-CO"/>
-        </w:rPr>
-      </w:pPr>
-      <w:r>
-        <w:rPr>
-          <w:lang w:val="es-CO"/>
-        </w:rPr>
-        <w:lastRenderedPageBreak/>
-        <w:t>Apéndice A: Fórmulas y Cálculos</w:t>
-      </w:r>
-    </w:p>
-    <w:p>
-      <w:pPr>
-        <w:pStyle w:val="Heading2"/>
-        <w:rPr>
-          <w:lang w:val="es-CO"/>
-        </w:rPr>
-      </w:pPr>
-      <w:r>
-        <w:rPr>
-          <w:lang w:val="es-CO"/>
-        </w:rPr>
-        <w:t>A.1 Preguntas Totales por Temática</w:t>
-      </w:r>
-    </w:p>
-    <w:p>
-      <w:pPr>
-        <w:pStyle w:val="ListBullet"/>
-        <w:rPr>
-          <w:lang w:val="es-CO"/>
-        </w:rPr>
-      </w:pPr>
-      <w:r>
-        <w:rPr>
-          <w:lang w:val="es-CO"/>
-        </w:rPr>
-        <w:t>Etapa 1 (</w:t>
-      </w:r>
-      <w:r>
-        <w:rPr>
-          <w:lang w:val="es-CO"/>
-        </w:rPr>
-        <w:t>dificultad.</w:t>
-      </w:r>
-      <w:r>
-        <w:rPr>
-          <w:lang w:val="es-CO"/>
-        </w:rPr>
-        <w:t>1</w:t>
-      </w:r>
-      <w:r>
-        <w:rPr>
-          <w:lang w:val="es-CO"/>
-        </w:rPr>
-        <w:t>): 5 niveles × 10 preguntas = 50 preguntas</w:t>
-      </w:r>
-    </w:p>
-    <w:p>
-      <w:pPr>
-        <w:pStyle w:val="ListBullet"/>
-        <w:rPr>
-          <w:lang w:val="es-CO"/>
-        </w:rPr>
-      </w:pPr>
-      <w:r>
-        <w:rPr>
-          <w:lang w:val="es-CO"/>
-        </w:rPr>
-        <w:t>Etapa 2 (</w:t>
-      </w:r>
-      <w:r>
-        <w:rPr>
-          <w:lang w:val="es-CO"/>
-        </w:rPr>
-        <w:t>dificultad.</w:t>
-      </w:r>
-      <w:r>
-        <w:rPr>
-          <w:lang w:val="es-CO"/>
-        </w:rPr>
-        <w:t>2</w:t>
-      </w:r>
-      <w:r>
-        <w:rPr>
-          <w:lang w:val="es-CO"/>
-        </w:rPr>
-        <w:t>): 5 niveles × 10 preguntas = 50 preguntas</w:t>
-      </w:r>
-    </w:p>
-    <w:p>
-      <w:pPr>
-        <w:pStyle w:val="ListBullet"/>
-        <w:rPr>
-          <w:lang w:val="es-CO"/>
-        </w:rPr>
-      </w:pPr>
-      <w:r>
-        <w:rPr>
-          <w:lang w:val="es-CO"/>
-        </w:rPr>
-        <w:t>Etapa 3 (</w:t>
-      </w:r>
-      <w:r>
-        <w:rPr>
-          <w:lang w:val="es-CO"/>
-        </w:rPr>
-        <w:t>dificultad.</w:t>
-      </w:r>
-      <w:r>
-        <w:rPr>
-          <w:lang w:val="es-CO"/>
-        </w:rPr>
-        <w:t>3</w:t>
-      </w:r>
-      <w:r>
-        <w:rPr>
-          <w:lang w:val="es-CO"/>
-        </w:rPr>
-        <w:t>): 5 niveles × 10 preguntas = 50 preguntas</w:t>
-      </w:r>
-    </w:p>
-    <w:p>
-      <w:pPr>
-        <w:pStyle w:val="ListBullet"/>
-        <w:rPr>
-          <w:lang w:val="es-CO"/>
-        </w:rPr>
-      </w:pPr>
-    </w:p>
-    <w:p>
-      <w:pPr>
-        <w:pStyle w:val="ListBullet"/>
-      </w:pPr>
-      <w:r>
-        <w:t>TOTAL POR TEMÁTICA: 150 preguntas base</w:t>
-      </w:r>
-    </w:p>
-    <w:p>
-      <w:pPr>
-        <w:pStyle w:val="ListBullet"/>
-      </w:pPr>
-    </w:p>
-    <w:p>
-      <w:pPr>
-        <w:pStyle w:val="ListBullet"/>
-        <w:rPr>
-          <w:lang w:val="es-CO"/>
-        </w:rPr>
-      </w:pPr>
-      <w:r>
-        <w:rPr>
-          <w:lang w:val="es-CO"/>
-        </w:rPr>
-        <w:t>Con variantes: 150 × 3 = 450 preguntas almacenadas por temática</w:t>
-      </w:r>
-    </w:p>
-    <w:p>
-      <w:pPr>
-        <w:pStyle w:val="ListBullet"/>
-        <w:rPr>
-          <w:lang w:val="es-CO"/>
-        </w:rPr>
-      </w:pPr>
-      <w:r>
-        <w:rPr>
-          <w:lang w:val="es-CO"/>
-        </w:rPr>
-        <w:t>Con 4 temáticas: 450 × 4 = 1,800 preguntas totales en BD</w:t>
-      </w:r>
-    </w:p>
-    <w:p>
-      <w:pPr>
-        <w:pStyle w:val="Heading2"/>
-        <w:rPr>
-          <w:lang w:val="es-CO"/>
-        </w:rPr>
-      </w:pPr>
-      <w:r>
-        <w:rPr>
-          <w:lang w:val="es-CO"/>
-        </w:rPr>
-        <w:t>A.2 Puntuación Máxima por Nivel</w:t>
-      </w:r>
-    </w:p>
-    <w:p>
-      <w:pPr>
-        <w:rPr>
-          <w:lang w:val="es-CO"/>
-        </w:rPr>
-      </w:pPr>
-      <w:r>
-        <w:rPr>
-          <w:lang w:val="es-CO"/>
-        </w:rPr>
-        <w:t xml:space="preserve">Preguntas Fáciles: 3 × 10 </w:t>
+        <w:t xml:space="preserve"> 10 </w:t>
       </w:r>
       <w:proofErr w:type="spellStart"/>
       <w:r>
-        <w:rPr>
-          <w:lang w:val="es-CO"/>
-        </w:rPr>
-        <w:t>pts</w:t>
-      </w:r>
-      <w:proofErr w:type="spellEnd"/>
-      <w:r>
-        <w:rPr>
-          <w:lang w:val="es-CO"/>
-        </w:rPr>
-        <w:t xml:space="preserve"> = 30 </w:t>
-      </w:r>
-      <w:proofErr w:type="spellStart"/>
-      <w:r>
-        <w:rPr>
-          <w:lang w:val="es-CO"/>
-        </w:rPr>
-        <w:t>pts</w:t>
+        <w:t>preguntas</w:t>
       </w:r>
       <w:proofErr w:type="spellEnd"/>
     </w:p>
     <w:p>
       <w:pPr>
-        <w:rPr>
-          <w:lang w:val="es-CO"/>
-        </w:rPr>
-      </w:pPr>
-      <w:r>
-        <w:rPr>
-          <w:lang w:val="es-CO"/>
-        </w:rPr>
-        <w:t xml:space="preserve">Preguntas Medias: 3 × 15 </w:t>
+        <w:pStyle w:val="Listaconnmeros"/>
+        <w:rPr>
+          <w:lang w:val="es-CO"/>
+        </w:rPr>
+      </w:pPr>
+      <w:r>
+        <w:rPr>
+          <w:lang w:val="es-CO"/>
+        </w:rPr>
+        <w:t>Carlos responde 6 correctamente y 4 incorrectamente en varios intentos</w:t>
+      </w:r>
+    </w:p>
+    <w:p>
+      <w:pPr>
+        <w:pStyle w:val="Listaconnmeros"/>
+        <w:rPr>
+          <w:lang w:val="es-CO"/>
+        </w:rPr>
+      </w:pPr>
+      <w:r>
+        <w:rPr>
+          <w:lang w:val="es-CO"/>
+        </w:rPr>
+        <w:t xml:space="preserve">Cada pregunta incorrecta se reemplaza (sin perder </w:t>
       </w:r>
       <w:proofErr w:type="spellStart"/>
       <w:r>
         <w:rPr>
           <w:lang w:val="es-CO"/>
         </w:rPr>
-        <w:t>pts</w:t>
+        <w:t>creditos</w:t>
       </w:r>
       <w:proofErr w:type="spellEnd"/>
       <w:r>
         <w:rPr>
           <w:lang w:val="es-CO"/>
         </w:rPr>
-        <w:t xml:space="preserve"> = 45 </w:t>
+        <w:t>)</w:t>
+      </w:r>
+    </w:p>
+    <w:p>
+      <w:pPr>
+        <w:pStyle w:val="Listaconnmeros"/>
+        <w:rPr>
+          <w:lang w:val="es-CO"/>
+        </w:rPr>
+      </w:pPr>
+      <w:r>
+        <w:rPr>
+          <w:lang w:val="es-CO"/>
+        </w:rPr>
+        <w:t>Sigue respondiendo hasta completar las 10 correctas</w:t>
+      </w:r>
+    </w:p>
+    <w:p>
+      <w:pPr>
+        <w:pStyle w:val="Listaconnmeros"/>
+      </w:pPr>
+      <w:r>
+        <w:t xml:space="preserve">No </w:t>
       </w:r>
       <w:proofErr w:type="spellStart"/>
       <w:r>
-        <w:rPr>
-          <w:lang w:val="es-CO"/>
-        </w:rPr>
-        <w:t>pts</w:t>
+        <w:t>ve</w:t>
+      </w:r>
+      <w:proofErr w:type="spellEnd"/>
+      <w:r>
+        <w:t xml:space="preserve"> </w:t>
+      </w:r>
+      <w:proofErr w:type="spellStart"/>
+      <w:r>
+        <w:t>anuncios</w:t>
+      </w:r>
+      <w:proofErr w:type="spellEnd"/>
+      <w:r>
+        <w:t xml:space="preserve"> entre </w:t>
+      </w:r>
+      <w:proofErr w:type="spellStart"/>
+      <w:r>
+        <w:t>intentos</w:t>
       </w:r>
       <w:proofErr w:type="spellEnd"/>
     </w:p>
     <w:p>
       <w:pPr>
-        <w:rPr>
-          <w:lang w:val="es-CO"/>
-        </w:rPr>
-      </w:pPr>
-      <w:r>
-        <w:rPr>
-          <w:lang w:val="es-CO"/>
-        </w:rPr>
-        <w:t xml:space="preserve">Preguntas Difíciles: 4 × 20 </w:t>
+        <w:pStyle w:val="Listaconnmeros"/>
+        <w:rPr>
+          <w:lang w:val="es-CO"/>
+        </w:rPr>
+      </w:pPr>
+      <w:r>
+        <w:rPr>
+          <w:lang w:val="es-CO"/>
+        </w:rPr>
+        <w:t>Finalmente completa Nivel 7 → AVANZA AL NIVEL 8</w:t>
+      </w:r>
+    </w:p>
+    <w:p>
+      <w:pPr>
+        <w:pStyle w:val="Ttulo2"/>
+        <w:rPr>
+          <w:lang w:val="es-CO"/>
+        </w:rPr>
+      </w:pPr>
+      <w:r>
+        <w:rPr>
+          <w:lang w:val="es-CO"/>
+        </w:rPr>
+        <w:t xml:space="preserve">8.3 Caso 3: Fallos Múltiples - </w:t>
       </w:r>
       <w:proofErr w:type="spellStart"/>
       <w:r>
         <w:rPr>
           <w:lang w:val="es-CO"/>
         </w:rPr>
-        <w:t>pts</w:t>
+        <w:t>Game</w:t>
       </w:r>
       <w:proofErr w:type="spellEnd"/>
       <w:r>
         <w:rPr>
           <w:lang w:val="es-CO"/>
         </w:rPr>
-        <w:t xml:space="preserve"> = 80 </w:t>
+        <w:t xml:space="preserve"> Over</w:t>
+      </w:r>
+    </w:p>
+    <w:p>
+      <w:pPr>
+        <w:rPr>
+          <w:lang w:val="es-CO"/>
+        </w:rPr>
+      </w:pPr>
+      <w:r>
+        <w:rPr>
+          <w:lang w:val="es-CO"/>
+        </w:rPr>
+        <w:t>Escenario: Ana es usuario gratuito con bajo desempeño en Nivel 3</w:t>
+      </w:r>
+    </w:p>
+    <w:p>
+      <w:pPr>
+        <w:pStyle w:val="Listaconnmeros"/>
+        <w:rPr>
+          <w:lang w:val="es-CO"/>
+        </w:rPr>
+      </w:pPr>
+      <w:r>
+        <w:rPr>
+          <w:lang w:val="es-CO"/>
+        </w:rPr>
+        <w:lastRenderedPageBreak/>
+        <w:t xml:space="preserve">Comienza Nivel 3 (Etapa </w:t>
+      </w:r>
+      <w:proofErr w:type="gramStart"/>
+      <w:r>
+        <w:rPr>
+          <w:lang w:val="es-CO"/>
+        </w:rPr>
+        <w:t>1</w:t>
+      </w:r>
+      <w:r>
+        <w:rPr>
+          <w:lang w:val="es-CO"/>
+        </w:rPr>
+        <w:t>”tema</w:t>
+      </w:r>
+      <w:proofErr w:type="gramEnd"/>
+      <w:r>
+        <w:rPr>
+          <w:lang w:val="es-CO"/>
+        </w:rPr>
+        <w:t>”</w:t>
+      </w:r>
+      <w:r>
+        <w:rPr>
+          <w:lang w:val="es-CO"/>
+        </w:rPr>
+        <w:t xml:space="preserve">) con </w:t>
+      </w:r>
+      <w:r>
+        <w:rPr>
+          <w:lang w:val="es-CO"/>
+        </w:rPr>
+        <w:t>20</w:t>
+      </w:r>
+      <w:r>
+        <w:rPr>
+          <w:lang w:val="es-CO"/>
+        </w:rPr>
+        <w:t xml:space="preserve"> </w:t>
+      </w:r>
+      <w:r>
+        <w:rPr>
+          <w:lang w:val="es-CO"/>
+        </w:rPr>
+        <w:t>créditos</w:t>
+      </w:r>
+    </w:p>
+    <w:p>
+      <w:pPr>
+        <w:pStyle w:val="Listaconnmeros"/>
+        <w:rPr>
+          <w:lang w:val="es-CO"/>
+        </w:rPr>
+      </w:pPr>
+      <w:r>
+        <w:rPr>
+          <w:lang w:val="es-CO"/>
+        </w:rPr>
+        <w:t>Responde incorrectamente a preguntas 2, 5</w:t>
+      </w:r>
+      <w:r>
+        <w:rPr>
+          <w:lang w:val="es-CO"/>
+        </w:rPr>
+        <w:t>, 6</w:t>
+      </w:r>
+      <w:r>
+        <w:rPr>
+          <w:lang w:val="es-CO"/>
+        </w:rPr>
+        <w:t xml:space="preserve"> y 8</w:t>
+      </w:r>
+    </w:p>
+    <w:p>
+      <w:pPr>
+        <w:pStyle w:val="Listaconnmeros"/>
+        <w:rPr>
+          <w:lang w:val="es-CO"/>
+        </w:rPr>
+      </w:pPr>
+      <w:r>
+        <w:rPr>
+          <w:lang w:val="es-CO"/>
+        </w:rPr>
+        <w:t xml:space="preserve">Cada error consume </w:t>
+      </w:r>
+      <w:r>
+        <w:rPr>
+          <w:lang w:val="es-CO"/>
+        </w:rPr>
+        <w:t xml:space="preserve">5 </w:t>
+      </w:r>
+      <w:proofErr w:type="gramStart"/>
+      <w:r>
+        <w:rPr>
+          <w:lang w:val="es-CO"/>
+        </w:rPr>
+        <w:t>créditos</w:t>
+      </w:r>
+      <w:r>
+        <w:rPr>
+          <w:lang w:val="es-CO"/>
+        </w:rPr>
+        <w:t>::</w:t>
+      </w:r>
+      <w:proofErr w:type="gramEnd"/>
+      <w:r>
+        <w:rPr>
+          <w:lang w:val="es-CO"/>
+        </w:rPr>
+        <w:t xml:space="preserve"> </w:t>
+      </w:r>
+      <w:r>
+        <w:rPr>
+          <w:lang w:val="es-CO"/>
+        </w:rPr>
+        <w:t>20</w:t>
+      </w:r>
+      <w:r>
+        <w:rPr>
+          <w:lang w:val="es-CO"/>
+        </w:rPr>
+        <w:t xml:space="preserve"> → </w:t>
+      </w:r>
+      <w:r>
+        <w:rPr>
+          <w:lang w:val="es-CO"/>
+        </w:rPr>
+        <w:t>15</w:t>
+      </w:r>
+      <w:r>
+        <w:rPr>
+          <w:lang w:val="es-CO"/>
+        </w:rPr>
+        <w:t xml:space="preserve"> → </w:t>
+      </w:r>
+      <w:r>
+        <w:rPr>
+          <w:lang w:val="es-CO"/>
+        </w:rPr>
+        <w:t>10</w:t>
+      </w:r>
+      <w:r>
+        <w:rPr>
+          <w:lang w:val="es-CO"/>
+        </w:rPr>
+        <w:t xml:space="preserve"> → </w:t>
+      </w:r>
+      <w:r>
+        <w:rPr>
+          <w:lang w:val="es-CO"/>
+        </w:rPr>
+        <w:t>5</w:t>
+      </w:r>
+      <w:r>
+        <w:rPr>
+          <w:lang w:val="es-CO"/>
+        </w:rPr>
+        <w:t xml:space="preserve"> → 0</w:t>
+      </w:r>
+    </w:p>
+    <w:p>
+      <w:pPr>
+        <w:pStyle w:val="Listaconnmeros"/>
+      </w:pPr>
+      <w:r>
+        <w:t xml:space="preserve">Game Over → No </w:t>
       </w:r>
       <w:proofErr w:type="spellStart"/>
       <w:r>
-        <w:rPr>
-          <w:lang w:val="es-CO"/>
-        </w:rPr>
-        <w:t>pts</w:t>
+        <w:t>puede</w:t>
+      </w:r>
+      <w:proofErr w:type="spellEnd"/>
+      <w:r>
+        <w:t xml:space="preserve"> </w:t>
+      </w:r>
+      <w:proofErr w:type="spellStart"/>
+      <w:r>
+        <w:t>continuar</w:t>
       </w:r>
       <w:proofErr w:type="spellEnd"/>
     </w:p>
     <w:p>
+      <w:pPr>
+        <w:pStyle w:val="Listaconnmeros"/>
+        <w:rPr>
+          <w:lang w:val="es-CO"/>
+        </w:rPr>
+      </w:pPr>
+      <w:r>
+        <w:rPr>
+          <w:lang w:val="es-CO"/>
+        </w:rPr>
+        <w:t>Opción 1: Ver anuncio publicitario → Reintentar el nivel (vidas se reinician a 3)</w:t>
+      </w:r>
+    </w:p>
+    <w:p>
+      <w:pPr>
+        <w:pStyle w:val="Listaconnmeros"/>
+        <w:rPr>
+          <w:lang w:val="es-CO"/>
+        </w:rPr>
+      </w:pPr>
+      <w:r>
+        <w:rPr>
+          <w:lang w:val="es-CO"/>
+        </w:rPr>
+        <w:t xml:space="preserve">Opción 2: Esperar </w:t>
+      </w:r>
+      <w:r>
+        <w:rPr>
+          <w:lang w:val="es-CO"/>
+        </w:rPr>
+        <w:t>1</w:t>
+      </w:r>
+      <w:r>
+        <w:rPr>
+          <w:lang w:val="es-CO"/>
+        </w:rPr>
+        <w:t xml:space="preserve"> hora→ Las vidas se regeneran gradualmente</w:t>
+      </w:r>
+    </w:p>
+    <w:p>
+      <w:pPr>
+        <w:pStyle w:val="Listaconnmeros"/>
+        <w:rPr>
+          <w:lang w:val="es-CO"/>
+        </w:rPr>
+      </w:pPr>
+      <w:r>
+        <w:rPr>
+          <w:lang w:val="es-CO"/>
+        </w:rPr>
+        <w:t xml:space="preserve">Opción 3: Comprar paquete de </w:t>
+      </w:r>
+      <w:proofErr w:type="spellStart"/>
+      <w:r>
+        <w:rPr>
+          <w:lang w:val="es-CO"/>
+        </w:rPr>
+        <w:t>creditos</w:t>
+      </w:r>
+      <w:proofErr w:type="spellEnd"/>
+      <w:r>
+        <w:rPr>
+          <w:lang w:val="es-CO"/>
+        </w:rPr>
+        <w:t xml:space="preserve"> premium (monetización)</w:t>
+      </w:r>
+    </w:p>
+    <w:p>
+      <w:pPr>
+        <w:rPr>
+          <w:lang w:val="es-CO"/>
+        </w:rPr>
+      </w:pPr>
+      <w:r>
+        <w:rPr>
+          <w:lang w:val="es-CO"/>
+        </w:rPr>
+        <w:br w:type="page"/>
+      </w:r>
+    </w:p>
+    <w:p>
+      <w:pPr>
+        <w:pStyle w:val="Ttulo1"/>
+        <w:rPr>
+          <w:lang w:val="es-CO"/>
+        </w:rPr>
+      </w:pPr>
+      <w:r>
+        <w:rPr>
+          <w:lang w:val="es-CO"/>
+        </w:rPr>
+        <w:lastRenderedPageBreak/>
+        <w:t>9</w:t>
+      </w:r>
+      <w:r>
+        <w:rPr>
+          <w:lang w:val="es-CO"/>
+        </w:rPr>
+        <w:t>. Conclusiones</w:t>
+      </w:r>
+    </w:p>
+    <w:p>
+      <w:r>
+        <w:rPr>
+          <w:lang w:val="es-CO"/>
+        </w:rPr>
+        <w:t xml:space="preserve">El algoritmo de adaptación de CEREBRUM está diseñado para proporcionar una experiencia de aprendizaje progresivo y personalizada. </w:t>
+      </w:r>
+      <w:r>
+        <w:t xml:space="preserve">Sus </w:t>
+      </w:r>
+      <w:proofErr w:type="spellStart"/>
+      <w:r>
+        <w:t>características</w:t>
+      </w:r>
+      <w:proofErr w:type="spellEnd"/>
+      <w:r>
+        <w:t xml:space="preserve"> clave son:</w:t>
+      </w:r>
+    </w:p>
+    <w:p>
+      <w:pPr>
+        <w:pStyle w:val="Listaconvietas"/>
+        <w:rPr>
+          <w:lang w:val="es-CO"/>
+        </w:rPr>
+      </w:pPr>
+      <w:r>
+        <w:rPr>
+          <w:b/>
+          <w:lang w:val="es-CO"/>
+        </w:rPr>
+        <w:t xml:space="preserve">Validación estricta: </w:t>
+      </w:r>
+      <w:r>
+        <w:rPr>
+          <w:lang w:val="es-CO"/>
+        </w:rPr>
+        <w:t>Requiere 10/10 aciertos para avanzar, garantizando dominio</w:t>
+      </w:r>
+    </w:p>
+    <w:p>
+      <w:pPr>
+        <w:pStyle w:val="Listaconvietas"/>
+        <w:rPr>
+          <w:lang w:val="es-CO"/>
+        </w:rPr>
+      </w:pPr>
+      <w:r>
+        <w:rPr>
+          <w:b/>
+          <w:lang w:val="es-CO"/>
+        </w:rPr>
+        <w:t xml:space="preserve">Adaptabilidad: </w:t>
+      </w:r>
+      <w:r>
+        <w:rPr>
+          <w:lang w:val="es-CO"/>
+        </w:rPr>
+        <w:t xml:space="preserve">es progresiva por lo que el usuario </w:t>
+      </w:r>
+      <w:proofErr w:type="spellStart"/>
+      <w:r>
+        <w:rPr>
+          <w:lang w:val="es-CO"/>
+        </w:rPr>
+        <w:t>aprendera</w:t>
+      </w:r>
+      <w:proofErr w:type="spellEnd"/>
+      <w:r>
+        <w:rPr>
+          <w:lang w:val="es-CO"/>
+        </w:rPr>
+        <w:t xml:space="preserve"> desde 0</w:t>
+      </w:r>
+    </w:p>
+    <w:p>
+      <w:pPr>
+        <w:pStyle w:val="Listaconvietas"/>
+        <w:rPr>
+          <w:lang w:val="es-CO"/>
+        </w:rPr>
+      </w:pPr>
+      <w:r>
+        <w:rPr>
+          <w:b/>
+          <w:lang w:val="es-CO"/>
+        </w:rPr>
+        <w:t xml:space="preserve">Variabilidad: </w:t>
+      </w:r>
+      <w:r>
+        <w:rPr>
+          <w:lang w:val="es-CO"/>
+        </w:rPr>
+        <w:t>Pool de 30 preguntas con 3 variantes evita memorización</w:t>
+      </w:r>
+    </w:p>
+    <w:p>
+      <w:pPr>
+        <w:pStyle w:val="Listaconvietas"/>
+        <w:rPr>
+          <w:lang w:val="es-CO"/>
+        </w:rPr>
+      </w:pPr>
+      <w:r>
+        <w:rPr>
+          <w:b/>
+          <w:lang w:val="es-CO"/>
+        </w:rPr>
+        <w:t xml:space="preserve">Inclusión: </w:t>
+      </w:r>
+      <w:r>
+        <w:rPr>
+          <w:lang w:val="es-CO"/>
+        </w:rPr>
+        <w:t>Modelo free</w:t>
+      </w:r>
+      <w:r>
+        <w:rPr>
+          <w:lang w:val="es-CO"/>
+        </w:rPr>
+        <w:t xml:space="preserve"> </w:t>
+      </w:r>
+      <w:r>
+        <w:rPr>
+          <w:lang w:val="es-CO"/>
+        </w:rPr>
+        <w:t>permite acceso gratuito con publicidad</w:t>
+      </w:r>
+    </w:p>
+    <w:p>
+      <w:pPr>
+        <w:pStyle w:val="Listaconvietas"/>
+        <w:rPr>
+          <w:lang w:val="es-CO"/>
+        </w:rPr>
+      </w:pPr>
+      <w:r>
+        <w:rPr>
+          <w:b/>
+          <w:lang w:val="es-CO"/>
+        </w:rPr>
+        <w:t xml:space="preserve">Escalabilidad: </w:t>
+      </w:r>
+      <w:r>
+        <w:rPr>
+          <w:lang w:val="es-CO"/>
+        </w:rPr>
+        <w:t xml:space="preserve">Sistema modular permite agregar más </w:t>
+      </w:r>
+      <w:r>
+        <w:rPr>
+          <w:lang w:val="es-CO"/>
+        </w:rPr>
+        <w:t>temas, niveles de este o subtemas</w:t>
+      </w:r>
+    </w:p>
+    <w:p>
+      <w:pPr>
+        <w:pStyle w:val="Listaconvietas"/>
+        <w:rPr>
+          <w:lang w:val="es-CO"/>
+        </w:rPr>
+      </w:pPr>
+      <w:r>
+        <w:rPr>
+          <w:b/>
+          <w:lang w:val="es-CO"/>
+        </w:rPr>
+        <w:t xml:space="preserve">Gamificación: </w:t>
+      </w:r>
+      <w:r>
+        <w:rPr>
+          <w:lang w:val="es-CO"/>
+        </w:rPr>
+        <w:t>sistema de créditos y perlas, ruletas</w:t>
+      </w:r>
+    </w:p>
+    <w:p>
+      <w:pPr>
+        <w:rPr>
+          <w:lang w:val="es-CO"/>
+        </w:rPr>
+      </w:pPr>
+    </w:p>
+    <w:p>
+      <w:pPr>
+        <w:rPr>
+          <w:lang w:val="es-CO"/>
+        </w:rPr>
+      </w:pPr>
+      <w:r>
+        <w:rPr>
+          <w:lang w:val="es-CO"/>
+        </w:rPr>
+        <w:t>Este algoritmo representa un balance cuidado entre reto y motivación, diseñado para maximizar la retención de conocimientos y la experiencia del usuario.</w:t>
+      </w:r>
+    </w:p>
+    <w:p>
+      <w:pPr>
+        <w:rPr>
+          <w:lang w:val="es-CO"/>
+        </w:rPr>
+      </w:pPr>
+      <w:r>
+        <w:rPr>
+          <w:lang w:val="es-CO"/>
+        </w:rPr>
+        <w:br w:type="page"/>
+      </w:r>
+    </w:p>
+    <w:p>
+      <w:pPr>
+        <w:pStyle w:val="Ttulo1"/>
+        <w:rPr>
+          <w:lang w:val="es-CO"/>
+        </w:rPr>
+      </w:pPr>
+      <w:r>
+        <w:rPr>
+          <w:lang w:val="es-CO"/>
+        </w:rPr>
+        <w:lastRenderedPageBreak/>
+        <w:t>Apéndice A: Fórmulas y Cálculos</w:t>
+      </w:r>
+    </w:p>
+    <w:p>
+      <w:pPr>
+        <w:pStyle w:val="Ttulo2"/>
+        <w:rPr>
+          <w:lang w:val="es-CO"/>
+        </w:rPr>
+      </w:pPr>
+      <w:r>
+        <w:rPr>
+          <w:lang w:val="es-CO"/>
+        </w:rPr>
+        <w:t>A.1 Preguntas Totales por Temática</w:t>
+      </w:r>
+    </w:p>
+    <w:p>
+      <w:pPr>
+        <w:pStyle w:val="Listaconvietas"/>
+        <w:rPr>
+          <w:lang w:val="es-CO"/>
+        </w:rPr>
+      </w:pPr>
+      <w:r>
+        <w:rPr>
+          <w:lang w:val="es-CO"/>
+        </w:rPr>
+        <w:t>Etapa 1 (dificultad.</w:t>
+      </w:r>
+      <w:r>
+        <w:rPr>
+          <w:lang w:val="es-CO"/>
+        </w:rPr>
+        <w:t>1</w:t>
+      </w:r>
+      <w:r>
+        <w:rPr>
+          <w:lang w:val="es-CO"/>
+        </w:rPr>
+        <w:t>): 5 niveles × 10 preguntas = 50 preguntas</w:t>
+      </w:r>
+    </w:p>
+    <w:p>
+      <w:pPr>
+        <w:pStyle w:val="Listaconvietas"/>
+        <w:rPr>
+          <w:lang w:val="es-CO"/>
+        </w:rPr>
+      </w:pPr>
+      <w:r>
+        <w:rPr>
+          <w:lang w:val="es-CO"/>
+        </w:rPr>
+        <w:t>Etapa 2 (dificultad.</w:t>
+      </w:r>
+      <w:r>
+        <w:rPr>
+          <w:lang w:val="es-CO"/>
+        </w:rPr>
+        <w:t>2</w:t>
+      </w:r>
+      <w:r>
+        <w:rPr>
+          <w:lang w:val="es-CO"/>
+        </w:rPr>
+        <w:t>): 5 niveles × 10 preguntas = 50 preguntas</w:t>
+      </w:r>
+    </w:p>
+    <w:p>
+      <w:pPr>
+        <w:pStyle w:val="Listaconvietas"/>
+        <w:rPr>
+          <w:lang w:val="es-CO"/>
+        </w:rPr>
+      </w:pPr>
+      <w:r>
+        <w:rPr>
+          <w:lang w:val="es-CO"/>
+        </w:rPr>
+        <w:t>Etapa 3 (dificultad.</w:t>
+      </w:r>
+      <w:r>
+        <w:rPr>
+          <w:lang w:val="es-CO"/>
+        </w:rPr>
+        <w:t>3</w:t>
+      </w:r>
+      <w:r>
+        <w:rPr>
+          <w:lang w:val="es-CO"/>
+        </w:rPr>
+        <w:t>): 5 niveles × 10 preguntas = 50 preguntas</w:t>
+      </w:r>
+    </w:p>
+    <w:p>
+      <w:pPr>
+        <w:pStyle w:val="Listaconvietas"/>
+        <w:rPr>
+          <w:lang w:val="es-CO"/>
+        </w:rPr>
+      </w:pPr>
+    </w:p>
+    <w:p>
+      <w:pPr>
+        <w:pStyle w:val="Listaconvietas"/>
+      </w:pPr>
+      <w:r>
+        <w:t xml:space="preserve">TOTAL POR TEMÁTICA: 150 </w:t>
+      </w:r>
+      <w:proofErr w:type="spellStart"/>
+      <w:r>
+        <w:t>preguntas</w:t>
+      </w:r>
+      <w:proofErr w:type="spellEnd"/>
+      <w:r>
+        <w:t xml:space="preserve"> base</w:t>
+      </w:r>
+    </w:p>
+    <w:p>
+      <w:pPr>
+        <w:pStyle w:val="Listaconvietas"/>
+      </w:pPr>
+    </w:p>
+    <w:p>
+      <w:pPr>
+        <w:pStyle w:val="Listaconvietas"/>
+        <w:rPr>
+          <w:lang w:val="es-CO"/>
+        </w:rPr>
+      </w:pPr>
+      <w:r>
+        <w:rPr>
+          <w:lang w:val="es-CO"/>
+        </w:rPr>
+        <w:t>Con variantes: 150 × 3 = 450 preguntas almacenadas por temática</w:t>
+      </w:r>
+    </w:p>
+    <w:p>
+      <w:pPr>
+        <w:pStyle w:val="Listaconvietas"/>
+        <w:rPr>
+          <w:lang w:val="es-CO"/>
+        </w:rPr>
+      </w:pPr>
+      <w:r>
+        <w:rPr>
+          <w:lang w:val="es-CO"/>
+        </w:rPr>
+        <w:t>Con 4 temáticas: 450 × 4 = 1,800 preguntas totales en BD</w:t>
+      </w:r>
+    </w:p>
+    <w:p>
+      <w:pPr>
+        <w:pStyle w:val="Ttulo2"/>
+        <w:rPr>
+          <w:lang w:val="es-CO"/>
+        </w:rPr>
+      </w:pPr>
+      <w:r>
+        <w:rPr>
+          <w:lang w:val="es-CO"/>
+        </w:rPr>
+        <w:t>A.2 Puntuación Máxima por Nivel</w:t>
+      </w:r>
+    </w:p>
+    <w:p>
+      <w:pPr>
+        <w:rPr>
+          <w:lang w:val="es-CO"/>
+        </w:rPr>
+      </w:pPr>
+      <w:r>
+        <w:rPr>
+          <w:lang w:val="es-CO"/>
+        </w:rPr>
+        <w:t xml:space="preserve">Preguntas Fáciles: 3 × 10 </w:t>
+      </w:r>
+      <w:proofErr w:type="spellStart"/>
+      <w:r>
+        <w:rPr>
+          <w:lang w:val="es-CO"/>
+        </w:rPr>
+        <w:t>pts</w:t>
+      </w:r>
+      <w:proofErr w:type="spellEnd"/>
+      <w:r>
+        <w:rPr>
+          <w:lang w:val="es-CO"/>
+        </w:rPr>
+        <w:t xml:space="preserve"> = 30 </w:t>
+      </w:r>
+      <w:proofErr w:type="spellStart"/>
+      <w:r>
+        <w:rPr>
+          <w:lang w:val="es-CO"/>
+        </w:rPr>
+        <w:t>pts</w:t>
+      </w:r>
+      <w:proofErr w:type="spellEnd"/>
+    </w:p>
+    <w:p>
+      <w:pPr>
+        <w:rPr>
+          <w:lang w:val="es-CO"/>
+        </w:rPr>
+      </w:pPr>
+      <w:r>
+        <w:rPr>
+          <w:lang w:val="es-CO"/>
+        </w:rPr>
+        <w:t xml:space="preserve">Preguntas Medias: 3 × 15 </w:t>
+      </w:r>
+      <w:proofErr w:type="spellStart"/>
+      <w:r>
+        <w:rPr>
+          <w:lang w:val="es-CO"/>
+        </w:rPr>
+        <w:t>pts</w:t>
+      </w:r>
+      <w:proofErr w:type="spellEnd"/>
+      <w:r>
+        <w:rPr>
+          <w:lang w:val="es-CO"/>
+        </w:rPr>
+        <w:t xml:space="preserve"> = 45 </w:t>
+      </w:r>
+      <w:proofErr w:type="spellStart"/>
+      <w:r>
+        <w:rPr>
+          <w:lang w:val="es-CO"/>
+        </w:rPr>
+        <w:t>pts</w:t>
+      </w:r>
+      <w:proofErr w:type="spellEnd"/>
+    </w:p>
+    <w:p>
+      <w:pPr>
+        <w:rPr>
+          <w:lang w:val="es-CO"/>
+        </w:rPr>
+      </w:pPr>
+      <w:r>
+        <w:rPr>
+          <w:lang w:val="es-CO"/>
+        </w:rPr>
+        <w:t xml:space="preserve">Preguntas Difíciles: 4 × 20 </w:t>
+      </w:r>
+      <w:proofErr w:type="spellStart"/>
+      <w:r>
+        <w:rPr>
+          <w:lang w:val="es-CO"/>
+        </w:rPr>
+        <w:t>pts</w:t>
+      </w:r>
+      <w:proofErr w:type="spellEnd"/>
+      <w:r>
+        <w:rPr>
+          <w:lang w:val="es-CO"/>
+        </w:rPr>
+        <w:t xml:space="preserve"> = 80 </w:t>
+      </w:r>
+      <w:proofErr w:type="spellStart"/>
+      <w:r>
+        <w:rPr>
+          <w:lang w:val="es-CO"/>
+        </w:rPr>
+        <w:t>pts</w:t>
+      </w:r>
+      <w:proofErr w:type="spellEnd"/>
+    </w:p>
+    <w:p>
       <w:r>
         <w:t xml:space="preserve">TOTAL: 155 puntos </w:t>
       </w:r>
@@ -4788,9 +5027,36 @@
       </w:r>
       <w:proofErr w:type="spellEnd"/>
       <w:r>
-        <w:t xml:space="preserve"> por nivel</w:t>
-      </w:r>
+        <w:t xml:space="preserve"> </w:t>
+      </w:r>
+      <w:proofErr w:type="spellStart"/>
+      <w:r>
+        <w:t>por</w:t>
+      </w:r>
+      <w:proofErr w:type="spellEnd"/>
+      <w:r>
+        <w:t xml:space="preserve"> </w:t>
+      </w:r>
+      <w:proofErr w:type="spellStart"/>
+      <w:r>
+        <w:t>nivel</w:t>
+      </w:r>
+      <w:proofErr w:type="spellEnd"/>
     </w:p>
+    <w:p>
+      <w:pPr>
+        <w:rPr>
+          <w:lang w:val="es-CO"/>
+        </w:rPr>
+      </w:pPr>
+      <w:r>
+        <w:rPr>
+          <w:lang w:val="es-CO"/>
+        </w:rPr>
+        <w:br w:type="page"/>
+      </w:r>
+    </w:p>
+    <w:p/>
     <w:sectPr>
       <w:pgSz w:w="12240" w:h="15840"/>
       <w:pgMar w:top="1440" w:right="1440" w:bottom="1440" w:left="1440" w:header="720" w:footer="720" w:gutter="0"/>
@@ -4844,7 +5110,7 @@
     <w:lvl w:ilvl="0">
       <w:start w:val="1"/>
       <w:numFmt w:val="decimal"/>
-      <w:pStyle w:val="ListNumber3"/>
+      <w:pStyle w:val="Listaconnmeros3"/>
       <w:lvlText w:val="%1."/>
       <w:lvlJc w:val="left"/>
       <w:pPr>
@@ -4862,7 +5128,7 @@
     <w:lvl w:ilvl="0">
       <w:start w:val="1"/>
       <w:numFmt w:val="decimal"/>
-      <w:pStyle w:val="ListNumber2"/>
+      <w:pStyle w:val="Listaconnmeros2"/>
       <w:lvlText w:val="%1."/>
       <w:lvlJc w:val="left"/>
       <w:pPr>
@@ -4900,7 +5166,7 @@
     <w:lvl w:ilvl="0">
       <w:start w:val="1"/>
       <w:numFmt w:val="bullet"/>
-      <w:pStyle w:val="ListBullet3"/>
+      <w:pStyle w:val="Listaconvietas3"/>
       <w:lvlText w:val=""/>
       <w:lvlJc w:val="left"/>
       <w:pPr>
@@ -4921,7 +5187,7 @@
     <w:lvl w:ilvl="0">
       <w:start w:val="1"/>
       <w:numFmt w:val="bullet"/>
-      <w:pStyle w:val="ListBullet2"/>
+      <w:pStyle w:val="Listaconvietas2"/>
       <w:lvlText w:val=""/>
       <w:lvlJc w:val="left"/>
       <w:pPr>
@@ -4942,7 +5208,7 @@
     <w:lvl w:ilvl="0">
       <w:start w:val="1"/>
       <w:numFmt w:val="decimal"/>
-      <w:pStyle w:val="ListNumber"/>
+      <w:pStyle w:val="Listaconnmeros"/>
       <w:lvlText w:val="%1."/>
       <w:lvlJc w:val="left"/>
       <w:pPr>
@@ -4956,11 +5222,11 @@
   <w:abstractNum w:abstractNumId="8" w15:restartNumberingAfterBreak="0">
     <w:nsid w:val="FFFFFF89"/>
     <w:multiLevelType w:val="singleLevel"/>
-    <w:tmpl w:val="29761A62"/>
+    <w:tmpl w:val="C30665F8"/>
     <w:lvl w:ilvl="0">
       <w:start w:val="1"/>
       <w:numFmt w:val="bullet"/>
-      <w:pStyle w:val="ListBullet"/>
+      <w:pStyle w:val="Listaconvietas"/>
       <w:lvlText w:val=""/>
       <w:lvlJc w:val="left"/>
       <w:pPr>
@@ -5395,11 +5661,11 @@
     <w:qFormat/>
     <w:rsid w:val="00FC693F"/>
   </w:style>
-  <w:style w:type="paragraph" w:styleId="Heading1">
+  <w:style w:type="paragraph" w:styleId="Ttulo1">
     <w:name w:val="heading 1"/>
     <w:basedOn w:val="Normal"/>
     <w:next w:val="Normal"/>
-    <w:link w:val="Heading1Char"/>
+    <w:link w:val="Ttulo1Car"/>
     <w:uiPriority w:val="9"/>
     <w:qFormat/>
     <w:rsid w:val="00FC693F"/>
@@ -5418,11 +5684,11 @@
       <w:szCs w:val="28"/>
     </w:rPr>
   </w:style>
-  <w:style w:type="paragraph" w:styleId="Heading2">
+  <w:style w:type="paragraph" w:styleId="Ttulo2">
     <w:name w:val="heading 2"/>
     <w:basedOn w:val="Normal"/>
     <w:next w:val="Normal"/>
-    <w:link w:val="Heading2Char"/>
+    <w:link w:val="Ttulo2Car"/>
     <w:uiPriority w:val="9"/>
     <w:unhideWhenUsed/>
     <w:qFormat/>
@@ -5442,11 +5708,11 @@
       <w:szCs w:val="26"/>
     </w:rPr>
   </w:style>
-  <w:style w:type="paragraph" w:styleId="Heading3">
+  <w:style w:type="paragraph" w:styleId="Ttulo3">
     <w:name w:val="heading 3"/>
     <w:basedOn w:val="Normal"/>
     <w:next w:val="Normal"/>
-    <w:link w:val="Heading3Char"/>
+    <w:link w:val="Ttulo3Car"/>
     <w:uiPriority w:val="9"/>
     <w:unhideWhenUsed/>
     <w:qFormat/>
@@ -5464,11 +5730,11 @@
       <w:color w:val="4F81BD" w:themeColor="accent1"/>
     </w:rPr>
   </w:style>
-  <w:style w:type="paragraph" w:styleId="Heading4">
+  <w:style w:type="paragraph" w:styleId="Ttulo4">
     <w:name w:val="heading 4"/>
     <w:basedOn w:val="Normal"/>
     <w:next w:val="Normal"/>
-    <w:link w:val="Heading4Char"/>
+    <w:link w:val="Ttulo4Car"/>
     <w:uiPriority w:val="9"/>
     <w:semiHidden/>
     <w:unhideWhenUsed/>
@@ -5489,11 +5755,11 @@
       <w:color w:val="4F81BD" w:themeColor="accent1"/>
     </w:rPr>
   </w:style>
-  <w:style w:type="paragraph" w:styleId="Heading5">
+  <w:style w:type="paragraph" w:styleId="Ttulo5">
     <w:name w:val="heading 5"/>
     <w:basedOn w:val="Normal"/>
     <w:next w:val="Normal"/>
-    <w:link w:val="Heading5Char"/>
+    <w:link w:val="Ttulo5Car"/>
     <w:uiPriority w:val="9"/>
     <w:semiHidden/>
     <w:unhideWhenUsed/>
@@ -5510,11 +5776,11 @@
       <w:color w:val="243F60" w:themeColor="accent1" w:themeShade="7F"/>
     </w:rPr>
   </w:style>
-  <w:style w:type="paragraph" w:styleId="Heading6">
+  <w:style w:type="paragraph" w:styleId="Ttulo6">
     <w:name w:val="heading 6"/>
     <w:basedOn w:val="Normal"/>
     <w:next w:val="Normal"/>
-    <w:link w:val="Heading6Char"/>
+    <w:link w:val="Ttulo6Car"/>
     <w:uiPriority w:val="9"/>
     <w:semiHidden/>
     <w:unhideWhenUsed/>
@@ -5533,11 +5799,11 @@
       <w:color w:val="243F60" w:themeColor="accent1" w:themeShade="7F"/>
     </w:rPr>
   </w:style>
-  <w:style w:type="paragraph" w:styleId="Heading7">
+  <w:style w:type="paragraph" w:styleId="Ttulo7">
     <w:name w:val="heading 7"/>
     <w:basedOn w:val="Normal"/>
     <w:next w:val="Normal"/>
-    <w:link w:val="Heading7Char"/>
+    <w:link w:val="Ttulo7Car"/>
     <w:uiPriority w:val="9"/>
     <w:semiHidden/>
     <w:unhideWhenUsed/>
@@ -5556,11 +5822,11 @@
       <w:color w:val="404040" w:themeColor="text1" w:themeTint="BF"/>
     </w:rPr>
   </w:style>
-  <w:style w:type="paragraph" w:styleId="Heading8">
+  <w:style w:type="paragraph" w:styleId="Ttulo8">
     <w:name w:val="heading 8"/>
     <w:basedOn w:val="Normal"/>
     <w:next w:val="Normal"/>
-    <w:link w:val="Heading8Char"/>
+    <w:link w:val="Ttulo8Car"/>
     <w:uiPriority w:val="9"/>
     <w:semiHidden/>
     <w:unhideWhenUsed/>
@@ -5579,11 +5845,11 @@
       <w:szCs w:val="20"/>
     </w:rPr>
   </w:style>
-  <w:style w:type="paragraph" w:styleId="Heading9">
+  <w:style w:type="paragraph" w:styleId="Ttulo9">
     <w:name w:val="heading 9"/>
     <w:basedOn w:val="Normal"/>
     <w:next w:val="Normal"/>
-    <w:link w:val="Heading9Char"/>
+    <w:link w:val="Ttulo9Car"/>
     <w:uiPriority w:val="9"/>
     <w:semiHidden/>
     <w:unhideWhenUsed/>
@@ -5604,12 +5870,13 @@
       <w:szCs w:val="20"/>
     </w:rPr>
   </w:style>
-  <w:style w:type="character" w:default="1" w:styleId="DefaultParagraphFont">
+  <w:style w:type="character" w:default="1" w:styleId="Fuentedeprrafopredeter">
     <w:name w:val="Default Paragraph Font"/>
     <w:uiPriority w:val="1"/>
+    <w:semiHidden/>
     <w:unhideWhenUsed/>
   </w:style>
-  <w:style w:type="table" w:default="1" w:styleId="TableNormal">
+  <w:style w:type="table" w:default="1" w:styleId="Tablanormal">
     <w:name w:val="Normal Table"/>
     <w:uiPriority w:val="99"/>
     <w:semiHidden/>
@@ -5624,16 +5891,16 @@
       </w:tblCellMar>
     </w:tblPr>
   </w:style>
-  <w:style w:type="numbering" w:default="1" w:styleId="NoList">
+  <w:style w:type="numbering" w:default="1" w:styleId="Sinlista">
     <w:name w:val="No List"/>
     <w:uiPriority w:val="99"/>
     <w:semiHidden/>
     <w:unhideWhenUsed/>
   </w:style>
-  <w:style w:type="paragraph" w:styleId="Header">
+  <w:style w:type="paragraph" w:styleId="Encabezado">
     <w:name w:val="header"/>
     <w:basedOn w:val="Normal"/>
-    <w:link w:val="HeaderChar"/>
+    <w:link w:val="EncabezadoCar"/>
     <w:uiPriority w:val="99"/>
     <w:unhideWhenUsed/>
     <w:rsid w:val="00E618BF"/>
@@ -5645,17 +5912,17 @@
       <w:spacing w:after="0" w:line="240" w:lineRule="auto"/>
     </w:pPr>
   </w:style>
-  <w:style w:type="character" w:customStyle="1" w:styleId="HeaderChar">
-    <w:name w:val="Header Char"/>
-    <w:basedOn w:val="DefaultParagraphFont"/>
-    <w:link w:val="Header"/>
+  <w:style w:type="character" w:customStyle="1" w:styleId="EncabezadoCar">
+    <w:name w:val="Encabezado Car"/>
+    <w:basedOn w:val="Fuentedeprrafopredeter"/>
+    <w:link w:val="Encabezado"/>
     <w:uiPriority w:val="99"/>
     <w:rsid w:val="00E618BF"/>
   </w:style>
-  <w:style w:type="paragraph" w:styleId="Footer">
+  <w:style w:type="paragraph" w:styleId="Piedepgina">
     <w:name w:val="footer"/>
     <w:basedOn w:val="Normal"/>
-    <w:link w:val="FooterChar"/>
+    <w:link w:val="PiedepginaCar"/>
     <w:uiPriority w:val="99"/>
     <w:unhideWhenUsed/>
     <w:rsid w:val="00E618BF"/>
@@ -5667,14 +5934,14 @@
       <w:spacing w:after="0" w:line="240" w:lineRule="auto"/>
     </w:pPr>
   </w:style>
-  <w:style w:type="character" w:customStyle="1" w:styleId="FooterChar">
-    <w:name w:val="Footer Char"/>
-    <w:basedOn w:val="DefaultParagraphFont"/>
-    <w:link w:val="Footer"/>
+  <w:style w:type="character" w:customStyle="1" w:styleId="PiedepginaCar">
+    <w:name w:val="Pie de página Car"/>
+    <w:basedOn w:val="Fuentedeprrafopredeter"/>
+    <w:link w:val="Piedepgina"/>
     <w:uiPriority w:val="99"/>
     <w:rsid w:val="00E618BF"/>
   </w:style>
-  <w:style w:type="paragraph" w:styleId="NoSpacing">
+  <w:style w:type="paragraph" w:styleId="Sinespaciado">
     <w:name w:val="No Spacing"/>
     <w:uiPriority w:val="1"/>
     <w:qFormat/>
@@ -5683,10 +5950,10 @@
       <w:spacing w:after="0" w:line="240" w:lineRule="auto"/>
     </w:pPr>
   </w:style>
-  <w:style w:type="character" w:customStyle="1" w:styleId="Heading1Char">
-    <w:name w:val="Heading 1 Char"/>
-    <w:basedOn w:val="DefaultParagraphFont"/>
-    <w:link w:val="Heading1"/>
+  <w:style w:type="character" w:customStyle="1" w:styleId="Ttulo1Car">
+    <w:name w:val="Título 1 Car"/>
+    <w:basedOn w:val="Fuentedeprrafopredeter"/>
+    <w:link w:val="Ttulo1"/>
     <w:uiPriority w:val="9"/>
     <w:rsid w:val="00FC693F"/>
     <w:rPr>
@@ -5698,10 +5965,10 @@
       <w:szCs w:val="28"/>
     </w:rPr>
   </w:style>
-  <w:style w:type="character" w:customStyle="1" w:styleId="Heading2Char">
-    <w:name w:val="Heading 2 Char"/>
-    <w:basedOn w:val="DefaultParagraphFont"/>
-    <w:link w:val="Heading2"/>
+  <w:style w:type="character" w:customStyle="1" w:styleId="Ttulo2Car">
+    <w:name w:val="Título 2 Car"/>
+    <w:basedOn w:val="Fuentedeprrafopredeter"/>
+    <w:link w:val="Ttulo2"/>
     <w:uiPriority w:val="9"/>
     <w:rsid w:val="00FC693F"/>
     <w:rPr>
@@ -5713,10 +5980,10 @@
       <w:szCs w:val="26"/>
     </w:rPr>
   </w:style>
-  <w:style w:type="character" w:customStyle="1" w:styleId="Heading3Char">
-    <w:name w:val="Heading 3 Char"/>
-    <w:basedOn w:val="DefaultParagraphFont"/>
-    <w:link w:val="Heading3"/>
+  <w:style w:type="character" w:customStyle="1" w:styleId="Ttulo3Car">
+    <w:name w:val="Título 3 Car"/>
+    <w:basedOn w:val="Fuentedeprrafopredeter"/>
+    <w:link w:val="Ttulo3"/>
     <w:uiPriority w:val="9"/>
     <w:rsid w:val="00FC693F"/>
     <w:rPr>
@@ -5726,11 +5993,11 @@
       <w:color w:val="4F81BD" w:themeColor="accent1"/>
     </w:rPr>
   </w:style>
-  <w:style w:type="paragraph" w:styleId="Title">
+  <w:style w:type="paragraph" w:styleId="Ttulo">
     <w:name w:val="Title"/>
     <w:basedOn w:val="Normal"/>
     <w:next w:val="Normal"/>
-    <w:link w:val="TitleChar"/>
+    <w:link w:val="TtuloCar"/>
     <w:uiPriority w:val="10"/>
     <w:qFormat/>
     <w:rsid w:val="00FC693F"/>
@@ -5750,10 +6017,10 @@
       <w:szCs w:val="52"/>
     </w:rPr>
   </w:style>
-  <w:style w:type="character" w:customStyle="1" w:styleId="TitleChar">
-    <w:name w:val="Title Char"/>
-    <w:basedOn w:val="DefaultParagraphFont"/>
-    <w:link w:val="Title"/>
+  <w:style w:type="character" w:customStyle="1" w:styleId="TtuloCar">
+    <w:name w:val="Título Car"/>
+    <w:basedOn w:val="Fuentedeprrafopredeter"/>
+    <w:link w:val="Ttulo"/>
     <w:uiPriority w:val="10"/>
     <w:rsid w:val="00FC693F"/>
     <w:rPr>
@@ -5765,11 +6032,11 @@
       <w:szCs w:val="52"/>
     </w:rPr>
   </w:style>
-  <w:style w:type="paragraph" w:styleId="Subtitle">
+  <w:style w:type="paragraph" w:styleId="Subttulo">
     <w:name w:val="Subtitle"/>
     <w:basedOn w:val="Normal"/>
     <w:next w:val="Normal"/>
-    <w:link w:val="SubtitleChar"/>
+    <w:link w:val="SubttuloCar"/>
     <w:uiPriority w:val="11"/>
     <w:qFormat/>
     <w:rsid w:val="00FC693F"/>
@@ -5788,10 +6055,10 @@
       <w:szCs w:val="24"/>
     </w:rPr>
   </w:style>
-  <w:style w:type="character" w:customStyle="1" w:styleId="SubtitleChar">
-    <w:name w:val="Subtitle Char"/>
-    <w:basedOn w:val="DefaultParagraphFont"/>
-    <w:link w:val="Subtitle"/>
+  <w:style w:type="character" w:customStyle="1" w:styleId="SubttuloCar">
+    <w:name w:val="Subtítulo Car"/>
+    <w:basedOn w:val="Fuentedeprrafopredeter"/>
+    <w:link w:val="Subttulo"/>
     <w:uiPriority w:val="11"/>
     <w:rsid w:val="00FC693F"/>
     <w:rPr>
@@ -5804,7 +6071,7 @@
       <w:szCs w:val="24"/>
     </w:rPr>
   </w:style>
-  <w:style w:type="paragraph" w:styleId="ListParagraph">
+  <w:style w:type="paragraph" w:styleId="Prrafodelista">
     <w:name w:val="List Paragraph"/>
     <w:basedOn w:val="Normal"/>
     <w:uiPriority w:val="34"/>
@@ -5815,10 +6082,10 @@
       <w:contextualSpacing/>
     </w:pPr>
   </w:style>
-  <w:style w:type="paragraph" w:styleId="BodyText">
+  <w:style w:type="paragraph" w:styleId="Textoindependiente">
     <w:name w:val="Body Text"/>
     <w:basedOn w:val="Normal"/>
-    <w:link w:val="BodyTextChar"/>
+    <w:link w:val="TextoindependienteCar"/>
     <w:uiPriority w:val="99"/>
     <w:unhideWhenUsed/>
     <w:rsid w:val="00AA1D8D"/>
@@ -5826,17 +6093,17 @@
       <w:spacing w:after="120"/>
     </w:pPr>
   </w:style>
-  <w:style w:type="character" w:customStyle="1" w:styleId="BodyTextChar">
-    <w:name w:val="Body Text Char"/>
-    <w:basedOn w:val="DefaultParagraphFont"/>
-    <w:link w:val="BodyText"/>
+  <w:style w:type="character" w:customStyle="1" w:styleId="TextoindependienteCar">
+    <w:name w:val="Texto independiente Car"/>
+    <w:basedOn w:val="Fuentedeprrafopredeter"/>
+    <w:link w:val="Textoindependiente"/>
     <w:uiPriority w:val="99"/>
     <w:rsid w:val="00AA1D8D"/>
   </w:style>
-  <w:style w:type="paragraph" w:styleId="BodyText2">
+  <w:style w:type="paragraph" w:styleId="Textoindependiente2">
     <w:name w:val="Body Text 2"/>
     <w:basedOn w:val="Normal"/>
-    <w:link w:val="BodyText2Char"/>
+    <w:link w:val="Textoindependiente2Car"/>
     <w:uiPriority w:val="99"/>
     <w:unhideWhenUsed/>
     <w:rsid w:val="00AA1D8D"/>
@@ -5844,17 +6111,17 @@
       <w:spacing w:after="120" w:line="480" w:lineRule="auto"/>
     </w:pPr>
   </w:style>
-  <w:style w:type="character" w:customStyle="1" w:styleId="BodyText2Char">
-    <w:name w:val="Body Text 2 Char"/>
-    <w:basedOn w:val="DefaultParagraphFont"/>
-    <w:link w:val="BodyText2"/>
+  <w:style w:type="character" w:customStyle="1" w:styleId="Textoindependiente2Car">
+    <w:name w:val="Texto independiente 2 Car"/>
+    <w:basedOn w:val="Fuentedeprrafopredeter"/>
+    <w:link w:val="Textoindependiente2"/>
     <w:uiPriority w:val="99"/>
     <w:rsid w:val="00AA1D8D"/>
   </w:style>
-  <w:style w:type="paragraph" w:styleId="BodyText3">
+  <w:style w:type="paragraph" w:styleId="Textoindependiente3">
     <w:name w:val="Body Text 3"/>
     <w:basedOn w:val="Normal"/>
-    <w:link w:val="BodyText3Char"/>
+    <w:link w:val="Textoindependiente3Car"/>
     <w:uiPriority w:val="99"/>
     <w:unhideWhenUsed/>
     <w:rsid w:val="00AA1D8D"/>
@@ -5866,10 +6133,10 @@
       <w:szCs w:val="16"/>
     </w:rPr>
   </w:style>
-  <w:style w:type="character" w:customStyle="1" w:styleId="BodyText3Char">
-    <w:name w:val="Body Text 3 Char"/>
-    <w:basedOn w:val="DefaultParagraphFont"/>
-    <w:link w:val="BodyText3"/>
+  <w:style w:type="character" w:customStyle="1" w:styleId="Textoindependiente3Car">
+    <w:name w:val="Texto independiente 3 Car"/>
+    <w:basedOn w:val="Fuentedeprrafopredeter"/>
+    <w:link w:val="Textoindependiente3"/>
     <w:uiPriority w:val="99"/>
     <w:rsid w:val="00AA1D8D"/>
     <w:rPr>
@@ -5877,7 +6144,7 @@
       <w:szCs w:val="16"/>
     </w:rPr>
   </w:style>
-  <w:style w:type="paragraph" w:styleId="List">
+  <w:style w:type="paragraph" w:styleId="Lista">
     <w:name w:val="List"/>
     <w:basedOn w:val="Normal"/>
     <w:uiPriority w:val="99"/>
@@ -5888,7 +6155,7 @@
       <w:contextualSpacing/>
     </w:pPr>
   </w:style>
-  <w:style w:type="paragraph" w:styleId="List2">
+  <w:style w:type="paragraph" w:styleId="Lista2">
     <w:name w:val="List 2"/>
     <w:basedOn w:val="Normal"/>
     <w:uiPriority w:val="99"/>
@@ -5899,7 +6166,7 @@
       <w:contextualSpacing/>
     </w:pPr>
   </w:style>
-  <w:style w:type="paragraph" w:styleId="List3">
+  <w:style w:type="paragraph" w:styleId="Lista3">
     <w:name w:val="List 3"/>
     <w:basedOn w:val="Normal"/>
     <w:uiPriority w:val="99"/>
@@ -5910,7 +6177,7 @@
       <w:contextualSpacing/>
     </w:pPr>
   </w:style>
-  <w:style w:type="paragraph" w:styleId="ListBullet">
+  <w:style w:type="paragraph" w:styleId="Listaconvietas">
     <w:name w:val="List Bullet"/>
     <w:basedOn w:val="Normal"/>
     <w:uiPriority w:val="99"/>
@@ -5923,7 +6190,7 @@
       <w:contextualSpacing/>
     </w:pPr>
   </w:style>
-  <w:style w:type="paragraph" w:styleId="ListBullet2">
+  <w:style w:type="paragraph" w:styleId="Listaconvietas2">
     <w:name w:val="List Bullet 2"/>
     <w:basedOn w:val="Normal"/>
     <w:uiPriority w:val="99"/>
@@ -5936,7 +6203,7 @@
       <w:contextualSpacing/>
     </w:pPr>
   </w:style>
-  <w:style w:type="paragraph" w:styleId="ListBullet3">
+  <w:style w:type="paragraph" w:styleId="Listaconvietas3">
     <w:name w:val="List Bullet 3"/>
     <w:basedOn w:val="Normal"/>
     <w:uiPriority w:val="99"/>
@@ -5949,7 +6216,7 @@
       <w:contextualSpacing/>
     </w:pPr>
   </w:style>
-  <w:style w:type="paragraph" w:styleId="ListNumber">
+  <w:style w:type="paragraph" w:styleId="Listaconnmeros">
     <w:name w:val="List Number"/>
     <w:basedOn w:val="Normal"/>
     <w:uiPriority w:val="99"/>
@@ -5962,7 +6229,7 @@
       <w:contextualSpacing/>
     </w:pPr>
   </w:style>
-  <w:style w:type="paragraph" w:styleId="ListNumber2">
+  <w:style w:type="paragraph" w:styleId="Listaconnmeros2">
     <w:name w:val="List Number 2"/>
     <w:basedOn w:val="Normal"/>
     <w:uiPriority w:val="99"/>
@@ -5975,7 +6242,7 @@
       <w:contextualSpacing/>
     </w:pPr>
   </w:style>
-  <w:style w:type="paragraph" w:styleId="ListNumber3">
+  <w:style w:type="paragraph" w:styleId="Listaconnmeros3">
     <w:name w:val="List Number 3"/>
     <w:basedOn w:val="Normal"/>
     <w:uiPriority w:val="99"/>
@@ -5988,7 +6255,7 @@
       <w:contextualSpacing/>
     </w:pPr>
   </w:style>
-  <w:style w:type="paragraph" w:styleId="ListContinue">
+  <w:style w:type="paragraph" w:styleId="Continuarlista">
     <w:name w:val="List Continue"/>
     <w:basedOn w:val="Normal"/>
     <w:uiPriority w:val="99"/>
@@ -6000,7 +6267,7 @@
       <w:contextualSpacing/>
     </w:pPr>
   </w:style>
-  <w:style w:type="paragraph" w:styleId="ListContinue2">
+  <w:style w:type="paragraph" w:styleId="Continuarlista2">
     <w:name w:val="List Continue 2"/>
     <w:basedOn w:val="Normal"/>
     <w:uiPriority w:val="99"/>
@@ -6012,7 +6279,7 @@
       <w:contextualSpacing/>
     </w:pPr>
   </w:style>
-  <w:style w:type="paragraph" w:styleId="ListContinue3">
+  <w:style w:type="paragraph" w:styleId="Continuarlista3">
     <w:name w:val="List Continue 3"/>
     <w:basedOn w:val="Normal"/>
     <w:uiPriority w:val="99"/>
@@ -6024,9 +6291,9 @@
       <w:contextualSpacing/>
     </w:pPr>
   </w:style>
-  <w:style w:type="paragraph" w:styleId="MacroText">
+  <w:style w:type="paragraph" w:styleId="Textomacro">
     <w:name w:val="macro"/>
-    <w:link w:val="MacroTextChar"/>
+    <w:link w:val="TextomacroCar"/>
     <w:uiPriority w:val="99"/>
     <w:unhideWhenUsed/>
     <w:rsid w:val="0029639D"/>
@@ -6047,10 +6314,10 @@
       <w:szCs w:val="20"/>
     </w:rPr>
   </w:style>
-  <w:style w:type="character" w:customStyle="1" w:styleId="MacroTextChar">
-    <w:name w:val="Macro Text Char"/>
-    <w:basedOn w:val="DefaultParagraphFont"/>
-    <w:link w:val="MacroText"/>
+  <w:style w:type="character" w:customStyle="1" w:styleId="TextomacroCar">
+    <w:name w:val="Texto macro Car"/>
+    <w:basedOn w:val="Fuentedeprrafopredeter"/>
+    <w:link w:val="Textomacro"/>
     <w:uiPriority w:val="99"/>
     <w:rsid w:val="0029639D"/>
     <w:rPr>
@@ -6059,11 +6326,11 @@
       <w:szCs w:val="20"/>
     </w:rPr>
   </w:style>
-  <w:style w:type="paragraph" w:styleId="Quote">
+  <w:style w:type="paragraph" w:styleId="Cita">
     <w:name w:val="Quote"/>
     <w:basedOn w:val="Normal"/>
     <w:next w:val="Normal"/>
-    <w:link w:val="QuoteChar"/>
+    <w:link w:val="CitaCar"/>
     <w:uiPriority w:val="29"/>
     <w:qFormat/>
     <w:rsid w:val="00FC693F"/>
@@ -6073,10 +6340,10 @@
       <w:color w:val="000000" w:themeColor="text1"/>
     </w:rPr>
   </w:style>
-  <w:style w:type="character" w:customStyle="1" w:styleId="QuoteChar">
-    <w:name w:val="Quote Char"/>
-    <w:basedOn w:val="DefaultParagraphFont"/>
-    <w:link w:val="Quote"/>
+  <w:style w:type="character" w:customStyle="1" w:styleId="CitaCar">
+    <w:name w:val="Cita Car"/>
+    <w:basedOn w:val="Fuentedeprrafopredeter"/>
+    <w:link w:val="Cita"/>
     <w:uiPriority w:val="29"/>
     <w:rsid w:val="00FC693F"/>
     <w:rPr>
@@ -6085,10 +6352,10 @@
       <w:color w:val="000000" w:themeColor="text1"/>
     </w:rPr>
   </w:style>
-  <w:style w:type="character" w:customStyle="1" w:styleId="Heading4Char">
-    <w:name w:val="Heading 4 Char"/>
-    <w:basedOn w:val="DefaultParagraphFont"/>
-    <w:link w:val="Heading4"/>
+  <w:style w:type="character" w:customStyle="1" w:styleId="Ttulo4Car">
+    <w:name w:val="Título 4 Car"/>
+    <w:basedOn w:val="Fuentedeprrafopredeter"/>
+    <w:link w:val="Ttulo4"/>
     <w:uiPriority w:val="9"/>
     <w:semiHidden/>
     <w:rsid w:val="00FC693F"/>
@@ -6101,10 +6368,10 @@
       <w:color w:val="4F81BD" w:themeColor="accent1"/>
     </w:rPr>
   </w:style>
-  <w:style w:type="character" w:customStyle="1" w:styleId="Heading5Char">
-    <w:name w:val="Heading 5 Char"/>
-    <w:basedOn w:val="DefaultParagraphFont"/>
-    <w:link w:val="Heading5"/>
+  <w:style w:type="character" w:customStyle="1" w:styleId="Ttulo5Car">
+    <w:name w:val="Título 5 Car"/>
+    <w:basedOn w:val="Fuentedeprrafopredeter"/>
+    <w:link w:val="Ttulo5"/>
     <w:uiPriority w:val="9"/>
     <w:semiHidden/>
     <w:rsid w:val="00FC693F"/>
@@ -6113,10 +6380,10 @@
       <w:color w:val="243F60" w:themeColor="accent1" w:themeShade="7F"/>
     </w:rPr>
   </w:style>
-  <w:style w:type="character" w:customStyle="1" w:styleId="Heading6Char">
-    <w:name w:val="Heading 6 Char"/>
-    <w:basedOn w:val="DefaultParagraphFont"/>
-    <w:link w:val="Heading6"/>
+  <w:style w:type="character" w:customStyle="1" w:styleId="Ttulo6Car">
+    <w:name w:val="Título 6 Car"/>
+    <w:basedOn w:val="Fuentedeprrafopredeter"/>
+    <w:link w:val="Ttulo6"/>
     <w:uiPriority w:val="9"/>
     <w:semiHidden/>
     <w:rsid w:val="00FC693F"/>
@@ -6127,10 +6394,10 @@
       <w:color w:val="243F60" w:themeColor="accent1" w:themeShade="7F"/>
     </w:rPr>
   </w:style>
-  <w:style w:type="character" w:customStyle="1" w:styleId="Heading7Char">
-    <w:name w:val="Heading 7 Char"/>
-    <w:basedOn w:val="DefaultParagraphFont"/>
-    <w:link w:val="Heading7"/>
+  <w:style w:type="character" w:customStyle="1" w:styleId="Ttulo7Car">
+    <w:name w:val="Título 7 Car"/>
+    <w:basedOn w:val="Fuentedeprrafopredeter"/>
+    <w:link w:val="Ttulo7"/>
     <w:uiPriority w:val="9"/>
     <w:semiHidden/>
     <w:rsid w:val="00FC693F"/>
@@ -6141,10 +6408,10 @@
       <w:color w:val="404040" w:themeColor="text1" w:themeTint="BF"/>
     </w:rPr>
   </w:style>
-  <w:style w:type="character" w:customStyle="1" w:styleId="Heading8Char">
-    <w:name w:val="Heading 8 Char"/>
-    <w:basedOn w:val="DefaultParagraphFont"/>
-    <w:link w:val="Heading8"/>
+  <w:style w:type="character" w:customStyle="1" w:styleId="Ttulo8Car">
+    <w:name w:val="Título 8 Car"/>
+    <w:basedOn w:val="Fuentedeprrafopredeter"/>
+    <w:link w:val="Ttulo8"/>
     <w:uiPriority w:val="9"/>
     <w:semiHidden/>
     <w:rsid w:val="00FC693F"/>
@@ -6155,10 +6422,10 @@
       <w:szCs w:val="20"/>
     </w:rPr>
   </w:style>
-  <w:style w:type="character" w:customStyle="1" w:styleId="Heading9Char">
-    <w:name w:val="Heading 9 Char"/>
-    <w:basedOn w:val="DefaultParagraphFont"/>
-    <w:link w:val="Heading9"/>
+  <w:style w:type="character" w:customStyle="1" w:styleId="Ttulo9Car">
+    <w:name w:val="Título 9 Car"/>
+    <w:basedOn w:val="Fuentedeprrafopredeter"/>
+    <w:link w:val="Ttulo9"/>
     <w:uiPriority w:val="9"/>
     <w:semiHidden/>
     <w:rsid w:val="00FC693F"/>
@@ -6171,7 +6438,7 @@
       <w:szCs w:val="20"/>
     </w:rPr>
   </w:style>
-  <w:style w:type="paragraph" w:styleId="Caption">
+  <w:style w:type="paragraph" w:styleId="Descripcin">
     <w:name w:val="caption"/>
     <w:basedOn w:val="Normal"/>
     <w:next w:val="Normal"/>
@@ -6191,9 +6458,9 @@
       <w:szCs w:val="18"/>
     </w:rPr>
   </w:style>
-  <w:style w:type="character" w:styleId="Strong">
+  <w:style w:type="character" w:styleId="Fuerte">
     <w:name w:val="Strong"/>
-    <w:basedOn w:val="DefaultParagraphFont"/>
+    <w:basedOn w:val="Fuentedeprrafopredeter"/>
     <w:uiPriority w:val="22"/>
     <w:qFormat/>
     <w:rsid w:val="00FC693F"/>
@@ -6202,9 +6469,9 @@
       <w:bCs/>
     </w:rPr>
   </w:style>
-  <w:style w:type="character" w:styleId="Emphasis">
+  <w:style w:type="character" w:styleId="nfasis">
     <w:name w:val="Emphasis"/>
-    <w:basedOn w:val="DefaultParagraphFont"/>
+    <w:basedOn w:val="Fuentedeprrafopredeter"/>
     <w:uiPriority w:val="20"/>
     <w:qFormat/>
     <w:rsid w:val="00FC693F"/>
@@ -6213,11 +6480,11 @@
       <w:iCs/>
     </w:rPr>
   </w:style>
-  <w:style w:type="paragraph" w:styleId="IntenseQuote">
+  <w:style w:type="paragraph" w:styleId="Citadestacada">
     <w:name w:val="Intense Quote"/>
     <w:basedOn w:val="Normal"/>
     <w:next w:val="Normal"/>
-    <w:link w:val="IntenseQuoteChar"/>
+    <w:link w:val="CitadestacadaCar"/>
     <w:uiPriority w:val="30"/>
     <w:qFormat/>
     <w:rsid w:val="00FC693F"/>
@@ -6236,10 +6503,10 @@
       <w:color w:val="4F81BD" w:themeColor="accent1"/>
     </w:rPr>
   </w:style>
-  <w:style w:type="character" w:customStyle="1" w:styleId="IntenseQuoteChar">
-    <w:name w:val="Intense Quote Char"/>
-    <w:basedOn w:val="DefaultParagraphFont"/>
-    <w:link w:val="IntenseQuote"/>
+  <w:style w:type="character" w:customStyle="1" w:styleId="CitadestacadaCar">
+    <w:name w:val="Cita destacada Car"/>
+    <w:basedOn w:val="Fuentedeprrafopredeter"/>
+    <w:link w:val="Citadestacada"/>
     <w:uiPriority w:val="30"/>
     <w:rsid w:val="00FC693F"/>
     <w:rPr>
@@ -6250,9 +6517,9 @@
       <w:color w:val="4F81BD" w:themeColor="accent1"/>
     </w:rPr>
   </w:style>
-  <w:style w:type="character" w:styleId="SubtleEmphasis">
+  <w:style w:type="character" w:styleId="nfasissutil">
     <w:name w:val="Subtle Emphasis"/>
-    <w:basedOn w:val="DefaultParagraphFont"/>
+    <w:basedOn w:val="Fuentedeprrafopredeter"/>
     <w:uiPriority w:val="19"/>
     <w:qFormat/>
     <w:rsid w:val="00FC693F"/>
@@ -6262,9 +6529,9 @@
       <w:color w:val="808080" w:themeColor="text1" w:themeTint="7F"/>
     </w:rPr>
   </w:style>
-  <w:style w:type="character" w:styleId="IntenseEmphasis">
+  <w:style w:type="character" w:styleId="nfasisintenso">
     <w:name w:val="Intense Emphasis"/>
-    <w:basedOn w:val="DefaultParagraphFont"/>
+    <w:basedOn w:val="Fuentedeprrafopredeter"/>
     <w:uiPriority w:val="21"/>
     <w:qFormat/>
     <w:rsid w:val="00FC693F"/>
@@ -6276,9 +6543,9 @@
       <w:color w:val="4F81BD" w:themeColor="accent1"/>
     </w:rPr>
   </w:style>
-  <w:style w:type="character" w:styleId="SubtleReference">
+  <w:style w:type="character" w:styleId="Referenciasutil">
     <w:name w:val="Subtle Reference"/>
-    <w:basedOn w:val="DefaultParagraphFont"/>
+    <w:basedOn w:val="Fuentedeprrafopredeter"/>
     <w:uiPriority w:val="31"/>
     <w:qFormat/>
     <w:rsid w:val="00FC693F"/>
@@ -6288,9 +6555,9 @@
       <w:u w:val="single"/>
     </w:rPr>
   </w:style>
-  <w:style w:type="character" w:styleId="IntenseReference">
+  <w:style w:type="character" w:styleId="Referenciaintensa">
     <w:name w:val="Intense Reference"/>
-    <w:basedOn w:val="DefaultParagraphFont"/>
+    <w:basedOn w:val="Fuentedeprrafopredeter"/>
     <w:uiPriority w:val="32"/>
     <w:qFormat/>
     <w:rsid w:val="00FC693F"/>
@@ -6303,9 +6570,9 @@
       <w:u w:val="single"/>
     </w:rPr>
   </w:style>
-  <w:style w:type="character" w:styleId="BookTitle">
+  <w:style w:type="character" w:styleId="Ttulodellibro">
     <w:name w:val="Book Title"/>
-    <w:basedOn w:val="DefaultParagraphFont"/>
+    <w:basedOn w:val="Fuentedeprrafopredeter"/>
     <w:uiPriority w:val="33"/>
     <w:qFormat/>
     <w:rsid w:val="00FC693F"/>
@@ -6316,9 +6583,9 @@
       <w:spacing w:val="5"/>
     </w:rPr>
   </w:style>
-  <w:style w:type="paragraph" w:styleId="TOCHeading">
+  <w:style w:type="paragraph" w:styleId="TtuloTDC">
     <w:name w:val="TOC Heading"/>
-    <w:basedOn w:val="Heading1"/>
+    <w:basedOn w:val="Ttulo1"/>
     <w:next w:val="Normal"/>
     <w:uiPriority w:val="39"/>
     <w:semiHidden/>
@@ -6329,9 +6596,9 @@
       <w:outlineLvl w:val="9"/>
     </w:pPr>
   </w:style>
-  <w:style w:type="table" w:styleId="TableGrid">
+  <w:style w:type="table" w:styleId="Tablaconcuadrcula">
     <w:name w:val="Table Grid"/>
-    <w:basedOn w:val="TableNormal"/>
+    <w:basedOn w:val="Tablanormal"/>
     <w:uiPriority w:val="59"/>
     <w:rsid w:val="00FC693F"/>
     <w:pPr>
@@ -6348,9 +6615,9 @@
       </w:tblBorders>
     </w:tblPr>
   </w:style>
-  <w:style w:type="table" w:styleId="LightShading">
+  <w:style w:type="table" w:styleId="Sombreadoclaro">
     <w:name w:val="Light Shading"/>
-    <w:basedOn w:val="TableNormal"/>
+    <w:basedOn w:val="Tablanormal"/>
     <w:uiPriority w:val="60"/>
     <w:rsid w:val="00FC693F"/>
     <w:pPr>
@@ -6444,9 +6711,9 @@
       </w:tcPr>
     </w:tblStylePr>
   </w:style>
-  <w:style w:type="table" w:styleId="LightShading-Accent1">
+  <w:style w:type="table" w:styleId="Sombreadoclaro-nfasis1">
     <w:name w:val="Light Shading Accent 1"/>
-    <w:basedOn w:val="TableNormal"/>
+    <w:basedOn w:val="Tablanormal"/>
     <w:uiPriority w:val="60"/>
     <w:rsid w:val="00FC693F"/>
     <w:pPr>
@@ -6540,9 +6807,9 @@
       </w:tcPr>
     </w:tblStylePr>
   </w:style>
-  <w:style w:type="table" w:styleId="LightShading-Accent2">
+  <w:style w:type="table" w:styleId="Sombreadoclaro-nfasis2">
     <w:name w:val="Light Shading Accent 2"/>
-    <w:basedOn w:val="TableNormal"/>
+    <w:basedOn w:val="Tablanormal"/>
     <w:uiPriority w:val="60"/>
     <w:rsid w:val="00FC693F"/>
     <w:pPr>
@@ -6636,9 +6903,9 @@
       </w:tcPr>
     </w:tblStylePr>
   </w:style>
-  <w:style w:type="table" w:styleId="LightShading-Accent3">
+  <w:style w:type="table" w:styleId="Sombreadoclaro-nfasis3">
     <w:name w:val="Light Shading Accent 3"/>
-    <w:basedOn w:val="TableNormal"/>
+    <w:basedOn w:val="Tablanormal"/>
     <w:uiPriority w:val="60"/>
     <w:rsid w:val="00FC693F"/>
     <w:pPr>
@@ -6732,9 +6999,9 @@
       </w:tcPr>
     </w:tblStylePr>
   </w:style>
-  <w:style w:type="table" w:styleId="LightShading-Accent4">
+  <w:style w:type="table" w:styleId="Sombreadoclaro-nfasis4">
     <w:name w:val="Light Shading Accent 4"/>
-    <w:basedOn w:val="TableNormal"/>
+    <w:basedOn w:val="Tablanormal"/>
     <w:uiPriority w:val="60"/>
     <w:rsid w:val="00FC693F"/>
     <w:pPr>
@@ -6828,9 +7095,9 @@
       </w:tcPr>
     </w:tblStylePr>
   </w:style>
-  <w:style w:type="table" w:styleId="LightShading-Accent5">
+  <w:style w:type="table" w:styleId="Sombreadoclaro-nfasis5">
     <w:name w:val="Light Shading Accent 5"/>
-    <w:basedOn w:val="TableNormal"/>
+    <w:basedOn w:val="Tablanormal"/>
     <w:uiPriority w:val="60"/>
     <w:rsid w:val="00FC693F"/>
     <w:pPr>
@@ -6924,9 +7191,9 @@
       </w:tcPr>
     </w:tblStylePr>
   </w:style>
-  <w:style w:type="table" w:styleId="LightShading-Accent6">
+  <w:style w:type="table" w:styleId="Sombreadoclaro-nfasis6">
     <w:name w:val="Light Shading Accent 6"/>
-    <w:basedOn w:val="TableNormal"/>
+    <w:basedOn w:val="Tablanormal"/>
     <w:uiPriority w:val="60"/>
     <w:rsid w:val="00FC693F"/>
     <w:pPr>
@@ -7020,9 +7287,9 @@
       </w:tcPr>
     </w:tblStylePr>
   </w:style>
-  <w:style w:type="table" w:styleId="LightList">
+  <w:style w:type="table" w:styleId="Listaclara">
     <w:name w:val="Light List"/>
-    <w:basedOn w:val="TableNormal"/>
+    <w:basedOn w:val="Tablanormal"/>
     <w:uiPriority w:val="61"/>
     <w:rsid w:val="00FC693F"/>
     <w:pPr>
@@ -7105,9 +7372,9 @@
       </w:tcPr>
     </w:tblStylePr>
   </w:style>
-  <w:style w:type="table" w:styleId="LightList-Accent1">
+  <w:style w:type="table" w:styleId="Listaclara-nfasis1">
     <w:name w:val="Light List Accent 1"/>
-    <w:basedOn w:val="TableNormal"/>
+    <w:basedOn w:val="Tablanormal"/>
     <w:uiPriority w:val="61"/>
     <w:rsid w:val="00FC693F"/>
     <w:pPr>
@@ -7190,9 +7457,9 @@
       </w:tcPr>
     </w:tblStylePr>
   </w:style>
-  <w:style w:type="table" w:styleId="LightList-Accent2">
+  <w:style w:type="table" w:styleId="Listaclara-nfasis2">
     <w:name w:val="Light List Accent 2"/>
-    <w:basedOn w:val="TableNormal"/>
+    <w:basedOn w:val="Tablanormal"/>
     <w:uiPriority w:val="61"/>
     <w:rsid w:val="00CB0664"/>
     <w:pPr>
@@ -7275,9 +7542,9 @@
       </w:tcPr>
     </w:tblStylePr>
   </w:style>
-  <w:style w:type="table" w:styleId="LightList-Accent3">
+  <w:style w:type="table" w:styleId="Listaclara-nfasis3">
     <w:name w:val="Light List Accent 3"/>
-    <w:basedOn w:val="TableNormal"/>
+    <w:basedOn w:val="Tablanormal"/>
     <w:uiPriority w:val="61"/>
     <w:rsid w:val="00CB0664"/>
     <w:pPr>
@@ -7360,9 +7627,9 @@
       </w:tcPr>
     </w:tblStylePr>
   </w:style>
-  <w:style w:type="table" w:styleId="LightList-Accent4">
+  <w:style w:type="table" w:styleId="Listaclara-nfasis4">
     <w:name w:val="Light List Accent 4"/>
-    <w:basedOn w:val="TableNormal"/>
+    <w:basedOn w:val="Tablanormal"/>
     <w:uiPriority w:val="61"/>
     <w:rsid w:val="00CB0664"/>
     <w:pPr>
@@ -7445,9 +7712,9 @@
       </w:tcPr>
     </w:tblStylePr>
   </w:style>
-  <w:style w:type="table" w:styleId="LightList-Accent5">
+  <w:style w:type="table" w:styleId="Listaclara-nfasis5">
     <w:name w:val="Light List Accent 5"/>
-    <w:basedOn w:val="TableNormal"/>
+    <w:basedOn w:val="Tablanormal"/>
     <w:uiPriority w:val="61"/>
     <w:rsid w:val="00CB0664"/>
     <w:pPr>
@@ -7530,9 +7797,9 @@
       </w:tcPr>
     </w:tblStylePr>
   </w:style>
-  <w:style w:type="table" w:styleId="LightList-Accent6">
+  <w:style w:type="table" w:styleId="Listaclara-nfasis6">
     <w:name w:val="Light List Accent 6"/>
-    <w:basedOn w:val="TableNormal"/>
+    <w:basedOn w:val="Tablanormal"/>
     <w:uiPriority w:val="61"/>
     <w:rsid w:val="00CB0664"/>
     <w:pPr>
@@ -7615,9 +7882,9 @@
       </w:tcPr>
     </w:tblStylePr>
   </w:style>
-  <w:style w:type="table" w:styleId="LightGrid">
+  <w:style w:type="table" w:styleId="Cuadrculaclara">
     <w:name w:val="Light Grid"/>
-    <w:basedOn w:val="TableNormal"/>
+    <w:basedOn w:val="Tablanormal"/>
     <w:uiPriority w:val="62"/>
     <w:rsid w:val="00CB0664"/>
     <w:pPr>
@@ -7738,9 +8005,9 @@
       </w:tcPr>
     </w:tblStylePr>
   </w:style>
-  <w:style w:type="table" w:styleId="LightGrid-Accent1">
+  <w:style w:type="table" w:styleId="Cuadrculaclara-nfasis1">
     <w:name w:val="Light Grid Accent 1"/>
-    <w:basedOn w:val="TableNormal"/>
+    <w:basedOn w:val="Tablanormal"/>
     <w:uiPriority w:val="62"/>
     <w:rsid w:val="00CB0664"/>
     <w:pPr>
@@ -7861,9 +8128,9 @@
       </w:tcPr>
     </w:tblStylePr>
   </w:style>
-  <w:style w:type="table" w:styleId="LightGrid-Accent2">
+  <w:style w:type="table" w:styleId="Cuadrculaclara-nfasis2">
     <w:name w:val="Light Grid Accent 2"/>
-    <w:basedOn w:val="TableNormal"/>
+    <w:basedOn w:val="Tablanormal"/>
     <w:uiPriority w:val="62"/>
     <w:rsid w:val="00CB0664"/>
     <w:pPr>
@@ -7984,9 +8251,9 @@
       </w:tcPr>
     </w:tblStylePr>
   </w:style>
-  <w:style w:type="table" w:styleId="LightGrid-Accent3">
+  <w:style w:type="table" w:styleId="Cuadrculaclara-nfasis3">
     <w:name w:val="Light Grid Accent 3"/>
-    <w:basedOn w:val="TableNormal"/>
+    <w:basedOn w:val="Tablanormal"/>
     <w:uiPriority w:val="62"/>
     <w:rsid w:val="00CB0664"/>
     <w:pPr>
@@ -8107,9 +8374,9 @@
       </w:tcPr>
     </w:tblStylePr>
   </w:style>
-  <w:style w:type="table" w:styleId="LightGrid-Accent4">
+  <w:style w:type="table" w:styleId="Cuadrculaclara-nfasis4">
     <w:name w:val="Light Grid Accent 4"/>
-    <w:basedOn w:val="TableNormal"/>
+    <w:basedOn w:val="Tablanormal"/>
     <w:uiPriority w:val="62"/>
     <w:rsid w:val="00CB0664"/>
     <w:pPr>
@@ -8230,9 +8497,9 @@
       </w:tcPr>
     </w:tblStylePr>
   </w:style>
-  <w:style w:type="table" w:styleId="LightGrid-Accent5">
+  <w:style w:type="table" w:styleId="Cuadrculaclara-nfasis5">
     <w:name w:val="Light Grid Accent 5"/>
-    <w:basedOn w:val="TableNormal"/>
+    <w:basedOn w:val="Tablanormal"/>
     <w:uiPriority w:val="62"/>
     <w:rsid w:val="00CB0664"/>
     <w:pPr>
@@ -8353,9 +8620,9 @@
       </w:tcPr>
     </w:tblStylePr>
   </w:style>
-  <w:style w:type="table" w:styleId="LightGrid-Accent6">
+  <w:style w:type="table" w:styleId="Cuadrculaclara-nfasis6">
     <w:name w:val="Light Grid Accent 6"/>
-    <w:basedOn w:val="TableNormal"/>
+    <w:basedOn w:val="Tablanormal"/>
     <w:uiPriority w:val="62"/>
     <w:rsid w:val="00CB0664"/>
     <w:pPr>
@@ -8476,9 +8743,9 @@
       </w:tcPr>
     </w:tblStylePr>
   </w:style>
-  <w:style w:type="table" w:styleId="MediumShading1">
+  <w:style w:type="table" w:styleId="Sombreadomedio1">
     <w:name w:val="Medium Shading 1"/>
-    <w:basedOn w:val="TableNormal"/>
+    <w:basedOn w:val="Tablanormal"/>
     <w:uiPriority w:val="63"/>
     <w:rsid w:val="00CB0664"/>
     <w:pPr>
@@ -8575,9 +8842,9 @@
       </w:tcPr>
     </w:tblStylePr>
   </w:style>
-  <w:style w:type="table" w:styleId="MediumShading1-Accent1">
+  <w:style w:type="table" w:styleId="Sombreadomedio1-nfasis1">
     <w:name w:val="Medium Shading 1 Accent 1"/>
-    <w:basedOn w:val="TableNormal"/>
+    <w:basedOn w:val="Tablanormal"/>
     <w:uiPriority w:val="63"/>
     <w:rsid w:val="00CB0664"/>
     <w:pPr>
@@ -8674,9 +8941,9 @@
       </w:tcPr>
     </w:tblStylePr>
   </w:style>
-  <w:style w:type="table" w:styleId="MediumShading1-Accent2">
+  <w:style w:type="table" w:styleId="Sombreadomedio1-nfasis2">
     <w:name w:val="Medium Shading 1 Accent 2"/>
-    <w:basedOn w:val="TableNormal"/>
+    <w:basedOn w:val="Tablanormal"/>
     <w:uiPriority w:val="63"/>
     <w:rsid w:val="00CB0664"/>
     <w:pPr>
@@ -8773,9 +9040,9 @@
       </w:tcPr>
     </w:tblStylePr>
   </w:style>
-  <w:style w:type="table" w:styleId="MediumShading1-Accent3">
+  <w:style w:type="table" w:styleId="Sombreadomedio1-nfasis3">
     <w:name w:val="Medium Shading 1 Accent 3"/>
-    <w:basedOn w:val="TableNormal"/>
+    <w:basedOn w:val="Tablanormal"/>
     <w:uiPriority w:val="63"/>
     <w:rsid w:val="00CB0664"/>
     <w:pPr>
@@ -8872,9 +9139,9 @@
       </w:tcPr>
     </w:tblStylePr>
   </w:style>
-  <w:style w:type="table" w:styleId="MediumShading1-Accent4">
+  <w:style w:type="table" w:styleId="Sombreadomedio1-nfasis4">
     <w:name w:val="Medium Shading 1 Accent 4"/>
-    <w:basedOn w:val="TableNormal"/>
+    <w:basedOn w:val="Tablanormal"/>
     <w:uiPriority w:val="63"/>
     <w:rsid w:val="00CB0664"/>
     <w:pPr>
@@ -8971,9 +9238,9 @@
       </w:tcPr>
     </w:tblStylePr>
   </w:style>
-  <w:style w:type="table" w:styleId="MediumShading1-Accent5">
+  <w:style w:type="table" w:styleId="Sombreadomedio1-nfasis5">
     <w:name w:val="Medium Shading 1 Accent 5"/>
-    <w:basedOn w:val="TableNormal"/>
+    <w:basedOn w:val="Tablanormal"/>
     <w:uiPriority w:val="63"/>
     <w:rsid w:val="00CB0664"/>
     <w:pPr>
@@ -9070,9 +9337,9 @@
       </w:tcPr>
     </w:tblStylePr>
   </w:style>
-  <w:style w:type="table" w:styleId="MediumShading1-Accent6">
+  <w:style w:type="table" w:styleId="Sombreadomedio1-nfasis6">
     <w:name w:val="Medium Shading 1 Accent 6"/>
-    <w:basedOn w:val="TableNormal"/>
+    <w:basedOn w:val="Tablanormal"/>
     <w:uiPriority w:val="63"/>
     <w:rsid w:val="00CB0664"/>
     <w:pPr>
@@ -9169,9 +9436,9 @@
       </w:tcPr>
     </w:tblStylePr>
   </w:style>
-  <w:style w:type="table" w:styleId="MediumShading2">
+  <w:style w:type="table" w:styleId="Sombreadomedio2">
     <w:name w:val="Medium Shading 2"/>
-    <w:basedOn w:val="TableNormal"/>
+    <w:basedOn w:val="Tablanormal"/>
     <w:uiPriority w:val="64"/>
     <w:rsid w:val="00CB0664"/>
     <w:pPr>
@@ -9311,9 +9578,9 @@
       </w:tcPr>
     </w:tblStylePr>
   </w:style>
-  <w:style w:type="table" w:styleId="MediumShading2-Accent1">
+  <w:style w:type="table" w:styleId="Sombreadomedio2-nfasis1">
     <w:name w:val="Medium Shading 2 Accent 1"/>
-    <w:basedOn w:val="TableNormal"/>
+    <w:basedOn w:val="Tablanormal"/>
     <w:uiPriority w:val="64"/>
     <w:rsid w:val="00CB0664"/>
     <w:pPr>
@@ -9453,9 +9720,9 @@
       </w:tcPr>
     </w:tblStylePr>
   </w:style>
-  <w:style w:type="table" w:styleId="MediumShading2-Accent2">
+  <w:style w:type="table" w:styleId="Sombreadomedio2-nfasis2">
     <w:name w:val="Medium Shading 2 Accent 2"/>
-    <w:basedOn w:val="TableNormal"/>
+    <w:basedOn w:val="Tablanormal"/>
     <w:uiPriority w:val="64"/>
     <w:rsid w:val="00CB0664"/>
     <w:pPr>
@@ -9595,9 +9862,9 @@
       </w:tcPr>
     </w:tblStylePr>
   </w:style>
-  <w:style w:type="table" w:styleId="MediumShading2-Accent3">
+  <w:style w:type="table" w:styleId="Sombreadomedio2-nfasis3">
     <w:name w:val="Medium Shading 2 Accent 3"/>
-    <w:basedOn w:val="TableNormal"/>
+    <w:basedOn w:val="Tablanormal"/>
     <w:uiPriority w:val="64"/>
     <w:rsid w:val="00CB0664"/>
     <w:pPr>
@@ -9737,9 +10004,9 @@
       </w:tcPr>
     </w:tblStylePr>
   </w:style>
-  <w:style w:type="table" w:styleId="MediumShading2-Accent4">
+  <w:style w:type="table" w:styleId="Sombreadomedio2-nfasis4">
     <w:name w:val="Medium Shading 2 Accent 4"/>
-    <w:basedOn w:val="TableNormal"/>
+    <w:basedOn w:val="Tablanormal"/>
     <w:uiPriority w:val="64"/>
     <w:rsid w:val="00CB0664"/>
     <w:pPr>
@@ -9879,9 +10146,9 @@
       </w:tcPr>
     </w:tblStylePr>
   </w:style>
-  <w:style w:type="table" w:styleId="MediumShading2-Accent5">
+  <w:style w:type="table" w:styleId="Sombreadomedio2-nfasis5">
     <w:name w:val="Medium Shading 2 Accent 5"/>
-    <w:basedOn w:val="TableNormal"/>
+    <w:basedOn w:val="Tablanormal"/>
     <w:uiPriority w:val="64"/>
     <w:rsid w:val="00CB0664"/>
     <w:pPr>
@@ -10021,9 +10288,9 @@
       </w:tcPr>
     </w:tblStylePr>
   </w:style>
-  <w:style w:type="table" w:styleId="MediumShading2-Accent6">
+  <w:style w:type="table" w:styleId="Sombreadomedio2-nfasis6">
     <w:name w:val="Medium Shading 2 Accent 6"/>
-    <w:basedOn w:val="TableNormal"/>
+    <w:basedOn w:val="Tablanormal"/>
     <w:uiPriority w:val="64"/>
     <w:rsid w:val="00CB0664"/>
     <w:pPr>
@@ -10163,9 +10430,9 @@
       </w:tcPr>
     </w:tblStylePr>
   </w:style>
-  <w:style w:type="table" w:styleId="MediumList1">
+  <w:style w:type="table" w:styleId="Listamedia1">
     <w:name w:val="Medium List 1"/>
-    <w:basedOn w:val="TableNormal"/>
+    <w:basedOn w:val="Tablanormal"/>
     <w:uiPriority w:val="65"/>
     <w:rsid w:val="00CB0664"/>
     <w:pPr>
@@ -10240,9 +10507,9 @@
       </w:tcPr>
     </w:tblStylePr>
   </w:style>
-  <w:style w:type="table" w:styleId="MediumList1-Accent1">
+  <w:style w:type="table" w:styleId="Listamedia1-nfasis1">
     <w:name w:val="Medium List 1 Accent 1"/>
-    <w:basedOn w:val="TableNormal"/>
+    <w:basedOn w:val="Tablanormal"/>
     <w:uiPriority w:val="65"/>
     <w:rsid w:val="00CB0664"/>
     <w:pPr>
@@ -10317,9 +10584,9 @@
       </w:tcPr>
     </w:tblStylePr>
   </w:style>
-  <w:style w:type="table" w:styleId="MediumList1-Accent2">
+  <w:style w:type="table" w:styleId="Listamedia1-nfasis2">
     <w:name w:val="Medium List 1 Accent 2"/>
-    <w:basedOn w:val="TableNormal"/>
+    <w:basedOn w:val="Tablanormal"/>
     <w:uiPriority w:val="65"/>
     <w:rsid w:val="00CB0664"/>
     <w:pPr>
@@ -10394,9 +10661,9 @@
       </w:tcPr>
     </w:tblStylePr>
   </w:style>
-  <w:style w:type="table" w:styleId="MediumList1-Accent3">
+  <w:style w:type="table" w:styleId="Listamedia1-nfasis3">
     <w:name w:val="Medium List 1 Accent 3"/>
-    <w:basedOn w:val="TableNormal"/>
+    <w:basedOn w:val="Tablanormal"/>
     <w:uiPriority w:val="65"/>
     <w:rsid w:val="00CB0664"/>
     <w:pPr>
@@ -10471,9 +10738,9 @@
       </w:tcPr>
     </w:tblStylePr>
   </w:style>
-  <w:style w:type="table" w:styleId="MediumList1-Accent4">
+  <w:style w:type="table" w:styleId="Listamedia1-nfasis4">
     <w:name w:val="Medium List 1 Accent 4"/>
-    <w:basedOn w:val="TableNormal"/>
+    <w:basedOn w:val="Tablanormal"/>
     <w:uiPriority w:val="65"/>
     <w:rsid w:val="00CB0664"/>
     <w:pPr>
@@ -10548,9 +10815,9 @@
       </w:tcPr>
     </w:tblStylePr>
   </w:style>
-  <w:style w:type="table" w:styleId="MediumList1-Accent5">
+  <w:style w:type="table" w:styleId="Listamedia1-nfasis5">
     <w:name w:val="Medium List 1 Accent 5"/>
-    <w:basedOn w:val="TableNormal"/>
+    <w:basedOn w:val="Tablanormal"/>
     <w:uiPriority w:val="65"/>
     <w:rsid w:val="00CB0664"/>
     <w:pPr>
@@ -10625,9 +10892,9 @@
       </w:tcPr>
     </w:tblStylePr>
   </w:style>
-  <w:style w:type="table" w:styleId="MediumList1-Accent6">
+  <w:style w:type="table" w:styleId="Listamedia1-nfasis6">
     <w:name w:val="Medium List 1 Accent 6"/>
-    <w:basedOn w:val="TableNormal"/>
+    <w:basedOn w:val="Tablanormal"/>
     <w:uiPriority w:val="65"/>
     <w:rsid w:val="00CB0664"/>
     <w:pPr>
@@ -10702,9 +10969,9 @@
       </w:tcPr>
     </w:tblStylePr>
   </w:style>
-  <w:style w:type="table" w:styleId="MediumList2">
+  <w:style w:type="table" w:styleId="Listamedia2">
     <w:name w:val="Medium List 2"/>
-    <w:basedOn w:val="TableNormal"/>
+    <w:basedOn w:val="Tablanormal"/>
     <w:uiPriority w:val="66"/>
     <w:rsid w:val="00CB0664"/>
     <w:pPr>
@@ -10823,9 +11090,9 @@
       </w:tcPr>
     </w:tblStylePr>
   </w:style>
-  <w:style w:type="table" w:styleId="MediumList2-Accent1">
+  <w:style w:type="table" w:styleId="Listamedia2-nfasis1">
     <w:name w:val="Medium List 2 Accent 1"/>
-    <w:basedOn w:val="TableNormal"/>
+    <w:basedOn w:val="Tablanormal"/>
     <w:uiPriority w:val="66"/>
     <w:rsid w:val="00CB0664"/>
     <w:pPr>
@@ -10944,9 +11211,9 @@
       </w:tcPr>
     </w:tblStylePr>
   </w:style>
-  <w:style w:type="table" w:styleId="MediumList2-Accent2">
+  <w:style w:type="table" w:styleId="Listamedia2-nfasis2">
     <w:name w:val="Medium List 2 Accent 2"/>
-    <w:basedOn w:val="TableNormal"/>
+    <w:basedOn w:val="Tablanormal"/>
     <w:uiPriority w:val="66"/>
     <w:rsid w:val="00CB0664"/>
     <w:pPr>
@@ -11065,9 +11332,9 @@
       </w:tcPr>
     </w:tblStylePr>
   </w:style>
-  <w:style w:type="table" w:styleId="MediumList2-Accent3">
+  <w:style w:type="table" w:styleId="Listamedia2-nfasis3">
     <w:name w:val="Medium List 2 Accent 3"/>
-    <w:basedOn w:val="TableNormal"/>
+    <w:basedOn w:val="Tablanormal"/>
     <w:uiPriority w:val="66"/>
     <w:rsid w:val="00CB0664"/>
     <w:pPr>
@@ -11186,9 +11453,9 @@
       </w:tcPr>
     </w:tblStylePr>
   </w:style>
-  <w:style w:type="table" w:styleId="MediumList2-Accent4">
+  <w:style w:type="table" w:styleId="Listamedia2-nfasis4">
     <w:name w:val="Medium List 2 Accent 4"/>
-    <w:basedOn w:val="TableNormal"/>
+    <w:basedOn w:val="Tablanormal"/>
     <w:uiPriority w:val="66"/>
     <w:rsid w:val="00CB0664"/>
     <w:pPr>
@@ -11307,9 +11574,9 @@
       </w:tcPr>
     </w:tblStylePr>
   </w:style>
-  <w:style w:type="table" w:styleId="MediumList2-Accent5">
+  <w:style w:type="table" w:styleId="Listamedia2-nfasis5">
     <w:name w:val="Medium List 2 Accent 5"/>
-    <w:basedOn w:val="TableNormal"/>
+    <w:basedOn w:val="Tablanormal"/>
     <w:uiPriority w:val="66"/>
     <w:rsid w:val="00CB0664"/>
     <w:pPr>
@@ -11428,9 +11695,9 @@
       </w:tcPr>
     </w:tblStylePr>
   </w:style>
-  <w:style w:type="table" w:styleId="MediumList2-Accent6">
+  <w:style w:type="table" w:styleId="Listamedia2-nfasis6">
     <w:name w:val="Medium List 2 Accent 6"/>
-    <w:basedOn w:val="TableNormal"/>
+    <w:basedOn w:val="Tablanormal"/>
     <w:uiPriority w:val="66"/>
     <w:rsid w:val="00CB0664"/>
     <w:pPr>
@@ -11549,9 +11816,9 @@
       </w:tcPr>
     </w:tblStylePr>
   </w:style>
-  <w:style w:type="table" w:styleId="MediumGrid1">
+  <w:style w:type="table" w:styleId="Cuadrculamedia1">
     <w:name w:val="Medium Grid 1"/>
-    <w:basedOn w:val="TableNormal"/>
+    <w:basedOn w:val="Tablanormal"/>
     <w:uiPriority w:val="67"/>
     <w:rsid w:val="00CB0664"/>
     <w:pPr>
@@ -11615,9 +11882,9 @@
       </w:tcPr>
     </w:tblStylePr>
   </w:style>
-  <w:style w:type="table" w:styleId="MediumGrid1-Accent1">
+  <w:style w:type="table" w:styleId="Cuadrculamedia1-nfasis1">
     <w:name w:val="Medium Grid 1 Accent 1"/>
-    <w:basedOn w:val="TableNormal"/>
+    <w:basedOn w:val="Tablanormal"/>
     <w:uiPriority w:val="67"/>
     <w:rsid w:val="00CB0664"/>
     <w:pPr>
@@ -11681,9 +11948,9 @@
       </w:tcPr>
     </w:tblStylePr>
   </w:style>
-  <w:style w:type="table" w:styleId="MediumGrid1-Accent2">
+  <w:style w:type="table" w:styleId="Cuadrculamedia1-nfasis2">
     <w:name w:val="Medium Grid 1 Accent 2"/>
-    <w:basedOn w:val="TableNormal"/>
+    <w:basedOn w:val="Tablanormal"/>
     <w:uiPriority w:val="67"/>
     <w:rsid w:val="00CB0664"/>
     <w:pPr>
@@ -11747,9 +12014,9 @@
       </w:tcPr>
     </w:tblStylePr>
   </w:style>
-  <w:style w:type="table" w:styleId="MediumGrid1-Accent3">
+  <w:style w:type="table" w:styleId="Cuadrculamedia1-nfasis3">
     <w:name w:val="Medium Grid 1 Accent 3"/>
-    <w:basedOn w:val="TableNormal"/>
+    <w:basedOn w:val="Tablanormal"/>
     <w:uiPriority w:val="67"/>
     <w:rsid w:val="00CB0664"/>
     <w:pPr>
@@ -11813,9 +12080,9 @@
       </w:tcPr>
     </w:tblStylePr>
   </w:style>
-  <w:style w:type="table" w:styleId="MediumGrid1-Accent4">
+  <w:style w:type="table" w:styleId="Cuadrculamedia1-nfasis4">
     <w:name w:val="Medium Grid 1 Accent 4"/>
-    <w:basedOn w:val="TableNormal"/>
+    <w:basedOn w:val="Tablanormal"/>
     <w:uiPriority w:val="67"/>
     <w:rsid w:val="00CB0664"/>
     <w:pPr>
@@ -11879,9 +12146,9 @@
       </w:tcPr>
     </w:tblStylePr>
   </w:style>
-  <w:style w:type="table" w:styleId="MediumGrid1-Accent5">
+  <w:style w:type="table" w:styleId="Cuadrculamedia1-nfasis5">
     <w:name w:val="Medium Grid 1 Accent 5"/>
-    <w:basedOn w:val="TableNormal"/>
+    <w:basedOn w:val="Tablanormal"/>
     <w:uiPriority w:val="67"/>
     <w:rsid w:val="00CB0664"/>
     <w:pPr>
@@ -11945,9 +12212,9 @@
       </w:tcPr>
     </w:tblStylePr>
   </w:style>
-  <w:style w:type="table" w:styleId="MediumGrid1-Accent6">
+  <w:style w:type="table" w:styleId="Cuadrculamedia1-nfasis6">
     <w:name w:val="Medium Grid 1 Accent 6"/>
-    <w:basedOn w:val="TableNormal"/>
+    <w:basedOn w:val="Tablanormal"/>
     <w:uiPriority w:val="67"/>
     <w:rsid w:val="00CB0664"/>
     <w:pPr>
@@ -12011,9 +12278,9 @@
       </w:tcPr>
     </w:tblStylePr>
   </w:style>
-  <w:style w:type="table" w:styleId="MediumGrid2">
+  <w:style w:type="table" w:styleId="Cuadrculamedia2">
     <w:name w:val="Medium Grid 2"/>
-    <w:basedOn w:val="TableNormal"/>
+    <w:basedOn w:val="Tablanormal"/>
     <w:uiPriority w:val="68"/>
     <w:rsid w:val="00CB0664"/>
     <w:pPr>
@@ -12129,9 +12396,9 @@
       </w:tcPr>
     </w:tblStylePr>
   </w:style>
-  <w:style w:type="table" w:styleId="MediumGrid2-Accent1">
+  <w:style w:type="table" w:styleId="Cuadrculamedia2-nfasis1">
     <w:name w:val="Medium Grid 2 Accent 1"/>
-    <w:basedOn w:val="TableNormal"/>
+    <w:basedOn w:val="Tablanormal"/>
     <w:uiPriority w:val="68"/>
     <w:rsid w:val="00CB0664"/>
     <w:pPr>
@@ -12247,9 +12514,9 @@
       </w:tcPr>
     </w:tblStylePr>
   </w:style>
-  <w:style w:type="table" w:styleId="MediumGrid2-Accent2">
+  <w:style w:type="table" w:styleId="Cuadrculamedia2-nfasis2">
     <w:name w:val="Medium Grid 2 Accent 2"/>
-    <w:basedOn w:val="TableNormal"/>
+    <w:basedOn w:val="Tablanormal"/>
     <w:uiPriority w:val="68"/>
     <w:rsid w:val="00CB0664"/>
     <w:pPr>
@@ -12365,9 +12632,9 @@
       </w:tcPr>
     </w:tblStylePr>
   </w:style>
-  <w:style w:type="table" w:styleId="MediumGrid2-Accent3">
+  <w:style w:type="table" w:styleId="Cuadrculamedia2-nfasis3">
     <w:name w:val="Medium Grid 2 Accent 3"/>
-    <w:basedOn w:val="TableNormal"/>
+    <w:basedOn w:val="Tablanormal"/>
     <w:uiPriority w:val="68"/>
     <w:rsid w:val="00CB0664"/>
     <w:pPr>
@@ -12483,9 +12750,9 @@
       </w:tcPr>
     </w:tblStylePr>
   </w:style>
-  <w:style w:type="table" w:styleId="MediumGrid2-Accent4">
+  <w:style w:type="table" w:styleId="Cuadrculamedia2-nfasis4">
     <w:name w:val="Medium Grid 2 Accent 4"/>
-    <w:basedOn w:val="TableNormal"/>
+    <w:basedOn w:val="Tablanormal"/>
     <w:uiPriority w:val="68"/>
     <w:rsid w:val="00CB0664"/>
     <w:pPr>
@@ -12601,9 +12868,9 @@
       </w:tcPr>
     </w:tblStylePr>
   </w:style>
-  <w:style w:type="table" w:styleId="MediumGrid2-Accent5">
+  <w:style w:type="table" w:styleId="Cuadrculamedia2-nfasis5">
     <w:name w:val="Medium Grid 2 Accent 5"/>
-    <w:basedOn w:val="TableNormal"/>
+    <w:basedOn w:val="Tablanormal"/>
     <w:uiPriority w:val="68"/>
     <w:rsid w:val="00CB0664"/>
     <w:pPr>
@@ -12719,9 +12986,9 @@
       </w:tcPr>
     </w:tblStylePr>
   </w:style>
-  <w:style w:type="table" w:styleId="MediumGrid2-Accent6">
+  <w:style w:type="table" w:styleId="Cuadrculamedia2-nfasis6">
     <w:name w:val="Medium Grid 2 Accent 6"/>
-    <w:basedOn w:val="TableNormal"/>
+    <w:basedOn w:val="Tablanormal"/>
     <w:uiPriority w:val="68"/>
     <w:rsid w:val="00CB0664"/>
     <w:pPr>
@@ -12837,9 +13104,9 @@
       </w:tcPr>
     </w:tblStylePr>
   </w:style>
-  <w:style w:type="table" w:styleId="MediumGrid3">
+  <w:style w:type="table" w:styleId="Cuadrculamedia3">
     <w:name w:val="Medium Grid 3"/>
-    <w:basedOn w:val="TableNormal"/>
+    <w:basedOn w:val="Tablanormal"/>
     <w:uiPriority w:val="69"/>
     <w:rsid w:val="00CB0664"/>
     <w:pPr>
@@ -12971,9 +13238,9 @@
       </w:tcPr>
     </w:tblStylePr>
   </w:style>
-  <w:style w:type="table" w:styleId="MediumGrid3-Accent1">
+  <w:style w:type="table" w:styleId="Cuadrculamedia3-nfasis1">
     <w:name w:val="Medium Grid 3 Accent 1"/>
-    <w:basedOn w:val="TableNormal"/>
+    <w:basedOn w:val="Tablanormal"/>
     <w:uiPriority w:val="69"/>
     <w:rsid w:val="00CB0664"/>
     <w:pPr>
@@ -13105,9 +13372,9 @@
       </w:tcPr>
     </w:tblStylePr>
   </w:style>
-  <w:style w:type="table" w:styleId="MediumGrid3-Accent2">
+  <w:style w:type="table" w:styleId="Cuadrculamedia3-nfasis2">
     <w:name w:val="Medium Grid 3 Accent 2"/>
-    <w:basedOn w:val="TableNormal"/>
+    <w:basedOn w:val="Tablanormal"/>
     <w:uiPriority w:val="69"/>
     <w:rsid w:val="00CB0664"/>
     <w:pPr>
@@ -13239,9 +13506,9 @@
       </w:tcPr>
     </w:tblStylePr>
   </w:style>
-  <w:style w:type="table" w:styleId="MediumGrid3-Accent3">
+  <w:style w:type="table" w:styleId="Cuadrculamedia3-nfasis3">
     <w:name w:val="Medium Grid 3 Accent 3"/>
-    <w:basedOn w:val="TableNormal"/>
+    <w:basedOn w:val="Tablanormal"/>
     <w:uiPriority w:val="69"/>
     <w:rsid w:val="00CB0664"/>
     <w:pPr>
@@ -13373,9 +13640,9 @@
       </w:tcPr>
     </w:tblStylePr>
   </w:style>
-  <w:style w:type="table" w:styleId="MediumGrid3-Accent4">
+  <w:style w:type="table" w:styleId="Cuadrculamedia3-nfasis4">
     <w:name w:val="Medium Grid 3 Accent 4"/>
-    <w:basedOn w:val="TableNormal"/>
+    <w:basedOn w:val="Tablanormal"/>
     <w:uiPriority w:val="69"/>
     <w:rsid w:val="00CB0664"/>
     <w:pPr>
@@ -13507,9 +13774,9 @@
       </w:tcPr>
     </w:tblStylePr>
   </w:style>
-  <w:style w:type="table" w:styleId="MediumGrid3-Accent5">
+  <w:style w:type="table" w:styleId="Cuadrculamedia3-nfasis5">
     <w:name w:val="Medium Grid 3 Accent 5"/>
-    <w:basedOn w:val="TableNormal"/>
+    <w:basedOn w:val="Tablanormal"/>
     <w:uiPriority w:val="69"/>
     <w:rsid w:val="00CB0664"/>
     <w:pPr>
@@ -13641,9 +13908,9 @@
       </w:tcPr>
     </w:tblStylePr>
   </w:style>
-  <w:style w:type="table" w:styleId="MediumGrid3-Accent6">
+  <w:style w:type="table" w:styleId="Cuadrculamedia3-nfasis6">
     <w:name w:val="Medium Grid 3 Accent 6"/>
-    <w:basedOn w:val="TableNormal"/>
+    <w:basedOn w:val="Tablanormal"/>
     <w:uiPriority w:val="69"/>
     <w:rsid w:val="00CB0664"/>
     <w:pPr>
@@ -13775,9 +14042,9 @@
       </w:tcPr>
     </w:tblStylePr>
   </w:style>
-  <w:style w:type="table" w:styleId="DarkList">
+  <w:style w:type="table" w:styleId="Listaoscura">
     <w:name w:val="Dark List"/>
-    <w:basedOn w:val="TableNormal"/>
+    <w:basedOn w:val="Tablanormal"/>
     <w:uiPriority w:val="70"/>
     <w:rsid w:val="00CB0664"/>
     <w:pPr>
@@ -13882,9 +14149,9 @@
       </w:tcPr>
     </w:tblStylePr>
   </w:style>
-  <w:style w:type="table" w:styleId="DarkList-Accent1">
+  <w:style w:type="table" w:styleId="Listaoscura-nfasis1">
     <w:name w:val="Dark List Accent 1"/>
-    <w:basedOn w:val="TableNormal"/>
+    <w:basedOn w:val="Tablanormal"/>
     <w:uiPriority w:val="70"/>
     <w:rsid w:val="00CB0664"/>
     <w:pPr>
@@ -13989,9 +14256,9 @@
       </w:tcPr>
     </w:tblStylePr>
   </w:style>
-  <w:style w:type="table" w:styleId="DarkList-Accent2">
+  <w:style w:type="table" w:styleId="Listaoscura-nfasis2">
     <w:name w:val="Dark List Accent 2"/>
-    <w:basedOn w:val="TableNormal"/>
+    <w:basedOn w:val="Tablanormal"/>
     <w:uiPriority w:val="70"/>
     <w:rsid w:val="00CB0664"/>
     <w:pPr>
@@ -14096,9 +14363,9 @@
       </w:tcPr>
     </w:tblStylePr>
   </w:style>
-  <w:style w:type="table" w:styleId="DarkList-Accent3">
+  <w:style w:type="table" w:styleId="Listaoscura-nfasis3">
     <w:name w:val="Dark List Accent 3"/>
-    <w:basedOn w:val="TableNormal"/>
+    <w:basedOn w:val="Tablanormal"/>
     <w:uiPriority w:val="70"/>
     <w:rsid w:val="00CB0664"/>
     <w:pPr>
@@ -14203,9 +14470,9 @@
       </w:tcPr>
     </w:tblStylePr>
   </w:style>
-  <w:style w:type="table" w:styleId="DarkList-Accent4">
+  <w:style w:type="table" w:styleId="Listaoscura-nfasis4">
     <w:name w:val="Dark List Accent 4"/>
-    <w:basedOn w:val="TableNormal"/>
+    <w:basedOn w:val="Tablanormal"/>
     <w:uiPriority w:val="70"/>
     <w:rsid w:val="00CB0664"/>
     <w:pPr>
@@ -14310,9 +14577,9 @@
       </w:tcPr>
     </w:tblStylePr>
   </w:style>
-  <w:style w:type="table" w:styleId="DarkList-Accent5">
+  <w:style w:type="table" w:styleId="Listaoscura-nfasis5">
     <w:name w:val="Dark List Accent 5"/>
-    <w:basedOn w:val="TableNormal"/>
+    <w:basedOn w:val="Tablanormal"/>
     <w:uiPriority w:val="70"/>
     <w:rsid w:val="00CB0664"/>
     <w:pPr>
@@ -14417,9 +14684,9 @@
       </w:tcPr>
     </w:tblStylePr>
   </w:style>
-  <w:style w:type="table" w:styleId="DarkList-Accent6">
+  <w:style w:type="table" w:styleId="Listaoscura-nfasis6">
     <w:name w:val="Dark List Accent 6"/>
-    <w:basedOn w:val="TableNormal"/>
+    <w:basedOn w:val="Tablanormal"/>
     <w:uiPriority w:val="70"/>
     <w:rsid w:val="00CB0664"/>
     <w:pPr>
@@ -14524,9 +14791,9 @@
       </w:tcPr>
     </w:tblStylePr>
   </w:style>
-  <w:style w:type="table" w:styleId="ColorfulShading">
+  <w:style w:type="table" w:styleId="Sombreadovistoso">
     <w:name w:val="Colorful Shading"/>
-    <w:basedOn w:val="TableNormal"/>
+    <w:basedOn w:val="Tablanormal"/>
     <w:uiPriority w:val="71"/>
     <w:rsid w:val="00CB0664"/>
     <w:pPr>
@@ -14639,9 +14906,9 @@
       </w:rPr>
     </w:tblStylePr>
   </w:style>
-  <w:style w:type="table" w:styleId="ColorfulShading-Accent1">
+  <w:style w:type="table" w:styleId="Sombreadovistoso-nfasis1">
     <w:name w:val="Colorful Shading Accent 1"/>
-    <w:basedOn w:val="TableNormal"/>
+    <w:basedOn w:val="Tablanormal"/>
     <w:uiPriority w:val="71"/>
     <w:rsid w:val="00CB0664"/>
     <w:pPr>
@@ -14754,9 +15021,9 @@
       </w:rPr>
     </w:tblStylePr>
   </w:style>
-  <w:style w:type="table" w:styleId="ColorfulShading-Accent2">
+  <w:style w:type="table" w:styleId="Sombreadovistoso-nfasis2">
     <w:name w:val="Colorful Shading Accent 2"/>
-    <w:basedOn w:val="TableNormal"/>
+    <w:basedOn w:val="Tablanormal"/>
     <w:uiPriority w:val="71"/>
     <w:rsid w:val="00CB0664"/>
     <w:pPr>
@@ -14869,9 +15136,9 @@
       </w:rPr>
     </w:tblStylePr>
   </w:style>
-  <w:style w:type="table" w:styleId="ColorfulShading-Accent3">
+  <w:style w:type="table" w:styleId="Sombreadovistoso-nfasis3">
     <w:name w:val="Colorful Shading Accent 3"/>
-    <w:basedOn w:val="TableNormal"/>
+    <w:basedOn w:val="Tablanormal"/>
     <w:uiPriority w:val="71"/>
     <w:rsid w:val="00CB0664"/>
     <w:pPr>
@@ -14974,9 +15241,9 @@
       </w:tcPr>
     </w:tblStylePr>
   </w:style>
-  <w:style w:type="table" w:styleId="ColorfulShading-Accent4">
+  <w:style w:type="table" w:styleId="Sombreadovistoso-nfasis4">
     <w:name w:val="Colorful Shading Accent 4"/>
-    <w:basedOn w:val="TableNormal"/>
+    <w:basedOn w:val="Tablanormal"/>
     <w:uiPriority w:val="71"/>
     <w:rsid w:val="00CB0664"/>
     <w:pPr>
@@ -15089,9 +15356,9 @@
       </w:rPr>
     </w:tblStylePr>
   </w:style>
-  <w:style w:type="table" w:styleId="ColorfulShading-Accent5">
+  <w:style w:type="table" w:styleId="Sombreadovistoso-nfasis5">
     <w:name w:val="Colorful Shading Accent 5"/>
-    <w:basedOn w:val="TableNormal"/>
+    <w:basedOn w:val="Tablanormal"/>
     <w:uiPriority w:val="71"/>
     <w:rsid w:val="00CB0664"/>
     <w:pPr>
@@ -15204,9 +15471,9 @@
       </w:rPr>
     </w:tblStylePr>
   </w:style>
-  <w:style w:type="table" w:styleId="ColorfulShading-Accent6">
+  <w:style w:type="table" w:styleId="Sombreadovistoso-nfasis6">
     <w:name w:val="Colorful Shading Accent 6"/>
-    <w:basedOn w:val="TableNormal"/>
+    <w:basedOn w:val="Tablanormal"/>
     <w:uiPriority w:val="71"/>
     <w:rsid w:val="00CB0664"/>
     <w:pPr>
@@ -15319,9 +15586,9 @@
       </w:rPr>
     </w:tblStylePr>
   </w:style>
-  <w:style w:type="table" w:styleId="ColorfulList">
+  <w:style w:type="table" w:styleId="Listavistosa">
     <w:name w:val="Colorful List"/>
-    <w:basedOn w:val="TableNormal"/>
+    <w:basedOn w:val="Tablanormal"/>
     <w:uiPriority w:val="72"/>
     <w:rsid w:val="00CB0664"/>
     <w:pPr>
@@ -15398,9 +15665,9 @@
       </w:tcPr>
     </w:tblStylePr>
   </w:style>
-  <w:style w:type="table" w:styleId="ColorfulList-Accent1">
+  <w:style w:type="table" w:styleId="Listavistosa-nfasis1">
     <w:name w:val="Colorful List Accent 1"/>
-    <w:basedOn w:val="TableNormal"/>
+    <w:basedOn w:val="Tablanormal"/>
     <w:uiPriority w:val="72"/>
     <w:rsid w:val="00CB0664"/>
     <w:pPr>
@@ -15477,9 +15744,9 @@
       </w:tcPr>
     </w:tblStylePr>
   </w:style>
-  <w:style w:type="table" w:styleId="ColorfulList-Accent2">
+  <w:style w:type="table" w:styleId="Listavistosa-nfasis2">
     <w:name w:val="Colorful List Accent 2"/>
-    <w:basedOn w:val="TableNormal"/>
+    <w:basedOn w:val="Tablanormal"/>
     <w:uiPriority w:val="72"/>
     <w:rsid w:val="00CB0664"/>
     <w:pPr>
@@ -15556,9 +15823,9 @@
       </w:tcPr>
     </w:tblStylePr>
   </w:style>
-  <w:style w:type="table" w:styleId="ColorfulList-Accent3">
+  <w:style w:type="table" w:styleId="Listavistosa-nfasis3">
     <w:name w:val="Colorful List Accent 3"/>
-    <w:basedOn w:val="TableNormal"/>
+    <w:basedOn w:val="Tablanormal"/>
     <w:uiPriority w:val="72"/>
     <w:rsid w:val="00CB0664"/>
     <w:pPr>
@@ -15635,9 +15902,9 @@
       </w:tcPr>
     </w:tblStylePr>
   </w:style>
-  <w:style w:type="table" w:styleId="ColorfulList-Accent4">
+  <w:style w:type="table" w:styleId="Listavistosa-nfasis4">
     <w:name w:val="Colorful List Accent 4"/>
-    <w:basedOn w:val="TableNormal"/>
+    <w:basedOn w:val="Tablanormal"/>
     <w:uiPriority w:val="72"/>
     <w:rsid w:val="00CB0664"/>
     <w:pPr>
@@ -15714,9 +15981,9 @@
       </w:tcPr>
     </w:tblStylePr>
   </w:style>
-  <w:style w:type="table" w:styleId="ColorfulList-Accent5">
+  <w:style w:type="table" w:styleId="Listavistosa-nfasis5">
     <w:name w:val="Colorful List Accent 5"/>
-    <w:basedOn w:val="TableNormal"/>
+    <w:basedOn w:val="Tablanormal"/>
     <w:uiPriority w:val="72"/>
     <w:rsid w:val="00CB0664"/>
     <w:pPr>
@@ -15793,9 +16060,9 @@
       </w:tcPr>
     </w:tblStylePr>
   </w:style>
-  <w:style w:type="table" w:styleId="ColorfulList-Accent6">
+  <w:style w:type="table" w:styleId="Listavistosa-nfasis6">
     <w:name w:val="Colorful List Accent 6"/>
-    <w:basedOn w:val="TableNormal"/>
+    <w:basedOn w:val="Tablanormal"/>
     <w:uiPriority w:val="72"/>
     <w:rsid w:val="00CB0664"/>
     <w:pPr>
@@ -15872,9 +16139,9 @@
       </w:tcPr>
     </w:tblStylePr>
   </w:style>
-  <w:style w:type="table" w:styleId="ColorfulGrid">
+  <w:style w:type="table" w:styleId="Cuadrculavistosa">
     <w:name w:val="Colorful Grid"/>
-    <w:basedOn w:val="TableNormal"/>
+    <w:basedOn w:val="Tablanormal"/>
     <w:uiPriority w:val="73"/>
     <w:rsid w:val="00CB0664"/>
     <w:pPr>
@@ -15945,9 +16212,9 @@
       </w:tcPr>
     </w:tblStylePr>
   </w:style>
-  <w:style w:type="table" w:styleId="ColorfulGrid-Accent1">
+  <w:style w:type="table" w:styleId="Cuadrculavistosa-nfasis1">
     <w:name w:val="Colorful Grid Accent 1"/>
-    <w:basedOn w:val="TableNormal"/>
+    <w:basedOn w:val="Tablanormal"/>
     <w:uiPriority w:val="73"/>
     <w:rsid w:val="00CB0664"/>
     <w:pPr>
@@ -16018,9 +16285,9 @@
       </w:tcPr>
     </w:tblStylePr>
   </w:style>
-  <w:style w:type="table" w:styleId="ColorfulGrid-Accent2">
+  <w:style w:type="table" w:styleId="Cuadrculavistosa-nfasis2">
     <w:name w:val="Colorful Grid Accent 2"/>
-    <w:basedOn w:val="TableNormal"/>
+    <w:basedOn w:val="Tablanormal"/>
     <w:uiPriority w:val="73"/>
     <w:rsid w:val="00CB0664"/>
     <w:pPr>
@@ -16091,9 +16358,9 @@
       </w:tcPr>
     </w:tblStylePr>
   </w:style>
-  <w:style w:type="table" w:styleId="ColorfulGrid-Accent3">
+  <w:style w:type="table" w:styleId="Cuadrculavistosa-nfasis3">
     <w:name w:val="Colorful Grid Accent 3"/>
-    <w:basedOn w:val="TableNormal"/>
+    <w:basedOn w:val="Tablanormal"/>
     <w:uiPriority w:val="73"/>
     <w:rsid w:val="00CB0664"/>
     <w:pPr>
@@ -16164,9 +16431,9 @@
       </w:tcPr>
     </w:tblStylePr>
   </w:style>
-  <w:style w:type="table" w:styleId="ColorfulGrid-Accent4">
+  <w:style w:type="table" w:styleId="Cuadrculavistosa-nfasis4">
     <w:name w:val="Colorful Grid Accent 4"/>
-    <w:basedOn w:val="TableNormal"/>
+    <w:basedOn w:val="Tablanormal"/>
     <w:uiPriority w:val="73"/>
     <w:rsid w:val="00CB0664"/>
     <w:pPr>
@@ -16237,9 +16504,9 @@
       </w:tcPr>
     </w:tblStylePr>
   </w:style>
-  <w:style w:type="table" w:styleId="ColorfulGrid-Accent5">
+  <w:style w:type="table" w:styleId="Cuadrculavistosa-nfasis5">
     <w:name w:val="Colorful Grid Accent 5"/>
-    <w:basedOn w:val="TableNormal"/>
+    <w:basedOn w:val="Tablanormal"/>
     <w:uiPriority w:val="73"/>
     <w:rsid w:val="00CB0664"/>
     <w:pPr>
@@ -16310,9 +16577,9 @@
       </w:tcPr>
     </w:tblStylePr>
   </w:style>
-  <w:style w:type="table" w:styleId="ColorfulGrid-Accent6">
+  <w:style w:type="table" w:styleId="Cuadrculavistosa-nfasis6">
     <w:name w:val="Colorful Grid Accent 6"/>
-    <w:basedOn w:val="TableNormal"/>
+    <w:basedOn w:val="Tablanormal"/>
     <w:uiPriority w:val="73"/>
     <w:rsid w:val="00CB0664"/>
     <w:pPr>
@@ -16707,10 +16974,21 @@
 </file>
 
 <file path=customXml/item1.xml><?xml version="1.0" encoding="utf-8"?>
-<b:Sources xmlns:b="http://schemas.openxmlformats.org/officeDocument/2006/bibliography" xmlns="http://schemas.openxmlformats.org/officeDocument/2006/bibliography" SelectedStyle="/APA.XSL" StyleName="APA"/>
+<p:properties xmlns:p="http://schemas.microsoft.com/office/2006/metadata/properties" xmlns:xsi="http://www.w3.org/2001/XMLSchema-instance" xmlns:pc="http://schemas.microsoft.com/office/infopath/2007/PartnerControls">
+  <documentManagement/>
+</p:properties>
 </file>
 
 <file path=customXml/item2.xml><?xml version="1.0" encoding="utf-8"?>
+<?mso-contentType ?>
+<FormTemplates xmlns="http://schemas.microsoft.com/sharepoint/v3/contenttype/forms">
+  <Display>DocumentLibraryForm</Display>
+  <Edit>DocumentLibraryForm</Edit>
+  <New>DocumentLibraryForm</New>
+</FormTemplates>
+</file>
+
+<file path=customXml/item3.xml><?xml version="1.0" encoding="utf-8"?>
 <ct:contentTypeSchema xmlns:ct="http://schemas.microsoft.com/office/2006/metadata/contentType" xmlns:ma="http://schemas.microsoft.com/office/2006/metadata/properties/metaAttributes" ct:_="" ma:_="" ma:contentTypeName="Documento" ma:contentTypeID="0x010100316EBDDE1208DF4B8F0D065F7F726362" ma:contentTypeVersion="4" ma:contentTypeDescription="Crear nuevo documento." ma:contentTypeScope="" ma:versionID="e3c20ce9299b01132ec6e405b5d13e0f">
   <xsd:schema xmlns:xsd="http://www.w3.org/2001/XMLSchema" xmlns:xs="http://www.w3.org/2001/XMLSchema" xmlns:p="http://schemas.microsoft.com/office/2006/metadata/properties" xmlns:ns3="6b58d701-8cdd-4f23-b366-9b240c6cc4c2" targetNamespace="http://schemas.microsoft.com/office/2006/metadata/properties" ma:root="true" ma:fieldsID="f23fa5551b7a1e9f43eb82a47f16b425" ns3:_="">
     <xsd:import namespace="6b58d701-8cdd-4f23-b366-9b240c6cc4c2"/>
@@ -16854,30 +17132,28 @@
 </ct:contentTypeSchema>
 </file>
 
-<file path=customXml/item3.xml><?xml version="1.0" encoding="utf-8"?>
-<?mso-contentType ?>
-<FormTemplates xmlns="http://schemas.microsoft.com/sharepoint/v3/contenttype/forms">
-  <Display>DocumentLibraryForm</Display>
-  <Edit>DocumentLibraryForm</Edit>
-  <New>DocumentLibraryForm</New>
-</FormTemplates>
-</file>
-
 <file path=customXml/item4.xml><?xml version="1.0" encoding="utf-8"?>
-<p:properties xmlns:p="http://schemas.microsoft.com/office/2006/metadata/properties" xmlns:xsi="http://www.w3.org/2001/XMLSchema-instance" xmlns:pc="http://schemas.microsoft.com/office/infopath/2007/PartnerControls">
-  <documentManagement/>
-</p:properties>
+<b:Sources xmlns:b="http://schemas.openxmlformats.org/officeDocument/2006/bibliography" xmlns="http://schemas.openxmlformats.org/officeDocument/2006/bibliography" SelectedStyle="/APA.XSL" StyleName="APA"/>
 </file>
 
 <file path=customXml/itemProps1.xml><?xml version="1.0" encoding="utf-8"?>
-<ds:datastoreItem xmlns:ds="http://schemas.openxmlformats.org/officeDocument/2006/customXml" ds:itemID="{EF278816-EC6F-A645-907D-7F25AECB1D4A}">
+<ds:datastoreItem xmlns:ds="http://schemas.openxmlformats.org/officeDocument/2006/customXml" ds:itemID="{3DB8D5FD-533F-4E86-B0EC-042DCD4B9A9B}">
   <ds:schemaRefs>
-    <ds:schemaRef ds:uri="http://schemas.openxmlformats.org/officeDocument/2006/bibliography"/>
+    <ds:schemaRef ds:uri="http://schemas.microsoft.com/office/2006/metadata/properties"/>
+    <ds:schemaRef ds:uri="http://schemas.microsoft.com/office/infopath/2007/PartnerControls"/>
   </ds:schemaRefs>
 </ds:datastoreItem>
 </file>
 
 <file path=customXml/itemProps2.xml><?xml version="1.0" encoding="utf-8"?>
+<ds:datastoreItem xmlns:ds="http://schemas.openxmlformats.org/officeDocument/2006/customXml" ds:itemID="{B17B87E4-FD79-4CBC-B52B-9CF00362D84F}">
+  <ds:schemaRefs>
+    <ds:schemaRef ds:uri="http://schemas.microsoft.com/sharepoint/v3/contenttype/forms"/>
+  </ds:schemaRefs>
+</ds:datastoreItem>
+</file>
+
+<file path=customXml/itemProps3.xml><?xml version="1.0" encoding="utf-8"?>
 <ds:datastoreItem xmlns:ds="http://schemas.openxmlformats.org/officeDocument/2006/customXml" ds:itemID="{136B2495-E079-4F02-B1CE-3791BDF961BA}">
   <ds:schemaRefs>
     <ds:schemaRef ds:uri="http://schemas.microsoft.com/office/2006/metadata/contentType"/>
@@ -16895,19 +17171,10 @@
 </ds:datastoreItem>
 </file>
 
-<file path=customXml/itemProps3.xml><?xml version="1.0" encoding="utf-8"?>
-<ds:datastoreItem xmlns:ds="http://schemas.openxmlformats.org/officeDocument/2006/customXml" ds:itemID="{B17B87E4-FD79-4CBC-B52B-9CF00362D84F}">
+<file path=customXml/itemProps4.xml><?xml version="1.0" encoding="utf-8"?>
+<ds:datastoreItem xmlns:ds="http://schemas.openxmlformats.org/officeDocument/2006/customXml" ds:itemID="{EF278816-EC6F-A645-907D-7F25AECB1D4A}">
   <ds:schemaRefs>
-    <ds:schemaRef ds:uri="http://schemas.microsoft.com/sharepoint/v3/contenttype/forms"/>
-  </ds:schemaRefs>
-</ds:datastoreItem>
-</file>
-
-<file path=customXml/itemProps4.xml><?xml version="1.0" encoding="utf-8"?>
-<ds:datastoreItem xmlns:ds="http://schemas.openxmlformats.org/officeDocument/2006/customXml" ds:itemID="{3DB8D5FD-533F-4E86-B0EC-042DCD4B9A9B}">
-  <ds:schemaRefs>
-    <ds:schemaRef ds:uri="http://schemas.microsoft.com/office/2006/metadata/properties"/>
-    <ds:schemaRef ds:uri="http://schemas.microsoft.com/office/infopath/2007/PartnerControls"/>
+    <ds:schemaRef ds:uri="http://schemas.openxmlformats.org/officeDocument/2006/bibliography"/>
   </ds:schemaRefs>
 </ds:datastoreItem>
 </file>
--- a/ComponentesMetodologicos/Algoritmo_Adaptacion_CEREBRUM.docx
+++ b/ComponentesMetodologicos/Algoritmo_Adaptacion_CEREBRUM.docx
@@ -74,21 +74,7 @@
           <w:lang w:val="es-CO"/>
         </w:rPr>
         <w:br/>
-        <w:t xml:space="preserve">Fecha: </w:t>
-      </w:r>
-      <w:proofErr w:type="gramStart"/>
-      <w:r>
-        <w:rPr>
-          <w:lang w:val="es-CO"/>
-        </w:rPr>
-        <w:t>Junio</w:t>
-      </w:r>
-      <w:proofErr w:type="gramEnd"/>
-      <w:r>
-        <w:rPr>
-          <w:lang w:val="es-CO"/>
-        </w:rPr>
-        <w:t xml:space="preserve"> 2026</w:t>
+        <w:t>Fecha: Junio 2026</w:t>
       </w:r>
       <w:r>
         <w:rPr>
@@ -194,53 +180,25 @@
         <w:rPr>
           <w:lang w:val="es-CO"/>
         </w:rPr>
-        <w:t xml:space="preserve">El algoritmo de CEREBRUM se basa en un sistema de progresión mediante </w:t>
-      </w:r>
-      <w:proofErr w:type="gramStart"/>
-      <w:r>
-        <w:rPr>
-          <w:lang w:val="es-CO"/>
-        </w:rPr>
-        <w:t>etapas</w:t>
-      </w:r>
-      <w:r>
-        <w:rPr>
-          <w:lang w:val="es-CO"/>
-        </w:rPr>
-        <w:t>(</w:t>
-      </w:r>
-      <w:proofErr w:type="gramEnd"/>
-      <w:r>
-        <w:rPr>
-          <w:lang w:val="es-CO"/>
-        </w:rPr>
-        <w:t>TEMA)</w:t>
-      </w:r>
-      <w:r>
-        <w:rPr>
-          <w:lang w:val="es-CO"/>
-        </w:rPr>
-        <w:t xml:space="preserve"> y </w:t>
-      </w:r>
-      <w:proofErr w:type="gramStart"/>
-      <w:r>
-        <w:rPr>
-          <w:lang w:val="es-CO"/>
-        </w:rPr>
-        <w:t>niveles</w:t>
-      </w:r>
-      <w:r>
-        <w:rPr>
-          <w:lang w:val="es-CO"/>
-        </w:rPr>
-        <w:t>(sub temas</w:t>
-      </w:r>
-      <w:proofErr w:type="gramEnd"/>
-      <w:r>
-        <w:rPr>
-          <w:lang w:val="es-CO"/>
-        </w:rPr>
-        <w:t>)</w:t>
+        <w:t>El algoritmo de CEREBRUM se basa en un sistema de progresión mediante etapas</w:t>
+      </w:r>
+      <w:r>
+        <w:rPr>
+          <w:lang w:val="es-CO"/>
+        </w:rPr>
+        <w:t>(TEMA)</w:t>
+      </w:r>
+      <w:r>
+        <w:rPr>
+          <w:lang w:val="es-CO"/>
+        </w:rPr>
+        <w:t xml:space="preserve"> y niveles</w:t>
+      </w:r>
+      <w:r>
+        <w:rPr>
+          <w:lang w:val="es-CO"/>
+        </w:rPr>
+        <w:t>(sub temas)</w:t>
       </w:r>
       <w:r>
         <w:rPr>
@@ -467,7 +425,25 @@
         <w:rPr>
           <w:lang w:val="es-CO"/>
         </w:rPr>
-        <w:t>3. Estructura de Niveles y Etapas</w:t>
+        <w:t>3. Estructura de Niveles</w:t>
+      </w:r>
+      <w:r>
+        <w:rPr>
+          <w:lang w:val="es-CO"/>
+        </w:rPr>
+        <w:t>(subtemas)</w:t>
+      </w:r>
+      <w:r>
+        <w:rPr>
+          <w:lang w:val="es-CO"/>
+        </w:rPr>
+        <w:t xml:space="preserve"> y Etapas</w:t>
+      </w:r>
+      <w:r>
+        <w:rPr>
+          <w:lang w:val="es-CO"/>
+        </w:rPr>
+        <w:t>(temas)</w:t>
       </w:r>
     </w:p>
     <w:p>
@@ -536,21 +512,7 @@
         <w:rPr>
           <w:lang w:val="es-CO"/>
         </w:rPr>
-        <w:t xml:space="preserve">(etapa </w:t>
-      </w:r>
-      <w:proofErr w:type="gramStart"/>
-      <w:r>
-        <w:rPr>
-          <w:lang w:val="es-CO"/>
-        </w:rPr>
-        <w:t>1)operadores</w:t>
-      </w:r>
-      <w:proofErr w:type="gramEnd"/>
-      <w:r>
-        <w:rPr>
-          <w:lang w:val="es-CO"/>
-        </w:rPr>
-        <w:t xml:space="preserve"> matemáticos </w:t>
+        <w:t xml:space="preserve">(etapa 1)operadores matemáticos </w:t>
       </w:r>
       <w:r>
         <w:rPr>
@@ -563,14 +525,7 @@
         <w:rPr>
           <w:lang w:val="es-CO"/>
         </w:rPr>
-        <w:t>nivel 1(</w:t>
-      </w:r>
-      <w:proofErr w:type="gramStart"/>
-      <w:r>
-        <w:rPr>
-          <w:lang w:val="es-CO"/>
-        </w:rPr>
-        <w:t>suma)</w:t>
+        <w:t>nivel 1(suma)</w:t>
       </w:r>
       <w:r>
         <w:rPr>
@@ -578,7 +533,6 @@
         </w:rPr>
         <w:t xml:space="preserve">  (</w:t>
       </w:r>
-      <w:proofErr w:type="gramEnd"/>
       <w:r>
         <w:rPr>
           <w:lang w:val="es-CO"/>
@@ -602,27 +556,13 @@
         <w:rPr>
           <w:lang w:val="es-CO"/>
         </w:rPr>
-        <w:t>(</w:t>
-      </w:r>
-      <w:proofErr w:type="gramStart"/>
-      <w:r>
-        <w:rPr>
-          <w:lang w:val="es-CO"/>
-        </w:rPr>
-        <w:t>resta)</w:t>
-      </w:r>
-      <w:r>
-        <w:rPr>
-          <w:lang w:val="es-CO"/>
-        </w:rPr>
-        <w:t xml:space="preserve">   </w:t>
-      </w:r>
-      <w:proofErr w:type="gramEnd"/>
-      <w:r>
-        <w:rPr>
-          <w:lang w:val="es-CO"/>
-        </w:rPr>
-        <w:t>(</w:t>
+        <w:t>(resta)</w:t>
+      </w:r>
+      <w:r>
+        <w:rPr>
+          <w:lang w:val="es-CO"/>
+        </w:rPr>
+        <w:t xml:space="preserve">   (</w:t>
       </w:r>
       <w:r>
         <w:rPr>
@@ -647,27 +587,13 @@
         <w:rPr>
           <w:lang w:val="es-CO"/>
         </w:rPr>
-        <w:t>(</w:t>
-      </w:r>
-      <w:proofErr w:type="gramStart"/>
-      <w:r>
-        <w:rPr>
-          <w:lang w:val="es-CO"/>
-        </w:rPr>
-        <w:t>multiplicación)</w:t>
-      </w:r>
-      <w:r>
-        <w:rPr>
-          <w:lang w:val="es-CO"/>
-        </w:rPr>
-        <w:t xml:space="preserve">   </w:t>
-      </w:r>
-      <w:proofErr w:type="gramEnd"/>
-      <w:r>
-        <w:rPr>
-          <w:lang w:val="es-CO"/>
-        </w:rPr>
-        <w:t>(</w:t>
+        <w:t>(multiplicación)</w:t>
+      </w:r>
+      <w:r>
+        <w:rPr>
+          <w:lang w:val="es-CO"/>
+        </w:rPr>
+        <w:t xml:space="preserve">   (</w:t>
       </w:r>
       <w:r>
         <w:rPr>
@@ -692,27 +618,13 @@
         <w:rPr>
           <w:lang w:val="es-CO"/>
         </w:rPr>
-        <w:t>(</w:t>
-      </w:r>
-      <w:proofErr w:type="gramStart"/>
-      <w:r>
-        <w:rPr>
-          <w:lang w:val="es-CO"/>
-        </w:rPr>
-        <w:t>división)</w:t>
-      </w:r>
-      <w:r>
-        <w:rPr>
-          <w:lang w:val="es-CO"/>
-        </w:rPr>
-        <w:t xml:space="preserve">   </w:t>
-      </w:r>
-      <w:proofErr w:type="gramEnd"/>
-      <w:r>
-        <w:rPr>
-          <w:lang w:val="es-CO"/>
-        </w:rPr>
-        <w:t>(</w:t>
+        <w:t>(división)</w:t>
+      </w:r>
+      <w:r>
+        <w:rPr>
+          <w:lang w:val="es-CO"/>
+        </w:rPr>
+        <w:t xml:space="preserve">   (</w:t>
       </w:r>
       <w:r>
         <w:rPr>
@@ -737,27 +649,13 @@
         <w:rPr>
           <w:lang w:val="es-CO"/>
         </w:rPr>
-        <w:t>(</w:t>
-      </w:r>
-      <w:proofErr w:type="gramStart"/>
-      <w:r>
-        <w:rPr>
-          <w:lang w:val="es-CO"/>
-        </w:rPr>
-        <w:t>potenciación)</w:t>
-      </w:r>
-      <w:r>
-        <w:rPr>
-          <w:lang w:val="es-CO"/>
-        </w:rPr>
-        <w:t xml:space="preserve">   </w:t>
-      </w:r>
-      <w:proofErr w:type="gramEnd"/>
-      <w:r>
-        <w:rPr>
-          <w:lang w:val="es-CO"/>
-        </w:rPr>
-        <w:t>(</w:t>
+        <w:t>(potenciación)</w:t>
+      </w:r>
+      <w:r>
+        <w:rPr>
+          <w:lang w:val="es-CO"/>
+        </w:rPr>
+        <w:t xml:space="preserve">   (</w:t>
       </w:r>
       <w:r>
         <w:rPr>
@@ -1250,6 +1148,17 @@
       <w:proofErr w:type="spellEnd"/>
       <w:r>
         <w:t xml:space="preserve"> Etapa</w:t>
+      </w:r>
+      <w:r>
+        <w:t>(</w:t>
+      </w:r>
+      <w:proofErr w:type="spellStart"/>
+      <w:r>
+        <w:t>tema</w:t>
+      </w:r>
+      <w:proofErr w:type="spellEnd"/>
+      <w:r>
+        <w:t>)</w:t>
       </w:r>
     </w:p>
     <w:tbl>
@@ -2075,8 +1984,16 @@
         <w:rPr>
           <w:lang w:val="es-CO"/>
         </w:rPr>
-        <w:t>5. Sistema de Vidas</w:t>
-      </w:r>
+        <w:t xml:space="preserve">5. Sistema de </w:t>
+      </w:r>
+      <w:proofErr w:type="spellStart"/>
+      <w:r>
+        <w:rPr>
+          <w:lang w:val="es-CO"/>
+        </w:rPr>
+        <w:t>creditos</w:t>
+      </w:r>
+      <w:proofErr w:type="spellEnd"/>
     </w:p>
     <w:p>
       <w:pPr>
@@ -2139,11 +2056,19 @@
             <w:pPr>
               <w:cnfStyle w:val="100000000000" w:firstRow="1" w:lastRow="0" w:firstColumn="0" w:lastColumn="0" w:oddVBand="0" w:evenVBand="0" w:oddHBand="0" w:evenHBand="0" w:firstRowFirstColumn="0" w:firstRowLastColumn="0" w:lastRowFirstColumn="0" w:lastRowLastColumn="0"/>
             </w:pPr>
+            <w:proofErr w:type="spellStart"/>
             <w:r>
               <w:rPr>
                 <w:color w:val="FFFFFF"/>
               </w:rPr>
-              <w:t xml:space="preserve">Vidas </w:t>
+              <w:t>creditos</w:t>
+            </w:r>
+            <w:proofErr w:type="spellEnd"/>
+            <w:r>
+              <w:rPr>
+                <w:color w:val="FFFFFF"/>
+              </w:rPr>
+              <w:t xml:space="preserve"> </w:t>
             </w:r>
             <w:proofErr w:type="spellStart"/>
             <w:r>
@@ -2207,11 +2132,14 @@
               <w:cnfStyle w:val="000000100000" w:firstRow="0" w:lastRow="0" w:firstColumn="0" w:lastColumn="0" w:oddVBand="0" w:evenVBand="0" w:oddHBand="1" w:evenHBand="0" w:firstRowFirstColumn="0" w:firstRowLastColumn="0" w:lastRowFirstColumn="0" w:lastRowLastColumn="0"/>
             </w:pPr>
             <w:r>
-              <w:t xml:space="preserve">3 </w:t>
+              <w:t>20</w:t>
+            </w:r>
+            <w:r>
+              <w:t xml:space="preserve"> </w:t>
             </w:r>
             <w:proofErr w:type="spellStart"/>
             <w:r>
-              <w:t>vidas</w:t>
+              <w:t>creditos</w:t>
             </w:r>
             <w:proofErr w:type="spellEnd"/>
           </w:p>
@@ -2231,7 +2159,19 @@
               <w:rPr>
                 <w:lang w:val="es-CO"/>
               </w:rPr>
-              <w:t>Máximo 3 respuestas incorrectas por nivel</w:t>
+              <w:t xml:space="preserve">Máximo </w:t>
+            </w:r>
+            <w:r>
+              <w:rPr>
+                <w:lang w:val="es-CO"/>
+              </w:rPr>
+              <w:t xml:space="preserve">4 </w:t>
+            </w:r>
+            <w:r>
+              <w:rPr>
+                <w:lang w:val="es-CO"/>
+              </w:rPr>
+              <w:t>respuestas incorrectas por nivel</w:t>
             </w:r>
           </w:p>
         </w:tc>
@@ -3792,27 +3732,13 @@
         <w:rPr>
           <w:lang w:val="es-CO"/>
         </w:rPr>
-        <w:t xml:space="preserve">Al completar los </w:t>
-      </w:r>
-      <w:proofErr w:type="gramStart"/>
-      <w:r>
-        <w:rPr>
-          <w:lang w:val="es-CO"/>
-        </w:rPr>
-        <w:t>niveles</w:t>
-      </w:r>
-      <w:r>
-        <w:rPr>
-          <w:lang w:val="es-CO"/>
-        </w:rPr>
-        <w:t>(sub temas</w:t>
-      </w:r>
-      <w:proofErr w:type="gramEnd"/>
-      <w:r>
-        <w:rPr>
-          <w:lang w:val="es-CO"/>
-        </w:rPr>
-        <w:t>)</w:t>
+        <w:t>Al completar los niveles</w:t>
+      </w:r>
+      <w:r>
+        <w:rPr>
+          <w:lang w:val="es-CO"/>
+        </w:rPr>
+        <w:t>(sub temas)</w:t>
       </w:r>
       <w:r>
         <w:rPr>
@@ -4046,19 +3972,11 @@
         </w:rPr>
         <w:t xml:space="preserve"> (Etapa </w:t>
       </w:r>
-      <w:proofErr w:type="gramStart"/>
-      <w:r>
-        <w:rPr>
-          <w:lang w:val="es-CO"/>
-        </w:rPr>
-        <w:t>2”tema</w:t>
-      </w:r>
-      <w:proofErr w:type="gramEnd"/>
-      <w:r>
-        <w:rPr>
-          <w:lang w:val="es-CO"/>
-        </w:rPr>
-        <w:t>”</w:t>
+      <w:r>
+        <w:rPr>
+          <w:lang w:val="es-CO"/>
+        </w:rPr>
+        <w:t>2”tema”</w:t>
       </w:r>
       <w:r>
         <w:rPr>
@@ -4240,27 +4158,13 @@
           <w:lang w:val="es-CO"/>
         </w:rPr>
         <w:lastRenderedPageBreak/>
-        <w:t xml:space="preserve">Comienza Nivel 3 (Etapa </w:t>
-      </w:r>
-      <w:proofErr w:type="gramStart"/>
-      <w:r>
-        <w:rPr>
-          <w:lang w:val="es-CO"/>
-        </w:rPr>
-        <w:t>1</w:t>
-      </w:r>
-      <w:r>
-        <w:rPr>
-          <w:lang w:val="es-CO"/>
-        </w:rPr>
-        <w:t>”tema</w:t>
-      </w:r>
-      <w:proofErr w:type="gramEnd"/>
-      <w:r>
-        <w:rPr>
-          <w:lang w:val="es-CO"/>
-        </w:rPr>
-        <w:t>”</w:t>
+        <w:t>Comienza Nivel 3 (Etapa 1</w:t>
+      </w:r>
+      <w:r>
+        <w:rPr>
+          <w:lang w:val="es-CO"/>
+        </w:rPr>
+        <w:t>”tema”</w:t>
       </w:r>
       <w:r>
         <w:rPr>
@@ -4330,27 +4234,13 @@
         <w:rPr>
           <w:lang w:val="es-CO"/>
         </w:rPr>
-        <w:t xml:space="preserve">5 </w:t>
-      </w:r>
-      <w:proofErr w:type="gramStart"/>
-      <w:r>
-        <w:rPr>
-          <w:lang w:val="es-CO"/>
-        </w:rPr>
-        <w:t>créditos</w:t>
-      </w:r>
-      <w:r>
-        <w:rPr>
-          <w:lang w:val="es-CO"/>
-        </w:rPr>
-        <w:t>::</w:t>
-      </w:r>
-      <w:proofErr w:type="gramEnd"/>
-      <w:r>
-        <w:rPr>
-          <w:lang w:val="es-CO"/>
-        </w:rPr>
-        <w:t xml:space="preserve"> </w:t>
+        <w:t>5 créditos</w:t>
+      </w:r>
+      <w:r>
+        <w:rPr>
+          <w:lang w:val="es-CO"/>
+        </w:rPr>
+        <w:t xml:space="preserve">:: </w:t>
       </w:r>
       <w:r>
         <w:rPr>
@@ -4848,45 +4738,30 @@
           <w:lang w:val="es-CO"/>
         </w:rPr>
       </w:pPr>
+      <w:r>
+        <w:rPr>
+          <w:lang w:val="es-CO"/>
+        </w:rPr>
+        <w:t>TOTAL POR TEMÁTICA: 150 preguntas base</w:t>
+      </w:r>
     </w:p>
     <w:p>
       <w:pPr>
         <w:pStyle w:val="Listaconvietas"/>
-      </w:pPr>
-      <w:r>
-        <w:t xml:space="preserve">TOTAL POR TEMÁTICA: 150 </w:t>
-      </w:r>
-      <w:proofErr w:type="spellStart"/>
-      <w:r>
-        <w:t>preguntas</w:t>
-      </w:r>
-      <w:proofErr w:type="spellEnd"/>
-      <w:r>
-        <w:t xml:space="preserve"> base</w:t>
+        <w:rPr>
+          <w:lang w:val="es-CO"/>
+        </w:rPr>
+      </w:pPr>
+      <w:r>
+        <w:rPr>
+          <w:lang w:val="es-CO"/>
+        </w:rPr>
+        <w:t>Con variantes: 150 × 3 = 450 preguntas almacenadas por temática</w:t>
       </w:r>
     </w:p>
     <w:p>
       <w:pPr>
         <w:pStyle w:val="Listaconvietas"/>
-      </w:pPr>
-    </w:p>
-    <w:p>
-      <w:pPr>
-        <w:pStyle w:val="Listaconvietas"/>
-        <w:rPr>
-          <w:lang w:val="es-CO"/>
-        </w:rPr>
-      </w:pPr>
-      <w:r>
-        <w:rPr>
-          <w:lang w:val="es-CO"/>
-        </w:rPr>
-        <w:t>Con variantes: 150 × 3 = 450 preguntas almacenadas por temática</w:t>
-      </w:r>
-    </w:p>
-    <w:p>
-      <w:pPr>
-        <w:pStyle w:val="Listaconvietas"/>
         <w:rPr>
           <w:lang w:val="es-CO"/>
         </w:rPr>
@@ -4897,151 +4772,6 @@
         </w:rPr>
         <w:t>Con 4 temáticas: 450 × 4 = 1,800 preguntas totales en BD</w:t>
       </w:r>
-    </w:p>
-    <w:p>
-      <w:pPr>
-        <w:pStyle w:val="Ttulo2"/>
-        <w:rPr>
-          <w:lang w:val="es-CO"/>
-        </w:rPr>
-      </w:pPr>
-      <w:r>
-        <w:rPr>
-          <w:lang w:val="es-CO"/>
-        </w:rPr>
-        <w:t>A.2 Puntuación Máxima por Nivel</w:t>
-      </w:r>
-    </w:p>
-    <w:p>
-      <w:pPr>
-        <w:rPr>
-          <w:lang w:val="es-CO"/>
-        </w:rPr>
-      </w:pPr>
-      <w:r>
-        <w:rPr>
-          <w:lang w:val="es-CO"/>
-        </w:rPr>
-        <w:t xml:space="preserve">Preguntas Fáciles: 3 × 10 </w:t>
-      </w:r>
-      <w:proofErr w:type="spellStart"/>
-      <w:r>
-        <w:rPr>
-          <w:lang w:val="es-CO"/>
-        </w:rPr>
-        <w:t>pts</w:t>
-      </w:r>
-      <w:proofErr w:type="spellEnd"/>
-      <w:r>
-        <w:rPr>
-          <w:lang w:val="es-CO"/>
-        </w:rPr>
-        <w:t xml:space="preserve"> = 30 </w:t>
-      </w:r>
-      <w:proofErr w:type="spellStart"/>
-      <w:r>
-        <w:rPr>
-          <w:lang w:val="es-CO"/>
-        </w:rPr>
-        <w:t>pts</w:t>
-      </w:r>
-      <w:proofErr w:type="spellEnd"/>
-    </w:p>
-    <w:p>
-      <w:pPr>
-        <w:rPr>
-          <w:lang w:val="es-CO"/>
-        </w:rPr>
-      </w:pPr>
-      <w:r>
-        <w:rPr>
-          <w:lang w:val="es-CO"/>
-        </w:rPr>
-        <w:t xml:space="preserve">Preguntas Medias: 3 × 15 </w:t>
-      </w:r>
-      <w:proofErr w:type="spellStart"/>
-      <w:r>
-        <w:rPr>
-          <w:lang w:val="es-CO"/>
-        </w:rPr>
-        <w:t>pts</w:t>
-      </w:r>
-      <w:proofErr w:type="spellEnd"/>
-      <w:r>
-        <w:rPr>
-          <w:lang w:val="es-CO"/>
-        </w:rPr>
-        <w:t xml:space="preserve"> = 45 </w:t>
-      </w:r>
-      <w:proofErr w:type="spellStart"/>
-      <w:r>
-        <w:rPr>
-          <w:lang w:val="es-CO"/>
-        </w:rPr>
-        <w:t>pts</w:t>
-      </w:r>
-      <w:proofErr w:type="spellEnd"/>
-    </w:p>
-    <w:p>
-      <w:pPr>
-        <w:rPr>
-          <w:lang w:val="es-CO"/>
-        </w:rPr>
-      </w:pPr>
-      <w:r>
-        <w:rPr>
-          <w:lang w:val="es-CO"/>
-        </w:rPr>
-        <w:t xml:space="preserve">Preguntas Difíciles: 4 × 20 </w:t>
-      </w:r>
-      <w:proofErr w:type="spellStart"/>
-      <w:r>
-        <w:rPr>
-          <w:lang w:val="es-CO"/>
-        </w:rPr>
-        <w:t>pts</w:t>
-      </w:r>
-      <w:proofErr w:type="spellEnd"/>
-      <w:r>
-        <w:rPr>
-          <w:lang w:val="es-CO"/>
-        </w:rPr>
-        <w:t xml:space="preserve"> = 80 </w:t>
-      </w:r>
-      <w:proofErr w:type="spellStart"/>
-      <w:r>
-        <w:rPr>
-          <w:lang w:val="es-CO"/>
-        </w:rPr>
-        <w:t>pts</w:t>
-      </w:r>
-      <w:proofErr w:type="spellEnd"/>
-    </w:p>
-    <w:p>
-      <w:r>
-        <w:t xml:space="preserve">TOTAL: 155 puntos </w:t>
-      </w:r>
-      <w:proofErr w:type="spellStart"/>
-      <w:r>
-        <w:t>máximo</w:t>
-      </w:r>
-      <w:proofErr w:type="spellEnd"/>
-      <w:r>
-        <w:t xml:space="preserve"> </w:t>
-      </w:r>
-      <w:proofErr w:type="spellStart"/>
-      <w:r>
-        <w:t>por</w:t>
-      </w:r>
-      <w:proofErr w:type="spellEnd"/>
-      <w:r>
-        <w:t xml:space="preserve"> </w:t>
-      </w:r>
-      <w:proofErr w:type="spellStart"/>
-      <w:r>
-        <w:t>nivel</w:t>
-      </w:r>
-      <w:proofErr w:type="spellEnd"/>
     </w:p>
     <w:p>
       <w:pPr>
@@ -16974,12 +16704,6 @@
 </file>
 
 <file path=customXml/item1.xml><?xml version="1.0" encoding="utf-8"?>
-<p:properties xmlns:p="http://schemas.microsoft.com/office/2006/metadata/properties" xmlns:xsi="http://www.w3.org/2001/XMLSchema-instance" xmlns:pc="http://schemas.microsoft.com/office/infopath/2007/PartnerControls">
-  <documentManagement/>
-</p:properties>
-</file>
-
-<file path=customXml/item2.xml><?xml version="1.0" encoding="utf-8"?>
 <?mso-contentType ?>
 <FormTemplates xmlns="http://schemas.microsoft.com/sharepoint/v3/contenttype/forms">
   <Display>DocumentLibraryForm</Display>
@@ -16988,7 +16712,17 @@
 </FormTemplates>
 </file>
 
+<file path=customXml/item2.xml><?xml version="1.0" encoding="utf-8"?>
+<p:properties xmlns:p="http://schemas.microsoft.com/office/2006/metadata/properties" xmlns:xsi="http://www.w3.org/2001/XMLSchema-instance" xmlns:pc="http://schemas.microsoft.com/office/infopath/2007/PartnerControls">
+  <documentManagement/>
+</p:properties>
+</file>
+
 <file path=customXml/item3.xml><?xml version="1.0" encoding="utf-8"?>
+<b:Sources xmlns:b="http://schemas.openxmlformats.org/officeDocument/2006/bibliography" xmlns="http://schemas.openxmlformats.org/officeDocument/2006/bibliography" SelectedStyle="/APA.XSL" StyleName="APA"/>
+</file>
+
+<file path=customXml/item4.xml><?xml version="1.0" encoding="utf-8"?>
 <ct:contentTypeSchema xmlns:ct="http://schemas.microsoft.com/office/2006/metadata/contentType" xmlns:ma="http://schemas.microsoft.com/office/2006/metadata/properties/metaAttributes" ct:_="" ma:_="" ma:contentTypeName="Documento" ma:contentTypeID="0x010100316EBDDE1208DF4B8F0D065F7F726362" ma:contentTypeVersion="4" ma:contentTypeDescription="Crear nuevo documento." ma:contentTypeScope="" ma:versionID="e3c20ce9299b01132ec6e405b5d13e0f">
   <xsd:schema xmlns:xsd="http://www.w3.org/2001/XMLSchema" xmlns:xs="http://www.w3.org/2001/XMLSchema" xmlns:p="http://schemas.microsoft.com/office/2006/metadata/properties" xmlns:ns3="6b58d701-8cdd-4f23-b366-9b240c6cc4c2" targetNamespace="http://schemas.microsoft.com/office/2006/metadata/properties" ma:root="true" ma:fieldsID="f23fa5551b7a1e9f43eb82a47f16b425" ns3:_="">
     <xsd:import namespace="6b58d701-8cdd-4f23-b366-9b240c6cc4c2"/>
@@ -17132,11 +16866,15 @@
 </ct:contentTypeSchema>
 </file>
 
-<file path=customXml/item4.xml><?xml version="1.0" encoding="utf-8"?>
-<b:Sources xmlns:b="http://schemas.openxmlformats.org/officeDocument/2006/bibliography" xmlns="http://schemas.openxmlformats.org/officeDocument/2006/bibliography" SelectedStyle="/APA.XSL" StyleName="APA"/>
+<file path=customXml/itemProps1.xml><?xml version="1.0" encoding="utf-8"?>
+<ds:datastoreItem xmlns:ds="http://schemas.openxmlformats.org/officeDocument/2006/customXml" ds:itemID="{B17B87E4-FD79-4CBC-B52B-9CF00362D84F}">
+  <ds:schemaRefs>
+    <ds:schemaRef ds:uri="http://schemas.microsoft.com/sharepoint/v3/contenttype/forms"/>
+  </ds:schemaRefs>
+</ds:datastoreItem>
 </file>
 
-<file path=customXml/itemProps1.xml><?xml version="1.0" encoding="utf-8"?>
+<file path=customXml/itemProps2.xml><?xml version="1.0" encoding="utf-8"?>
 <ds:datastoreItem xmlns:ds="http://schemas.openxmlformats.org/officeDocument/2006/customXml" ds:itemID="{3DB8D5FD-533F-4E86-B0EC-042DCD4B9A9B}">
   <ds:schemaRefs>
     <ds:schemaRef ds:uri="http://schemas.microsoft.com/office/2006/metadata/properties"/>
@@ -17145,15 +16883,15 @@
 </ds:datastoreItem>
 </file>
 
-<file path=customXml/itemProps2.xml><?xml version="1.0" encoding="utf-8"?>
-<ds:datastoreItem xmlns:ds="http://schemas.openxmlformats.org/officeDocument/2006/customXml" ds:itemID="{B17B87E4-FD79-4CBC-B52B-9CF00362D84F}">
+<file path=customXml/itemProps3.xml><?xml version="1.0" encoding="utf-8"?>
+<ds:datastoreItem xmlns:ds="http://schemas.openxmlformats.org/officeDocument/2006/customXml" ds:itemID="{EF278816-EC6F-A645-907D-7F25AECB1D4A}">
   <ds:schemaRefs>
-    <ds:schemaRef ds:uri="http://schemas.microsoft.com/sharepoint/v3/contenttype/forms"/>
+    <ds:schemaRef ds:uri="http://schemas.openxmlformats.org/officeDocument/2006/bibliography"/>
   </ds:schemaRefs>
 </ds:datastoreItem>
 </file>
 
-<file path=customXml/itemProps3.xml><?xml version="1.0" encoding="utf-8"?>
+<file path=customXml/itemProps4.xml><?xml version="1.0" encoding="utf-8"?>
 <ds:datastoreItem xmlns:ds="http://schemas.openxmlformats.org/officeDocument/2006/customXml" ds:itemID="{136B2495-E079-4F02-B1CE-3791BDF961BA}">
   <ds:schemaRefs>
     <ds:schemaRef ds:uri="http://schemas.microsoft.com/office/2006/metadata/contentType"/>
@@ -17169,12 +16907,4 @@
     <ds:schemaRef ds:uri="http://schemas.microsoft.com/internal/obd"/>
   </ds:schemaRefs>
 </ds:datastoreItem>
-</file>
-
-<file path=customXml/itemProps4.xml><?xml version="1.0" encoding="utf-8"?>
-<ds:datastoreItem xmlns:ds="http://schemas.openxmlformats.org/officeDocument/2006/customXml" ds:itemID="{EF278816-EC6F-A645-907D-7F25AECB1D4A}">
-  <ds:schemaRefs>
-    <ds:schemaRef ds:uri="http://schemas.openxmlformats.org/officeDocument/2006/bibliography"/>
-  </ds:schemaRefs>
-</ds:datastoreItem>
 </file>
--- a/ComponentesMetodologicos/Algoritmo_Adaptacion_CEREBRUM.docx
+++ b/ComponentesMetodologicos/Algoritmo_Adaptacion_CEREBRUM.docx
@@ -74,7 +74,21 @@
           <w:lang w:val="es-CO"/>
         </w:rPr>
         <w:br/>
-        <w:t>Fecha: Junio 2026</w:t>
+        <w:t xml:space="preserve">Fecha: </w:t>
+      </w:r>
+      <w:proofErr w:type="gramStart"/>
+      <w:r>
+        <w:rPr>
+          <w:lang w:val="es-CO"/>
+        </w:rPr>
+        <w:t>Junio</w:t>
+      </w:r>
+      <w:proofErr w:type="gramEnd"/>
+      <w:r>
+        <w:rPr>
+          <w:lang w:val="es-CO"/>
+        </w:rPr>
+        <w:t xml:space="preserve"> 2026</w:t>
       </w:r>
       <w:r>
         <w:rPr>
@@ -180,25 +194,53 @@
         <w:rPr>
           <w:lang w:val="es-CO"/>
         </w:rPr>
-        <w:t>El algoritmo de CEREBRUM se basa en un sistema de progresión mediante etapas</w:t>
-      </w:r>
-      <w:r>
-        <w:rPr>
-          <w:lang w:val="es-CO"/>
-        </w:rPr>
-        <w:t>(TEMA)</w:t>
-      </w:r>
-      <w:r>
-        <w:rPr>
-          <w:lang w:val="es-CO"/>
-        </w:rPr>
-        <w:t xml:space="preserve"> y niveles</w:t>
-      </w:r>
-      <w:r>
-        <w:rPr>
-          <w:lang w:val="es-CO"/>
-        </w:rPr>
-        <w:t>(sub temas)</w:t>
+        <w:t xml:space="preserve">El algoritmo de CEREBRUM se basa en un sistema de progresión mediante </w:t>
+      </w:r>
+      <w:proofErr w:type="gramStart"/>
+      <w:r>
+        <w:rPr>
+          <w:lang w:val="es-CO"/>
+        </w:rPr>
+        <w:t>etapas</w:t>
+      </w:r>
+      <w:r>
+        <w:rPr>
+          <w:lang w:val="es-CO"/>
+        </w:rPr>
+        <w:t>(</w:t>
+      </w:r>
+      <w:proofErr w:type="gramEnd"/>
+      <w:r>
+        <w:rPr>
+          <w:lang w:val="es-CO"/>
+        </w:rPr>
+        <w:t>TEMA)</w:t>
+      </w:r>
+      <w:r>
+        <w:rPr>
+          <w:lang w:val="es-CO"/>
+        </w:rPr>
+        <w:t xml:space="preserve"> y </w:t>
+      </w:r>
+      <w:proofErr w:type="gramStart"/>
+      <w:r>
+        <w:rPr>
+          <w:lang w:val="es-CO"/>
+        </w:rPr>
+        <w:t>niveles</w:t>
+      </w:r>
+      <w:r>
+        <w:rPr>
+          <w:lang w:val="es-CO"/>
+        </w:rPr>
+        <w:t>(sub temas</w:t>
+      </w:r>
+      <w:proofErr w:type="gramEnd"/>
+      <w:r>
+        <w:rPr>
+          <w:lang w:val="es-CO"/>
+        </w:rPr>
+        <w:t>)</w:t>
       </w:r>
       <w:r>
         <w:rPr>
@@ -512,7 +554,21 @@
         <w:rPr>
           <w:lang w:val="es-CO"/>
         </w:rPr>
-        <w:t xml:space="preserve">(etapa 1)operadores matemáticos </w:t>
+        <w:t xml:space="preserve">(etapa </w:t>
+      </w:r>
+      <w:proofErr w:type="gramStart"/>
+      <w:r>
+        <w:rPr>
+          <w:lang w:val="es-CO"/>
+        </w:rPr>
+        <w:t>1)operadores</w:t>
+      </w:r>
+      <w:proofErr w:type="gramEnd"/>
+      <w:r>
+        <w:rPr>
+          <w:lang w:val="es-CO"/>
+        </w:rPr>
+        <w:t xml:space="preserve"> matemáticos </w:t>
       </w:r>
       <w:r>
         <w:rPr>
@@ -525,7 +581,14 @@
         <w:rPr>
           <w:lang w:val="es-CO"/>
         </w:rPr>
-        <w:t>nivel 1(suma)</w:t>
+        <w:t>nivel 1(</w:t>
+      </w:r>
+      <w:proofErr w:type="gramStart"/>
+      <w:r>
+        <w:rPr>
+          <w:lang w:val="es-CO"/>
+        </w:rPr>
+        <w:t>suma)</w:t>
       </w:r>
       <w:r>
         <w:rPr>
@@ -533,6 +596,7 @@
         </w:rPr>
         <w:t xml:space="preserve">  (</w:t>
       </w:r>
+      <w:proofErr w:type="gramEnd"/>
       <w:r>
         <w:rPr>
           <w:lang w:val="es-CO"/>
@@ -556,13 +620,27 @@
         <w:rPr>
           <w:lang w:val="es-CO"/>
         </w:rPr>
-        <w:t>(resta)</w:t>
-      </w:r>
-      <w:r>
-        <w:rPr>
-          <w:lang w:val="es-CO"/>
-        </w:rPr>
-        <w:t xml:space="preserve">   (</w:t>
+        <w:t>(</w:t>
+      </w:r>
+      <w:proofErr w:type="gramStart"/>
+      <w:r>
+        <w:rPr>
+          <w:lang w:val="es-CO"/>
+        </w:rPr>
+        <w:t>resta)</w:t>
+      </w:r>
+      <w:r>
+        <w:rPr>
+          <w:lang w:val="es-CO"/>
+        </w:rPr>
+        <w:t xml:space="preserve">   </w:t>
+      </w:r>
+      <w:proofErr w:type="gramEnd"/>
+      <w:r>
+        <w:rPr>
+          <w:lang w:val="es-CO"/>
+        </w:rPr>
+        <w:t>(</w:t>
       </w:r>
       <w:r>
         <w:rPr>
@@ -587,13 +665,27 @@
         <w:rPr>
           <w:lang w:val="es-CO"/>
         </w:rPr>
-        <w:t>(multiplicación)</w:t>
-      </w:r>
-      <w:r>
-        <w:rPr>
-          <w:lang w:val="es-CO"/>
-        </w:rPr>
-        <w:t xml:space="preserve">   (</w:t>
+        <w:t>(</w:t>
+      </w:r>
+      <w:proofErr w:type="gramStart"/>
+      <w:r>
+        <w:rPr>
+          <w:lang w:val="es-CO"/>
+        </w:rPr>
+        <w:t>multiplicación)</w:t>
+      </w:r>
+      <w:r>
+        <w:rPr>
+          <w:lang w:val="es-CO"/>
+        </w:rPr>
+        <w:t xml:space="preserve">   </w:t>
+      </w:r>
+      <w:proofErr w:type="gramEnd"/>
+      <w:r>
+        <w:rPr>
+          <w:lang w:val="es-CO"/>
+        </w:rPr>
+        <w:t>(</w:t>
       </w:r>
       <w:r>
         <w:rPr>
@@ -618,13 +710,27 @@
         <w:rPr>
           <w:lang w:val="es-CO"/>
         </w:rPr>
-        <w:t>(división)</w:t>
-      </w:r>
-      <w:r>
-        <w:rPr>
-          <w:lang w:val="es-CO"/>
-        </w:rPr>
-        <w:t xml:space="preserve">   (</w:t>
+        <w:t>(</w:t>
+      </w:r>
+      <w:proofErr w:type="gramStart"/>
+      <w:r>
+        <w:rPr>
+          <w:lang w:val="es-CO"/>
+        </w:rPr>
+        <w:t>división)</w:t>
+      </w:r>
+      <w:r>
+        <w:rPr>
+          <w:lang w:val="es-CO"/>
+        </w:rPr>
+        <w:t xml:space="preserve">   </w:t>
+      </w:r>
+      <w:proofErr w:type="gramEnd"/>
+      <w:r>
+        <w:rPr>
+          <w:lang w:val="es-CO"/>
+        </w:rPr>
+        <w:t>(</w:t>
       </w:r>
       <w:r>
         <w:rPr>
@@ -649,13 +755,27 @@
         <w:rPr>
           <w:lang w:val="es-CO"/>
         </w:rPr>
-        <w:t>(potenciación)</w:t>
-      </w:r>
-      <w:r>
-        <w:rPr>
-          <w:lang w:val="es-CO"/>
-        </w:rPr>
-        <w:t xml:space="preserve">   (</w:t>
+        <w:t>(</w:t>
+      </w:r>
+      <w:proofErr w:type="gramStart"/>
+      <w:r>
+        <w:rPr>
+          <w:lang w:val="es-CO"/>
+        </w:rPr>
+        <w:t>potenciación)</w:t>
+      </w:r>
+      <w:r>
+        <w:rPr>
+          <w:lang w:val="es-CO"/>
+        </w:rPr>
+        <w:t xml:space="preserve">   </w:t>
+      </w:r>
+      <w:proofErr w:type="gramEnd"/>
+      <w:r>
+        <w:rPr>
+          <w:lang w:val="es-CO"/>
+        </w:rPr>
+        <w:t>(</w:t>
       </w:r>
       <w:r>
         <w:rPr>
@@ -2684,6 +2804,19 @@
       <w:r>
         <w:t xml:space="preserve"> Premium</w:t>
       </w:r>
+      <w:r>
+        <w:t xml:space="preserve"> =</w:t>
+      </w:r>
+      <w:proofErr w:type="gramStart"/>
+      <w:r>
+        <w:t xml:space="preserve">=  </w:t>
+      </w:r>
+      <w:proofErr w:type="spellStart"/>
+      <w:r>
+        <w:t>academico</w:t>
+      </w:r>
+      <w:proofErr w:type="spellEnd"/>
+      <w:proofErr w:type="gramEnd"/>
     </w:p>
     <w:p>
       <w:pPr>
@@ -3732,13 +3865,27 @@
         <w:rPr>
           <w:lang w:val="es-CO"/>
         </w:rPr>
-        <w:t>Al completar los niveles</w:t>
-      </w:r>
-      <w:r>
-        <w:rPr>
-          <w:lang w:val="es-CO"/>
-        </w:rPr>
-        <w:t>(sub temas)</w:t>
+        <w:t xml:space="preserve">Al completar los </w:t>
+      </w:r>
+      <w:proofErr w:type="gramStart"/>
+      <w:r>
+        <w:rPr>
+          <w:lang w:val="es-CO"/>
+        </w:rPr>
+        <w:t>niveles</w:t>
+      </w:r>
+      <w:r>
+        <w:rPr>
+          <w:lang w:val="es-CO"/>
+        </w:rPr>
+        <w:t>(sub temas</w:t>
+      </w:r>
+      <w:proofErr w:type="gramEnd"/>
+      <w:r>
+        <w:rPr>
+          <w:lang w:val="es-CO"/>
+        </w:rPr>
+        <w:t>)</w:t>
       </w:r>
       <w:r>
         <w:rPr>
@@ -3972,11 +4119,19 @@
         </w:rPr>
         <w:t xml:space="preserve"> (Etapa </w:t>
       </w:r>
-      <w:r>
-        <w:rPr>
-          <w:lang w:val="es-CO"/>
-        </w:rPr>
-        <w:t>2”tema”</w:t>
+      <w:proofErr w:type="gramStart"/>
+      <w:r>
+        <w:rPr>
+          <w:lang w:val="es-CO"/>
+        </w:rPr>
+        <w:t>2”tema</w:t>
+      </w:r>
+      <w:proofErr w:type="gramEnd"/>
+      <w:r>
+        <w:rPr>
+          <w:lang w:val="es-CO"/>
+        </w:rPr>
+        <w:t>”</w:t>
       </w:r>
       <w:r>
         <w:rPr>
@@ -4158,13 +4313,27 @@
           <w:lang w:val="es-CO"/>
         </w:rPr>
         <w:lastRenderedPageBreak/>
-        <w:t>Comienza Nivel 3 (Etapa 1</w:t>
-      </w:r>
-      <w:r>
-        <w:rPr>
-          <w:lang w:val="es-CO"/>
-        </w:rPr>
-        <w:t>”tema”</w:t>
+        <w:t xml:space="preserve">Comienza Nivel 3 (Etapa </w:t>
+      </w:r>
+      <w:proofErr w:type="gramStart"/>
+      <w:r>
+        <w:rPr>
+          <w:lang w:val="es-CO"/>
+        </w:rPr>
+        <w:t>1</w:t>
+      </w:r>
+      <w:r>
+        <w:rPr>
+          <w:lang w:val="es-CO"/>
+        </w:rPr>
+        <w:t>”tema</w:t>
+      </w:r>
+      <w:proofErr w:type="gramEnd"/>
+      <w:r>
+        <w:rPr>
+          <w:lang w:val="es-CO"/>
+        </w:rPr>
+        <w:t>”</w:t>
       </w:r>
       <w:r>
         <w:rPr>
@@ -4234,13 +4403,27 @@
         <w:rPr>
           <w:lang w:val="es-CO"/>
         </w:rPr>
-        <w:t>5 créditos</w:t>
-      </w:r>
-      <w:r>
-        <w:rPr>
-          <w:lang w:val="es-CO"/>
-        </w:rPr>
-        <w:t xml:space="preserve">:: </w:t>
+        <w:t xml:space="preserve">5 </w:t>
+      </w:r>
+      <w:proofErr w:type="gramStart"/>
+      <w:r>
+        <w:rPr>
+          <w:lang w:val="es-CO"/>
+        </w:rPr>
+        <w:t>créditos</w:t>
+      </w:r>
+      <w:r>
+        <w:rPr>
+          <w:lang w:val="es-CO"/>
+        </w:rPr>
+        <w:t>::</w:t>
+      </w:r>
+      <w:proofErr w:type="gramEnd"/>
+      <w:r>
+        <w:rPr>
+          <w:lang w:val="es-CO"/>
+        </w:rPr>
+        <w:t xml:space="preserve"> </w:t>
       </w:r>
       <w:r>
         <w:rPr>
@@ -4738,11 +4921,19 @@
           <w:lang w:val="es-CO"/>
         </w:rPr>
       </w:pPr>
-      <w:r>
-        <w:rPr>
-          <w:lang w:val="es-CO"/>
-        </w:rPr>
-        <w:t>TOTAL POR TEMÁTICA: 150 preguntas base</w:t>
+      <w:proofErr w:type="gramStart"/>
+      <w:r>
+        <w:rPr>
+          <w:lang w:val="es-CO"/>
+        </w:rPr>
+        <w:t>TOTAL</w:t>
+      </w:r>
+      <w:proofErr w:type="gramEnd"/>
+      <w:r>
+        <w:rPr>
+          <w:lang w:val="es-CO"/>
+        </w:rPr>
+        <w:t xml:space="preserve"> POR TEMÁTICA: 150 preguntas base</w:t>
       </w:r>
     </w:p>
     <w:p>
@@ -4786,7 +4977,13 @@
         <w:br w:type="page"/>
       </w:r>
     </w:p>
-    <w:p/>
+    <w:p>
+      <w:pPr>
+        <w:rPr>
+          <w:lang w:val="es-CO"/>
+        </w:rPr>
+      </w:pPr>
+    </w:p>
     <w:sectPr>
       <w:pgSz w:w="12240" w:h="15840"/>
       <w:pgMar w:top="1440" w:right="1440" w:bottom="1440" w:left="1440" w:header="720" w:footer="720" w:gutter="0"/>
@@ -16704,6 +16901,12 @@
 </file>
 
 <file path=customXml/item1.xml><?xml version="1.0" encoding="utf-8"?>
+<p:properties xmlns:p="http://schemas.microsoft.com/office/2006/metadata/properties" xmlns:xsi="http://www.w3.org/2001/XMLSchema-instance" xmlns:pc="http://schemas.microsoft.com/office/infopath/2007/PartnerControls">
+  <documentManagement/>
+</p:properties>
+</file>
+
+<file path=customXml/item2.xml><?xml version="1.0" encoding="utf-8"?>
 <?mso-contentType ?>
 <FormTemplates xmlns="http://schemas.microsoft.com/sharepoint/v3/contenttype/forms">
   <Display>DocumentLibraryForm</Display>
@@ -16712,17 +16915,7 @@
 </FormTemplates>
 </file>
 
-<file path=customXml/item2.xml><?xml version="1.0" encoding="utf-8"?>
-<p:properties xmlns:p="http://schemas.microsoft.com/office/2006/metadata/properties" xmlns:xsi="http://www.w3.org/2001/XMLSchema-instance" xmlns:pc="http://schemas.microsoft.com/office/infopath/2007/PartnerControls">
-  <documentManagement/>
-</p:properties>
-</file>
-
 <file path=customXml/item3.xml><?xml version="1.0" encoding="utf-8"?>
-<b:Sources xmlns:b="http://schemas.openxmlformats.org/officeDocument/2006/bibliography" xmlns="http://schemas.openxmlformats.org/officeDocument/2006/bibliography" SelectedStyle="/APA.XSL" StyleName="APA"/>
-</file>
-
-<file path=customXml/item4.xml><?xml version="1.0" encoding="utf-8"?>
 <ct:contentTypeSchema xmlns:ct="http://schemas.microsoft.com/office/2006/metadata/contentType" xmlns:ma="http://schemas.microsoft.com/office/2006/metadata/properties/metaAttributes" ct:_="" ma:_="" ma:contentTypeName="Documento" ma:contentTypeID="0x010100316EBDDE1208DF4B8F0D065F7F726362" ma:contentTypeVersion="4" ma:contentTypeDescription="Crear nuevo documento." ma:contentTypeScope="" ma:versionID="e3c20ce9299b01132ec6e405b5d13e0f">
   <xsd:schema xmlns:xsd="http://www.w3.org/2001/XMLSchema" xmlns:xs="http://www.w3.org/2001/XMLSchema" xmlns:p="http://schemas.microsoft.com/office/2006/metadata/properties" xmlns:ns3="6b58d701-8cdd-4f23-b366-9b240c6cc4c2" targetNamespace="http://schemas.microsoft.com/office/2006/metadata/properties" ma:root="true" ma:fieldsID="f23fa5551b7a1e9f43eb82a47f16b425" ns3:_="">
     <xsd:import namespace="6b58d701-8cdd-4f23-b366-9b240c6cc4c2"/>
@@ -16866,15 +17059,11 @@
 </ct:contentTypeSchema>
 </file>
 
-<file path=customXml/itemProps1.xml><?xml version="1.0" encoding="utf-8"?>
-<ds:datastoreItem xmlns:ds="http://schemas.openxmlformats.org/officeDocument/2006/customXml" ds:itemID="{B17B87E4-FD79-4CBC-B52B-9CF00362D84F}">
-  <ds:schemaRefs>
-    <ds:schemaRef ds:uri="http://schemas.microsoft.com/sharepoint/v3/contenttype/forms"/>
-  </ds:schemaRefs>
-</ds:datastoreItem>
+<file path=customXml/item4.xml><?xml version="1.0" encoding="utf-8"?>
+<b:Sources xmlns:b="http://schemas.openxmlformats.org/officeDocument/2006/bibliography" xmlns="http://schemas.openxmlformats.org/officeDocument/2006/bibliography" SelectedStyle="/APA.XSL" StyleName="APA"/>
 </file>
 
-<file path=customXml/itemProps2.xml><?xml version="1.0" encoding="utf-8"?>
+<file path=customXml/itemProps1.xml><?xml version="1.0" encoding="utf-8"?>
 <ds:datastoreItem xmlns:ds="http://schemas.openxmlformats.org/officeDocument/2006/customXml" ds:itemID="{3DB8D5FD-533F-4E86-B0EC-042DCD4B9A9B}">
   <ds:schemaRefs>
     <ds:schemaRef ds:uri="http://schemas.microsoft.com/office/2006/metadata/properties"/>
@@ -16883,15 +17072,15 @@
 </ds:datastoreItem>
 </file>
 
-<file path=customXml/itemProps3.xml><?xml version="1.0" encoding="utf-8"?>
-<ds:datastoreItem xmlns:ds="http://schemas.openxmlformats.org/officeDocument/2006/customXml" ds:itemID="{EF278816-EC6F-A645-907D-7F25AECB1D4A}">
+<file path=customXml/itemProps2.xml><?xml version="1.0" encoding="utf-8"?>
+<ds:datastoreItem xmlns:ds="http://schemas.openxmlformats.org/officeDocument/2006/customXml" ds:itemID="{B17B87E4-FD79-4CBC-B52B-9CF00362D84F}">
   <ds:schemaRefs>
-    <ds:schemaRef ds:uri="http://schemas.openxmlformats.org/officeDocument/2006/bibliography"/>
+    <ds:schemaRef ds:uri="http://schemas.microsoft.com/sharepoint/v3/contenttype/forms"/>
   </ds:schemaRefs>
 </ds:datastoreItem>
 </file>
 
-<file path=customXml/itemProps4.xml><?xml version="1.0" encoding="utf-8"?>
+<file path=customXml/itemProps3.xml><?xml version="1.0" encoding="utf-8"?>
 <ds:datastoreItem xmlns:ds="http://schemas.openxmlformats.org/officeDocument/2006/customXml" ds:itemID="{136B2495-E079-4F02-B1CE-3791BDF961BA}">
   <ds:schemaRefs>
     <ds:schemaRef ds:uri="http://schemas.microsoft.com/office/2006/metadata/contentType"/>
@@ -16907,4 +17096,12 @@
     <ds:schemaRef ds:uri="http://schemas.microsoft.com/internal/obd"/>
   </ds:schemaRefs>
 </ds:datastoreItem>
+</file>
+
+<file path=customXml/itemProps4.xml><?xml version="1.0" encoding="utf-8"?>
+<ds:datastoreItem xmlns:ds="http://schemas.openxmlformats.org/officeDocument/2006/customXml" ds:itemID="{EF278816-EC6F-A645-907D-7F25AECB1D4A}">
+  <ds:schemaRefs>
+    <ds:schemaRef ds:uri="http://schemas.openxmlformats.org/officeDocument/2006/bibliography"/>
+  </ds:schemaRefs>
+</ds:datastoreItem>
 </file>